--- a/02-Documentation/02-requirements/requirements.docx
+++ b/02-Documentation/02-requirements/requirements.docx
@@ -187,11 +187,28 @@
           </w:tcPr>
           <w:p>
             <w:pPr>
-              <w:rPr>
-                <w:rFonts w:ascii="Arial" w:hAnsi="Arial" w:cs="Arial"/>
-                <w:lang w:val="es-ES"/>
-              </w:rPr>
-            </w:pPr>
+              <w:jc w:val="center"/>
+              <w:rPr>
+                <w:rFonts w:ascii="Arial" w:hAnsi="Arial" w:cs="Arial"/>
+                <w:lang w:val="es-ES"/>
+              </w:rPr>
+            </w:pPr>
+          </w:p>
+          <w:p>
+            <w:pPr>
+              <w:jc w:val="center"/>
+              <w:rPr>
+                <w:rFonts w:ascii="Arial" w:hAnsi="Arial" w:cs="Arial"/>
+                <w:lang w:val="es-ES"/>
+              </w:rPr>
+            </w:pPr>
+            <w:r>
+              <w:rPr>
+                <w:rFonts w:ascii="Arial" w:hAnsi="Arial" w:cs="Arial"/>
+                <w:lang w:val="es-ES"/>
+              </w:rPr>
+              <w:t>RF-01</w:t>
+            </w:r>
           </w:p>
         </w:tc>
         <w:tc>
@@ -200,11 +217,19 @@
           </w:tcPr>
           <w:p>
             <w:pPr>
-              <w:rPr>
-                <w:rFonts w:ascii="Arial" w:hAnsi="Arial" w:cs="Arial"/>
-                <w:lang w:val="es-ES"/>
-              </w:rPr>
-            </w:pPr>
+              <w:jc w:val="center"/>
+              <w:rPr>
+                <w:rFonts w:ascii="Arial" w:hAnsi="Arial" w:cs="Arial"/>
+                <w:lang w:val="es-ES"/>
+              </w:rPr>
+            </w:pPr>
+            <w:r>
+              <w:rPr>
+                <w:rFonts w:ascii="Arial" w:hAnsi="Arial" w:cs="Arial"/>
+                <w:lang w:val="es-ES"/>
+              </w:rPr>
+              <w:t>El sistema debe permitir registrar estudiantes.</w:t>
+            </w:r>
           </w:p>
         </w:tc>
         <w:tc>
@@ -213,11 +238,28 @@
           </w:tcPr>
           <w:p>
             <w:pPr>
-              <w:rPr>
-                <w:rFonts w:ascii="Arial" w:hAnsi="Arial" w:cs="Arial"/>
-                <w:lang w:val="es-ES"/>
-              </w:rPr>
-            </w:pPr>
+              <w:jc w:val="center"/>
+              <w:rPr>
+                <w:rFonts w:ascii="Arial" w:hAnsi="Arial" w:cs="Arial"/>
+                <w:lang w:val="es-ES"/>
+              </w:rPr>
+            </w:pPr>
+          </w:p>
+          <w:p>
+            <w:pPr>
+              <w:jc w:val="center"/>
+              <w:rPr>
+                <w:rFonts w:ascii="Arial" w:hAnsi="Arial" w:cs="Arial"/>
+                <w:lang w:val="es-ES"/>
+              </w:rPr>
+            </w:pPr>
+            <w:r>
+              <w:rPr>
+                <w:rFonts w:ascii="Arial" w:hAnsi="Arial" w:cs="Arial"/>
+                <w:lang w:val="es-ES"/>
+              </w:rPr>
+              <w:t>Funcional</w:t>
+            </w:r>
           </w:p>
         </w:tc>
         <w:tc>
@@ -226,11 +268,28 @@
           </w:tcPr>
           <w:p>
             <w:pPr>
-              <w:rPr>
-                <w:rFonts w:ascii="Arial" w:hAnsi="Arial" w:cs="Arial"/>
-                <w:lang w:val="es-ES"/>
-              </w:rPr>
-            </w:pPr>
+              <w:jc w:val="center"/>
+              <w:rPr>
+                <w:rFonts w:ascii="Arial" w:hAnsi="Arial" w:cs="Arial"/>
+                <w:lang w:val="es-ES"/>
+              </w:rPr>
+            </w:pPr>
+          </w:p>
+          <w:p>
+            <w:pPr>
+              <w:jc w:val="center"/>
+              <w:rPr>
+                <w:rFonts w:ascii="Arial" w:hAnsi="Arial" w:cs="Arial"/>
+                <w:lang w:val="es-ES"/>
+              </w:rPr>
+            </w:pPr>
+            <w:r>
+              <w:rPr>
+                <w:rFonts w:ascii="Arial" w:hAnsi="Arial" w:cs="Arial"/>
+                <w:lang w:val="es-ES"/>
+              </w:rPr>
+              <w:t>Alta</w:t>
+            </w:r>
           </w:p>
         </w:tc>
         <w:tc>
@@ -239,11 +298,19 @@
           </w:tcPr>
           <w:p>
             <w:pPr>
-              <w:rPr>
-                <w:rFonts w:ascii="Arial" w:hAnsi="Arial" w:cs="Arial"/>
-                <w:lang w:val="es-ES"/>
-              </w:rPr>
-            </w:pPr>
+              <w:jc w:val="center"/>
+              <w:rPr>
+                <w:rFonts w:ascii="Arial" w:hAnsi="Arial" w:cs="Arial"/>
+                <w:lang w:val="es-ES"/>
+              </w:rPr>
+            </w:pPr>
+            <w:r>
+              <w:rPr>
+                <w:rFonts w:ascii="Arial" w:hAnsi="Arial" w:cs="Arial"/>
+                <w:lang w:val="es-ES"/>
+              </w:rPr>
+              <w:t>El estudiante no debe aparecer registrado en el sistema.</w:t>
+            </w:r>
           </w:p>
         </w:tc>
       </w:tr>
@@ -254,11 +321,28 @@
           </w:tcPr>
           <w:p>
             <w:pPr>
-              <w:rPr>
-                <w:rFonts w:ascii="Arial" w:hAnsi="Arial" w:cs="Arial"/>
-                <w:lang w:val="es-ES"/>
-              </w:rPr>
-            </w:pPr>
+              <w:jc w:val="center"/>
+              <w:rPr>
+                <w:rFonts w:ascii="Arial" w:hAnsi="Arial" w:cs="Arial"/>
+                <w:lang w:val="es-ES"/>
+              </w:rPr>
+            </w:pPr>
+          </w:p>
+          <w:p>
+            <w:pPr>
+              <w:jc w:val="center"/>
+              <w:rPr>
+                <w:rFonts w:ascii="Arial" w:hAnsi="Arial" w:cs="Arial"/>
+                <w:lang w:val="es-ES"/>
+              </w:rPr>
+            </w:pPr>
+            <w:r>
+              <w:rPr>
+                <w:rFonts w:ascii="Arial" w:hAnsi="Arial" w:cs="Arial"/>
+                <w:lang w:val="es-ES"/>
+              </w:rPr>
+              <w:t>RF-02</w:t>
+            </w:r>
           </w:p>
         </w:tc>
         <w:tc>
@@ -267,11 +351,19 @@
           </w:tcPr>
           <w:p>
             <w:pPr>
-              <w:rPr>
-                <w:rFonts w:ascii="Arial" w:hAnsi="Arial" w:cs="Arial"/>
-                <w:lang w:val="es-ES"/>
-              </w:rPr>
-            </w:pPr>
+              <w:jc w:val="center"/>
+              <w:rPr>
+                <w:rFonts w:ascii="Arial" w:hAnsi="Arial" w:cs="Arial"/>
+                <w:lang w:val="es-ES"/>
+              </w:rPr>
+            </w:pPr>
+            <w:r>
+              <w:rPr>
+                <w:rFonts w:ascii="Arial" w:hAnsi="Arial" w:cs="Arial"/>
+                <w:lang w:val="es-ES"/>
+              </w:rPr>
+              <w:t>El sistema debe permitir que el estudiante inicie sesión.</w:t>
+            </w:r>
           </w:p>
         </w:tc>
         <w:tc>
@@ -280,11 +372,28 @@
           </w:tcPr>
           <w:p>
             <w:pPr>
-              <w:rPr>
-                <w:rFonts w:ascii="Arial" w:hAnsi="Arial" w:cs="Arial"/>
-                <w:lang w:val="es-ES"/>
-              </w:rPr>
-            </w:pPr>
+              <w:jc w:val="center"/>
+              <w:rPr>
+                <w:rFonts w:ascii="Arial" w:hAnsi="Arial" w:cs="Arial"/>
+                <w:lang w:val="es-ES"/>
+              </w:rPr>
+            </w:pPr>
+          </w:p>
+          <w:p>
+            <w:pPr>
+              <w:jc w:val="center"/>
+              <w:rPr>
+                <w:rFonts w:ascii="Arial" w:hAnsi="Arial" w:cs="Arial"/>
+                <w:lang w:val="es-ES"/>
+              </w:rPr>
+            </w:pPr>
+            <w:r>
+              <w:rPr>
+                <w:rFonts w:ascii="Arial" w:hAnsi="Arial" w:cs="Arial"/>
+                <w:lang w:val="es-ES"/>
+              </w:rPr>
+              <w:t>Funcional</w:t>
+            </w:r>
           </w:p>
         </w:tc>
         <w:tc>
@@ -293,11 +402,28 @@
           </w:tcPr>
           <w:p>
             <w:pPr>
-              <w:rPr>
-                <w:rFonts w:ascii="Arial" w:hAnsi="Arial" w:cs="Arial"/>
-                <w:lang w:val="es-ES"/>
-              </w:rPr>
-            </w:pPr>
+              <w:jc w:val="center"/>
+              <w:rPr>
+                <w:rFonts w:ascii="Arial" w:hAnsi="Arial" w:cs="Arial"/>
+                <w:lang w:val="es-ES"/>
+              </w:rPr>
+            </w:pPr>
+          </w:p>
+          <w:p>
+            <w:pPr>
+              <w:jc w:val="center"/>
+              <w:rPr>
+                <w:rFonts w:ascii="Arial" w:hAnsi="Arial" w:cs="Arial"/>
+                <w:lang w:val="es-ES"/>
+              </w:rPr>
+            </w:pPr>
+            <w:r>
+              <w:rPr>
+                <w:rFonts w:ascii="Arial" w:hAnsi="Arial" w:cs="Arial"/>
+                <w:lang w:val="es-ES"/>
+              </w:rPr>
+              <w:t>Alta</w:t>
+            </w:r>
           </w:p>
         </w:tc>
         <w:tc>
@@ -306,11 +432,19 @@
           </w:tcPr>
           <w:p>
             <w:pPr>
-              <w:rPr>
-                <w:rFonts w:ascii="Arial" w:hAnsi="Arial" w:cs="Arial"/>
-                <w:lang w:val="es-ES"/>
-              </w:rPr>
-            </w:pPr>
+              <w:jc w:val="center"/>
+              <w:rPr>
+                <w:rFonts w:ascii="Arial" w:hAnsi="Arial" w:cs="Arial"/>
+                <w:lang w:val="es-ES"/>
+              </w:rPr>
+            </w:pPr>
+            <w:r>
+              <w:rPr>
+                <w:rFonts w:ascii="Arial" w:hAnsi="Arial" w:cs="Arial"/>
+                <w:lang w:val="es-ES"/>
+              </w:rPr>
+              <w:t>El estudiante debe tener una cuenta, y el sistema debe validar las credenciales.</w:t>
+            </w:r>
           </w:p>
         </w:tc>
       </w:tr>
@@ -321,11 +455,28 @@
           </w:tcPr>
           <w:p>
             <w:pPr>
-              <w:rPr>
-                <w:rFonts w:ascii="Arial" w:hAnsi="Arial" w:cs="Arial"/>
-                <w:lang w:val="es-ES"/>
-              </w:rPr>
-            </w:pPr>
+              <w:jc w:val="center"/>
+              <w:rPr>
+                <w:rFonts w:ascii="Arial" w:hAnsi="Arial" w:cs="Arial"/>
+                <w:lang w:val="es-ES"/>
+              </w:rPr>
+            </w:pPr>
+          </w:p>
+          <w:p>
+            <w:pPr>
+              <w:jc w:val="center"/>
+              <w:rPr>
+                <w:rFonts w:ascii="Arial" w:hAnsi="Arial" w:cs="Arial"/>
+                <w:lang w:val="es-ES"/>
+              </w:rPr>
+            </w:pPr>
+            <w:r>
+              <w:rPr>
+                <w:rFonts w:ascii="Arial" w:hAnsi="Arial" w:cs="Arial"/>
+                <w:lang w:val="es-ES"/>
+              </w:rPr>
+              <w:t>RF-03</w:t>
+            </w:r>
           </w:p>
         </w:tc>
         <w:tc>
@@ -334,11 +485,19 @@
           </w:tcPr>
           <w:p>
             <w:pPr>
-              <w:rPr>
-                <w:rFonts w:ascii="Arial" w:hAnsi="Arial" w:cs="Arial"/>
-                <w:lang w:val="es-ES"/>
-              </w:rPr>
-            </w:pPr>
+              <w:jc w:val="center"/>
+              <w:rPr>
+                <w:rFonts w:ascii="Arial" w:hAnsi="Arial" w:cs="Arial"/>
+                <w:lang w:val="es-ES"/>
+              </w:rPr>
+            </w:pPr>
+            <w:r>
+              <w:rPr>
+                <w:rFonts w:ascii="Arial" w:hAnsi="Arial" w:cs="Arial"/>
+                <w:lang w:val="es-ES"/>
+              </w:rPr>
+              <w:t>El sistema debe permitir al usuario recuperar su contraseña.</w:t>
+            </w:r>
           </w:p>
         </w:tc>
         <w:tc>
@@ -353,6 +512,22 @@
               </w:rPr>
             </w:pPr>
           </w:p>
+          <w:p>
+            <w:pPr>
+              <w:jc w:val="center"/>
+              <w:rPr>
+                <w:rFonts w:ascii="Arial" w:hAnsi="Arial" w:cs="Arial"/>
+                <w:lang w:val="es-ES"/>
+              </w:rPr>
+            </w:pPr>
+            <w:r>
+              <w:rPr>
+                <w:rFonts w:ascii="Arial" w:hAnsi="Arial" w:cs="Arial"/>
+                <w:lang w:val="es-ES"/>
+              </w:rPr>
+              <w:t>Funcional</w:t>
+            </w:r>
+          </w:p>
         </w:tc>
         <w:tc>
           <w:tcPr>
@@ -360,11 +535,28 @@
           </w:tcPr>
           <w:p>
             <w:pPr>
-              <w:rPr>
-                <w:rFonts w:ascii="Arial" w:hAnsi="Arial" w:cs="Arial"/>
-                <w:lang w:val="es-ES"/>
-              </w:rPr>
-            </w:pPr>
+              <w:jc w:val="center"/>
+              <w:rPr>
+                <w:rFonts w:ascii="Arial" w:hAnsi="Arial" w:cs="Arial"/>
+                <w:lang w:val="es-ES"/>
+              </w:rPr>
+            </w:pPr>
+          </w:p>
+          <w:p>
+            <w:pPr>
+              <w:jc w:val="center"/>
+              <w:rPr>
+                <w:rFonts w:ascii="Arial" w:hAnsi="Arial" w:cs="Arial"/>
+                <w:lang w:val="es-ES"/>
+              </w:rPr>
+            </w:pPr>
+            <w:r>
+              <w:rPr>
+                <w:rFonts w:ascii="Arial" w:hAnsi="Arial" w:cs="Arial"/>
+                <w:lang w:val="es-ES"/>
+              </w:rPr>
+              <w:t>Media</w:t>
+            </w:r>
           </w:p>
         </w:tc>
         <w:tc>
@@ -373,11 +565,19 @@
           </w:tcPr>
           <w:p>
             <w:pPr>
-              <w:rPr>
-                <w:rFonts w:ascii="Arial" w:hAnsi="Arial" w:cs="Arial"/>
-                <w:lang w:val="es-ES"/>
-              </w:rPr>
-            </w:pPr>
+              <w:jc w:val="center"/>
+              <w:rPr>
+                <w:rFonts w:ascii="Arial" w:hAnsi="Arial" w:cs="Arial"/>
+                <w:lang w:val="es-ES"/>
+              </w:rPr>
+            </w:pPr>
+            <w:r>
+              <w:rPr>
+                <w:rFonts w:ascii="Arial" w:hAnsi="Arial" w:cs="Arial"/>
+                <w:lang w:val="es-ES"/>
+              </w:rPr>
+              <w:t>El sistema debe verificar que la cuenta del estudiante esté creada.</w:t>
+            </w:r>
           </w:p>
         </w:tc>
       </w:tr>
@@ -388,11 +588,36 @@
           </w:tcPr>
           <w:p>
             <w:pPr>
-              <w:rPr>
-                <w:rFonts w:ascii="Arial" w:hAnsi="Arial" w:cs="Arial"/>
-                <w:lang w:val="es-ES"/>
-              </w:rPr>
-            </w:pPr>
+              <w:jc w:val="center"/>
+              <w:rPr>
+                <w:rFonts w:ascii="Arial" w:hAnsi="Arial" w:cs="Arial"/>
+                <w:lang w:val="es-ES"/>
+              </w:rPr>
+            </w:pPr>
+          </w:p>
+          <w:p>
+            <w:pPr>
+              <w:rPr>
+                <w:rFonts w:ascii="Arial" w:hAnsi="Arial" w:cs="Arial"/>
+                <w:lang w:val="es-ES"/>
+              </w:rPr>
+            </w:pPr>
+          </w:p>
+          <w:p>
+            <w:pPr>
+              <w:jc w:val="center"/>
+              <w:rPr>
+                <w:rFonts w:ascii="Arial" w:hAnsi="Arial" w:cs="Arial"/>
+                <w:lang w:val="es-ES"/>
+              </w:rPr>
+            </w:pPr>
+            <w:r>
+              <w:rPr>
+                <w:rFonts w:ascii="Arial" w:hAnsi="Arial" w:cs="Arial"/>
+                <w:lang w:val="es-ES"/>
+              </w:rPr>
+              <w:t>RF-04</w:t>
+            </w:r>
           </w:p>
         </w:tc>
         <w:tc>
@@ -401,11 +626,19 @@
           </w:tcPr>
           <w:p>
             <w:pPr>
-              <w:rPr>
-                <w:rFonts w:ascii="Arial" w:hAnsi="Arial" w:cs="Arial"/>
-                <w:lang w:val="es-ES"/>
-              </w:rPr>
-            </w:pPr>
+              <w:jc w:val="center"/>
+              <w:rPr>
+                <w:rFonts w:ascii="Arial" w:hAnsi="Arial" w:cs="Arial"/>
+                <w:lang w:val="es-ES"/>
+              </w:rPr>
+            </w:pPr>
+            <w:r>
+              <w:rPr>
+                <w:rFonts w:ascii="Arial" w:hAnsi="Arial" w:cs="Arial"/>
+                <w:lang w:val="es-ES"/>
+              </w:rPr>
+              <w:t xml:space="preserve">El sistema debe permitir al estudiante crear solicitudes académicas de revisión de notas. </w:t>
+            </w:r>
           </w:p>
         </w:tc>
         <w:tc>
@@ -414,11 +647,37 @@
           </w:tcPr>
           <w:p>
             <w:pPr>
-              <w:rPr>
-                <w:rFonts w:ascii="Arial" w:hAnsi="Arial" w:cs="Arial"/>
-                <w:lang w:val="es-ES"/>
-              </w:rPr>
-            </w:pPr>
+              <w:jc w:val="center"/>
+              <w:rPr>
+                <w:rFonts w:ascii="Arial" w:hAnsi="Arial" w:cs="Arial"/>
+                <w:lang w:val="es-ES"/>
+              </w:rPr>
+            </w:pPr>
+          </w:p>
+          <w:p>
+            <w:pPr>
+              <w:jc w:val="center"/>
+              <w:rPr>
+                <w:rFonts w:ascii="Arial" w:hAnsi="Arial" w:cs="Arial"/>
+                <w:lang w:val="es-ES"/>
+              </w:rPr>
+            </w:pPr>
+          </w:p>
+          <w:p>
+            <w:pPr>
+              <w:jc w:val="center"/>
+              <w:rPr>
+                <w:rFonts w:ascii="Arial" w:hAnsi="Arial" w:cs="Arial"/>
+                <w:lang w:val="es-ES"/>
+              </w:rPr>
+            </w:pPr>
+            <w:r>
+              <w:rPr>
+                <w:rFonts w:ascii="Arial" w:hAnsi="Arial" w:cs="Arial"/>
+                <w:lang w:val="es-ES"/>
+              </w:rPr>
+              <w:t>Funcional</w:t>
+            </w:r>
           </w:p>
         </w:tc>
         <w:tc>
@@ -427,11 +686,37 @@
           </w:tcPr>
           <w:p>
             <w:pPr>
-              <w:rPr>
-                <w:rFonts w:ascii="Arial" w:hAnsi="Arial" w:cs="Arial"/>
-                <w:lang w:val="es-ES"/>
-              </w:rPr>
-            </w:pPr>
+              <w:jc w:val="center"/>
+              <w:rPr>
+                <w:rFonts w:ascii="Arial" w:hAnsi="Arial" w:cs="Arial"/>
+                <w:lang w:val="es-ES"/>
+              </w:rPr>
+            </w:pPr>
+          </w:p>
+          <w:p>
+            <w:pPr>
+              <w:jc w:val="center"/>
+              <w:rPr>
+                <w:rFonts w:ascii="Arial" w:hAnsi="Arial" w:cs="Arial"/>
+                <w:lang w:val="es-ES"/>
+              </w:rPr>
+            </w:pPr>
+          </w:p>
+          <w:p>
+            <w:pPr>
+              <w:jc w:val="center"/>
+              <w:rPr>
+                <w:rFonts w:ascii="Arial" w:hAnsi="Arial" w:cs="Arial"/>
+                <w:lang w:val="es-ES"/>
+              </w:rPr>
+            </w:pPr>
+            <w:r>
+              <w:rPr>
+                <w:rFonts w:ascii="Arial" w:hAnsi="Arial" w:cs="Arial"/>
+                <w:lang w:val="es-ES"/>
+              </w:rPr>
+              <w:t>Alta</w:t>
+            </w:r>
           </w:p>
         </w:tc>
         <w:tc>
@@ -440,6 +725,39 @@
           </w:tcPr>
           <w:p>
             <w:pPr>
+              <w:jc w:val="center"/>
+              <w:rPr>
+                <w:rFonts w:ascii="Arial" w:hAnsi="Arial" w:cs="Arial"/>
+                <w:lang w:val="es-ES"/>
+              </w:rPr>
+            </w:pPr>
+          </w:p>
+          <w:p>
+            <w:pPr>
+              <w:jc w:val="center"/>
+              <w:rPr>
+                <w:rFonts w:ascii="Arial" w:hAnsi="Arial" w:cs="Arial"/>
+                <w:lang w:val="es-ES"/>
+              </w:rPr>
+            </w:pPr>
+            <w:r>
+              <w:rPr>
+                <w:rFonts w:ascii="Arial" w:hAnsi="Arial" w:cs="Arial"/>
+                <w:lang w:val="es-ES"/>
+              </w:rPr>
+              <w:t>El estudiante debe tener sesión activa</w:t>
+            </w:r>
+            <w:r>
+              <w:rPr>
+                <w:rFonts w:ascii="Arial" w:hAnsi="Arial" w:cs="Arial"/>
+                <w:lang w:val="es-ES"/>
+              </w:rPr>
+              <w:t xml:space="preserve"> y debe tener al menos una nota del/los periodo/s transcurrido.</w:t>
+            </w:r>
+          </w:p>
+          <w:p>
+            <w:pPr>
+              <w:jc w:val="center"/>
               <w:rPr>
                 <w:rFonts w:ascii="Arial" w:hAnsi="Arial" w:cs="Arial"/>
                 <w:lang w:val="es-ES"/>
@@ -455,11 +773,37 @@
           </w:tcPr>
           <w:p>
             <w:pPr>
-              <w:rPr>
-                <w:rFonts w:ascii="Arial" w:hAnsi="Arial" w:cs="Arial"/>
-                <w:lang w:val="es-ES"/>
-              </w:rPr>
-            </w:pPr>
+              <w:jc w:val="center"/>
+              <w:rPr>
+                <w:rFonts w:ascii="Arial" w:hAnsi="Arial" w:cs="Arial"/>
+                <w:lang w:val="es-ES"/>
+              </w:rPr>
+            </w:pPr>
+          </w:p>
+          <w:p>
+            <w:pPr>
+              <w:jc w:val="center"/>
+              <w:rPr>
+                <w:rFonts w:ascii="Arial" w:hAnsi="Arial" w:cs="Arial"/>
+                <w:lang w:val="es-ES"/>
+              </w:rPr>
+            </w:pPr>
+          </w:p>
+          <w:p>
+            <w:pPr>
+              <w:jc w:val="center"/>
+              <w:rPr>
+                <w:rFonts w:ascii="Arial" w:hAnsi="Arial" w:cs="Arial"/>
+                <w:lang w:val="es-ES"/>
+              </w:rPr>
+            </w:pPr>
+            <w:r>
+              <w:rPr>
+                <w:rFonts w:ascii="Arial" w:hAnsi="Arial" w:cs="Arial"/>
+                <w:lang w:val="es-ES"/>
+              </w:rPr>
+              <w:t>RF-05</w:t>
+            </w:r>
           </w:p>
         </w:tc>
         <w:tc>
@@ -468,11 +812,19 @@
           </w:tcPr>
           <w:p>
             <w:pPr>
-              <w:rPr>
-                <w:rFonts w:ascii="Arial" w:hAnsi="Arial" w:cs="Arial"/>
-                <w:lang w:val="es-ES"/>
-              </w:rPr>
-            </w:pPr>
+              <w:jc w:val="center"/>
+              <w:rPr>
+                <w:rFonts w:ascii="Arial" w:hAnsi="Arial" w:cs="Arial"/>
+                <w:lang w:val="es-ES"/>
+              </w:rPr>
+            </w:pPr>
+            <w:r>
+              <w:rPr>
+                <w:rFonts w:ascii="Arial" w:hAnsi="Arial" w:cs="Arial"/>
+                <w:lang w:val="es-ES"/>
+              </w:rPr>
+              <w:t>El sistema debe permitir al estudiante generar certificados de estudios.</w:t>
+            </w:r>
           </w:p>
         </w:tc>
         <w:tc>
@@ -481,11 +833,37 @@
           </w:tcPr>
           <w:p>
             <w:pPr>
-              <w:rPr>
-                <w:rFonts w:ascii="Arial" w:hAnsi="Arial" w:cs="Arial"/>
-                <w:lang w:val="es-ES"/>
-              </w:rPr>
-            </w:pPr>
+              <w:jc w:val="center"/>
+              <w:rPr>
+                <w:rFonts w:ascii="Arial" w:hAnsi="Arial" w:cs="Arial"/>
+                <w:lang w:val="es-ES"/>
+              </w:rPr>
+            </w:pPr>
+          </w:p>
+          <w:p>
+            <w:pPr>
+              <w:jc w:val="center"/>
+              <w:rPr>
+                <w:rFonts w:ascii="Arial" w:hAnsi="Arial" w:cs="Arial"/>
+                <w:lang w:val="es-ES"/>
+              </w:rPr>
+            </w:pPr>
+          </w:p>
+          <w:p>
+            <w:pPr>
+              <w:jc w:val="center"/>
+              <w:rPr>
+                <w:rFonts w:ascii="Arial" w:hAnsi="Arial" w:cs="Arial"/>
+                <w:lang w:val="es-ES"/>
+              </w:rPr>
+            </w:pPr>
+            <w:r>
+              <w:rPr>
+                <w:rFonts w:ascii="Arial" w:hAnsi="Arial" w:cs="Arial"/>
+                <w:lang w:val="es-ES"/>
+              </w:rPr>
+              <w:t>Funcional</w:t>
+            </w:r>
           </w:p>
         </w:tc>
         <w:tc>
@@ -494,11 +872,37 @@
           </w:tcPr>
           <w:p>
             <w:pPr>
-              <w:rPr>
-                <w:rFonts w:ascii="Arial" w:hAnsi="Arial" w:cs="Arial"/>
-                <w:lang w:val="es-ES"/>
-              </w:rPr>
-            </w:pPr>
+              <w:jc w:val="center"/>
+              <w:rPr>
+                <w:rFonts w:ascii="Arial" w:hAnsi="Arial" w:cs="Arial"/>
+                <w:lang w:val="es-ES"/>
+              </w:rPr>
+            </w:pPr>
+          </w:p>
+          <w:p>
+            <w:pPr>
+              <w:jc w:val="center"/>
+              <w:rPr>
+                <w:rFonts w:ascii="Arial" w:hAnsi="Arial" w:cs="Arial"/>
+                <w:lang w:val="es-ES"/>
+              </w:rPr>
+            </w:pPr>
+          </w:p>
+          <w:p>
+            <w:pPr>
+              <w:jc w:val="center"/>
+              <w:rPr>
+                <w:rFonts w:ascii="Arial" w:hAnsi="Arial" w:cs="Arial"/>
+                <w:lang w:val="es-ES"/>
+              </w:rPr>
+            </w:pPr>
+            <w:r>
+              <w:rPr>
+                <w:rFonts w:ascii="Arial" w:hAnsi="Arial" w:cs="Arial"/>
+                <w:lang w:val="es-ES"/>
+              </w:rPr>
+              <w:t>Alta</w:t>
+            </w:r>
           </w:p>
         </w:tc>
         <w:tc>
@@ -507,15 +911,30 @@
           </w:tcPr>
           <w:p>
             <w:pPr>
-              <w:rPr>
-                <w:rFonts w:ascii="Arial" w:hAnsi="Arial" w:cs="Arial"/>
-                <w:lang w:val="es-ES"/>
-              </w:rPr>
-            </w:pPr>
-          </w:p>
-        </w:tc>
-        <w:bookmarkStart w:id="0" w:name="_GoBack"/>
-        <w:bookmarkEnd w:id="0"/>
+              <w:jc w:val="center"/>
+              <w:rPr>
+                <w:rFonts w:ascii="Arial" w:hAnsi="Arial" w:cs="Arial"/>
+                <w:lang w:val="es-ES"/>
+              </w:rPr>
+            </w:pPr>
+          </w:p>
+          <w:p>
+            <w:pPr>
+              <w:jc w:val="center"/>
+              <w:rPr>
+                <w:rFonts w:ascii="Arial" w:hAnsi="Arial" w:cs="Arial"/>
+                <w:lang w:val="es-ES"/>
+              </w:rPr>
+            </w:pPr>
+            <w:r>
+              <w:rPr>
+                <w:rFonts w:ascii="Arial" w:hAnsi="Arial" w:cs="Arial"/>
+                <w:lang w:val="es-ES"/>
+              </w:rPr>
+              <w:t>El estudiante debe tener la sesión activa y validar que tenga matricula vigente.</w:t>
+            </w:r>
+          </w:p>
+        </w:tc>
       </w:tr>
       <w:tr>
         <w:tc>
@@ -524,11 +943,37 @@
           </w:tcPr>
           <w:p>
             <w:pPr>
-              <w:rPr>
-                <w:rFonts w:ascii="Arial" w:hAnsi="Arial" w:cs="Arial"/>
-                <w:lang w:val="es-ES"/>
-              </w:rPr>
-            </w:pPr>
+              <w:jc w:val="center"/>
+              <w:rPr>
+                <w:rFonts w:ascii="Arial" w:hAnsi="Arial" w:cs="Arial"/>
+                <w:lang w:val="es-ES"/>
+              </w:rPr>
+            </w:pPr>
+          </w:p>
+          <w:p>
+            <w:pPr>
+              <w:jc w:val="center"/>
+              <w:rPr>
+                <w:rFonts w:ascii="Arial" w:hAnsi="Arial" w:cs="Arial"/>
+                <w:lang w:val="es-ES"/>
+              </w:rPr>
+            </w:pPr>
+          </w:p>
+          <w:p>
+            <w:pPr>
+              <w:jc w:val="center"/>
+              <w:rPr>
+                <w:rFonts w:ascii="Arial" w:hAnsi="Arial" w:cs="Arial"/>
+                <w:lang w:val="es-ES"/>
+              </w:rPr>
+            </w:pPr>
+            <w:r>
+              <w:rPr>
+                <w:rFonts w:ascii="Arial" w:hAnsi="Arial" w:cs="Arial"/>
+                <w:lang w:val="es-ES"/>
+              </w:rPr>
+              <w:t>RF-06</w:t>
+            </w:r>
           </w:p>
         </w:tc>
         <w:tc>
@@ -537,11 +982,19 @@
           </w:tcPr>
           <w:p>
             <w:pPr>
-              <w:rPr>
-                <w:rFonts w:ascii="Arial" w:hAnsi="Arial" w:cs="Arial"/>
-                <w:lang w:val="es-ES"/>
-              </w:rPr>
-            </w:pPr>
+              <w:jc w:val="center"/>
+              <w:rPr>
+                <w:rFonts w:ascii="Arial" w:hAnsi="Arial" w:cs="Arial"/>
+                <w:lang w:val="es-ES"/>
+              </w:rPr>
+            </w:pPr>
+            <w:r>
+              <w:rPr>
+                <w:rFonts w:ascii="Arial" w:hAnsi="Arial" w:cs="Arial"/>
+                <w:lang w:val="es-ES"/>
+              </w:rPr>
+              <w:t>El sistema debe permitir al estudiante registrar sus asignaturas.</w:t>
+            </w:r>
           </w:p>
         </w:tc>
         <w:tc>
@@ -550,11 +1003,37 @@
           </w:tcPr>
           <w:p>
             <w:pPr>
-              <w:rPr>
-                <w:rFonts w:ascii="Arial" w:hAnsi="Arial" w:cs="Arial"/>
-                <w:lang w:val="es-ES"/>
-              </w:rPr>
-            </w:pPr>
+              <w:jc w:val="center"/>
+              <w:rPr>
+                <w:rFonts w:ascii="Arial" w:hAnsi="Arial" w:cs="Arial"/>
+                <w:lang w:val="es-ES"/>
+              </w:rPr>
+            </w:pPr>
+          </w:p>
+          <w:p>
+            <w:pPr>
+              <w:jc w:val="center"/>
+              <w:rPr>
+                <w:rFonts w:ascii="Arial" w:hAnsi="Arial" w:cs="Arial"/>
+                <w:lang w:val="es-ES"/>
+              </w:rPr>
+            </w:pPr>
+          </w:p>
+          <w:p>
+            <w:pPr>
+              <w:jc w:val="center"/>
+              <w:rPr>
+                <w:rFonts w:ascii="Arial" w:hAnsi="Arial" w:cs="Arial"/>
+                <w:lang w:val="es-ES"/>
+              </w:rPr>
+            </w:pPr>
+            <w:r>
+              <w:rPr>
+                <w:rFonts w:ascii="Arial" w:hAnsi="Arial" w:cs="Arial"/>
+                <w:lang w:val="es-ES"/>
+              </w:rPr>
+              <w:t>Funcional</w:t>
+            </w:r>
           </w:p>
         </w:tc>
         <w:tc>
@@ -563,11 +1042,37 @@
           </w:tcPr>
           <w:p>
             <w:pPr>
-              <w:rPr>
-                <w:rFonts w:ascii="Arial" w:hAnsi="Arial" w:cs="Arial"/>
-                <w:lang w:val="es-ES"/>
-              </w:rPr>
-            </w:pPr>
+              <w:jc w:val="center"/>
+              <w:rPr>
+                <w:rFonts w:ascii="Arial" w:hAnsi="Arial" w:cs="Arial"/>
+                <w:lang w:val="es-ES"/>
+              </w:rPr>
+            </w:pPr>
+          </w:p>
+          <w:p>
+            <w:pPr>
+              <w:jc w:val="center"/>
+              <w:rPr>
+                <w:rFonts w:ascii="Arial" w:hAnsi="Arial" w:cs="Arial"/>
+                <w:lang w:val="es-ES"/>
+              </w:rPr>
+            </w:pPr>
+          </w:p>
+          <w:p>
+            <w:pPr>
+              <w:jc w:val="center"/>
+              <w:rPr>
+                <w:rFonts w:ascii="Arial" w:hAnsi="Arial" w:cs="Arial"/>
+                <w:lang w:val="es-ES"/>
+              </w:rPr>
+            </w:pPr>
+            <w:r>
+              <w:rPr>
+                <w:rFonts w:ascii="Arial" w:hAnsi="Arial" w:cs="Arial"/>
+                <w:lang w:val="es-ES"/>
+              </w:rPr>
+              <w:t>Alta</w:t>
+            </w:r>
           </w:p>
         </w:tc>
         <w:tc>
@@ -576,11 +1081,19 @@
           </w:tcPr>
           <w:p>
             <w:pPr>
-              <w:rPr>
-                <w:rFonts w:ascii="Arial" w:hAnsi="Arial" w:cs="Arial"/>
-                <w:lang w:val="es-ES"/>
-              </w:rPr>
-            </w:pPr>
+              <w:jc w:val="center"/>
+              <w:rPr>
+                <w:rFonts w:ascii="Arial" w:hAnsi="Arial" w:cs="Arial"/>
+                <w:lang w:val="es-ES"/>
+              </w:rPr>
+            </w:pPr>
+            <w:r>
+              <w:rPr>
+                <w:rFonts w:ascii="Arial" w:hAnsi="Arial" w:cs="Arial"/>
+                <w:lang w:val="es-ES"/>
+              </w:rPr>
+              <w:t>El estudiante debe tener la sesión activa y validar que tenga matricula financiera vigente.</w:t>
+            </w:r>
           </w:p>
         </w:tc>
       </w:tr>
@@ -591,11 +1104,37 @@
           </w:tcPr>
           <w:p>
             <w:pPr>
-              <w:rPr>
-                <w:rFonts w:ascii="Arial" w:hAnsi="Arial" w:cs="Arial"/>
-                <w:lang w:val="es-ES"/>
-              </w:rPr>
-            </w:pPr>
+              <w:jc w:val="center"/>
+              <w:rPr>
+                <w:rFonts w:ascii="Arial" w:hAnsi="Arial" w:cs="Arial"/>
+                <w:lang w:val="es-ES"/>
+              </w:rPr>
+            </w:pPr>
+          </w:p>
+          <w:p>
+            <w:pPr>
+              <w:jc w:val="center"/>
+              <w:rPr>
+                <w:rFonts w:ascii="Arial" w:hAnsi="Arial" w:cs="Arial"/>
+                <w:lang w:val="es-ES"/>
+              </w:rPr>
+            </w:pPr>
+          </w:p>
+          <w:p>
+            <w:pPr>
+              <w:jc w:val="center"/>
+              <w:rPr>
+                <w:rFonts w:ascii="Arial" w:hAnsi="Arial" w:cs="Arial"/>
+                <w:lang w:val="es-ES"/>
+              </w:rPr>
+            </w:pPr>
+            <w:r>
+              <w:rPr>
+                <w:rFonts w:ascii="Arial" w:hAnsi="Arial" w:cs="Arial"/>
+                <w:lang w:val="es-ES"/>
+              </w:rPr>
+              <w:t>RF-07</w:t>
+            </w:r>
           </w:p>
         </w:tc>
         <w:tc>
@@ -604,11 +1143,33 @@
           </w:tcPr>
           <w:p>
             <w:pPr>
-              <w:rPr>
-                <w:rFonts w:ascii="Arial" w:hAnsi="Arial" w:cs="Arial"/>
-                <w:lang w:val="es-ES"/>
-              </w:rPr>
-            </w:pPr>
+              <w:jc w:val="center"/>
+              <w:rPr>
+                <w:rFonts w:ascii="Arial" w:hAnsi="Arial" w:cs="Arial"/>
+                <w:lang w:val="es-ES"/>
+              </w:rPr>
+            </w:pPr>
+            <w:r>
+              <w:rPr>
+                <w:rFonts w:ascii="Arial" w:hAnsi="Arial" w:cs="Arial"/>
+                <w:lang w:val="es-ES"/>
+              </w:rPr>
+              <w:t xml:space="preserve">El sistema debe permitir al estudiante </w:t>
+            </w:r>
+            <w:r>
+              <w:rPr>
+                <w:rFonts w:ascii="Arial" w:hAnsi="Arial" w:cs="Arial"/>
+                <w:lang w:val="es-ES"/>
+              </w:rPr>
+              <w:t>cancelar</w:t>
+            </w:r>
+            <w:r>
+              <w:rPr>
+                <w:rFonts w:ascii="Arial" w:hAnsi="Arial" w:cs="Arial"/>
+                <w:lang w:val="es-ES"/>
+              </w:rPr>
+              <w:t xml:space="preserve"> sus asignaturas</w:t>
+            </w:r>
           </w:p>
         </w:tc>
         <w:tc>
@@ -617,11 +1178,37 @@
           </w:tcPr>
           <w:p>
             <w:pPr>
-              <w:rPr>
-                <w:rFonts w:ascii="Arial" w:hAnsi="Arial" w:cs="Arial"/>
-                <w:lang w:val="es-ES"/>
-              </w:rPr>
-            </w:pPr>
+              <w:jc w:val="center"/>
+              <w:rPr>
+                <w:rFonts w:ascii="Arial" w:hAnsi="Arial" w:cs="Arial"/>
+                <w:lang w:val="es-ES"/>
+              </w:rPr>
+            </w:pPr>
+          </w:p>
+          <w:p>
+            <w:pPr>
+              <w:jc w:val="center"/>
+              <w:rPr>
+                <w:rFonts w:ascii="Arial" w:hAnsi="Arial" w:cs="Arial"/>
+                <w:lang w:val="es-ES"/>
+              </w:rPr>
+            </w:pPr>
+          </w:p>
+          <w:p>
+            <w:pPr>
+              <w:jc w:val="center"/>
+              <w:rPr>
+                <w:rFonts w:ascii="Arial" w:hAnsi="Arial" w:cs="Arial"/>
+                <w:lang w:val="es-ES"/>
+              </w:rPr>
+            </w:pPr>
+            <w:r>
+              <w:rPr>
+                <w:rFonts w:ascii="Arial" w:hAnsi="Arial" w:cs="Arial"/>
+                <w:lang w:val="es-ES"/>
+              </w:rPr>
+              <w:t>Funcional</w:t>
+            </w:r>
           </w:p>
         </w:tc>
         <w:tc>
@@ -630,11 +1217,37 @@
           </w:tcPr>
           <w:p>
             <w:pPr>
-              <w:rPr>
-                <w:rFonts w:ascii="Arial" w:hAnsi="Arial" w:cs="Arial"/>
-                <w:lang w:val="es-ES"/>
-              </w:rPr>
-            </w:pPr>
+              <w:jc w:val="center"/>
+              <w:rPr>
+                <w:rFonts w:ascii="Arial" w:hAnsi="Arial" w:cs="Arial"/>
+                <w:lang w:val="es-ES"/>
+              </w:rPr>
+            </w:pPr>
+          </w:p>
+          <w:p>
+            <w:pPr>
+              <w:jc w:val="center"/>
+              <w:rPr>
+                <w:rFonts w:ascii="Arial" w:hAnsi="Arial" w:cs="Arial"/>
+                <w:lang w:val="es-ES"/>
+              </w:rPr>
+            </w:pPr>
+          </w:p>
+          <w:p>
+            <w:pPr>
+              <w:jc w:val="center"/>
+              <w:rPr>
+                <w:rFonts w:ascii="Arial" w:hAnsi="Arial" w:cs="Arial"/>
+                <w:lang w:val="es-ES"/>
+              </w:rPr>
+            </w:pPr>
+            <w:r>
+              <w:rPr>
+                <w:rFonts w:ascii="Arial" w:hAnsi="Arial" w:cs="Arial"/>
+                <w:lang w:val="es-ES"/>
+              </w:rPr>
+              <w:t>Alta</w:t>
+            </w:r>
           </w:p>
         </w:tc>
         <w:tc>
@@ -643,11 +1256,33 @@
           </w:tcPr>
           <w:p>
             <w:pPr>
-              <w:rPr>
-                <w:rFonts w:ascii="Arial" w:hAnsi="Arial" w:cs="Arial"/>
-                <w:lang w:val="es-ES"/>
-              </w:rPr>
-            </w:pPr>
+              <w:jc w:val="center"/>
+              <w:rPr>
+                <w:rFonts w:ascii="Arial" w:hAnsi="Arial" w:cs="Arial"/>
+                <w:lang w:val="es-ES"/>
+              </w:rPr>
+            </w:pPr>
+            <w:r>
+              <w:rPr>
+                <w:rFonts w:ascii="Arial" w:hAnsi="Arial" w:cs="Arial"/>
+                <w:lang w:val="es-ES"/>
+              </w:rPr>
+              <w:t xml:space="preserve">El estudiante debe tener la sesión activa y que las asignaturas a </w:t>
+            </w:r>
+            <w:r>
+              <w:rPr>
+                <w:rFonts w:ascii="Arial" w:hAnsi="Arial" w:cs="Arial"/>
+                <w:lang w:val="es-ES"/>
+              </w:rPr>
+              <w:t>cancelar</w:t>
+            </w:r>
+            <w:r>
+              <w:rPr>
+                <w:rFonts w:ascii="Arial" w:hAnsi="Arial" w:cs="Arial"/>
+                <w:lang w:val="es-ES"/>
+              </w:rPr>
+              <w:t xml:space="preserve"> estén previamente asignadas.</w:t>
+            </w:r>
           </w:p>
         </w:tc>
       </w:tr>
@@ -658,11 +1293,37 @@
           </w:tcPr>
           <w:p>
             <w:pPr>
-              <w:rPr>
-                <w:rFonts w:ascii="Arial" w:hAnsi="Arial" w:cs="Arial"/>
-                <w:lang w:val="es-ES"/>
-              </w:rPr>
-            </w:pPr>
+              <w:jc w:val="center"/>
+              <w:rPr>
+                <w:rFonts w:ascii="Arial" w:hAnsi="Arial" w:cs="Arial"/>
+                <w:lang w:val="es-ES"/>
+              </w:rPr>
+            </w:pPr>
+          </w:p>
+          <w:p>
+            <w:pPr>
+              <w:jc w:val="center"/>
+              <w:rPr>
+                <w:rFonts w:ascii="Arial" w:hAnsi="Arial" w:cs="Arial"/>
+                <w:lang w:val="es-ES"/>
+              </w:rPr>
+            </w:pPr>
+          </w:p>
+          <w:p>
+            <w:pPr>
+              <w:jc w:val="center"/>
+              <w:rPr>
+                <w:rFonts w:ascii="Arial" w:hAnsi="Arial" w:cs="Arial"/>
+                <w:lang w:val="es-ES"/>
+              </w:rPr>
+            </w:pPr>
+            <w:r>
+              <w:rPr>
+                <w:rFonts w:ascii="Arial" w:hAnsi="Arial" w:cs="Arial"/>
+                <w:lang w:val="es-ES"/>
+              </w:rPr>
+              <w:t>RF-08</w:t>
+            </w:r>
           </w:p>
         </w:tc>
         <w:tc>
@@ -671,11 +1332,40 @@
           </w:tcPr>
           <w:p>
             <w:pPr>
-              <w:rPr>
-                <w:rFonts w:ascii="Arial" w:hAnsi="Arial" w:cs="Arial"/>
-                <w:lang w:val="es-ES"/>
-              </w:rPr>
-            </w:pPr>
+              <w:jc w:val="center"/>
+              <w:rPr>
+                <w:rFonts w:ascii="Arial" w:hAnsi="Arial" w:cs="Arial"/>
+                <w:lang w:val="es-ES"/>
+              </w:rPr>
+            </w:pPr>
+            <w:r>
+              <w:rPr>
+                <w:rFonts w:ascii="Arial" w:hAnsi="Arial" w:cs="Arial"/>
+                <w:lang w:val="es-ES"/>
+              </w:rPr>
+              <w:t xml:space="preserve">El sistema debe permitir al </w:t>
+            </w:r>
+            <w:r>
+              <w:rPr>
+                <w:rFonts w:ascii="Arial" w:hAnsi="Arial" w:cs="Arial"/>
+                <w:lang w:val="es-ES"/>
+              </w:rPr>
+              <w:t>estudiante realizar</w:t>
+            </w:r>
+            <w:r>
+              <w:rPr>
+                <w:rFonts w:ascii="Arial" w:hAnsi="Arial" w:cs="Arial"/>
+                <w:lang w:val="es-ES"/>
+              </w:rPr>
+              <w:t xml:space="preserve"> </w:t>
+            </w:r>
+            <w:r>
+              <w:rPr>
+                <w:rFonts w:ascii="Arial" w:hAnsi="Arial" w:cs="Arial"/>
+                <w:lang w:val="es-ES"/>
+              </w:rPr>
+              <w:t>solicitudes de paz y salvo.</w:t>
+            </w:r>
           </w:p>
         </w:tc>
         <w:tc>
@@ -684,11 +1374,37 @@
           </w:tcPr>
           <w:p>
             <w:pPr>
-              <w:rPr>
-                <w:rFonts w:ascii="Arial" w:hAnsi="Arial" w:cs="Arial"/>
-                <w:lang w:val="es-ES"/>
-              </w:rPr>
-            </w:pPr>
+              <w:jc w:val="center"/>
+              <w:rPr>
+                <w:rFonts w:ascii="Arial" w:hAnsi="Arial" w:cs="Arial"/>
+                <w:lang w:val="es-ES"/>
+              </w:rPr>
+            </w:pPr>
+          </w:p>
+          <w:p>
+            <w:pPr>
+              <w:jc w:val="center"/>
+              <w:rPr>
+                <w:rFonts w:ascii="Arial" w:hAnsi="Arial" w:cs="Arial"/>
+                <w:lang w:val="es-ES"/>
+              </w:rPr>
+            </w:pPr>
+          </w:p>
+          <w:p>
+            <w:pPr>
+              <w:jc w:val="center"/>
+              <w:rPr>
+                <w:rFonts w:ascii="Arial" w:hAnsi="Arial" w:cs="Arial"/>
+                <w:lang w:val="es-ES"/>
+              </w:rPr>
+            </w:pPr>
+            <w:r>
+              <w:rPr>
+                <w:rFonts w:ascii="Arial" w:hAnsi="Arial" w:cs="Arial"/>
+                <w:lang w:val="es-ES"/>
+              </w:rPr>
+              <w:t>Funcional</w:t>
+            </w:r>
           </w:p>
         </w:tc>
         <w:tc>
@@ -697,11 +1413,37 @@
           </w:tcPr>
           <w:p>
             <w:pPr>
-              <w:rPr>
-                <w:rFonts w:ascii="Arial" w:hAnsi="Arial" w:cs="Arial"/>
-                <w:lang w:val="es-ES"/>
-              </w:rPr>
-            </w:pPr>
+              <w:jc w:val="center"/>
+              <w:rPr>
+                <w:rFonts w:ascii="Arial" w:hAnsi="Arial" w:cs="Arial"/>
+                <w:lang w:val="es-ES"/>
+              </w:rPr>
+            </w:pPr>
+          </w:p>
+          <w:p>
+            <w:pPr>
+              <w:jc w:val="center"/>
+              <w:rPr>
+                <w:rFonts w:ascii="Arial" w:hAnsi="Arial" w:cs="Arial"/>
+                <w:lang w:val="es-ES"/>
+              </w:rPr>
+            </w:pPr>
+          </w:p>
+          <w:p>
+            <w:pPr>
+              <w:jc w:val="center"/>
+              <w:rPr>
+                <w:rFonts w:ascii="Arial" w:hAnsi="Arial" w:cs="Arial"/>
+                <w:lang w:val="es-ES"/>
+              </w:rPr>
+            </w:pPr>
+            <w:r>
+              <w:rPr>
+                <w:rFonts w:ascii="Arial" w:hAnsi="Arial" w:cs="Arial"/>
+                <w:lang w:val="es-ES"/>
+              </w:rPr>
+              <w:t>Alta</w:t>
+            </w:r>
           </w:p>
         </w:tc>
         <w:tc>
@@ -710,6 +1452,39 @@
           </w:tcPr>
           <w:p>
             <w:pPr>
+              <w:jc w:val="center"/>
+              <w:rPr>
+                <w:rFonts w:ascii="Arial" w:hAnsi="Arial" w:cs="Arial"/>
+                <w:lang w:val="es-ES"/>
+              </w:rPr>
+            </w:pPr>
+          </w:p>
+          <w:p>
+            <w:pPr>
+              <w:jc w:val="center"/>
+              <w:rPr>
+                <w:rFonts w:ascii="Arial" w:hAnsi="Arial" w:cs="Arial"/>
+                <w:lang w:val="es-ES"/>
+              </w:rPr>
+            </w:pPr>
+            <w:r>
+              <w:rPr>
+                <w:rFonts w:ascii="Arial" w:hAnsi="Arial" w:cs="Arial"/>
+                <w:lang w:val="es-ES"/>
+              </w:rPr>
+              <w:t>El estudiante debe tener sesión activa</w:t>
+            </w:r>
+            <w:r>
+              <w:rPr>
+                <w:rFonts w:ascii="Arial" w:hAnsi="Arial" w:cs="Arial"/>
+                <w:lang w:val="es-ES"/>
+              </w:rPr>
+              <w:t xml:space="preserve"> y tener matricula financiera vigente.</w:t>
+            </w:r>
+          </w:p>
+          <w:p>
+            <w:pPr>
+              <w:jc w:val="center"/>
               <w:rPr>
                 <w:rFonts w:ascii="Arial" w:hAnsi="Arial" w:cs="Arial"/>
                 <w:lang w:val="es-ES"/>
@@ -725,11 +1500,28 @@
           </w:tcPr>
           <w:p>
             <w:pPr>
-              <w:rPr>
-                <w:rFonts w:ascii="Arial" w:hAnsi="Arial" w:cs="Arial"/>
-                <w:lang w:val="es-ES"/>
-              </w:rPr>
-            </w:pPr>
+              <w:jc w:val="center"/>
+              <w:rPr>
+                <w:rFonts w:ascii="Arial" w:hAnsi="Arial" w:cs="Arial"/>
+                <w:lang w:val="es-ES"/>
+              </w:rPr>
+            </w:pPr>
+          </w:p>
+          <w:p>
+            <w:pPr>
+              <w:jc w:val="center"/>
+              <w:rPr>
+                <w:rFonts w:ascii="Arial" w:hAnsi="Arial" w:cs="Arial"/>
+                <w:lang w:val="es-ES"/>
+              </w:rPr>
+            </w:pPr>
+            <w:r>
+              <w:rPr>
+                <w:rFonts w:ascii="Arial" w:hAnsi="Arial" w:cs="Arial"/>
+                <w:lang w:val="es-ES"/>
+              </w:rPr>
+              <w:t>RF-09</w:t>
+            </w:r>
           </w:p>
         </w:tc>
         <w:tc>
@@ -738,11 +1530,27 @@
           </w:tcPr>
           <w:p>
             <w:pPr>
-              <w:rPr>
-                <w:rFonts w:ascii="Arial" w:hAnsi="Arial" w:cs="Arial"/>
-                <w:lang w:val="es-ES"/>
-              </w:rPr>
-            </w:pPr>
+              <w:jc w:val="center"/>
+              <w:rPr>
+                <w:rFonts w:ascii="Arial" w:hAnsi="Arial" w:cs="Arial"/>
+                <w:lang w:val="es-ES"/>
+              </w:rPr>
+            </w:pPr>
+            <w:r>
+              <w:rPr>
+                <w:rFonts w:ascii="Arial" w:hAnsi="Arial" w:cs="Arial"/>
+                <w:lang w:val="es-ES"/>
+              </w:rPr>
+              <w:t xml:space="preserve">El sistema debe permitir al estudiante descargar los </w:t>
+            </w:r>
+            <w:r>
+              <w:rPr>
+                <w:rFonts w:ascii="Arial" w:hAnsi="Arial" w:cs="Arial"/>
+                <w:lang w:val="es-ES"/>
+              </w:rPr>
+              <w:lastRenderedPageBreak/>
+              <w:t>certificados generados.</w:t>
+            </w:r>
           </w:p>
         </w:tc>
         <w:tc>
@@ -751,11 +1559,28 @@
           </w:tcPr>
           <w:p>
             <w:pPr>
-              <w:rPr>
-                <w:rFonts w:ascii="Arial" w:hAnsi="Arial" w:cs="Arial"/>
-                <w:lang w:val="es-ES"/>
-              </w:rPr>
-            </w:pPr>
+              <w:jc w:val="center"/>
+              <w:rPr>
+                <w:rFonts w:ascii="Arial" w:hAnsi="Arial" w:cs="Arial"/>
+                <w:lang w:val="es-ES"/>
+              </w:rPr>
+            </w:pPr>
+          </w:p>
+          <w:p>
+            <w:pPr>
+              <w:jc w:val="center"/>
+              <w:rPr>
+                <w:rFonts w:ascii="Arial" w:hAnsi="Arial" w:cs="Arial"/>
+                <w:lang w:val="es-ES"/>
+              </w:rPr>
+            </w:pPr>
+            <w:r>
+              <w:rPr>
+                <w:rFonts w:ascii="Arial" w:hAnsi="Arial" w:cs="Arial"/>
+                <w:lang w:val="es-ES"/>
+              </w:rPr>
+              <w:t>Funcional</w:t>
+            </w:r>
           </w:p>
         </w:tc>
         <w:tc>
@@ -764,11 +1589,28 @@
           </w:tcPr>
           <w:p>
             <w:pPr>
-              <w:rPr>
-                <w:rFonts w:ascii="Arial" w:hAnsi="Arial" w:cs="Arial"/>
-                <w:lang w:val="es-ES"/>
-              </w:rPr>
-            </w:pPr>
+              <w:jc w:val="center"/>
+              <w:rPr>
+                <w:rFonts w:ascii="Arial" w:hAnsi="Arial" w:cs="Arial"/>
+                <w:lang w:val="es-ES"/>
+              </w:rPr>
+            </w:pPr>
+          </w:p>
+          <w:p>
+            <w:pPr>
+              <w:jc w:val="center"/>
+              <w:rPr>
+                <w:rFonts w:ascii="Arial" w:hAnsi="Arial" w:cs="Arial"/>
+                <w:lang w:val="es-ES"/>
+              </w:rPr>
+            </w:pPr>
+            <w:r>
+              <w:rPr>
+                <w:rFonts w:ascii="Arial" w:hAnsi="Arial" w:cs="Arial"/>
+                <w:lang w:val="es-ES"/>
+              </w:rPr>
+              <w:t>Alta</w:t>
+            </w:r>
           </w:p>
         </w:tc>
         <w:tc>
@@ -777,11 +1619,19 @@
           </w:tcPr>
           <w:p>
             <w:pPr>
-              <w:rPr>
-                <w:rFonts w:ascii="Arial" w:hAnsi="Arial" w:cs="Arial"/>
-                <w:lang w:val="es-ES"/>
-              </w:rPr>
-            </w:pPr>
+              <w:jc w:val="center"/>
+              <w:rPr>
+                <w:rFonts w:ascii="Arial" w:hAnsi="Arial" w:cs="Arial"/>
+                <w:lang w:val="es-ES"/>
+              </w:rPr>
+            </w:pPr>
+            <w:r>
+              <w:rPr>
+                <w:rFonts w:ascii="Arial" w:hAnsi="Arial" w:cs="Arial"/>
+                <w:lang w:val="es-ES"/>
+              </w:rPr>
+              <w:t>El estudiante debe tener sesión activa y que el documento ya se halla generado.</w:t>
+            </w:r>
           </w:p>
         </w:tc>
       </w:tr>
@@ -792,11 +1642,37 @@
           </w:tcPr>
           <w:p>
             <w:pPr>
-              <w:rPr>
-                <w:rFonts w:ascii="Arial" w:hAnsi="Arial" w:cs="Arial"/>
-                <w:lang w:val="es-ES"/>
-              </w:rPr>
-            </w:pPr>
+              <w:jc w:val="center"/>
+              <w:rPr>
+                <w:rFonts w:ascii="Arial" w:hAnsi="Arial" w:cs="Arial"/>
+                <w:lang w:val="es-ES"/>
+              </w:rPr>
+            </w:pPr>
+          </w:p>
+          <w:p>
+            <w:pPr>
+              <w:jc w:val="center"/>
+              <w:rPr>
+                <w:rFonts w:ascii="Arial" w:hAnsi="Arial" w:cs="Arial"/>
+                <w:lang w:val="es-ES"/>
+              </w:rPr>
+            </w:pPr>
+          </w:p>
+          <w:p>
+            <w:pPr>
+              <w:jc w:val="center"/>
+              <w:rPr>
+                <w:rFonts w:ascii="Arial" w:hAnsi="Arial" w:cs="Arial"/>
+                <w:lang w:val="es-ES"/>
+              </w:rPr>
+            </w:pPr>
+            <w:r>
+              <w:rPr>
+                <w:rFonts w:ascii="Arial" w:hAnsi="Arial" w:cs="Arial"/>
+                <w:lang w:val="es-ES"/>
+              </w:rPr>
+              <w:t>RF-10</w:t>
+            </w:r>
           </w:p>
         </w:tc>
         <w:tc>
@@ -805,11 +1681,28 @@
           </w:tcPr>
           <w:p>
             <w:pPr>
-              <w:rPr>
-                <w:rFonts w:ascii="Arial" w:hAnsi="Arial" w:cs="Arial"/>
-                <w:lang w:val="es-ES"/>
-              </w:rPr>
-            </w:pPr>
+              <w:jc w:val="center"/>
+              <w:rPr>
+                <w:rFonts w:ascii="Arial" w:hAnsi="Arial" w:cs="Arial"/>
+                <w:lang w:val="es-ES"/>
+              </w:rPr>
+            </w:pPr>
+          </w:p>
+          <w:p>
+            <w:pPr>
+              <w:jc w:val="center"/>
+              <w:rPr>
+                <w:rFonts w:ascii="Arial" w:hAnsi="Arial" w:cs="Arial"/>
+                <w:lang w:val="es-ES"/>
+              </w:rPr>
+            </w:pPr>
+            <w:r>
+              <w:rPr>
+                <w:rFonts w:ascii="Arial" w:hAnsi="Arial" w:cs="Arial"/>
+                <w:lang w:val="es-ES"/>
+              </w:rPr>
+              <w:t>El sistema debe permitir que el estudiante cancele solicitudes.</w:t>
+            </w:r>
           </w:p>
         </w:tc>
         <w:tc>
@@ -818,11 +1711,37 @@
           </w:tcPr>
           <w:p>
             <w:pPr>
-              <w:rPr>
-                <w:rFonts w:ascii="Arial" w:hAnsi="Arial" w:cs="Arial"/>
-                <w:lang w:val="es-ES"/>
-              </w:rPr>
-            </w:pPr>
+              <w:jc w:val="center"/>
+              <w:rPr>
+                <w:rFonts w:ascii="Arial" w:hAnsi="Arial" w:cs="Arial"/>
+                <w:lang w:val="es-ES"/>
+              </w:rPr>
+            </w:pPr>
+          </w:p>
+          <w:p>
+            <w:pPr>
+              <w:jc w:val="center"/>
+              <w:rPr>
+                <w:rFonts w:ascii="Arial" w:hAnsi="Arial" w:cs="Arial"/>
+                <w:lang w:val="es-ES"/>
+              </w:rPr>
+            </w:pPr>
+          </w:p>
+          <w:p>
+            <w:pPr>
+              <w:jc w:val="center"/>
+              <w:rPr>
+                <w:rFonts w:ascii="Arial" w:hAnsi="Arial" w:cs="Arial"/>
+                <w:lang w:val="es-ES"/>
+              </w:rPr>
+            </w:pPr>
+            <w:r>
+              <w:rPr>
+                <w:rFonts w:ascii="Arial" w:hAnsi="Arial" w:cs="Arial"/>
+                <w:lang w:val="es-ES"/>
+              </w:rPr>
+              <w:t>Funcional</w:t>
+            </w:r>
           </w:p>
         </w:tc>
         <w:tc>
@@ -831,11 +1750,36 @@
           </w:tcPr>
           <w:p>
             <w:pPr>
-              <w:rPr>
-                <w:rFonts w:ascii="Arial" w:hAnsi="Arial" w:cs="Arial"/>
-                <w:lang w:val="es-ES"/>
-              </w:rPr>
-            </w:pPr>
+              <w:jc w:val="center"/>
+              <w:rPr>
+                <w:rFonts w:ascii="Arial" w:hAnsi="Arial" w:cs="Arial"/>
+                <w:lang w:val="es-ES"/>
+              </w:rPr>
+            </w:pPr>
+          </w:p>
+          <w:p>
+            <w:pPr>
+              <w:rPr>
+                <w:rFonts w:ascii="Arial" w:hAnsi="Arial" w:cs="Arial"/>
+                <w:lang w:val="es-ES"/>
+              </w:rPr>
+            </w:pPr>
+          </w:p>
+          <w:p>
+            <w:pPr>
+              <w:jc w:val="center"/>
+              <w:rPr>
+                <w:rFonts w:ascii="Arial" w:hAnsi="Arial" w:cs="Arial"/>
+                <w:lang w:val="es-ES"/>
+              </w:rPr>
+            </w:pPr>
+            <w:r>
+              <w:rPr>
+                <w:rFonts w:ascii="Arial" w:hAnsi="Arial" w:cs="Arial"/>
+                <w:lang w:val="es-ES"/>
+              </w:rPr>
+              <w:t>Alta</w:t>
+            </w:r>
           </w:p>
         </w:tc>
         <w:tc>
@@ -844,11 +1788,19 @@
           </w:tcPr>
           <w:p>
             <w:pPr>
-              <w:rPr>
-                <w:rFonts w:ascii="Arial" w:hAnsi="Arial" w:cs="Arial"/>
-                <w:lang w:val="es-ES"/>
-              </w:rPr>
-            </w:pPr>
+              <w:jc w:val="center"/>
+              <w:rPr>
+                <w:rFonts w:ascii="Arial" w:hAnsi="Arial" w:cs="Arial"/>
+                <w:lang w:val="es-ES"/>
+              </w:rPr>
+            </w:pPr>
+            <w:r>
+              <w:rPr>
+                <w:rFonts w:ascii="Arial" w:hAnsi="Arial" w:cs="Arial"/>
+                <w:lang w:val="es-ES"/>
+              </w:rPr>
+              <w:t>El estudiante debe tener sesión activa, debe existir la solicitud que quiere cancelar y la solicitud no debe estar ya respondida.</w:t>
+            </w:r>
           </w:p>
         </w:tc>
       </w:tr>
@@ -859,11 +1811,36 @@
           </w:tcPr>
           <w:p>
             <w:pPr>
-              <w:rPr>
-                <w:rFonts w:ascii="Arial" w:hAnsi="Arial" w:cs="Arial"/>
-                <w:lang w:val="es-ES"/>
-              </w:rPr>
-            </w:pPr>
+              <w:jc w:val="center"/>
+              <w:rPr>
+                <w:rFonts w:ascii="Arial" w:hAnsi="Arial" w:cs="Arial"/>
+                <w:lang w:val="es-ES"/>
+              </w:rPr>
+            </w:pPr>
+          </w:p>
+          <w:p>
+            <w:pPr>
+              <w:rPr>
+                <w:rFonts w:ascii="Arial" w:hAnsi="Arial" w:cs="Arial"/>
+                <w:lang w:val="es-ES"/>
+              </w:rPr>
+            </w:pPr>
+          </w:p>
+          <w:p>
+            <w:pPr>
+              <w:jc w:val="center"/>
+              <w:rPr>
+                <w:rFonts w:ascii="Arial" w:hAnsi="Arial" w:cs="Arial"/>
+                <w:lang w:val="es-ES"/>
+              </w:rPr>
+            </w:pPr>
+            <w:r>
+              <w:rPr>
+                <w:rFonts w:ascii="Arial" w:hAnsi="Arial" w:cs="Arial"/>
+                <w:lang w:val="es-ES"/>
+              </w:rPr>
+              <w:t>RF-11</w:t>
+            </w:r>
           </w:p>
         </w:tc>
         <w:tc>
@@ -872,11 +1849,19 @@
           </w:tcPr>
           <w:p>
             <w:pPr>
-              <w:rPr>
-                <w:rFonts w:ascii="Arial" w:hAnsi="Arial" w:cs="Arial"/>
-                <w:lang w:val="es-ES"/>
-              </w:rPr>
-            </w:pPr>
+              <w:jc w:val="center"/>
+              <w:rPr>
+                <w:rFonts w:ascii="Arial" w:hAnsi="Arial" w:cs="Arial"/>
+                <w:lang w:val="es-ES"/>
+              </w:rPr>
+            </w:pPr>
+            <w:r>
+              <w:rPr>
+                <w:rFonts w:ascii="Arial" w:hAnsi="Arial" w:cs="Arial"/>
+                <w:lang w:val="es-ES"/>
+              </w:rPr>
+              <w:t>El sistema debe permitir que el estudiante actualicé su información personal.</w:t>
+            </w:r>
           </w:p>
         </w:tc>
         <w:tc>
@@ -885,6 +1870,50 @@
           </w:tcPr>
           <w:p>
             <w:pPr>
+              <w:jc w:val="center"/>
+              <w:rPr>
+                <w:rFonts w:ascii="Arial" w:hAnsi="Arial" w:cs="Arial"/>
+                <w:lang w:val="es-ES"/>
+              </w:rPr>
+            </w:pPr>
+          </w:p>
+          <w:p>
+            <w:pPr>
+              <w:jc w:val="center"/>
+              <w:rPr>
+                <w:rFonts w:ascii="Arial" w:hAnsi="Arial" w:cs="Arial"/>
+                <w:lang w:val="es-ES"/>
+              </w:rPr>
+            </w:pPr>
+          </w:p>
+          <w:p>
+            <w:pPr>
+              <w:jc w:val="center"/>
+              <w:rPr>
+                <w:rFonts w:ascii="Arial" w:hAnsi="Arial" w:cs="Arial"/>
+                <w:lang w:val="es-ES"/>
+              </w:rPr>
+            </w:pPr>
+            <w:r>
+              <w:rPr>
+                <w:rFonts w:ascii="Arial" w:hAnsi="Arial" w:cs="Arial"/>
+                <w:lang w:val="es-ES"/>
+              </w:rPr>
+              <w:t>Funcional</w:t>
+            </w:r>
+          </w:p>
+          <w:p>
+            <w:pPr>
+              <w:jc w:val="center"/>
+              <w:rPr>
+                <w:rFonts w:ascii="Arial" w:hAnsi="Arial" w:cs="Arial"/>
+                <w:lang w:val="es-ES"/>
+              </w:rPr>
+            </w:pPr>
+          </w:p>
+          <w:p>
+            <w:pPr>
+              <w:jc w:val="center"/>
               <w:rPr>
                 <w:rFonts w:ascii="Arial" w:hAnsi="Arial" w:cs="Arial"/>
                 <w:lang w:val="es-ES"/>
@@ -898,11 +1927,37 @@
           </w:tcPr>
           <w:p>
             <w:pPr>
-              <w:rPr>
-                <w:rFonts w:ascii="Arial" w:hAnsi="Arial" w:cs="Arial"/>
-                <w:lang w:val="es-ES"/>
-              </w:rPr>
-            </w:pPr>
+              <w:jc w:val="center"/>
+              <w:rPr>
+                <w:rFonts w:ascii="Arial" w:hAnsi="Arial" w:cs="Arial"/>
+                <w:lang w:val="es-ES"/>
+              </w:rPr>
+            </w:pPr>
+          </w:p>
+          <w:p>
+            <w:pPr>
+              <w:jc w:val="center"/>
+              <w:rPr>
+                <w:rFonts w:ascii="Arial" w:hAnsi="Arial" w:cs="Arial"/>
+                <w:lang w:val="es-ES"/>
+              </w:rPr>
+            </w:pPr>
+          </w:p>
+          <w:p>
+            <w:pPr>
+              <w:jc w:val="center"/>
+              <w:rPr>
+                <w:rFonts w:ascii="Arial" w:hAnsi="Arial" w:cs="Arial"/>
+                <w:lang w:val="es-ES"/>
+              </w:rPr>
+            </w:pPr>
+            <w:r>
+              <w:rPr>
+                <w:rFonts w:ascii="Arial" w:hAnsi="Arial" w:cs="Arial"/>
+                <w:lang w:val="es-ES"/>
+              </w:rPr>
+              <w:t>Media</w:t>
+            </w:r>
           </w:p>
         </w:tc>
         <w:tc>
@@ -911,11 +1966,28 @@
           </w:tcPr>
           <w:p>
             <w:pPr>
-              <w:rPr>
-                <w:rFonts w:ascii="Arial" w:hAnsi="Arial" w:cs="Arial"/>
-                <w:lang w:val="es-ES"/>
-              </w:rPr>
-            </w:pPr>
+              <w:jc w:val="center"/>
+              <w:rPr>
+                <w:rFonts w:ascii="Arial" w:hAnsi="Arial" w:cs="Arial"/>
+                <w:lang w:val="es-ES"/>
+              </w:rPr>
+            </w:pPr>
+          </w:p>
+          <w:p>
+            <w:pPr>
+              <w:jc w:val="center"/>
+              <w:rPr>
+                <w:rFonts w:ascii="Arial" w:hAnsi="Arial" w:cs="Arial"/>
+                <w:lang w:val="es-ES"/>
+              </w:rPr>
+            </w:pPr>
+            <w:r>
+              <w:rPr>
+                <w:rFonts w:ascii="Arial" w:hAnsi="Arial" w:cs="Arial"/>
+                <w:lang w:val="es-ES"/>
+              </w:rPr>
+              <w:t>El estudiante debe tener sesión activa y el sistema debe verificar la información nueva que se modificará la anterior.</w:t>
+            </w:r>
           </w:p>
         </w:tc>
       </w:tr>
@@ -926,11 +1998,46 @@
           </w:tcPr>
           <w:p>
             <w:pPr>
-              <w:rPr>
-                <w:rFonts w:ascii="Arial" w:hAnsi="Arial" w:cs="Arial"/>
-                <w:lang w:val="es-ES"/>
-              </w:rPr>
-            </w:pPr>
+              <w:jc w:val="center"/>
+              <w:rPr>
+                <w:rFonts w:ascii="Arial" w:hAnsi="Arial" w:cs="Arial"/>
+                <w:lang w:val="es-ES"/>
+              </w:rPr>
+            </w:pPr>
+          </w:p>
+          <w:p>
+            <w:pPr>
+              <w:jc w:val="center"/>
+              <w:rPr>
+                <w:rFonts w:ascii="Arial" w:hAnsi="Arial" w:cs="Arial"/>
+                <w:lang w:val="es-ES"/>
+              </w:rPr>
+            </w:pPr>
+          </w:p>
+          <w:p>
+            <w:pPr>
+              <w:jc w:val="center"/>
+              <w:rPr>
+                <w:rFonts w:ascii="Arial" w:hAnsi="Arial" w:cs="Arial"/>
+                <w:lang w:val="es-ES"/>
+              </w:rPr>
+            </w:pPr>
+          </w:p>
+          <w:p>
+            <w:pPr>
+              <w:jc w:val="center"/>
+              <w:rPr>
+                <w:rFonts w:ascii="Arial" w:hAnsi="Arial" w:cs="Arial"/>
+                <w:lang w:val="es-ES"/>
+              </w:rPr>
+            </w:pPr>
+            <w:r>
+              <w:rPr>
+                <w:rFonts w:ascii="Arial" w:hAnsi="Arial" w:cs="Arial"/>
+                <w:lang w:val="es-ES"/>
+              </w:rPr>
+              <w:t>RF-12</w:t>
+            </w:r>
           </w:p>
         </w:tc>
         <w:tc>
@@ -939,11 +2046,19 @@
           </w:tcPr>
           <w:p>
             <w:pPr>
-              <w:rPr>
-                <w:rFonts w:ascii="Arial" w:hAnsi="Arial" w:cs="Arial"/>
-                <w:lang w:val="es-ES"/>
-              </w:rPr>
-            </w:pPr>
+              <w:jc w:val="center"/>
+              <w:rPr>
+                <w:rFonts w:ascii="Arial" w:hAnsi="Arial" w:cs="Arial"/>
+                <w:lang w:val="es-ES"/>
+              </w:rPr>
+            </w:pPr>
+            <w:r>
+              <w:rPr>
+                <w:rFonts w:ascii="Arial" w:hAnsi="Arial" w:cs="Arial"/>
+                <w:lang w:val="es-ES"/>
+              </w:rPr>
+              <w:t>El sistema debe permitir que el estudiante acepte términos y condiciones, cookies y derechos del sistema.</w:t>
+            </w:r>
           </w:p>
         </w:tc>
         <w:tc>
@@ -952,11 +2067,46 @@
           </w:tcPr>
           <w:p>
             <w:pPr>
-              <w:rPr>
-                <w:rFonts w:ascii="Arial" w:hAnsi="Arial" w:cs="Arial"/>
-                <w:lang w:val="es-ES"/>
-              </w:rPr>
-            </w:pPr>
+              <w:jc w:val="center"/>
+              <w:rPr>
+                <w:rFonts w:ascii="Arial" w:hAnsi="Arial" w:cs="Arial"/>
+                <w:lang w:val="es-ES"/>
+              </w:rPr>
+            </w:pPr>
+          </w:p>
+          <w:p>
+            <w:pPr>
+              <w:jc w:val="center"/>
+              <w:rPr>
+                <w:rFonts w:ascii="Arial" w:hAnsi="Arial" w:cs="Arial"/>
+                <w:lang w:val="es-ES"/>
+              </w:rPr>
+            </w:pPr>
+          </w:p>
+          <w:p>
+            <w:pPr>
+              <w:jc w:val="center"/>
+              <w:rPr>
+                <w:rFonts w:ascii="Arial" w:hAnsi="Arial" w:cs="Arial"/>
+                <w:lang w:val="es-ES"/>
+              </w:rPr>
+            </w:pPr>
+          </w:p>
+          <w:p>
+            <w:pPr>
+              <w:jc w:val="center"/>
+              <w:rPr>
+                <w:rFonts w:ascii="Arial" w:hAnsi="Arial" w:cs="Arial"/>
+                <w:lang w:val="es-ES"/>
+              </w:rPr>
+            </w:pPr>
+            <w:r>
+              <w:rPr>
+                <w:rFonts w:ascii="Arial" w:hAnsi="Arial" w:cs="Arial"/>
+                <w:lang w:val="es-ES"/>
+              </w:rPr>
+              <w:t>Funcional</w:t>
+            </w:r>
           </w:p>
         </w:tc>
         <w:tc>
@@ -965,11 +2115,46 @@
           </w:tcPr>
           <w:p>
             <w:pPr>
-              <w:rPr>
-                <w:rFonts w:ascii="Arial" w:hAnsi="Arial" w:cs="Arial"/>
-                <w:lang w:val="es-ES"/>
-              </w:rPr>
-            </w:pPr>
+              <w:jc w:val="center"/>
+              <w:rPr>
+                <w:rFonts w:ascii="Arial" w:hAnsi="Arial" w:cs="Arial"/>
+                <w:lang w:val="es-ES"/>
+              </w:rPr>
+            </w:pPr>
+          </w:p>
+          <w:p>
+            <w:pPr>
+              <w:jc w:val="center"/>
+              <w:rPr>
+                <w:rFonts w:ascii="Arial" w:hAnsi="Arial" w:cs="Arial"/>
+                <w:lang w:val="es-ES"/>
+              </w:rPr>
+            </w:pPr>
+          </w:p>
+          <w:p>
+            <w:pPr>
+              <w:jc w:val="center"/>
+              <w:rPr>
+                <w:rFonts w:ascii="Arial" w:hAnsi="Arial" w:cs="Arial"/>
+                <w:lang w:val="es-ES"/>
+              </w:rPr>
+            </w:pPr>
+          </w:p>
+          <w:p>
+            <w:pPr>
+              <w:jc w:val="center"/>
+              <w:rPr>
+                <w:rFonts w:ascii="Arial" w:hAnsi="Arial" w:cs="Arial"/>
+                <w:lang w:val="es-ES"/>
+              </w:rPr>
+            </w:pPr>
+            <w:r>
+              <w:rPr>
+                <w:rFonts w:ascii="Arial" w:hAnsi="Arial" w:cs="Arial"/>
+                <w:lang w:val="es-ES"/>
+              </w:rPr>
+              <w:t>Alta</w:t>
+            </w:r>
           </w:p>
         </w:tc>
         <w:tc>
@@ -978,11 +2163,53 @@
           </w:tcPr>
           <w:p>
             <w:pPr>
-              <w:rPr>
-                <w:rFonts w:ascii="Arial" w:hAnsi="Arial" w:cs="Arial"/>
-                <w:lang w:val="es-ES"/>
-              </w:rPr>
-            </w:pPr>
+              <w:jc w:val="center"/>
+              <w:rPr>
+                <w:rFonts w:ascii="Arial" w:hAnsi="Arial" w:cs="Arial"/>
+                <w:lang w:val="es-ES"/>
+              </w:rPr>
+            </w:pPr>
+          </w:p>
+          <w:p>
+            <w:pPr>
+              <w:jc w:val="center"/>
+              <w:rPr>
+                <w:rFonts w:ascii="Arial" w:hAnsi="Arial" w:cs="Arial"/>
+                <w:lang w:val="es-ES"/>
+              </w:rPr>
+            </w:pPr>
+          </w:p>
+          <w:p>
+            <w:pPr>
+              <w:jc w:val="center"/>
+              <w:rPr>
+                <w:rFonts w:ascii="Arial" w:hAnsi="Arial" w:cs="Arial"/>
+                <w:lang w:val="es-ES"/>
+              </w:rPr>
+            </w:pPr>
+            <w:r>
+              <w:rPr>
+                <w:rFonts w:ascii="Arial" w:hAnsi="Arial" w:cs="Arial"/>
+                <w:lang w:val="es-ES"/>
+              </w:rPr>
+              <w:t xml:space="preserve">El sistema debe mostrar los términos y condiciones, cookies y derechos del sistema con un </w:t>
+            </w:r>
+            <w:proofErr w:type="spellStart"/>
+            <w:r>
+              <w:rPr>
+                <w:rFonts w:ascii="Arial" w:hAnsi="Arial" w:cs="Arial"/>
+                <w:lang w:val="es-ES"/>
+              </w:rPr>
+              <w:t>checkbox</w:t>
+            </w:r>
+            <w:proofErr w:type="spellEnd"/>
+            <w:r>
+              <w:rPr>
+                <w:rFonts w:ascii="Arial" w:hAnsi="Arial" w:cs="Arial"/>
+                <w:lang w:val="es-ES"/>
+              </w:rPr>
+              <w:t>.</w:t>
+            </w:r>
           </w:p>
         </w:tc>
       </w:tr>
@@ -993,11 +2220,28 @@
           </w:tcPr>
           <w:p>
             <w:pPr>
-              <w:rPr>
-                <w:rFonts w:ascii="Arial" w:hAnsi="Arial" w:cs="Arial"/>
-                <w:lang w:val="es-ES"/>
-              </w:rPr>
-            </w:pPr>
+              <w:jc w:val="center"/>
+              <w:rPr>
+                <w:rFonts w:ascii="Arial" w:hAnsi="Arial" w:cs="Arial"/>
+                <w:lang w:val="es-ES"/>
+              </w:rPr>
+            </w:pPr>
+          </w:p>
+          <w:p>
+            <w:pPr>
+              <w:jc w:val="center"/>
+              <w:rPr>
+                <w:rFonts w:ascii="Arial" w:hAnsi="Arial" w:cs="Arial"/>
+                <w:lang w:val="es-ES"/>
+              </w:rPr>
+            </w:pPr>
+            <w:r>
+              <w:rPr>
+                <w:rFonts w:ascii="Arial" w:hAnsi="Arial" w:cs="Arial"/>
+                <w:lang w:val="es-ES"/>
+              </w:rPr>
+              <w:t>RF-13</w:t>
+            </w:r>
           </w:p>
         </w:tc>
         <w:tc>
@@ -1006,11 +2250,19 @@
           </w:tcPr>
           <w:p>
             <w:pPr>
-              <w:rPr>
-                <w:rFonts w:ascii="Arial" w:hAnsi="Arial" w:cs="Arial"/>
-                <w:lang w:val="es-ES"/>
-              </w:rPr>
-            </w:pPr>
+              <w:jc w:val="center"/>
+              <w:rPr>
+                <w:rFonts w:ascii="Arial" w:hAnsi="Arial" w:cs="Arial"/>
+                <w:lang w:val="es-ES"/>
+              </w:rPr>
+            </w:pPr>
+            <w:r>
+              <w:rPr>
+                <w:rFonts w:ascii="Arial" w:hAnsi="Arial" w:cs="Arial"/>
+                <w:lang w:val="es-ES"/>
+              </w:rPr>
+              <w:t>El sistema debe permitir que el usuario consulte una solicitud.</w:t>
+            </w:r>
           </w:p>
         </w:tc>
         <w:tc>
@@ -1019,11 +2271,28 @@
           </w:tcPr>
           <w:p>
             <w:pPr>
-              <w:rPr>
-                <w:rFonts w:ascii="Arial" w:hAnsi="Arial" w:cs="Arial"/>
-                <w:lang w:val="es-ES"/>
-              </w:rPr>
-            </w:pPr>
+              <w:jc w:val="center"/>
+              <w:rPr>
+                <w:rFonts w:ascii="Arial" w:hAnsi="Arial" w:cs="Arial"/>
+                <w:lang w:val="es-ES"/>
+              </w:rPr>
+            </w:pPr>
+          </w:p>
+          <w:p>
+            <w:pPr>
+              <w:jc w:val="center"/>
+              <w:rPr>
+                <w:rFonts w:ascii="Arial" w:hAnsi="Arial" w:cs="Arial"/>
+                <w:lang w:val="es-ES"/>
+              </w:rPr>
+            </w:pPr>
+            <w:r>
+              <w:rPr>
+                <w:rFonts w:ascii="Arial" w:hAnsi="Arial" w:cs="Arial"/>
+                <w:lang w:val="es-ES"/>
+              </w:rPr>
+              <w:t>Funcional</w:t>
+            </w:r>
           </w:p>
         </w:tc>
         <w:tc>
@@ -1032,11 +2301,28 @@
           </w:tcPr>
           <w:p>
             <w:pPr>
-              <w:rPr>
-                <w:rFonts w:ascii="Arial" w:hAnsi="Arial" w:cs="Arial"/>
-                <w:lang w:val="es-ES"/>
-              </w:rPr>
-            </w:pPr>
+              <w:jc w:val="center"/>
+              <w:rPr>
+                <w:rFonts w:ascii="Arial" w:hAnsi="Arial" w:cs="Arial"/>
+                <w:lang w:val="es-ES"/>
+              </w:rPr>
+            </w:pPr>
+          </w:p>
+          <w:p>
+            <w:pPr>
+              <w:jc w:val="center"/>
+              <w:rPr>
+                <w:rFonts w:ascii="Arial" w:hAnsi="Arial" w:cs="Arial"/>
+                <w:lang w:val="es-ES"/>
+              </w:rPr>
+            </w:pPr>
+            <w:r>
+              <w:rPr>
+                <w:rFonts w:ascii="Arial" w:hAnsi="Arial" w:cs="Arial"/>
+                <w:lang w:val="es-ES"/>
+              </w:rPr>
+              <w:t>Alta</w:t>
+            </w:r>
           </w:p>
         </w:tc>
         <w:tc>
@@ -1045,11 +2331,19 @@
           </w:tcPr>
           <w:p>
             <w:pPr>
-              <w:rPr>
-                <w:rFonts w:ascii="Arial" w:hAnsi="Arial" w:cs="Arial"/>
-                <w:lang w:val="es-ES"/>
-              </w:rPr>
-            </w:pPr>
+              <w:jc w:val="center"/>
+              <w:rPr>
+                <w:rFonts w:ascii="Arial" w:hAnsi="Arial" w:cs="Arial"/>
+                <w:lang w:val="es-ES"/>
+              </w:rPr>
+            </w:pPr>
+            <w:r>
+              <w:rPr>
+                <w:rFonts w:ascii="Arial" w:hAnsi="Arial" w:cs="Arial"/>
+                <w:lang w:val="es-ES"/>
+              </w:rPr>
+              <w:t>El estudiante debe tener sesión activa y debe recibirse el ID de la solicitud.</w:t>
+            </w:r>
           </w:p>
         </w:tc>
       </w:tr>
@@ -1060,11 +2354,46 @@
           </w:tcPr>
           <w:p>
             <w:pPr>
-              <w:rPr>
-                <w:rFonts w:ascii="Arial" w:hAnsi="Arial" w:cs="Arial"/>
-                <w:lang w:val="es-ES"/>
-              </w:rPr>
-            </w:pPr>
+              <w:jc w:val="center"/>
+              <w:rPr>
+                <w:rFonts w:ascii="Arial" w:hAnsi="Arial" w:cs="Arial"/>
+                <w:lang w:val="es-ES"/>
+              </w:rPr>
+            </w:pPr>
+          </w:p>
+          <w:p>
+            <w:pPr>
+              <w:jc w:val="center"/>
+              <w:rPr>
+                <w:rFonts w:ascii="Arial" w:hAnsi="Arial" w:cs="Arial"/>
+                <w:lang w:val="es-ES"/>
+              </w:rPr>
+            </w:pPr>
+          </w:p>
+          <w:p>
+            <w:pPr>
+              <w:jc w:val="center"/>
+              <w:rPr>
+                <w:rFonts w:ascii="Arial" w:hAnsi="Arial" w:cs="Arial"/>
+                <w:lang w:val="es-ES"/>
+              </w:rPr>
+            </w:pPr>
+          </w:p>
+          <w:p>
+            <w:pPr>
+              <w:jc w:val="center"/>
+              <w:rPr>
+                <w:rFonts w:ascii="Arial" w:hAnsi="Arial" w:cs="Arial"/>
+                <w:lang w:val="es-ES"/>
+              </w:rPr>
+            </w:pPr>
+            <w:r>
+              <w:rPr>
+                <w:rFonts w:ascii="Arial" w:hAnsi="Arial" w:cs="Arial"/>
+                <w:lang w:val="es-ES"/>
+              </w:rPr>
+              <w:t>RF-14</w:t>
+            </w:r>
           </w:p>
         </w:tc>
         <w:tc>
@@ -1073,11 +2402,19 @@
           </w:tcPr>
           <w:p>
             <w:pPr>
-              <w:rPr>
-                <w:rFonts w:ascii="Arial" w:hAnsi="Arial" w:cs="Arial"/>
-                <w:lang w:val="es-ES"/>
-              </w:rPr>
-            </w:pPr>
+              <w:jc w:val="center"/>
+              <w:rPr>
+                <w:rFonts w:ascii="Arial" w:hAnsi="Arial" w:cs="Arial"/>
+                <w:lang w:val="es-ES"/>
+              </w:rPr>
+            </w:pPr>
+            <w:r>
+              <w:rPr>
+                <w:rFonts w:ascii="Arial" w:hAnsi="Arial" w:cs="Arial"/>
+                <w:lang w:val="es-ES"/>
+              </w:rPr>
+              <w:t>El sistema debe permitir al estudiante tener un dashboard principal con un resumen de sus movimientos en la cuenta.</w:t>
+            </w:r>
           </w:p>
         </w:tc>
         <w:tc>
@@ -1086,11 +2423,46 @@
           </w:tcPr>
           <w:p>
             <w:pPr>
-              <w:rPr>
-                <w:rFonts w:ascii="Arial" w:hAnsi="Arial" w:cs="Arial"/>
-                <w:lang w:val="es-ES"/>
-              </w:rPr>
-            </w:pPr>
+              <w:jc w:val="center"/>
+              <w:rPr>
+                <w:rFonts w:ascii="Arial" w:hAnsi="Arial" w:cs="Arial"/>
+                <w:lang w:val="es-ES"/>
+              </w:rPr>
+            </w:pPr>
+          </w:p>
+          <w:p>
+            <w:pPr>
+              <w:jc w:val="center"/>
+              <w:rPr>
+                <w:rFonts w:ascii="Arial" w:hAnsi="Arial" w:cs="Arial"/>
+                <w:lang w:val="es-ES"/>
+              </w:rPr>
+            </w:pPr>
+          </w:p>
+          <w:p>
+            <w:pPr>
+              <w:jc w:val="center"/>
+              <w:rPr>
+                <w:rFonts w:ascii="Arial" w:hAnsi="Arial" w:cs="Arial"/>
+                <w:lang w:val="es-ES"/>
+              </w:rPr>
+            </w:pPr>
+          </w:p>
+          <w:p>
+            <w:pPr>
+              <w:jc w:val="center"/>
+              <w:rPr>
+                <w:rFonts w:ascii="Arial" w:hAnsi="Arial" w:cs="Arial"/>
+                <w:lang w:val="es-ES"/>
+              </w:rPr>
+            </w:pPr>
+            <w:r>
+              <w:rPr>
+                <w:rFonts w:ascii="Arial" w:hAnsi="Arial" w:cs="Arial"/>
+                <w:lang w:val="es-ES"/>
+              </w:rPr>
+              <w:t>Funcional</w:t>
+            </w:r>
           </w:p>
         </w:tc>
         <w:tc>
@@ -1099,11 +2471,46 @@
           </w:tcPr>
           <w:p>
             <w:pPr>
-              <w:rPr>
-                <w:rFonts w:ascii="Arial" w:hAnsi="Arial" w:cs="Arial"/>
-                <w:lang w:val="es-ES"/>
-              </w:rPr>
-            </w:pPr>
+              <w:jc w:val="center"/>
+              <w:rPr>
+                <w:rFonts w:ascii="Arial" w:hAnsi="Arial" w:cs="Arial"/>
+                <w:lang w:val="es-ES"/>
+              </w:rPr>
+            </w:pPr>
+          </w:p>
+          <w:p>
+            <w:pPr>
+              <w:jc w:val="center"/>
+              <w:rPr>
+                <w:rFonts w:ascii="Arial" w:hAnsi="Arial" w:cs="Arial"/>
+                <w:lang w:val="es-ES"/>
+              </w:rPr>
+            </w:pPr>
+          </w:p>
+          <w:p>
+            <w:pPr>
+              <w:jc w:val="center"/>
+              <w:rPr>
+                <w:rFonts w:ascii="Arial" w:hAnsi="Arial" w:cs="Arial"/>
+                <w:lang w:val="es-ES"/>
+              </w:rPr>
+            </w:pPr>
+          </w:p>
+          <w:p>
+            <w:pPr>
+              <w:jc w:val="center"/>
+              <w:rPr>
+                <w:rFonts w:ascii="Arial" w:hAnsi="Arial" w:cs="Arial"/>
+                <w:lang w:val="es-ES"/>
+              </w:rPr>
+            </w:pPr>
+            <w:r>
+              <w:rPr>
+                <w:rFonts w:ascii="Arial" w:hAnsi="Arial" w:cs="Arial"/>
+                <w:lang w:val="es-ES"/>
+              </w:rPr>
+              <w:t>Media</w:t>
+            </w:r>
           </w:p>
         </w:tc>
         <w:tc>
@@ -1112,11 +2519,28 @@
           </w:tcPr>
           <w:p>
             <w:pPr>
-              <w:rPr>
-                <w:rFonts w:ascii="Arial" w:hAnsi="Arial" w:cs="Arial"/>
-                <w:lang w:val="es-ES"/>
-              </w:rPr>
-            </w:pPr>
+              <w:jc w:val="center"/>
+              <w:rPr>
+                <w:rFonts w:ascii="Arial" w:hAnsi="Arial" w:cs="Arial"/>
+                <w:lang w:val="es-ES"/>
+              </w:rPr>
+            </w:pPr>
+          </w:p>
+          <w:p>
+            <w:pPr>
+              <w:jc w:val="center"/>
+              <w:rPr>
+                <w:rFonts w:ascii="Arial" w:hAnsi="Arial" w:cs="Arial"/>
+                <w:lang w:val="es-ES"/>
+              </w:rPr>
+            </w:pPr>
+            <w:r>
+              <w:rPr>
+                <w:rFonts w:ascii="Arial" w:hAnsi="Arial" w:cs="Arial"/>
+                <w:lang w:val="es-ES"/>
+              </w:rPr>
+              <w:t>El estudiante debe tener sesión activa, y debe tener al menos un movimiento de cada tipo para que se pueda registrar en el dashboard y no aparezca nulo – vacío.</w:t>
+            </w:r>
           </w:p>
         </w:tc>
       </w:tr>
@@ -1127,6 +2551,41 @@
           </w:tcPr>
           <w:p>
             <w:pPr>
+              <w:jc w:val="center"/>
+              <w:rPr>
+                <w:rFonts w:ascii="Arial" w:hAnsi="Arial" w:cs="Arial"/>
+                <w:lang w:val="es-ES"/>
+              </w:rPr>
+            </w:pPr>
+          </w:p>
+          <w:p>
+            <w:pPr>
+              <w:jc w:val="center"/>
+              <w:rPr>
+                <w:rFonts w:ascii="Arial" w:hAnsi="Arial" w:cs="Arial"/>
+                <w:lang w:val="es-ES"/>
+              </w:rPr>
+            </w:pPr>
+          </w:p>
+          <w:p>
+            <w:pPr>
+              <w:jc w:val="center"/>
+              <w:rPr>
+                <w:rFonts w:ascii="Arial" w:hAnsi="Arial" w:cs="Arial"/>
+                <w:lang w:val="es-ES"/>
+              </w:rPr>
+            </w:pPr>
+            <w:r>
+              <w:rPr>
+                <w:rFonts w:ascii="Arial" w:hAnsi="Arial" w:cs="Arial"/>
+                <w:lang w:val="es-ES"/>
+              </w:rPr>
+              <w:t>RNF-01</w:t>
+            </w:r>
+          </w:p>
+          <w:p>
+            <w:pPr>
+              <w:jc w:val="center"/>
               <w:rPr>
                 <w:rFonts w:ascii="Arial" w:hAnsi="Arial" w:cs="Arial"/>
                 <w:lang w:val="es-ES"/>
@@ -1140,11 +2599,19 @@
           </w:tcPr>
           <w:p>
             <w:pPr>
-              <w:rPr>
-                <w:rFonts w:ascii="Arial" w:hAnsi="Arial" w:cs="Arial"/>
-                <w:lang w:val="es-ES"/>
-              </w:rPr>
-            </w:pPr>
+              <w:jc w:val="center"/>
+              <w:rPr>
+                <w:rFonts w:ascii="Arial" w:hAnsi="Arial" w:cs="Arial"/>
+                <w:lang w:val="es-ES"/>
+              </w:rPr>
+            </w:pPr>
+            <w:r>
+              <w:rPr>
+                <w:rFonts w:ascii="Arial" w:hAnsi="Arial" w:cs="Arial"/>
+                <w:lang w:val="es-ES"/>
+              </w:rPr>
+              <w:t>La base de datos del sistema debe estar preparada para manejar bastante información.</w:t>
+            </w:r>
           </w:p>
         </w:tc>
         <w:tc>
@@ -1153,11 +2620,37 @@
           </w:tcPr>
           <w:p>
             <w:pPr>
-              <w:rPr>
-                <w:rFonts w:ascii="Arial" w:hAnsi="Arial" w:cs="Arial"/>
-                <w:lang w:val="es-ES"/>
-              </w:rPr>
-            </w:pPr>
+              <w:jc w:val="center"/>
+              <w:rPr>
+                <w:rFonts w:ascii="Arial" w:hAnsi="Arial" w:cs="Arial"/>
+                <w:lang w:val="es-ES"/>
+              </w:rPr>
+            </w:pPr>
+          </w:p>
+          <w:p>
+            <w:pPr>
+              <w:jc w:val="center"/>
+              <w:rPr>
+                <w:rFonts w:ascii="Arial" w:hAnsi="Arial" w:cs="Arial"/>
+                <w:lang w:val="es-ES"/>
+              </w:rPr>
+            </w:pPr>
+          </w:p>
+          <w:p>
+            <w:pPr>
+              <w:jc w:val="center"/>
+              <w:rPr>
+                <w:rFonts w:ascii="Arial" w:hAnsi="Arial" w:cs="Arial"/>
+                <w:lang w:val="es-ES"/>
+              </w:rPr>
+            </w:pPr>
+            <w:r>
+              <w:rPr>
+                <w:rFonts w:ascii="Arial" w:hAnsi="Arial" w:cs="Arial"/>
+                <w:lang w:val="es-ES"/>
+              </w:rPr>
+              <w:t>No funcional</w:t>
+            </w:r>
           </w:p>
         </w:tc>
         <w:tc>
@@ -1166,11 +2659,37 @@
           </w:tcPr>
           <w:p>
             <w:pPr>
-              <w:rPr>
-                <w:rFonts w:ascii="Arial" w:hAnsi="Arial" w:cs="Arial"/>
-                <w:lang w:val="es-ES"/>
-              </w:rPr>
-            </w:pPr>
+              <w:jc w:val="center"/>
+              <w:rPr>
+                <w:rFonts w:ascii="Arial" w:hAnsi="Arial" w:cs="Arial"/>
+                <w:lang w:val="es-ES"/>
+              </w:rPr>
+            </w:pPr>
+          </w:p>
+          <w:p>
+            <w:pPr>
+              <w:jc w:val="center"/>
+              <w:rPr>
+                <w:rFonts w:ascii="Arial" w:hAnsi="Arial" w:cs="Arial"/>
+                <w:lang w:val="es-ES"/>
+              </w:rPr>
+            </w:pPr>
+          </w:p>
+          <w:p>
+            <w:pPr>
+              <w:jc w:val="center"/>
+              <w:rPr>
+                <w:rFonts w:ascii="Arial" w:hAnsi="Arial" w:cs="Arial"/>
+                <w:lang w:val="es-ES"/>
+              </w:rPr>
+            </w:pPr>
+            <w:r>
+              <w:rPr>
+                <w:rFonts w:ascii="Arial" w:hAnsi="Arial" w:cs="Arial"/>
+                <w:lang w:val="es-ES"/>
+              </w:rPr>
+              <w:t>Alta</w:t>
+            </w:r>
           </w:p>
         </w:tc>
         <w:tc>
@@ -1179,11 +2698,28 @@
           </w:tcPr>
           <w:p>
             <w:pPr>
-              <w:rPr>
-                <w:rFonts w:ascii="Arial" w:hAnsi="Arial" w:cs="Arial"/>
-                <w:lang w:val="es-ES"/>
-              </w:rPr>
-            </w:pPr>
+              <w:jc w:val="center"/>
+              <w:rPr>
+                <w:rFonts w:ascii="Arial" w:hAnsi="Arial" w:cs="Arial"/>
+                <w:lang w:val="es-ES"/>
+              </w:rPr>
+            </w:pPr>
+          </w:p>
+          <w:p>
+            <w:pPr>
+              <w:jc w:val="center"/>
+              <w:rPr>
+                <w:rFonts w:ascii="Arial" w:hAnsi="Arial" w:cs="Arial"/>
+                <w:lang w:val="es-ES"/>
+              </w:rPr>
+            </w:pPr>
+            <w:r>
+              <w:rPr>
+                <w:rFonts w:ascii="Arial" w:hAnsi="Arial" w:cs="Arial"/>
+                <w:lang w:val="es-ES"/>
+              </w:rPr>
+              <w:t>La base de datos debe estar creada con buenas prácticas de diseño e índices.</w:t>
+            </w:r>
           </w:p>
         </w:tc>
       </w:tr>
@@ -1194,11 +2730,46 @@
           </w:tcPr>
           <w:p>
             <w:pPr>
-              <w:rPr>
-                <w:rFonts w:ascii="Arial" w:hAnsi="Arial" w:cs="Arial"/>
-                <w:lang w:val="es-ES"/>
-              </w:rPr>
-            </w:pPr>
+              <w:jc w:val="center"/>
+              <w:rPr>
+                <w:rFonts w:ascii="Arial" w:hAnsi="Arial" w:cs="Arial"/>
+                <w:lang w:val="es-ES"/>
+              </w:rPr>
+            </w:pPr>
+          </w:p>
+          <w:p>
+            <w:pPr>
+              <w:jc w:val="center"/>
+              <w:rPr>
+                <w:rFonts w:ascii="Arial" w:hAnsi="Arial" w:cs="Arial"/>
+                <w:lang w:val="es-ES"/>
+              </w:rPr>
+            </w:pPr>
+          </w:p>
+          <w:p>
+            <w:pPr>
+              <w:jc w:val="center"/>
+              <w:rPr>
+                <w:rFonts w:ascii="Arial" w:hAnsi="Arial" w:cs="Arial"/>
+                <w:lang w:val="es-ES"/>
+              </w:rPr>
+            </w:pPr>
+          </w:p>
+          <w:p>
+            <w:pPr>
+              <w:jc w:val="center"/>
+              <w:rPr>
+                <w:rFonts w:ascii="Arial" w:hAnsi="Arial" w:cs="Arial"/>
+                <w:lang w:val="es-ES"/>
+              </w:rPr>
+            </w:pPr>
+            <w:r>
+              <w:rPr>
+                <w:rFonts w:ascii="Arial" w:hAnsi="Arial" w:cs="Arial"/>
+                <w:lang w:val="es-ES"/>
+              </w:rPr>
+              <w:t>RNF-02</w:t>
+            </w:r>
           </w:p>
         </w:tc>
         <w:tc>
@@ -1207,11 +2778,19 @@
           </w:tcPr>
           <w:p>
             <w:pPr>
-              <w:rPr>
-                <w:rFonts w:ascii="Arial" w:hAnsi="Arial" w:cs="Arial"/>
-                <w:lang w:val="es-ES"/>
-              </w:rPr>
-            </w:pPr>
+              <w:jc w:val="center"/>
+              <w:rPr>
+                <w:rFonts w:ascii="Arial" w:hAnsi="Arial" w:cs="Arial"/>
+                <w:lang w:val="es-ES"/>
+              </w:rPr>
+            </w:pPr>
+            <w:r>
+              <w:rPr>
+                <w:rFonts w:ascii="Arial" w:hAnsi="Arial" w:cs="Arial"/>
+                <w:lang w:val="es-ES"/>
+              </w:rPr>
+              <w:t>Los certificados deben generarse en formato PDF, diseñada la plantilla por los creadores del proyecto.</w:t>
+            </w:r>
           </w:p>
         </w:tc>
         <w:tc>
@@ -1220,11 +2799,46 @@
           </w:tcPr>
           <w:p>
             <w:pPr>
-              <w:rPr>
-                <w:rFonts w:ascii="Arial" w:hAnsi="Arial" w:cs="Arial"/>
-                <w:lang w:val="es-ES"/>
-              </w:rPr>
-            </w:pPr>
+              <w:jc w:val="center"/>
+              <w:rPr>
+                <w:rFonts w:ascii="Arial" w:hAnsi="Arial" w:cs="Arial"/>
+                <w:lang w:val="es-ES"/>
+              </w:rPr>
+            </w:pPr>
+          </w:p>
+          <w:p>
+            <w:pPr>
+              <w:jc w:val="center"/>
+              <w:rPr>
+                <w:rFonts w:ascii="Arial" w:hAnsi="Arial" w:cs="Arial"/>
+                <w:lang w:val="es-ES"/>
+              </w:rPr>
+            </w:pPr>
+          </w:p>
+          <w:p>
+            <w:pPr>
+              <w:jc w:val="center"/>
+              <w:rPr>
+                <w:rFonts w:ascii="Arial" w:hAnsi="Arial" w:cs="Arial"/>
+                <w:lang w:val="es-ES"/>
+              </w:rPr>
+            </w:pPr>
+          </w:p>
+          <w:p>
+            <w:pPr>
+              <w:jc w:val="center"/>
+              <w:rPr>
+                <w:rFonts w:ascii="Arial" w:hAnsi="Arial" w:cs="Arial"/>
+                <w:lang w:val="es-ES"/>
+              </w:rPr>
+            </w:pPr>
+            <w:r>
+              <w:rPr>
+                <w:rFonts w:ascii="Arial" w:hAnsi="Arial" w:cs="Arial"/>
+                <w:lang w:val="es-ES"/>
+              </w:rPr>
+              <w:t>No funcional</w:t>
+            </w:r>
           </w:p>
         </w:tc>
         <w:tc>
@@ -1233,11 +2847,46 @@
           </w:tcPr>
           <w:p>
             <w:pPr>
-              <w:rPr>
-                <w:rFonts w:ascii="Arial" w:hAnsi="Arial" w:cs="Arial"/>
-                <w:lang w:val="es-ES"/>
-              </w:rPr>
-            </w:pPr>
+              <w:jc w:val="center"/>
+              <w:rPr>
+                <w:rFonts w:ascii="Arial" w:hAnsi="Arial" w:cs="Arial"/>
+                <w:lang w:val="es-ES"/>
+              </w:rPr>
+            </w:pPr>
+          </w:p>
+          <w:p>
+            <w:pPr>
+              <w:jc w:val="center"/>
+              <w:rPr>
+                <w:rFonts w:ascii="Arial" w:hAnsi="Arial" w:cs="Arial"/>
+                <w:lang w:val="es-ES"/>
+              </w:rPr>
+            </w:pPr>
+          </w:p>
+          <w:p>
+            <w:pPr>
+              <w:jc w:val="center"/>
+              <w:rPr>
+                <w:rFonts w:ascii="Arial" w:hAnsi="Arial" w:cs="Arial"/>
+                <w:lang w:val="es-ES"/>
+              </w:rPr>
+            </w:pPr>
+          </w:p>
+          <w:p>
+            <w:pPr>
+              <w:jc w:val="center"/>
+              <w:rPr>
+                <w:rFonts w:ascii="Arial" w:hAnsi="Arial" w:cs="Arial"/>
+                <w:lang w:val="es-ES"/>
+              </w:rPr>
+            </w:pPr>
+            <w:r>
+              <w:rPr>
+                <w:rFonts w:ascii="Arial" w:hAnsi="Arial" w:cs="Arial"/>
+                <w:lang w:val="es-ES"/>
+              </w:rPr>
+              <w:t>Media</w:t>
+            </w:r>
           </w:p>
         </w:tc>
         <w:tc>
@@ -1246,11 +2895,28 @@
           </w:tcPr>
           <w:p>
             <w:pPr>
-              <w:rPr>
-                <w:rFonts w:ascii="Arial" w:hAnsi="Arial" w:cs="Arial"/>
-                <w:lang w:val="es-ES"/>
-              </w:rPr>
-            </w:pPr>
+              <w:jc w:val="center"/>
+              <w:rPr>
+                <w:rFonts w:ascii="Arial" w:hAnsi="Arial" w:cs="Arial"/>
+                <w:lang w:val="es-ES"/>
+              </w:rPr>
+            </w:pPr>
+          </w:p>
+          <w:p>
+            <w:pPr>
+              <w:jc w:val="center"/>
+              <w:rPr>
+                <w:rFonts w:ascii="Arial" w:hAnsi="Arial" w:cs="Arial"/>
+                <w:lang w:val="es-ES"/>
+              </w:rPr>
+            </w:pPr>
+            <w:r>
+              <w:rPr>
+                <w:rFonts w:ascii="Arial" w:hAnsi="Arial" w:cs="Arial"/>
+                <w:lang w:val="es-ES"/>
+              </w:rPr>
+              <w:t>Se debe usar alguna librería o servicio que facilite la generación del PDF, y el PDF ya debe estar diseñado su diseño.</w:t>
+            </w:r>
           </w:p>
         </w:tc>
       </w:tr>
@@ -1261,11 +2927,28 @@
           </w:tcPr>
           <w:p>
             <w:pPr>
-              <w:rPr>
-                <w:rFonts w:ascii="Arial" w:hAnsi="Arial" w:cs="Arial"/>
-                <w:lang w:val="es-ES"/>
-              </w:rPr>
-            </w:pPr>
+              <w:jc w:val="center"/>
+              <w:rPr>
+                <w:rFonts w:ascii="Arial" w:hAnsi="Arial" w:cs="Arial"/>
+                <w:lang w:val="es-ES"/>
+              </w:rPr>
+            </w:pPr>
+          </w:p>
+          <w:p>
+            <w:pPr>
+              <w:jc w:val="center"/>
+              <w:rPr>
+                <w:rFonts w:ascii="Arial" w:hAnsi="Arial" w:cs="Arial"/>
+                <w:lang w:val="es-ES"/>
+              </w:rPr>
+            </w:pPr>
+            <w:r>
+              <w:rPr>
+                <w:rFonts w:ascii="Arial" w:hAnsi="Arial" w:cs="Arial"/>
+                <w:lang w:val="es-ES"/>
+              </w:rPr>
+              <w:t>RNF-03</w:t>
+            </w:r>
           </w:p>
         </w:tc>
         <w:tc>
@@ -1274,11 +2957,35 @@
           </w:tcPr>
           <w:p>
             <w:pPr>
-              <w:rPr>
-                <w:rFonts w:ascii="Arial" w:hAnsi="Arial" w:cs="Arial"/>
-                <w:lang w:val="es-ES"/>
-              </w:rPr>
-            </w:pPr>
+              <w:jc w:val="center"/>
+              <w:rPr>
+                <w:rFonts w:ascii="Arial" w:hAnsi="Arial" w:cs="Arial"/>
+                <w:lang w:val="es-ES"/>
+              </w:rPr>
+            </w:pPr>
+            <w:r>
+              <w:rPr>
+                <w:rFonts w:ascii="Arial" w:hAnsi="Arial" w:cs="Arial"/>
+                <w:lang w:val="es-ES"/>
+              </w:rPr>
+              <w:t xml:space="preserve">El sistema debe ser totalmente </w:t>
+            </w:r>
+            <w:proofErr w:type="spellStart"/>
+            <w:r>
+              <w:rPr>
+                <w:rFonts w:ascii="Arial" w:hAnsi="Arial" w:cs="Arial"/>
+                <w:lang w:val="es-ES"/>
+              </w:rPr>
+              <w:t>responsive</w:t>
+            </w:r>
+            <w:proofErr w:type="spellEnd"/>
+            <w:r>
+              <w:rPr>
+                <w:rFonts w:ascii="Arial" w:hAnsi="Arial" w:cs="Arial"/>
+                <w:lang w:val="es-ES"/>
+              </w:rPr>
+              <w:t>.</w:t>
+            </w:r>
           </w:p>
         </w:tc>
         <w:tc>
@@ -1287,6 +2994,31 @@
           </w:tcPr>
           <w:p>
             <w:pPr>
+              <w:jc w:val="center"/>
+              <w:rPr>
+                <w:rFonts w:ascii="Arial" w:hAnsi="Arial" w:cs="Arial"/>
+                <w:lang w:val="es-ES"/>
+              </w:rPr>
+            </w:pPr>
+          </w:p>
+          <w:p>
+            <w:pPr>
+              <w:jc w:val="center"/>
+              <w:rPr>
+                <w:rFonts w:ascii="Arial" w:hAnsi="Arial" w:cs="Arial"/>
+                <w:lang w:val="es-ES"/>
+              </w:rPr>
+            </w:pPr>
+            <w:r>
+              <w:rPr>
+                <w:rFonts w:ascii="Arial" w:hAnsi="Arial" w:cs="Arial"/>
+                <w:lang w:val="es-ES"/>
+              </w:rPr>
+              <w:t>No funcional</w:t>
+            </w:r>
+          </w:p>
+          <w:p>
+            <w:pPr>
               <w:rPr>
                 <w:rFonts w:ascii="Arial" w:hAnsi="Arial" w:cs="Arial"/>
                 <w:lang w:val="es-ES"/>
@@ -1300,11 +3032,28 @@
           </w:tcPr>
           <w:p>
             <w:pPr>
-              <w:rPr>
-                <w:rFonts w:ascii="Arial" w:hAnsi="Arial" w:cs="Arial"/>
-                <w:lang w:val="es-ES"/>
-              </w:rPr>
-            </w:pPr>
+              <w:jc w:val="center"/>
+              <w:rPr>
+                <w:rFonts w:ascii="Arial" w:hAnsi="Arial" w:cs="Arial"/>
+                <w:lang w:val="es-ES"/>
+              </w:rPr>
+            </w:pPr>
+          </w:p>
+          <w:p>
+            <w:pPr>
+              <w:jc w:val="center"/>
+              <w:rPr>
+                <w:rFonts w:ascii="Arial" w:hAnsi="Arial" w:cs="Arial"/>
+                <w:lang w:val="es-ES"/>
+              </w:rPr>
+            </w:pPr>
+            <w:r>
+              <w:rPr>
+                <w:rFonts w:ascii="Arial" w:hAnsi="Arial" w:cs="Arial"/>
+                <w:lang w:val="es-ES"/>
+              </w:rPr>
+              <w:t>Alta</w:t>
+            </w:r>
           </w:p>
         </w:tc>
         <w:tc>
@@ -1313,11 +3062,67 @@
           </w:tcPr>
           <w:p>
             <w:pPr>
-              <w:rPr>
-                <w:rFonts w:ascii="Arial" w:hAnsi="Arial" w:cs="Arial"/>
-                <w:lang w:val="es-ES"/>
-              </w:rPr>
-            </w:pPr>
+              <w:jc w:val="center"/>
+              <w:rPr>
+                <w:rFonts w:ascii="Arial" w:hAnsi="Arial" w:cs="Arial"/>
+                <w:lang w:val="es-ES"/>
+              </w:rPr>
+            </w:pPr>
+            <w:r>
+              <w:rPr>
+                <w:rFonts w:ascii="Arial" w:hAnsi="Arial" w:cs="Arial"/>
+                <w:lang w:val="es-ES"/>
+              </w:rPr>
+              <w:t xml:space="preserve">Usar </w:t>
+            </w:r>
+            <w:proofErr w:type="spellStart"/>
+            <w:r>
+              <w:rPr>
+                <w:rFonts w:ascii="Arial" w:hAnsi="Arial" w:cs="Arial"/>
+                <w:lang w:val="es-ES"/>
+              </w:rPr>
+              <w:t>JQuerys</w:t>
+            </w:r>
+            <w:proofErr w:type="spellEnd"/>
+            <w:r>
+              <w:rPr>
+                <w:rFonts w:ascii="Arial" w:hAnsi="Arial" w:cs="Arial"/>
+                <w:lang w:val="es-ES"/>
+              </w:rPr>
+              <w:t xml:space="preserve">, </w:t>
+            </w:r>
+            <w:proofErr w:type="spellStart"/>
+            <w:r>
+              <w:rPr>
+                <w:rFonts w:ascii="Arial" w:hAnsi="Arial" w:cs="Arial"/>
+                <w:lang w:val="es-ES"/>
+              </w:rPr>
+              <w:t>grid</w:t>
+            </w:r>
+            <w:proofErr w:type="spellEnd"/>
+            <w:r>
+              <w:rPr>
+                <w:rFonts w:ascii="Arial" w:hAnsi="Arial" w:cs="Arial"/>
+                <w:lang w:val="es-ES"/>
+              </w:rPr>
+              <w:t xml:space="preserve"> o </w:t>
+            </w:r>
+            <w:proofErr w:type="spellStart"/>
+            <w:r>
+              <w:rPr>
+                <w:rFonts w:ascii="Arial" w:hAnsi="Arial" w:cs="Arial"/>
+                <w:lang w:val="es-ES"/>
+              </w:rPr>
+              <w:t>flexbox</w:t>
+            </w:r>
+            <w:proofErr w:type="spellEnd"/>
+            <w:r>
+              <w:rPr>
+                <w:rFonts w:ascii="Arial" w:hAnsi="Arial" w:cs="Arial"/>
+                <w:lang w:val="es-ES"/>
+              </w:rPr>
+              <w:t xml:space="preserve"> en el diseño de la web.</w:t>
+            </w:r>
           </w:p>
         </w:tc>
       </w:tr>
@@ -1328,11 +3133,37 @@
           </w:tcPr>
           <w:p>
             <w:pPr>
-              <w:rPr>
-                <w:rFonts w:ascii="Arial" w:hAnsi="Arial" w:cs="Arial"/>
-                <w:lang w:val="es-ES"/>
-              </w:rPr>
-            </w:pPr>
+              <w:jc w:val="center"/>
+              <w:rPr>
+                <w:rFonts w:ascii="Arial" w:hAnsi="Arial" w:cs="Arial"/>
+                <w:lang w:val="es-ES"/>
+              </w:rPr>
+            </w:pPr>
+          </w:p>
+          <w:p>
+            <w:pPr>
+              <w:jc w:val="center"/>
+              <w:rPr>
+                <w:rFonts w:ascii="Arial" w:hAnsi="Arial" w:cs="Arial"/>
+                <w:lang w:val="es-ES"/>
+              </w:rPr>
+            </w:pPr>
+          </w:p>
+          <w:p>
+            <w:pPr>
+              <w:jc w:val="center"/>
+              <w:rPr>
+                <w:rFonts w:ascii="Arial" w:hAnsi="Arial" w:cs="Arial"/>
+                <w:lang w:val="es-ES"/>
+              </w:rPr>
+            </w:pPr>
+            <w:r>
+              <w:rPr>
+                <w:rFonts w:ascii="Arial" w:hAnsi="Arial" w:cs="Arial"/>
+                <w:lang w:val="es-ES"/>
+              </w:rPr>
+              <w:t>RNF-04</w:t>
+            </w:r>
           </w:p>
         </w:tc>
         <w:tc>
@@ -1341,11 +3172,20 @@
           </w:tcPr>
           <w:p>
             <w:pPr>
-              <w:rPr>
-                <w:rFonts w:ascii="Arial" w:hAnsi="Arial" w:cs="Arial"/>
-                <w:lang w:val="es-ES"/>
-              </w:rPr>
-            </w:pPr>
+              <w:jc w:val="center"/>
+              <w:rPr>
+                <w:rFonts w:ascii="Arial" w:hAnsi="Arial" w:cs="Arial"/>
+                <w:u w:val="single"/>
+                <w:lang w:val="es-ES"/>
+              </w:rPr>
+            </w:pPr>
+            <w:r>
+              <w:rPr>
+                <w:rFonts w:ascii="Arial" w:hAnsi="Arial" w:cs="Arial"/>
+                <w:lang w:val="es-ES"/>
+              </w:rPr>
+              <w:t>El sistema debe responder ante alguna solicitud u operación en un tiempo de 3 segundos.</w:t>
+            </w:r>
           </w:p>
         </w:tc>
         <w:tc>
@@ -1354,11 +3194,37 @@
           </w:tcPr>
           <w:p>
             <w:pPr>
-              <w:rPr>
-                <w:rFonts w:ascii="Arial" w:hAnsi="Arial" w:cs="Arial"/>
-                <w:lang w:val="es-ES"/>
-              </w:rPr>
-            </w:pPr>
+              <w:jc w:val="center"/>
+              <w:rPr>
+                <w:rFonts w:ascii="Arial" w:hAnsi="Arial" w:cs="Arial"/>
+                <w:lang w:val="es-ES"/>
+              </w:rPr>
+            </w:pPr>
+          </w:p>
+          <w:p>
+            <w:pPr>
+              <w:jc w:val="center"/>
+              <w:rPr>
+                <w:rFonts w:ascii="Arial" w:hAnsi="Arial" w:cs="Arial"/>
+                <w:lang w:val="es-ES"/>
+              </w:rPr>
+            </w:pPr>
+          </w:p>
+          <w:p>
+            <w:pPr>
+              <w:jc w:val="center"/>
+              <w:rPr>
+                <w:rFonts w:ascii="Arial" w:hAnsi="Arial" w:cs="Arial"/>
+                <w:lang w:val="es-ES"/>
+              </w:rPr>
+            </w:pPr>
+            <w:r>
+              <w:rPr>
+                <w:rFonts w:ascii="Arial" w:hAnsi="Arial" w:cs="Arial"/>
+                <w:lang w:val="es-ES"/>
+              </w:rPr>
+              <w:t>No funcional</w:t>
+            </w:r>
           </w:p>
         </w:tc>
         <w:tc>
@@ -1367,11 +3233,37 @@
           </w:tcPr>
           <w:p>
             <w:pPr>
-              <w:rPr>
-                <w:rFonts w:ascii="Arial" w:hAnsi="Arial" w:cs="Arial"/>
-                <w:lang w:val="es-ES"/>
-              </w:rPr>
-            </w:pPr>
+              <w:jc w:val="center"/>
+              <w:rPr>
+                <w:rFonts w:ascii="Arial" w:hAnsi="Arial" w:cs="Arial"/>
+                <w:lang w:val="es-ES"/>
+              </w:rPr>
+            </w:pPr>
+          </w:p>
+          <w:p>
+            <w:pPr>
+              <w:jc w:val="center"/>
+              <w:rPr>
+                <w:rFonts w:ascii="Arial" w:hAnsi="Arial" w:cs="Arial"/>
+                <w:lang w:val="es-ES"/>
+              </w:rPr>
+            </w:pPr>
+          </w:p>
+          <w:p>
+            <w:pPr>
+              <w:jc w:val="center"/>
+              <w:rPr>
+                <w:rFonts w:ascii="Arial" w:hAnsi="Arial" w:cs="Arial"/>
+                <w:lang w:val="es-ES"/>
+              </w:rPr>
+            </w:pPr>
+            <w:r>
+              <w:rPr>
+                <w:rFonts w:ascii="Arial" w:hAnsi="Arial" w:cs="Arial"/>
+                <w:lang w:val="es-ES"/>
+              </w:rPr>
+              <w:t>Alta</w:t>
+            </w:r>
           </w:p>
         </w:tc>
         <w:tc>
@@ -1380,11 +3272,28 @@
           </w:tcPr>
           <w:p>
             <w:pPr>
-              <w:rPr>
-                <w:rFonts w:ascii="Arial" w:hAnsi="Arial" w:cs="Arial"/>
-                <w:lang w:val="es-ES"/>
-              </w:rPr>
-            </w:pPr>
+              <w:jc w:val="center"/>
+              <w:rPr>
+                <w:rFonts w:ascii="Arial" w:hAnsi="Arial" w:cs="Arial"/>
+                <w:lang w:val="es-ES"/>
+              </w:rPr>
+            </w:pPr>
+          </w:p>
+          <w:p>
+            <w:pPr>
+              <w:jc w:val="center"/>
+              <w:rPr>
+                <w:rFonts w:ascii="Arial" w:hAnsi="Arial" w:cs="Arial"/>
+                <w:lang w:val="es-ES"/>
+              </w:rPr>
+            </w:pPr>
+            <w:r>
+              <w:rPr>
+                <w:rFonts w:ascii="Arial" w:hAnsi="Arial" w:cs="Arial"/>
+                <w:lang w:val="es-ES"/>
+              </w:rPr>
+              <w:t>La base de datos del sistema debe tener las operaciones correctas y escritas de la mejor manera, usando buenas prácticas.</w:t>
+            </w:r>
           </w:p>
         </w:tc>
       </w:tr>
@@ -1395,11 +3304,28 @@
           </w:tcPr>
           <w:p>
             <w:pPr>
-              <w:rPr>
-                <w:rFonts w:ascii="Arial" w:hAnsi="Arial" w:cs="Arial"/>
-                <w:lang w:val="es-ES"/>
-              </w:rPr>
-            </w:pPr>
+              <w:jc w:val="center"/>
+              <w:rPr>
+                <w:rFonts w:ascii="Arial" w:hAnsi="Arial" w:cs="Arial"/>
+                <w:lang w:val="es-ES"/>
+              </w:rPr>
+            </w:pPr>
+          </w:p>
+          <w:p>
+            <w:pPr>
+              <w:jc w:val="center"/>
+              <w:rPr>
+                <w:rFonts w:ascii="Arial" w:hAnsi="Arial" w:cs="Arial"/>
+                <w:lang w:val="es-ES"/>
+              </w:rPr>
+            </w:pPr>
+            <w:r>
+              <w:rPr>
+                <w:rFonts w:ascii="Arial" w:hAnsi="Arial" w:cs="Arial"/>
+                <w:lang w:val="es-ES"/>
+              </w:rPr>
+              <w:t>RNF-05</w:t>
+            </w:r>
           </w:p>
         </w:tc>
         <w:tc>
@@ -1408,11 +3334,19 @@
           </w:tcPr>
           <w:p>
             <w:pPr>
-              <w:rPr>
-                <w:rFonts w:ascii="Arial" w:hAnsi="Arial" w:cs="Arial"/>
-                <w:lang w:val="es-ES"/>
-              </w:rPr>
-            </w:pPr>
+              <w:jc w:val="center"/>
+              <w:rPr>
+                <w:rFonts w:ascii="Arial" w:hAnsi="Arial" w:cs="Arial"/>
+                <w:lang w:val="es-ES"/>
+              </w:rPr>
+            </w:pPr>
+            <w:r>
+              <w:rPr>
+                <w:rFonts w:ascii="Arial" w:hAnsi="Arial" w:cs="Arial"/>
+                <w:lang w:val="es-ES"/>
+              </w:rPr>
+              <w:t>La interfaz del sistema debe ser amigable y estéticamente bonita.</w:t>
+            </w:r>
           </w:p>
         </w:tc>
         <w:tc>
@@ -1421,11 +3355,37 @@
           </w:tcPr>
           <w:p>
             <w:pPr>
-              <w:rPr>
-                <w:rFonts w:ascii="Arial" w:hAnsi="Arial" w:cs="Arial"/>
-                <w:lang w:val="es-ES"/>
-              </w:rPr>
-            </w:pPr>
+              <w:jc w:val="center"/>
+              <w:rPr>
+                <w:rFonts w:ascii="Arial" w:hAnsi="Arial" w:cs="Arial"/>
+                <w:lang w:val="es-ES"/>
+              </w:rPr>
+            </w:pPr>
+          </w:p>
+          <w:p>
+            <w:pPr>
+              <w:jc w:val="center"/>
+              <w:rPr>
+                <w:rFonts w:ascii="Arial" w:hAnsi="Arial" w:cs="Arial"/>
+                <w:lang w:val="es-ES"/>
+              </w:rPr>
+            </w:pPr>
+          </w:p>
+          <w:p>
+            <w:pPr>
+              <w:jc w:val="center"/>
+              <w:rPr>
+                <w:rFonts w:ascii="Arial" w:hAnsi="Arial" w:cs="Arial"/>
+                <w:lang w:val="es-ES"/>
+              </w:rPr>
+            </w:pPr>
+            <w:r>
+              <w:rPr>
+                <w:rFonts w:ascii="Arial" w:hAnsi="Arial" w:cs="Arial"/>
+                <w:lang w:val="es-ES"/>
+              </w:rPr>
+              <w:t>No funcional</w:t>
+            </w:r>
           </w:p>
         </w:tc>
         <w:tc>
@@ -1434,11 +3394,37 @@
           </w:tcPr>
           <w:p>
             <w:pPr>
-              <w:rPr>
-                <w:rFonts w:ascii="Arial" w:hAnsi="Arial" w:cs="Arial"/>
-                <w:lang w:val="es-ES"/>
-              </w:rPr>
-            </w:pPr>
+              <w:jc w:val="center"/>
+              <w:rPr>
+                <w:rFonts w:ascii="Arial" w:hAnsi="Arial" w:cs="Arial"/>
+                <w:lang w:val="es-ES"/>
+              </w:rPr>
+            </w:pPr>
+          </w:p>
+          <w:p>
+            <w:pPr>
+              <w:jc w:val="center"/>
+              <w:rPr>
+                <w:rFonts w:ascii="Arial" w:hAnsi="Arial" w:cs="Arial"/>
+                <w:lang w:val="es-ES"/>
+              </w:rPr>
+            </w:pPr>
+          </w:p>
+          <w:p>
+            <w:pPr>
+              <w:jc w:val="center"/>
+              <w:rPr>
+                <w:rFonts w:ascii="Arial" w:hAnsi="Arial" w:cs="Arial"/>
+                <w:lang w:val="es-ES"/>
+              </w:rPr>
+            </w:pPr>
+            <w:r>
+              <w:rPr>
+                <w:rFonts w:ascii="Arial" w:hAnsi="Arial" w:cs="Arial"/>
+                <w:lang w:val="es-ES"/>
+              </w:rPr>
+              <w:t>Media</w:t>
+            </w:r>
           </w:p>
         </w:tc>
         <w:tc>
@@ -1447,11 +3433,28 @@
           </w:tcPr>
           <w:p>
             <w:pPr>
-              <w:rPr>
-                <w:rFonts w:ascii="Arial" w:hAnsi="Arial" w:cs="Arial"/>
-                <w:lang w:val="es-ES"/>
-              </w:rPr>
-            </w:pPr>
+              <w:jc w:val="center"/>
+              <w:rPr>
+                <w:rFonts w:ascii="Arial" w:hAnsi="Arial" w:cs="Arial"/>
+                <w:lang w:val="es-ES"/>
+              </w:rPr>
+            </w:pPr>
+          </w:p>
+          <w:p>
+            <w:pPr>
+              <w:jc w:val="center"/>
+              <w:rPr>
+                <w:rFonts w:ascii="Arial" w:hAnsi="Arial" w:cs="Arial"/>
+                <w:lang w:val="es-ES"/>
+              </w:rPr>
+            </w:pPr>
+            <w:r>
+              <w:rPr>
+                <w:rFonts w:ascii="Arial" w:hAnsi="Arial" w:cs="Arial"/>
+                <w:lang w:val="es-ES"/>
+              </w:rPr>
+              <w:t>Respetando los colores del branding establecidos por los creadores del proyecto.</w:t>
+            </w:r>
           </w:p>
         </w:tc>
       </w:tr>
@@ -1462,11 +3465,37 @@
           </w:tcPr>
           <w:p>
             <w:pPr>
-              <w:rPr>
-                <w:rFonts w:ascii="Arial" w:hAnsi="Arial" w:cs="Arial"/>
-                <w:lang w:val="es-ES"/>
-              </w:rPr>
-            </w:pPr>
+              <w:jc w:val="center"/>
+              <w:rPr>
+                <w:rFonts w:ascii="Arial" w:hAnsi="Arial" w:cs="Arial"/>
+                <w:lang w:val="es-ES"/>
+              </w:rPr>
+            </w:pPr>
+          </w:p>
+          <w:p>
+            <w:pPr>
+              <w:jc w:val="center"/>
+              <w:rPr>
+                <w:rFonts w:ascii="Arial" w:hAnsi="Arial" w:cs="Arial"/>
+                <w:lang w:val="es-ES"/>
+              </w:rPr>
+            </w:pPr>
+          </w:p>
+          <w:p>
+            <w:pPr>
+              <w:jc w:val="center"/>
+              <w:rPr>
+                <w:rFonts w:ascii="Arial" w:hAnsi="Arial" w:cs="Arial"/>
+                <w:lang w:val="es-ES"/>
+              </w:rPr>
+            </w:pPr>
+            <w:r>
+              <w:rPr>
+                <w:rFonts w:ascii="Arial" w:hAnsi="Arial" w:cs="Arial"/>
+                <w:lang w:val="es-ES"/>
+              </w:rPr>
+              <w:t>RNF-06</w:t>
+            </w:r>
           </w:p>
         </w:tc>
         <w:tc>
@@ -1475,11 +3504,19 @@
           </w:tcPr>
           <w:p>
             <w:pPr>
-              <w:rPr>
-                <w:rFonts w:ascii="Arial" w:hAnsi="Arial" w:cs="Arial"/>
-                <w:lang w:val="es-ES"/>
-              </w:rPr>
-            </w:pPr>
+              <w:jc w:val="center"/>
+              <w:rPr>
+                <w:rFonts w:ascii="Arial" w:hAnsi="Arial" w:cs="Arial"/>
+                <w:lang w:val="es-ES"/>
+              </w:rPr>
+            </w:pPr>
+            <w:r>
+              <w:rPr>
+                <w:rFonts w:ascii="Arial" w:hAnsi="Arial" w:cs="Arial"/>
+                <w:lang w:val="es-ES"/>
+              </w:rPr>
+              <w:t>Las contraseñas guardadas en la base de datos deben guardarse en formato hash.</w:t>
+            </w:r>
           </w:p>
         </w:tc>
         <w:tc>
@@ -1488,11 +3525,37 @@
           </w:tcPr>
           <w:p>
             <w:pPr>
-              <w:rPr>
-                <w:rFonts w:ascii="Arial" w:hAnsi="Arial" w:cs="Arial"/>
-                <w:lang w:val="es-ES"/>
-              </w:rPr>
-            </w:pPr>
+              <w:jc w:val="center"/>
+              <w:rPr>
+                <w:rFonts w:ascii="Arial" w:hAnsi="Arial" w:cs="Arial"/>
+                <w:lang w:val="es-ES"/>
+              </w:rPr>
+            </w:pPr>
+          </w:p>
+          <w:p>
+            <w:pPr>
+              <w:jc w:val="center"/>
+              <w:rPr>
+                <w:rFonts w:ascii="Arial" w:hAnsi="Arial" w:cs="Arial"/>
+                <w:lang w:val="es-ES"/>
+              </w:rPr>
+            </w:pPr>
+          </w:p>
+          <w:p>
+            <w:pPr>
+              <w:jc w:val="center"/>
+              <w:rPr>
+                <w:rFonts w:ascii="Arial" w:hAnsi="Arial" w:cs="Arial"/>
+                <w:lang w:val="es-ES"/>
+              </w:rPr>
+            </w:pPr>
+            <w:r>
+              <w:rPr>
+                <w:rFonts w:ascii="Arial" w:hAnsi="Arial" w:cs="Arial"/>
+                <w:lang w:val="es-ES"/>
+              </w:rPr>
+              <w:t>No funcional</w:t>
+            </w:r>
           </w:p>
         </w:tc>
         <w:tc>
@@ -1501,11 +3564,37 @@
           </w:tcPr>
           <w:p>
             <w:pPr>
-              <w:rPr>
-                <w:rFonts w:ascii="Arial" w:hAnsi="Arial" w:cs="Arial"/>
-                <w:lang w:val="es-ES"/>
-              </w:rPr>
-            </w:pPr>
+              <w:jc w:val="center"/>
+              <w:rPr>
+                <w:rFonts w:ascii="Arial" w:hAnsi="Arial" w:cs="Arial"/>
+                <w:lang w:val="es-ES"/>
+              </w:rPr>
+            </w:pPr>
+          </w:p>
+          <w:p>
+            <w:pPr>
+              <w:jc w:val="center"/>
+              <w:rPr>
+                <w:rFonts w:ascii="Arial" w:hAnsi="Arial" w:cs="Arial"/>
+                <w:lang w:val="es-ES"/>
+              </w:rPr>
+            </w:pPr>
+          </w:p>
+          <w:p>
+            <w:pPr>
+              <w:jc w:val="center"/>
+              <w:rPr>
+                <w:rFonts w:ascii="Arial" w:hAnsi="Arial" w:cs="Arial"/>
+                <w:lang w:val="es-ES"/>
+              </w:rPr>
+            </w:pPr>
+            <w:r>
+              <w:rPr>
+                <w:rFonts w:ascii="Arial" w:hAnsi="Arial" w:cs="Arial"/>
+                <w:lang w:val="es-ES"/>
+              </w:rPr>
+              <w:t>Baja</w:t>
+            </w:r>
           </w:p>
         </w:tc>
         <w:tc>
@@ -1514,11 +3603,37 @@
           </w:tcPr>
           <w:p>
             <w:pPr>
-              <w:rPr>
-                <w:rFonts w:ascii="Arial" w:hAnsi="Arial" w:cs="Arial"/>
-                <w:lang w:val="es-ES"/>
-              </w:rPr>
-            </w:pPr>
+              <w:jc w:val="center"/>
+              <w:rPr>
+                <w:rFonts w:ascii="Arial" w:hAnsi="Arial" w:cs="Arial"/>
+                <w:lang w:val="es-ES"/>
+              </w:rPr>
+            </w:pPr>
+          </w:p>
+          <w:p>
+            <w:pPr>
+              <w:jc w:val="center"/>
+              <w:rPr>
+                <w:rFonts w:ascii="Arial" w:hAnsi="Arial" w:cs="Arial"/>
+                <w:lang w:val="es-ES"/>
+              </w:rPr>
+            </w:pPr>
+          </w:p>
+          <w:p>
+            <w:pPr>
+              <w:jc w:val="center"/>
+              <w:rPr>
+                <w:rFonts w:ascii="Arial" w:hAnsi="Arial" w:cs="Arial"/>
+                <w:lang w:val="es-ES"/>
+              </w:rPr>
+            </w:pPr>
+            <w:r>
+              <w:rPr>
+                <w:rFonts w:ascii="Arial" w:hAnsi="Arial" w:cs="Arial"/>
+                <w:lang w:val="es-ES"/>
+              </w:rPr>
+              <w:t>Implementar alguna API que facilite este proceso.</w:t>
+            </w:r>
           </w:p>
         </w:tc>
       </w:tr>
@@ -1529,11 +3644,46 @@
           </w:tcPr>
           <w:p>
             <w:pPr>
-              <w:rPr>
-                <w:rFonts w:ascii="Arial" w:hAnsi="Arial" w:cs="Arial"/>
-                <w:lang w:val="es-ES"/>
-              </w:rPr>
-            </w:pPr>
+              <w:jc w:val="center"/>
+              <w:rPr>
+                <w:rFonts w:ascii="Arial" w:hAnsi="Arial" w:cs="Arial"/>
+                <w:lang w:val="es-ES"/>
+              </w:rPr>
+            </w:pPr>
+          </w:p>
+          <w:p>
+            <w:pPr>
+              <w:jc w:val="center"/>
+              <w:rPr>
+                <w:rFonts w:ascii="Arial" w:hAnsi="Arial" w:cs="Arial"/>
+                <w:lang w:val="es-ES"/>
+              </w:rPr>
+            </w:pPr>
+          </w:p>
+          <w:p>
+            <w:pPr>
+              <w:jc w:val="center"/>
+              <w:rPr>
+                <w:rFonts w:ascii="Arial" w:hAnsi="Arial" w:cs="Arial"/>
+                <w:lang w:val="es-ES"/>
+              </w:rPr>
+            </w:pPr>
+          </w:p>
+          <w:p>
+            <w:pPr>
+              <w:jc w:val="center"/>
+              <w:rPr>
+                <w:rFonts w:ascii="Arial" w:hAnsi="Arial" w:cs="Arial"/>
+                <w:lang w:val="es-ES"/>
+              </w:rPr>
+            </w:pPr>
+            <w:r>
+              <w:rPr>
+                <w:rFonts w:ascii="Arial" w:hAnsi="Arial" w:cs="Arial"/>
+                <w:lang w:val="es-ES"/>
+              </w:rPr>
+              <w:t>RNF-07</w:t>
+            </w:r>
           </w:p>
         </w:tc>
         <w:tc>
@@ -1542,11 +3692,19 @@
           </w:tcPr>
           <w:p>
             <w:pPr>
-              <w:rPr>
-                <w:rFonts w:ascii="Arial" w:hAnsi="Arial" w:cs="Arial"/>
-                <w:lang w:val="es-ES"/>
-              </w:rPr>
-            </w:pPr>
+              <w:jc w:val="center"/>
+              <w:rPr>
+                <w:rFonts w:ascii="Arial" w:hAnsi="Arial" w:cs="Arial"/>
+                <w:lang w:val="es-ES"/>
+              </w:rPr>
+            </w:pPr>
+            <w:r>
+              <w:rPr>
+                <w:rFonts w:ascii="Arial" w:hAnsi="Arial" w:cs="Arial"/>
+                <w:lang w:val="es-ES"/>
+              </w:rPr>
+              <w:t>El sistema debe tener implementada herramientas un poco más avanzadas.</w:t>
+            </w:r>
           </w:p>
         </w:tc>
         <w:tc>
@@ -1555,11 +3713,36 @@
           </w:tcPr>
           <w:p>
             <w:pPr>
-              <w:rPr>
-                <w:rFonts w:ascii="Arial" w:hAnsi="Arial" w:cs="Arial"/>
-                <w:lang w:val="es-ES"/>
-              </w:rPr>
-            </w:pPr>
+              <w:jc w:val="center"/>
+              <w:rPr>
+                <w:rFonts w:ascii="Arial" w:hAnsi="Arial" w:cs="Arial"/>
+                <w:lang w:val="es-ES"/>
+              </w:rPr>
+            </w:pPr>
+          </w:p>
+          <w:p>
+            <w:pPr>
+              <w:rPr>
+                <w:rFonts w:ascii="Arial" w:hAnsi="Arial" w:cs="Arial"/>
+                <w:lang w:val="es-ES"/>
+              </w:rPr>
+            </w:pPr>
+          </w:p>
+          <w:p>
+            <w:pPr>
+              <w:jc w:val="center"/>
+              <w:rPr>
+                <w:rFonts w:ascii="Arial" w:hAnsi="Arial" w:cs="Arial"/>
+                <w:lang w:val="es-ES"/>
+              </w:rPr>
+            </w:pPr>
+            <w:r>
+              <w:rPr>
+                <w:rFonts w:ascii="Arial" w:hAnsi="Arial" w:cs="Arial"/>
+                <w:lang w:val="es-ES"/>
+              </w:rPr>
+              <w:t>No funcional</w:t>
+            </w:r>
           </w:p>
         </w:tc>
         <w:tc>
@@ -1568,11 +3751,37 @@
           </w:tcPr>
           <w:p>
             <w:pPr>
-              <w:rPr>
-                <w:rFonts w:ascii="Arial" w:hAnsi="Arial" w:cs="Arial"/>
-                <w:lang w:val="es-ES"/>
-              </w:rPr>
-            </w:pPr>
+              <w:jc w:val="center"/>
+              <w:rPr>
+                <w:rFonts w:ascii="Arial" w:hAnsi="Arial" w:cs="Arial"/>
+                <w:lang w:val="es-ES"/>
+              </w:rPr>
+            </w:pPr>
+          </w:p>
+          <w:p>
+            <w:pPr>
+              <w:jc w:val="center"/>
+              <w:rPr>
+                <w:rFonts w:ascii="Arial" w:hAnsi="Arial" w:cs="Arial"/>
+                <w:lang w:val="es-ES"/>
+              </w:rPr>
+            </w:pPr>
+          </w:p>
+          <w:p>
+            <w:pPr>
+              <w:jc w:val="center"/>
+              <w:rPr>
+                <w:rFonts w:ascii="Arial" w:hAnsi="Arial" w:cs="Arial"/>
+                <w:lang w:val="es-ES"/>
+              </w:rPr>
+            </w:pPr>
+            <w:r>
+              <w:rPr>
+                <w:rFonts w:ascii="Arial" w:hAnsi="Arial" w:cs="Arial"/>
+                <w:lang w:val="es-ES"/>
+              </w:rPr>
+              <w:t>Media</w:t>
+            </w:r>
           </w:p>
         </w:tc>
         <w:tc>
@@ -1581,11 +3790,62 @@
           </w:tcPr>
           <w:p>
             <w:pPr>
-              <w:rPr>
-                <w:rFonts w:ascii="Arial" w:hAnsi="Arial" w:cs="Arial"/>
-                <w:lang w:val="es-ES"/>
-              </w:rPr>
-            </w:pPr>
+              <w:jc w:val="center"/>
+              <w:rPr>
+                <w:rFonts w:ascii="Arial" w:hAnsi="Arial" w:cs="Arial"/>
+                <w:lang w:val="es-ES"/>
+              </w:rPr>
+            </w:pPr>
+          </w:p>
+          <w:p>
+            <w:pPr>
+              <w:jc w:val="center"/>
+              <w:rPr>
+                <w:rFonts w:ascii="Arial" w:hAnsi="Arial" w:cs="Arial"/>
+                <w:lang w:val="es-ES"/>
+              </w:rPr>
+            </w:pPr>
+            <w:r>
+              <w:rPr>
+                <w:rFonts w:ascii="Arial" w:hAnsi="Arial" w:cs="Arial"/>
+                <w:lang w:val="es-ES"/>
+              </w:rPr>
+              <w:t xml:space="preserve">Usar </w:t>
+            </w:r>
+            <w:proofErr w:type="spellStart"/>
+            <w:r>
+              <w:rPr>
+                <w:rFonts w:ascii="Arial" w:hAnsi="Arial" w:cs="Arial"/>
+                <w:lang w:val="es-ES"/>
+              </w:rPr>
+              <w:t>frameworks</w:t>
+            </w:r>
+            <w:proofErr w:type="spellEnd"/>
+            <w:r>
+              <w:rPr>
+                <w:rFonts w:ascii="Arial" w:hAnsi="Arial" w:cs="Arial"/>
+                <w:lang w:val="es-ES"/>
+              </w:rPr>
+              <w:t xml:space="preserve">, librerías, APIS, </w:t>
+            </w:r>
+            <w:proofErr w:type="spellStart"/>
+            <w:r>
+              <w:rPr>
+                <w:rFonts w:ascii="Arial" w:hAnsi="Arial" w:cs="Arial"/>
+                <w:lang w:val="es-ES"/>
+              </w:rPr>
+              <w:t>Saas</w:t>
+            </w:r>
+            <w:proofErr w:type="spellEnd"/>
+            <w:r>
+              <w:rPr>
+                <w:rFonts w:ascii="Arial" w:hAnsi="Arial" w:cs="Arial"/>
+                <w:lang w:val="es-ES"/>
+              </w:rPr>
+              <w:t xml:space="preserve"> u otras herramientas / técnicas avanzadas.</w:t>
+            </w:r>
+            <w:bookmarkStart w:id="0" w:name="_GoBack"/>
+            <w:bookmarkEnd w:id="0"/>
           </w:p>
         </w:tc>
       </w:tr>
@@ -1596,6 +3856,7 @@
           </w:tcPr>
           <w:p>
             <w:pPr>
+              <w:jc w:val="center"/>
               <w:rPr>
                 <w:rFonts w:ascii="Arial" w:hAnsi="Arial" w:cs="Arial"/>
                 <w:lang w:val="es-ES"/>
@@ -1609,6 +3870,7 @@
           </w:tcPr>
           <w:p>
             <w:pPr>
+              <w:jc w:val="center"/>
               <w:rPr>
                 <w:rFonts w:ascii="Arial" w:hAnsi="Arial" w:cs="Arial"/>
                 <w:lang w:val="es-ES"/>
@@ -1622,6 +3884,7 @@
           </w:tcPr>
           <w:p>
             <w:pPr>
+              <w:jc w:val="center"/>
               <w:rPr>
                 <w:rFonts w:ascii="Arial" w:hAnsi="Arial" w:cs="Arial"/>
                 <w:lang w:val="es-ES"/>
@@ -1635,6 +3898,7 @@
           </w:tcPr>
           <w:p>
             <w:pPr>
+              <w:jc w:val="center"/>
               <w:rPr>
                 <w:rFonts w:ascii="Arial" w:hAnsi="Arial" w:cs="Arial"/>
                 <w:lang w:val="es-ES"/>
@@ -1648,6 +3912,7 @@
           </w:tcPr>
           <w:p>
             <w:pPr>
+              <w:jc w:val="center"/>
               <w:rPr>
                 <w:rFonts w:ascii="Arial" w:hAnsi="Arial" w:cs="Arial"/>
                 <w:lang w:val="es-ES"/>
@@ -1663,6 +3928,7 @@
           </w:tcPr>
           <w:p>
             <w:pPr>
+              <w:jc w:val="center"/>
               <w:rPr>
                 <w:rFonts w:ascii="Arial" w:hAnsi="Arial" w:cs="Arial"/>
                 <w:lang w:val="es-ES"/>
@@ -1676,6 +3942,7 @@
           </w:tcPr>
           <w:p>
             <w:pPr>
+              <w:jc w:val="center"/>
               <w:rPr>
                 <w:rFonts w:ascii="Arial" w:hAnsi="Arial" w:cs="Arial"/>
                 <w:lang w:val="es-ES"/>
@@ -1689,6 +3956,7 @@
           </w:tcPr>
           <w:p>
             <w:pPr>
+              <w:jc w:val="center"/>
               <w:rPr>
                 <w:rFonts w:ascii="Arial" w:hAnsi="Arial" w:cs="Arial"/>
                 <w:lang w:val="es-ES"/>
@@ -1702,6 +3970,7 @@
           </w:tcPr>
           <w:p>
             <w:pPr>
+              <w:jc w:val="center"/>
               <w:rPr>
                 <w:rFonts w:ascii="Arial" w:hAnsi="Arial" w:cs="Arial"/>
                 <w:lang w:val="es-ES"/>
@@ -1715,6 +3984,7 @@
           </w:tcPr>
           <w:p>
             <w:pPr>
+              <w:jc w:val="center"/>
               <w:rPr>
                 <w:rFonts w:ascii="Arial" w:hAnsi="Arial" w:cs="Arial"/>
                 <w:lang w:val="es-ES"/>
@@ -1730,6 +4000,7 @@
           </w:tcPr>
           <w:p>
             <w:pPr>
+              <w:jc w:val="center"/>
               <w:rPr>
                 <w:rFonts w:ascii="Arial" w:hAnsi="Arial" w:cs="Arial"/>
                 <w:lang w:val="es-ES"/>
@@ -1743,6 +4014,7 @@
           </w:tcPr>
           <w:p>
             <w:pPr>
+              <w:jc w:val="center"/>
               <w:rPr>
                 <w:rFonts w:ascii="Arial" w:hAnsi="Arial" w:cs="Arial"/>
                 <w:lang w:val="es-ES"/>
@@ -1756,6 +4028,7 @@
           </w:tcPr>
           <w:p>
             <w:pPr>
+              <w:jc w:val="center"/>
               <w:rPr>
                 <w:rFonts w:ascii="Arial" w:hAnsi="Arial" w:cs="Arial"/>
                 <w:lang w:val="es-ES"/>
@@ -1769,6 +4042,7 @@
           </w:tcPr>
           <w:p>
             <w:pPr>
+              <w:jc w:val="center"/>
               <w:rPr>
                 <w:rFonts w:ascii="Arial" w:hAnsi="Arial" w:cs="Arial"/>
                 <w:lang w:val="es-ES"/>
@@ -1782,6 +4056,7 @@
           </w:tcPr>
           <w:p>
             <w:pPr>
+              <w:jc w:val="center"/>
               <w:rPr>
                 <w:rFonts w:ascii="Arial" w:hAnsi="Arial" w:cs="Arial"/>
                 <w:lang w:val="es-ES"/>
@@ -1797,6 +4072,7 @@
           </w:tcPr>
           <w:p>
             <w:pPr>
+              <w:jc w:val="center"/>
               <w:rPr>
                 <w:rFonts w:ascii="Arial" w:hAnsi="Arial" w:cs="Arial"/>
                 <w:lang w:val="es-ES"/>
@@ -1810,6 +4086,7 @@
           </w:tcPr>
           <w:p>
             <w:pPr>
+              <w:jc w:val="center"/>
               <w:rPr>
                 <w:rFonts w:ascii="Arial" w:hAnsi="Arial" w:cs="Arial"/>
                 <w:lang w:val="es-ES"/>
@@ -1823,6 +4100,7 @@
           </w:tcPr>
           <w:p>
             <w:pPr>
+              <w:jc w:val="center"/>
               <w:rPr>
                 <w:rFonts w:ascii="Arial" w:hAnsi="Arial" w:cs="Arial"/>
                 <w:lang w:val="es-ES"/>
@@ -1836,6 +4114,7 @@
           </w:tcPr>
           <w:p>
             <w:pPr>
+              <w:jc w:val="center"/>
               <w:rPr>
                 <w:rFonts w:ascii="Arial" w:hAnsi="Arial" w:cs="Arial"/>
                 <w:lang w:val="es-ES"/>
@@ -1849,6 +4128,7 @@
           </w:tcPr>
           <w:p>
             <w:pPr>
+              <w:jc w:val="center"/>
               <w:rPr>
                 <w:rFonts w:ascii="Arial" w:hAnsi="Arial" w:cs="Arial"/>
                 <w:lang w:val="es-ES"/>
@@ -1864,6 +4144,7 @@
           </w:tcPr>
           <w:p>
             <w:pPr>
+              <w:jc w:val="center"/>
               <w:rPr>
                 <w:rFonts w:ascii="Arial" w:hAnsi="Arial" w:cs="Arial"/>
                 <w:lang w:val="es-ES"/>
@@ -1877,6 +4158,7 @@
           </w:tcPr>
           <w:p>
             <w:pPr>
+              <w:jc w:val="center"/>
               <w:rPr>
                 <w:rFonts w:ascii="Arial" w:hAnsi="Arial" w:cs="Arial"/>
                 <w:lang w:val="es-ES"/>
@@ -1890,6 +4172,7 @@
           </w:tcPr>
           <w:p>
             <w:pPr>
+              <w:jc w:val="center"/>
               <w:rPr>
                 <w:rFonts w:ascii="Arial" w:hAnsi="Arial" w:cs="Arial"/>
                 <w:lang w:val="es-ES"/>
@@ -1903,6 +4186,7 @@
           </w:tcPr>
           <w:p>
             <w:pPr>
+              <w:jc w:val="center"/>
               <w:rPr>
                 <w:rFonts w:ascii="Arial" w:hAnsi="Arial" w:cs="Arial"/>
                 <w:lang w:val="es-ES"/>
@@ -1916,6 +4200,7 @@
           </w:tcPr>
           <w:p>
             <w:pPr>
+              <w:jc w:val="center"/>
               <w:rPr>
                 <w:rFonts w:ascii="Arial" w:hAnsi="Arial" w:cs="Arial"/>
                 <w:lang w:val="es-ES"/>
@@ -1931,6 +4216,7 @@
           </w:tcPr>
           <w:p>
             <w:pPr>
+              <w:jc w:val="center"/>
               <w:rPr>
                 <w:rFonts w:ascii="Arial" w:hAnsi="Arial" w:cs="Arial"/>
                 <w:lang w:val="es-ES"/>
@@ -1944,6 +4230,7 @@
           </w:tcPr>
           <w:p>
             <w:pPr>
+              <w:jc w:val="center"/>
               <w:rPr>
                 <w:rFonts w:ascii="Arial" w:hAnsi="Arial" w:cs="Arial"/>
                 <w:lang w:val="es-ES"/>
@@ -1957,6 +4244,7 @@
           </w:tcPr>
           <w:p>
             <w:pPr>
+              <w:jc w:val="center"/>
               <w:rPr>
                 <w:rFonts w:ascii="Arial" w:hAnsi="Arial" w:cs="Arial"/>
                 <w:lang w:val="es-ES"/>
@@ -1970,6 +4258,7 @@
           </w:tcPr>
           <w:p>
             <w:pPr>
+              <w:jc w:val="center"/>
               <w:rPr>
                 <w:rFonts w:ascii="Arial" w:hAnsi="Arial" w:cs="Arial"/>
                 <w:lang w:val="es-ES"/>
@@ -1983,6 +4272,7 @@
           </w:tcPr>
           <w:p>
             <w:pPr>
+              <w:jc w:val="center"/>
               <w:rPr>
                 <w:rFonts w:ascii="Arial" w:hAnsi="Arial" w:cs="Arial"/>
                 <w:lang w:val="es-ES"/>
@@ -1998,6 +4288,7 @@
           </w:tcPr>
           <w:p>
             <w:pPr>
+              <w:jc w:val="center"/>
               <w:rPr>
                 <w:rFonts w:ascii="Arial" w:hAnsi="Arial" w:cs="Arial"/>
                 <w:lang w:val="es-ES"/>
@@ -2011,6 +4302,7 @@
           </w:tcPr>
           <w:p>
             <w:pPr>
+              <w:jc w:val="center"/>
               <w:rPr>
                 <w:rFonts w:ascii="Arial" w:hAnsi="Arial" w:cs="Arial"/>
                 <w:lang w:val="es-ES"/>
@@ -2024,6 +4316,7 @@
           </w:tcPr>
           <w:p>
             <w:pPr>
+              <w:jc w:val="center"/>
               <w:rPr>
                 <w:rFonts w:ascii="Arial" w:hAnsi="Arial" w:cs="Arial"/>
                 <w:lang w:val="es-ES"/>
@@ -2037,6 +4330,7 @@
           </w:tcPr>
           <w:p>
             <w:pPr>
+              <w:jc w:val="center"/>
               <w:rPr>
                 <w:rFonts w:ascii="Arial" w:hAnsi="Arial" w:cs="Arial"/>
                 <w:lang w:val="es-ES"/>
@@ -2050,6 +4344,7 @@
           </w:tcPr>
           <w:p>
             <w:pPr>
+              <w:jc w:val="center"/>
               <w:rPr>
                 <w:rFonts w:ascii="Arial" w:hAnsi="Arial" w:cs="Arial"/>
                 <w:lang w:val="es-ES"/>
@@ -2065,6 +4360,7 @@
           </w:tcPr>
           <w:p>
             <w:pPr>
+              <w:jc w:val="center"/>
               <w:rPr>
                 <w:rFonts w:ascii="Arial" w:hAnsi="Arial" w:cs="Arial"/>
                 <w:lang w:val="es-ES"/>
@@ -2078,6 +4374,7 @@
           </w:tcPr>
           <w:p>
             <w:pPr>
+              <w:jc w:val="center"/>
               <w:rPr>
                 <w:rFonts w:ascii="Arial" w:hAnsi="Arial" w:cs="Arial"/>
                 <w:lang w:val="es-ES"/>
@@ -2091,6 +4388,7 @@
           </w:tcPr>
           <w:p>
             <w:pPr>
+              <w:jc w:val="center"/>
               <w:rPr>
                 <w:rFonts w:ascii="Arial" w:hAnsi="Arial" w:cs="Arial"/>
                 <w:lang w:val="es-ES"/>
@@ -2104,6 +4402,7 @@
           </w:tcPr>
           <w:p>
             <w:pPr>
+              <w:jc w:val="center"/>
               <w:rPr>
                 <w:rFonts w:ascii="Arial" w:hAnsi="Arial" w:cs="Arial"/>
                 <w:lang w:val="es-ES"/>
@@ -2117,6 +4416,7 @@
           </w:tcPr>
           <w:p>
             <w:pPr>
+              <w:jc w:val="center"/>
               <w:rPr>
                 <w:rFonts w:ascii="Arial" w:hAnsi="Arial" w:cs="Arial"/>
                 <w:lang w:val="es-ES"/>
@@ -2132,6 +4432,7 @@
           </w:tcPr>
           <w:p>
             <w:pPr>
+              <w:jc w:val="center"/>
               <w:rPr>
                 <w:rFonts w:ascii="Arial" w:hAnsi="Arial" w:cs="Arial"/>
                 <w:lang w:val="es-ES"/>
@@ -2145,6 +4446,7 @@
           </w:tcPr>
           <w:p>
             <w:pPr>
+              <w:jc w:val="center"/>
               <w:rPr>
                 <w:rFonts w:ascii="Arial" w:hAnsi="Arial" w:cs="Arial"/>
                 <w:lang w:val="es-ES"/>
@@ -2158,6 +4460,7 @@
           </w:tcPr>
           <w:p>
             <w:pPr>
+              <w:jc w:val="center"/>
               <w:rPr>
                 <w:rFonts w:ascii="Arial" w:hAnsi="Arial" w:cs="Arial"/>
                 <w:lang w:val="es-ES"/>
@@ -2171,6 +4474,7 @@
           </w:tcPr>
           <w:p>
             <w:pPr>
+              <w:jc w:val="center"/>
               <w:rPr>
                 <w:rFonts w:ascii="Arial" w:hAnsi="Arial" w:cs="Arial"/>
                 <w:lang w:val="es-ES"/>
@@ -2184,6 +4488,7 @@
           </w:tcPr>
           <w:p>
             <w:pPr>
+              <w:jc w:val="center"/>
               <w:rPr>
                 <w:rFonts w:ascii="Arial" w:hAnsi="Arial" w:cs="Arial"/>
                 <w:lang w:val="es-ES"/>
@@ -2199,6 +4504,7 @@
           </w:tcPr>
           <w:p>
             <w:pPr>
+              <w:jc w:val="center"/>
               <w:rPr>
                 <w:rFonts w:ascii="Arial" w:hAnsi="Arial" w:cs="Arial"/>
                 <w:lang w:val="es-ES"/>
@@ -2212,6 +4518,7 @@
           </w:tcPr>
           <w:p>
             <w:pPr>
+              <w:jc w:val="center"/>
               <w:rPr>
                 <w:rFonts w:ascii="Arial" w:hAnsi="Arial" w:cs="Arial"/>
                 <w:lang w:val="es-ES"/>
@@ -2225,6 +4532,7 @@
           </w:tcPr>
           <w:p>
             <w:pPr>
+              <w:jc w:val="center"/>
               <w:rPr>
                 <w:rFonts w:ascii="Arial" w:hAnsi="Arial" w:cs="Arial"/>
                 <w:lang w:val="es-ES"/>
@@ -2238,6 +4546,7 @@
           </w:tcPr>
           <w:p>
             <w:pPr>
+              <w:jc w:val="center"/>
               <w:rPr>
                 <w:rFonts w:ascii="Arial" w:hAnsi="Arial" w:cs="Arial"/>
                 <w:lang w:val="es-ES"/>
@@ -2251,6 +4560,7 @@
           </w:tcPr>
           <w:p>
             <w:pPr>
+              <w:jc w:val="center"/>
               <w:rPr>
                 <w:rFonts w:ascii="Arial" w:hAnsi="Arial" w:cs="Arial"/>
                 <w:lang w:val="es-ES"/>
@@ -2266,6 +4576,7 @@
           </w:tcPr>
           <w:p>
             <w:pPr>
+              <w:jc w:val="center"/>
               <w:rPr>
                 <w:rFonts w:ascii="Arial" w:hAnsi="Arial" w:cs="Arial"/>
                 <w:lang w:val="es-ES"/>
@@ -2279,6 +4590,7 @@
           </w:tcPr>
           <w:p>
             <w:pPr>
+              <w:jc w:val="center"/>
               <w:rPr>
                 <w:rFonts w:ascii="Arial" w:hAnsi="Arial" w:cs="Arial"/>
                 <w:lang w:val="es-ES"/>
@@ -2292,6 +4604,7 @@
           </w:tcPr>
           <w:p>
             <w:pPr>
+              <w:jc w:val="center"/>
               <w:rPr>
                 <w:rFonts w:ascii="Arial" w:hAnsi="Arial" w:cs="Arial"/>
                 <w:lang w:val="es-ES"/>
@@ -2305,6 +4618,7 @@
           </w:tcPr>
           <w:p>
             <w:pPr>
+              <w:jc w:val="center"/>
               <w:rPr>
                 <w:rFonts w:ascii="Arial" w:hAnsi="Arial" w:cs="Arial"/>
                 <w:lang w:val="es-ES"/>
@@ -2318,6 +4632,7 @@
           </w:tcPr>
           <w:p>
             <w:pPr>
+              <w:jc w:val="center"/>
               <w:rPr>
                 <w:rFonts w:ascii="Arial" w:hAnsi="Arial" w:cs="Arial"/>
                 <w:lang w:val="es-ES"/>
@@ -2333,6 +4648,7 @@
           </w:tcPr>
           <w:p>
             <w:pPr>
+              <w:jc w:val="center"/>
               <w:rPr>
                 <w:rFonts w:ascii="Arial" w:hAnsi="Arial" w:cs="Arial"/>
                 <w:lang w:val="es-ES"/>
@@ -2346,6 +4662,7 @@
           </w:tcPr>
           <w:p>
             <w:pPr>
+              <w:jc w:val="center"/>
               <w:rPr>
                 <w:rFonts w:ascii="Arial" w:hAnsi="Arial" w:cs="Arial"/>
                 <w:lang w:val="es-ES"/>
@@ -2359,6 +4676,7 @@
           </w:tcPr>
           <w:p>
             <w:pPr>
+              <w:jc w:val="center"/>
               <w:rPr>
                 <w:rFonts w:ascii="Arial" w:hAnsi="Arial" w:cs="Arial"/>
                 <w:lang w:val="es-ES"/>
@@ -2372,6 +4690,7 @@
           </w:tcPr>
           <w:p>
             <w:pPr>
+              <w:jc w:val="center"/>
               <w:rPr>
                 <w:rFonts w:ascii="Arial" w:hAnsi="Arial" w:cs="Arial"/>
                 <w:lang w:val="es-ES"/>
@@ -2385,6 +4704,7 @@
           </w:tcPr>
           <w:p>
             <w:pPr>
+              <w:jc w:val="center"/>
               <w:rPr>
                 <w:rFonts w:ascii="Arial" w:hAnsi="Arial" w:cs="Arial"/>
                 <w:lang w:val="es-ES"/>
@@ -2400,6 +4720,7 @@
           </w:tcPr>
           <w:p>
             <w:pPr>
+              <w:jc w:val="center"/>
               <w:rPr>
                 <w:rFonts w:ascii="Arial" w:hAnsi="Arial" w:cs="Arial"/>
                 <w:lang w:val="es-ES"/>
@@ -2413,6 +4734,7 @@
           </w:tcPr>
           <w:p>
             <w:pPr>
+              <w:jc w:val="center"/>
               <w:rPr>
                 <w:rFonts w:ascii="Arial" w:hAnsi="Arial" w:cs="Arial"/>
                 <w:lang w:val="es-ES"/>
@@ -2426,6 +4748,7 @@
           </w:tcPr>
           <w:p>
             <w:pPr>
+              <w:jc w:val="center"/>
               <w:rPr>
                 <w:rFonts w:ascii="Arial" w:hAnsi="Arial" w:cs="Arial"/>
                 <w:lang w:val="es-ES"/>
@@ -2439,6 +4762,7 @@
           </w:tcPr>
           <w:p>
             <w:pPr>
+              <w:jc w:val="center"/>
               <w:rPr>
                 <w:rFonts w:ascii="Arial" w:hAnsi="Arial" w:cs="Arial"/>
                 <w:lang w:val="es-ES"/>
@@ -2452,6 +4776,7 @@
           </w:tcPr>
           <w:p>
             <w:pPr>
+              <w:jc w:val="center"/>
               <w:rPr>
                 <w:rFonts w:ascii="Arial" w:hAnsi="Arial" w:cs="Arial"/>
                 <w:lang w:val="es-ES"/>
@@ -2467,6 +4792,7 @@
           </w:tcPr>
           <w:p>
             <w:pPr>
+              <w:jc w:val="center"/>
               <w:rPr>
                 <w:rFonts w:ascii="Arial" w:hAnsi="Arial" w:cs="Arial"/>
                 <w:lang w:val="es-ES"/>
@@ -2480,6 +4806,7 @@
           </w:tcPr>
           <w:p>
             <w:pPr>
+              <w:jc w:val="center"/>
               <w:rPr>
                 <w:rFonts w:ascii="Arial" w:hAnsi="Arial" w:cs="Arial"/>
                 <w:lang w:val="es-ES"/>
@@ -2493,6 +4820,7 @@
           </w:tcPr>
           <w:p>
             <w:pPr>
+              <w:jc w:val="center"/>
               <w:rPr>
                 <w:rFonts w:ascii="Arial" w:hAnsi="Arial" w:cs="Arial"/>
                 <w:lang w:val="es-ES"/>
@@ -2506,6 +4834,7 @@
           </w:tcPr>
           <w:p>
             <w:pPr>
+              <w:jc w:val="center"/>
               <w:rPr>
                 <w:rFonts w:ascii="Arial" w:hAnsi="Arial" w:cs="Arial"/>
                 <w:lang w:val="es-ES"/>
@@ -2519,6 +4848,7 @@
           </w:tcPr>
           <w:p>
             <w:pPr>
+              <w:jc w:val="center"/>
               <w:rPr>
                 <w:rFonts w:ascii="Arial" w:hAnsi="Arial" w:cs="Arial"/>
                 <w:lang w:val="es-ES"/>
@@ -2534,6 +4864,7 @@
           </w:tcPr>
           <w:p>
             <w:pPr>
+              <w:jc w:val="center"/>
               <w:rPr>
                 <w:rFonts w:ascii="Arial" w:hAnsi="Arial" w:cs="Arial"/>
                 <w:lang w:val="es-ES"/>
@@ -2547,6 +4878,7 @@
           </w:tcPr>
           <w:p>
             <w:pPr>
+              <w:jc w:val="center"/>
               <w:rPr>
                 <w:rFonts w:ascii="Arial" w:hAnsi="Arial" w:cs="Arial"/>
                 <w:lang w:val="es-ES"/>
@@ -2560,6 +4892,7 @@
           </w:tcPr>
           <w:p>
             <w:pPr>
+              <w:jc w:val="center"/>
               <w:rPr>
                 <w:rFonts w:ascii="Arial" w:hAnsi="Arial" w:cs="Arial"/>
                 <w:lang w:val="es-ES"/>
@@ -2573,6 +4906,7 @@
           </w:tcPr>
           <w:p>
             <w:pPr>
+              <w:jc w:val="center"/>
               <w:rPr>
                 <w:rFonts w:ascii="Arial" w:hAnsi="Arial" w:cs="Arial"/>
                 <w:lang w:val="es-ES"/>
@@ -2586,6 +4920,7 @@
           </w:tcPr>
           <w:p>
             <w:pPr>
+              <w:jc w:val="center"/>
               <w:rPr>
                 <w:rFonts w:ascii="Arial" w:hAnsi="Arial" w:cs="Arial"/>
                 <w:lang w:val="es-ES"/>
@@ -2601,6 +4936,7 @@
           </w:tcPr>
           <w:p>
             <w:pPr>
+              <w:jc w:val="center"/>
               <w:rPr>
                 <w:rFonts w:ascii="Arial" w:hAnsi="Arial" w:cs="Arial"/>
                 <w:lang w:val="es-ES"/>
@@ -2614,6 +4950,7 @@
           </w:tcPr>
           <w:p>
             <w:pPr>
+              <w:jc w:val="center"/>
               <w:rPr>
                 <w:rFonts w:ascii="Arial" w:hAnsi="Arial" w:cs="Arial"/>
                 <w:lang w:val="es-ES"/>
@@ -2627,6 +4964,7 @@
           </w:tcPr>
           <w:p>
             <w:pPr>
+              <w:jc w:val="center"/>
               <w:rPr>
                 <w:rFonts w:ascii="Arial" w:hAnsi="Arial" w:cs="Arial"/>
                 <w:lang w:val="es-ES"/>
@@ -2640,6 +4978,7 @@
           </w:tcPr>
           <w:p>
             <w:pPr>
+              <w:jc w:val="center"/>
               <w:rPr>
                 <w:rFonts w:ascii="Arial" w:hAnsi="Arial" w:cs="Arial"/>
                 <w:lang w:val="es-ES"/>
@@ -2653,6 +4992,7 @@
           </w:tcPr>
           <w:p>
             <w:pPr>
+              <w:jc w:val="center"/>
               <w:rPr>
                 <w:rFonts w:ascii="Arial" w:hAnsi="Arial" w:cs="Arial"/>
                 <w:lang w:val="es-ES"/>
@@ -2668,6 +5008,7 @@
           </w:tcPr>
           <w:p>
             <w:pPr>
+              <w:jc w:val="center"/>
               <w:rPr>
                 <w:rFonts w:ascii="Arial" w:hAnsi="Arial" w:cs="Arial"/>
                 <w:lang w:val="es-ES"/>
@@ -2681,6 +5022,7 @@
           </w:tcPr>
           <w:p>
             <w:pPr>
+              <w:jc w:val="center"/>
               <w:rPr>
                 <w:rFonts w:ascii="Arial" w:hAnsi="Arial" w:cs="Arial"/>
                 <w:lang w:val="es-ES"/>
@@ -2694,6 +5036,7 @@
           </w:tcPr>
           <w:p>
             <w:pPr>
+              <w:jc w:val="center"/>
               <w:rPr>
                 <w:rFonts w:ascii="Arial" w:hAnsi="Arial" w:cs="Arial"/>
                 <w:lang w:val="es-ES"/>
@@ -2707,6 +5050,7 @@
           </w:tcPr>
           <w:p>
             <w:pPr>
+              <w:jc w:val="center"/>
               <w:rPr>
                 <w:rFonts w:ascii="Arial" w:hAnsi="Arial" w:cs="Arial"/>
                 <w:lang w:val="es-ES"/>
@@ -2720,6 +5064,7 @@
           </w:tcPr>
           <w:p>
             <w:pPr>
+              <w:jc w:val="center"/>
               <w:rPr>
                 <w:rFonts w:ascii="Arial" w:hAnsi="Arial" w:cs="Arial"/>
                 <w:lang w:val="es-ES"/>
@@ -2735,6 +5080,7 @@
           </w:tcPr>
           <w:p>
             <w:pPr>
+              <w:jc w:val="center"/>
               <w:rPr>
                 <w:rFonts w:ascii="Arial" w:hAnsi="Arial" w:cs="Arial"/>
                 <w:lang w:val="es-ES"/>
@@ -2748,6 +5094,7 @@
           </w:tcPr>
           <w:p>
             <w:pPr>
+              <w:jc w:val="center"/>
               <w:rPr>
                 <w:rFonts w:ascii="Arial" w:hAnsi="Arial" w:cs="Arial"/>
                 <w:lang w:val="es-ES"/>
@@ -2761,6 +5108,7 @@
           </w:tcPr>
           <w:p>
             <w:pPr>
+              <w:jc w:val="center"/>
               <w:rPr>
                 <w:rFonts w:ascii="Arial" w:hAnsi="Arial" w:cs="Arial"/>
                 <w:lang w:val="es-ES"/>
@@ -2774,6 +5122,7 @@
           </w:tcPr>
           <w:p>
             <w:pPr>
+              <w:jc w:val="center"/>
               <w:rPr>
                 <w:rFonts w:ascii="Arial" w:hAnsi="Arial" w:cs="Arial"/>
                 <w:lang w:val="es-ES"/>
@@ -2787,6 +5136,7 @@
           </w:tcPr>
           <w:p>
             <w:pPr>
+              <w:jc w:val="center"/>
               <w:rPr>
                 <w:rFonts w:ascii="Arial" w:hAnsi="Arial" w:cs="Arial"/>
                 <w:lang w:val="es-ES"/>
@@ -2802,6 +5152,7 @@
           </w:tcPr>
           <w:p>
             <w:pPr>
+              <w:jc w:val="center"/>
               <w:rPr>
                 <w:rFonts w:ascii="Arial" w:hAnsi="Arial" w:cs="Arial"/>
                 <w:lang w:val="es-ES"/>
@@ -2815,6 +5166,7 @@
           </w:tcPr>
           <w:p>
             <w:pPr>
+              <w:jc w:val="center"/>
               <w:rPr>
                 <w:rFonts w:ascii="Arial" w:hAnsi="Arial" w:cs="Arial"/>
                 <w:lang w:val="es-ES"/>
@@ -2828,6 +5180,7 @@
           </w:tcPr>
           <w:p>
             <w:pPr>
+              <w:jc w:val="center"/>
               <w:rPr>
                 <w:rFonts w:ascii="Arial" w:hAnsi="Arial" w:cs="Arial"/>
                 <w:lang w:val="es-ES"/>
@@ -2841,6 +5194,7 @@
           </w:tcPr>
           <w:p>
             <w:pPr>
+              <w:jc w:val="center"/>
               <w:rPr>
                 <w:rFonts w:ascii="Arial" w:hAnsi="Arial" w:cs="Arial"/>
                 <w:lang w:val="es-ES"/>
@@ -2854,6 +5208,7 @@
           </w:tcPr>
           <w:p>
             <w:pPr>
+              <w:jc w:val="center"/>
               <w:rPr>
                 <w:rFonts w:ascii="Arial" w:hAnsi="Arial" w:cs="Arial"/>
                 <w:lang w:val="es-ES"/>
@@ -2869,6 +5224,7 @@
           </w:tcPr>
           <w:p>
             <w:pPr>
+              <w:jc w:val="center"/>
               <w:rPr>
                 <w:rFonts w:ascii="Arial" w:hAnsi="Arial" w:cs="Arial"/>
                 <w:lang w:val="es-ES"/>
@@ -2882,6 +5238,7 @@
           </w:tcPr>
           <w:p>
             <w:pPr>
+              <w:jc w:val="center"/>
               <w:rPr>
                 <w:rFonts w:ascii="Arial" w:hAnsi="Arial" w:cs="Arial"/>
                 <w:lang w:val="es-ES"/>
@@ -2895,6 +5252,7 @@
           </w:tcPr>
           <w:p>
             <w:pPr>
+              <w:jc w:val="center"/>
               <w:rPr>
                 <w:rFonts w:ascii="Arial" w:hAnsi="Arial" w:cs="Arial"/>
                 <w:lang w:val="es-ES"/>
@@ -2908,6 +5266,7 @@
           </w:tcPr>
           <w:p>
             <w:pPr>
+              <w:jc w:val="center"/>
               <w:rPr>
                 <w:rFonts w:ascii="Arial" w:hAnsi="Arial" w:cs="Arial"/>
                 <w:lang w:val="es-ES"/>
@@ -2921,6 +5280,7 @@
           </w:tcPr>
           <w:p>
             <w:pPr>
+              <w:jc w:val="center"/>
               <w:rPr>
                 <w:rFonts w:ascii="Arial" w:hAnsi="Arial" w:cs="Arial"/>
                 <w:lang w:val="es-ES"/>
@@ -2936,6 +5296,7 @@
           </w:tcPr>
           <w:p>
             <w:pPr>
+              <w:jc w:val="center"/>
               <w:rPr>
                 <w:rFonts w:ascii="Arial" w:hAnsi="Arial" w:cs="Arial"/>
                 <w:lang w:val="es-ES"/>
@@ -2949,6 +5310,7 @@
           </w:tcPr>
           <w:p>
             <w:pPr>
+              <w:jc w:val="center"/>
               <w:rPr>
                 <w:rFonts w:ascii="Arial" w:hAnsi="Arial" w:cs="Arial"/>
                 <w:lang w:val="es-ES"/>
@@ -2962,6 +5324,7 @@
           </w:tcPr>
           <w:p>
             <w:pPr>
+              <w:jc w:val="center"/>
               <w:rPr>
                 <w:rFonts w:ascii="Arial" w:hAnsi="Arial" w:cs="Arial"/>
                 <w:lang w:val="es-ES"/>
@@ -2975,6 +5338,7 @@
           </w:tcPr>
           <w:p>
             <w:pPr>
+              <w:jc w:val="center"/>
               <w:rPr>
                 <w:rFonts w:ascii="Arial" w:hAnsi="Arial" w:cs="Arial"/>
                 <w:lang w:val="es-ES"/>
@@ -2988,6 +5352,7 @@
           </w:tcPr>
           <w:p>
             <w:pPr>
+              <w:jc w:val="center"/>
               <w:rPr>
                 <w:rFonts w:ascii="Arial" w:hAnsi="Arial" w:cs="Arial"/>
                 <w:lang w:val="es-ES"/>
@@ -3003,6 +5368,7 @@
           </w:tcPr>
           <w:p>
             <w:pPr>
+              <w:jc w:val="center"/>
               <w:rPr>
                 <w:rFonts w:ascii="Arial" w:hAnsi="Arial" w:cs="Arial"/>
                 <w:lang w:val="es-ES"/>
@@ -3016,6 +5382,7 @@
           </w:tcPr>
           <w:p>
             <w:pPr>
+              <w:jc w:val="center"/>
               <w:rPr>
                 <w:rFonts w:ascii="Arial" w:hAnsi="Arial" w:cs="Arial"/>
                 <w:lang w:val="es-ES"/>
@@ -3029,6 +5396,7 @@
           </w:tcPr>
           <w:p>
             <w:pPr>
+              <w:jc w:val="center"/>
               <w:rPr>
                 <w:rFonts w:ascii="Arial" w:hAnsi="Arial" w:cs="Arial"/>
                 <w:lang w:val="es-ES"/>
@@ -3042,6 +5410,7 @@
           </w:tcPr>
           <w:p>
             <w:pPr>
+              <w:jc w:val="center"/>
               <w:rPr>
                 <w:rFonts w:ascii="Arial" w:hAnsi="Arial" w:cs="Arial"/>
                 <w:lang w:val="es-ES"/>
@@ -3055,6 +5424,7 @@
           </w:tcPr>
           <w:p>
             <w:pPr>
+              <w:jc w:val="center"/>
               <w:rPr>
                 <w:rFonts w:ascii="Arial" w:hAnsi="Arial" w:cs="Arial"/>
                 <w:lang w:val="es-ES"/>
@@ -3070,6 +5440,7 @@
           </w:tcPr>
           <w:p>
             <w:pPr>
+              <w:jc w:val="center"/>
               <w:rPr>
                 <w:rFonts w:ascii="Arial" w:hAnsi="Arial" w:cs="Arial"/>
                 <w:lang w:val="es-ES"/>
@@ -3083,6 +5454,7 @@
           </w:tcPr>
           <w:p>
             <w:pPr>
+              <w:jc w:val="center"/>
               <w:rPr>
                 <w:rFonts w:ascii="Arial" w:hAnsi="Arial" w:cs="Arial"/>
                 <w:lang w:val="es-ES"/>
@@ -3096,6 +5468,7 @@
           </w:tcPr>
           <w:p>
             <w:pPr>
+              <w:jc w:val="center"/>
               <w:rPr>
                 <w:rFonts w:ascii="Arial" w:hAnsi="Arial" w:cs="Arial"/>
                 <w:lang w:val="es-ES"/>
@@ -3109,6 +5482,7 @@
           </w:tcPr>
           <w:p>
             <w:pPr>
+              <w:jc w:val="center"/>
               <w:rPr>
                 <w:rFonts w:ascii="Arial" w:hAnsi="Arial" w:cs="Arial"/>
                 <w:lang w:val="es-ES"/>
@@ -3122,6 +5496,7 @@
           </w:tcPr>
           <w:p>
             <w:pPr>
+              <w:jc w:val="center"/>
               <w:rPr>
                 <w:rFonts w:ascii="Arial" w:hAnsi="Arial" w:cs="Arial"/>
                 <w:lang w:val="es-ES"/>
@@ -3137,6 +5512,7 @@
           </w:tcPr>
           <w:p>
             <w:pPr>
+              <w:jc w:val="center"/>
               <w:rPr>
                 <w:rFonts w:ascii="Arial" w:hAnsi="Arial" w:cs="Arial"/>
                 <w:lang w:val="es-ES"/>
@@ -3150,6 +5526,7 @@
           </w:tcPr>
           <w:p>
             <w:pPr>
+              <w:jc w:val="center"/>
               <w:rPr>
                 <w:rFonts w:ascii="Arial" w:hAnsi="Arial" w:cs="Arial"/>
                 <w:lang w:val="es-ES"/>
@@ -3163,6 +5540,7 @@
           </w:tcPr>
           <w:p>
             <w:pPr>
+              <w:jc w:val="center"/>
               <w:rPr>
                 <w:rFonts w:ascii="Arial" w:hAnsi="Arial" w:cs="Arial"/>
                 <w:lang w:val="es-ES"/>
@@ -3176,6 +5554,7 @@
           </w:tcPr>
           <w:p>
             <w:pPr>
+              <w:jc w:val="center"/>
               <w:rPr>
                 <w:rFonts w:ascii="Arial" w:hAnsi="Arial" w:cs="Arial"/>
                 <w:lang w:val="es-ES"/>
@@ -3189,6 +5568,7 @@
           </w:tcPr>
           <w:p>
             <w:pPr>
+              <w:jc w:val="center"/>
               <w:rPr>
                 <w:rFonts w:ascii="Arial" w:hAnsi="Arial" w:cs="Arial"/>
                 <w:lang w:val="es-ES"/>
@@ -3204,6 +5584,7 @@
           </w:tcPr>
           <w:p>
             <w:pPr>
+              <w:jc w:val="center"/>
               <w:rPr>
                 <w:rFonts w:ascii="Arial" w:hAnsi="Arial" w:cs="Arial"/>
                 <w:lang w:val="es-ES"/>
@@ -3217,6 +5598,7 @@
           </w:tcPr>
           <w:p>
             <w:pPr>
+              <w:jc w:val="center"/>
               <w:rPr>
                 <w:rFonts w:ascii="Arial" w:hAnsi="Arial" w:cs="Arial"/>
                 <w:lang w:val="es-ES"/>
@@ -3230,6 +5612,7 @@
           </w:tcPr>
           <w:p>
             <w:pPr>
+              <w:jc w:val="center"/>
               <w:rPr>
                 <w:rFonts w:ascii="Arial" w:hAnsi="Arial" w:cs="Arial"/>
                 <w:lang w:val="es-ES"/>
@@ -3243,6 +5626,7 @@
           </w:tcPr>
           <w:p>
             <w:pPr>
+              <w:jc w:val="center"/>
               <w:rPr>
                 <w:rFonts w:ascii="Arial" w:hAnsi="Arial" w:cs="Arial"/>
                 <w:lang w:val="es-ES"/>
@@ -3256,6 +5640,7 @@
           </w:tcPr>
           <w:p>
             <w:pPr>
+              <w:jc w:val="center"/>
               <w:rPr>
                 <w:rFonts w:ascii="Arial" w:hAnsi="Arial" w:cs="Arial"/>
                 <w:lang w:val="es-ES"/>
@@ -3271,6 +5656,7 @@
           </w:tcPr>
           <w:p>
             <w:pPr>
+              <w:jc w:val="center"/>
               <w:rPr>
                 <w:rFonts w:ascii="Arial" w:hAnsi="Arial" w:cs="Arial"/>
                 <w:lang w:val="es-ES"/>
@@ -3284,6 +5670,7 @@
           </w:tcPr>
           <w:p>
             <w:pPr>
+              <w:jc w:val="center"/>
               <w:rPr>
                 <w:rFonts w:ascii="Arial" w:hAnsi="Arial" w:cs="Arial"/>
                 <w:lang w:val="es-ES"/>
@@ -3297,6 +5684,7 @@
           </w:tcPr>
           <w:p>
             <w:pPr>
+              <w:jc w:val="center"/>
               <w:rPr>
                 <w:rFonts w:ascii="Arial" w:hAnsi="Arial" w:cs="Arial"/>
                 <w:lang w:val="es-ES"/>
@@ -3310,6 +5698,7 @@
           </w:tcPr>
           <w:p>
             <w:pPr>
+              <w:jc w:val="center"/>
               <w:rPr>
                 <w:rFonts w:ascii="Arial" w:hAnsi="Arial" w:cs="Arial"/>
                 <w:lang w:val="es-ES"/>
@@ -3323,6 +5712,7 @@
           </w:tcPr>
           <w:p>
             <w:pPr>
+              <w:jc w:val="center"/>
               <w:rPr>
                 <w:rFonts w:ascii="Arial" w:hAnsi="Arial" w:cs="Arial"/>
                 <w:lang w:val="es-ES"/>
@@ -3338,6 +5728,7 @@
           </w:tcPr>
           <w:p>
             <w:pPr>
+              <w:jc w:val="center"/>
               <w:rPr>
                 <w:rFonts w:ascii="Arial" w:hAnsi="Arial" w:cs="Arial"/>
                 <w:lang w:val="es-ES"/>
@@ -3351,6 +5742,7 @@
           </w:tcPr>
           <w:p>
             <w:pPr>
+              <w:jc w:val="center"/>
               <w:rPr>
                 <w:rFonts w:ascii="Arial" w:hAnsi="Arial" w:cs="Arial"/>
                 <w:lang w:val="es-ES"/>
@@ -3364,6 +5756,7 @@
           </w:tcPr>
           <w:p>
             <w:pPr>
+              <w:jc w:val="center"/>
               <w:rPr>
                 <w:rFonts w:ascii="Arial" w:hAnsi="Arial" w:cs="Arial"/>
                 <w:lang w:val="es-ES"/>
@@ -3377,6 +5770,7 @@
           </w:tcPr>
           <w:p>
             <w:pPr>
+              <w:jc w:val="center"/>
               <w:rPr>
                 <w:rFonts w:ascii="Arial" w:hAnsi="Arial" w:cs="Arial"/>
                 <w:lang w:val="es-ES"/>
@@ -3390,6 +5784,7 @@
           </w:tcPr>
           <w:p>
             <w:pPr>
+              <w:jc w:val="center"/>
               <w:rPr>
                 <w:rFonts w:ascii="Arial" w:hAnsi="Arial" w:cs="Arial"/>
                 <w:lang w:val="es-ES"/>
@@ -3405,6 +5800,7 @@
           </w:tcPr>
           <w:p>
             <w:pPr>
+              <w:jc w:val="center"/>
               <w:rPr>
                 <w:rFonts w:ascii="Arial" w:hAnsi="Arial" w:cs="Arial"/>
                 <w:lang w:val="es-ES"/>
@@ -3418,6 +5814,7 @@
           </w:tcPr>
           <w:p>
             <w:pPr>
+              <w:jc w:val="center"/>
               <w:rPr>
                 <w:rFonts w:ascii="Arial" w:hAnsi="Arial" w:cs="Arial"/>
                 <w:lang w:val="es-ES"/>
@@ -3431,6 +5828,7 @@
           </w:tcPr>
           <w:p>
             <w:pPr>
+              <w:jc w:val="center"/>
               <w:rPr>
                 <w:rFonts w:ascii="Arial" w:hAnsi="Arial" w:cs="Arial"/>
                 <w:lang w:val="es-ES"/>
@@ -3444,6 +5842,7 @@
           </w:tcPr>
           <w:p>
             <w:pPr>
+              <w:jc w:val="center"/>
               <w:rPr>
                 <w:rFonts w:ascii="Arial" w:hAnsi="Arial" w:cs="Arial"/>
                 <w:lang w:val="es-ES"/>
@@ -3457,6 +5856,7 @@
           </w:tcPr>
           <w:p>
             <w:pPr>
+              <w:jc w:val="center"/>
               <w:rPr>
                 <w:rFonts w:ascii="Arial" w:hAnsi="Arial" w:cs="Arial"/>
                 <w:lang w:val="es-ES"/>
@@ -3472,6 +5872,7 @@
           </w:tcPr>
           <w:p>
             <w:pPr>
+              <w:jc w:val="center"/>
               <w:rPr>
                 <w:rFonts w:ascii="Arial" w:hAnsi="Arial" w:cs="Arial"/>
                 <w:lang w:val="es-ES"/>
@@ -3485,6 +5886,7 @@
           </w:tcPr>
           <w:p>
             <w:pPr>
+              <w:jc w:val="center"/>
               <w:rPr>
                 <w:rFonts w:ascii="Arial" w:hAnsi="Arial" w:cs="Arial"/>
                 <w:lang w:val="es-ES"/>
@@ -3498,6 +5900,7 @@
           </w:tcPr>
           <w:p>
             <w:pPr>
+              <w:jc w:val="center"/>
               <w:rPr>
                 <w:rFonts w:ascii="Arial" w:hAnsi="Arial" w:cs="Arial"/>
                 <w:lang w:val="es-ES"/>
@@ -3511,6 +5914,7 @@
           </w:tcPr>
           <w:p>
             <w:pPr>
+              <w:jc w:val="center"/>
               <w:rPr>
                 <w:rFonts w:ascii="Arial" w:hAnsi="Arial" w:cs="Arial"/>
                 <w:lang w:val="es-ES"/>
@@ -3524,6 +5928,7 @@
           </w:tcPr>
           <w:p>
             <w:pPr>
+              <w:jc w:val="center"/>
               <w:rPr>
                 <w:rFonts w:ascii="Arial" w:hAnsi="Arial" w:cs="Arial"/>
                 <w:lang w:val="es-ES"/>
@@ -3539,6 +5944,7 @@
           </w:tcPr>
           <w:p>
             <w:pPr>
+              <w:jc w:val="center"/>
               <w:rPr>
                 <w:rFonts w:ascii="Arial" w:hAnsi="Arial" w:cs="Arial"/>
                 <w:lang w:val="es-ES"/>
@@ -3552,6 +5958,7 @@
           </w:tcPr>
           <w:p>
             <w:pPr>
+              <w:jc w:val="center"/>
               <w:rPr>
                 <w:rFonts w:ascii="Arial" w:hAnsi="Arial" w:cs="Arial"/>
                 <w:lang w:val="es-ES"/>
@@ -3565,6 +5972,7 @@
           </w:tcPr>
           <w:p>
             <w:pPr>
+              <w:jc w:val="center"/>
               <w:rPr>
                 <w:rFonts w:ascii="Arial" w:hAnsi="Arial" w:cs="Arial"/>
                 <w:lang w:val="es-ES"/>
@@ -3578,6 +5986,7 @@
           </w:tcPr>
           <w:p>
             <w:pPr>
+              <w:jc w:val="center"/>
               <w:rPr>
                 <w:rFonts w:ascii="Arial" w:hAnsi="Arial" w:cs="Arial"/>
                 <w:lang w:val="es-ES"/>
@@ -3591,6 +6000,7 @@
           </w:tcPr>
           <w:p>
             <w:pPr>
+              <w:jc w:val="center"/>
               <w:rPr>
                 <w:rFonts w:ascii="Arial" w:hAnsi="Arial" w:cs="Arial"/>
                 <w:lang w:val="es-ES"/>
@@ -3606,6 +6016,7 @@
           </w:tcPr>
           <w:p>
             <w:pPr>
+              <w:jc w:val="center"/>
               <w:rPr>
                 <w:rFonts w:ascii="Arial" w:hAnsi="Arial" w:cs="Arial"/>
                 <w:lang w:val="es-ES"/>
@@ -3619,6 +6030,7 @@
           </w:tcPr>
           <w:p>
             <w:pPr>
+              <w:jc w:val="center"/>
               <w:rPr>
                 <w:rFonts w:ascii="Arial" w:hAnsi="Arial" w:cs="Arial"/>
                 <w:lang w:val="es-ES"/>
@@ -3632,6 +6044,7 @@
           </w:tcPr>
           <w:p>
             <w:pPr>
+              <w:jc w:val="center"/>
               <w:rPr>
                 <w:rFonts w:ascii="Arial" w:hAnsi="Arial" w:cs="Arial"/>
                 <w:lang w:val="es-ES"/>
@@ -3645,6 +6058,7 @@
           </w:tcPr>
           <w:p>
             <w:pPr>
+              <w:jc w:val="center"/>
               <w:rPr>
                 <w:rFonts w:ascii="Arial" w:hAnsi="Arial" w:cs="Arial"/>
                 <w:lang w:val="es-ES"/>
@@ -3658,6 +6072,7 @@
           </w:tcPr>
           <w:p>
             <w:pPr>
+              <w:jc w:val="center"/>
               <w:rPr>
                 <w:rFonts w:ascii="Arial" w:hAnsi="Arial" w:cs="Arial"/>
                 <w:lang w:val="es-ES"/>
@@ -3673,6 +6088,7 @@
           </w:tcPr>
           <w:p>
             <w:pPr>
+              <w:jc w:val="center"/>
               <w:rPr>
                 <w:rFonts w:ascii="Arial" w:hAnsi="Arial" w:cs="Arial"/>
                 <w:lang w:val="es-ES"/>
@@ -3686,6 +6102,7 @@
           </w:tcPr>
           <w:p>
             <w:pPr>
+              <w:jc w:val="center"/>
               <w:rPr>
                 <w:rFonts w:ascii="Arial" w:hAnsi="Arial" w:cs="Arial"/>
                 <w:lang w:val="es-ES"/>
@@ -3699,6 +6116,7 @@
           </w:tcPr>
           <w:p>
             <w:pPr>
+              <w:jc w:val="center"/>
               <w:rPr>
                 <w:rFonts w:ascii="Arial" w:hAnsi="Arial" w:cs="Arial"/>
                 <w:lang w:val="es-ES"/>
@@ -3712,6 +6130,7 @@
           </w:tcPr>
           <w:p>
             <w:pPr>
+              <w:jc w:val="center"/>
               <w:rPr>
                 <w:rFonts w:ascii="Arial" w:hAnsi="Arial" w:cs="Arial"/>
                 <w:lang w:val="es-ES"/>
@@ -3725,6 +6144,7 @@
           </w:tcPr>
           <w:p>
             <w:pPr>
+              <w:jc w:val="center"/>
               <w:rPr>
                 <w:rFonts w:ascii="Arial" w:hAnsi="Arial" w:cs="Arial"/>
                 <w:lang w:val="es-ES"/>
@@ -3740,6 +6160,7 @@
           </w:tcPr>
           <w:p>
             <w:pPr>
+              <w:jc w:val="center"/>
               <w:rPr>
                 <w:rFonts w:ascii="Arial" w:hAnsi="Arial" w:cs="Arial"/>
                 <w:lang w:val="es-ES"/>
@@ -3753,6 +6174,7 @@
           </w:tcPr>
           <w:p>
             <w:pPr>
+              <w:jc w:val="center"/>
               <w:rPr>
                 <w:rFonts w:ascii="Arial" w:hAnsi="Arial" w:cs="Arial"/>
                 <w:lang w:val="es-ES"/>
@@ -3766,6 +6188,7 @@
           </w:tcPr>
           <w:p>
             <w:pPr>
+              <w:jc w:val="center"/>
               <w:rPr>
                 <w:rFonts w:ascii="Arial" w:hAnsi="Arial" w:cs="Arial"/>
                 <w:lang w:val="es-ES"/>
@@ -3779,6 +6202,7 @@
           </w:tcPr>
           <w:p>
             <w:pPr>
+              <w:jc w:val="center"/>
               <w:rPr>
                 <w:rFonts w:ascii="Arial" w:hAnsi="Arial" w:cs="Arial"/>
                 <w:lang w:val="es-ES"/>
@@ -3792,6 +6216,7 @@
           </w:tcPr>
           <w:p>
             <w:pPr>
+              <w:jc w:val="center"/>
               <w:rPr>
                 <w:rFonts w:ascii="Arial" w:hAnsi="Arial" w:cs="Arial"/>
                 <w:lang w:val="es-ES"/>
@@ -3807,6 +6232,7 @@
           </w:tcPr>
           <w:p>
             <w:pPr>
+              <w:jc w:val="center"/>
               <w:rPr>
                 <w:rFonts w:ascii="Arial" w:hAnsi="Arial" w:cs="Arial"/>
                 <w:lang w:val="es-ES"/>
@@ -3820,6 +6246,7 @@
           </w:tcPr>
           <w:p>
             <w:pPr>
+              <w:jc w:val="center"/>
               <w:rPr>
                 <w:rFonts w:ascii="Arial" w:hAnsi="Arial" w:cs="Arial"/>
                 <w:lang w:val="es-ES"/>
@@ -3833,6 +6260,7 @@
           </w:tcPr>
           <w:p>
             <w:pPr>
+              <w:jc w:val="center"/>
               <w:rPr>
                 <w:rFonts w:ascii="Arial" w:hAnsi="Arial" w:cs="Arial"/>
                 <w:lang w:val="es-ES"/>
@@ -3846,6 +6274,7 @@
           </w:tcPr>
           <w:p>
             <w:pPr>
+              <w:jc w:val="center"/>
               <w:rPr>
                 <w:rFonts w:ascii="Arial" w:hAnsi="Arial" w:cs="Arial"/>
                 <w:lang w:val="es-ES"/>
@@ -3859,6 +6288,7 @@
           </w:tcPr>
           <w:p>
             <w:pPr>
+              <w:jc w:val="center"/>
               <w:rPr>
                 <w:rFonts w:ascii="Arial" w:hAnsi="Arial" w:cs="Arial"/>
                 <w:lang w:val="es-ES"/>
@@ -3874,6 +6304,7 @@
           </w:tcPr>
           <w:p>
             <w:pPr>
+              <w:jc w:val="center"/>
               <w:rPr>
                 <w:rFonts w:ascii="Arial" w:hAnsi="Arial" w:cs="Arial"/>
                 <w:lang w:val="es-ES"/>
@@ -3887,6 +6318,7 @@
           </w:tcPr>
           <w:p>
             <w:pPr>
+              <w:jc w:val="center"/>
               <w:rPr>
                 <w:rFonts w:ascii="Arial" w:hAnsi="Arial" w:cs="Arial"/>
                 <w:lang w:val="es-ES"/>
@@ -3900,6 +6332,7 @@
           </w:tcPr>
           <w:p>
             <w:pPr>
+              <w:jc w:val="center"/>
               <w:rPr>
                 <w:rFonts w:ascii="Arial" w:hAnsi="Arial" w:cs="Arial"/>
                 <w:lang w:val="es-ES"/>
@@ -3913,6 +6346,7 @@
           </w:tcPr>
           <w:p>
             <w:pPr>
+              <w:jc w:val="center"/>
               <w:rPr>
                 <w:rFonts w:ascii="Arial" w:hAnsi="Arial" w:cs="Arial"/>
                 <w:lang w:val="es-ES"/>
@@ -3926,6 +6360,7 @@
           </w:tcPr>
           <w:p>
             <w:pPr>
+              <w:jc w:val="center"/>
               <w:rPr>
                 <w:rFonts w:ascii="Arial" w:hAnsi="Arial" w:cs="Arial"/>
                 <w:lang w:val="es-ES"/>

--- a/02-Documentation/02-requirements/requirements.docx
+++ b/02-Documentation/02-requirements/requirements.docx
@@ -1,6 +1,6 @@
 
 <file path=word/document.xml><?xml version="1.0" encoding="utf-8"?>
-<w:document xmlns:wpc="http://schemas.microsoft.com/office/word/2010/wordprocessingCanvas" xmlns:cx="http://schemas.microsoft.com/office/drawing/2014/chartex" xmlns:cx1="http://schemas.microsoft.com/office/drawing/2015/9/8/chartex" xmlns:cx2="http://schemas.microsoft.com/office/drawing/2015/10/21/chartex" xmlns:cx3="http://schemas.microsoft.com/office/drawing/2016/5/9/chartex" xmlns:cx4="http://schemas.microsoft.com/office/drawing/2016/5/10/chartex" xmlns:cx5="http://schemas.microsoft.com/office/drawing/2016/5/11/chartex" xmlns:cx6="http://schemas.microsoft.com/office/drawing/2016/5/12/chartex" xmlns:cx7="http://schemas.microsoft.com/office/drawing/2016/5/13/chartex" xmlns:cx8="http://schemas.microsoft.com/office/drawing/2016/5/14/chartex" xmlns:mc="http://schemas.openxmlformats.org/markup-compatibility/2006" xmlns:aink="http://schemas.microsoft.com/office/drawing/2016/ink" xmlns:am3d="http://schemas.microsoft.com/office/drawing/2017/model3d" xmlns:o="urn:schemas-microsoft-com:office:office" xmlns:r="http://schemas.openxmlformats.org/officeDocument/2006/relationships" xmlns:m="http://schemas.openxmlformats.org/officeDocument/2006/math" xmlns:v="urn:schemas-microsoft-com:vml" xmlns:wp14="http://schemas.microsoft.com/office/word/2010/wordprocessingDrawing" xmlns:wp="http://schemas.openxmlformats.org/drawingml/2006/wordprocessingDrawing" xmlns:w10="urn:schemas-microsoft-com:office:word" xmlns:w="http://schemas.openxmlformats.org/wordprocessingml/2006/main" xmlns:w14="http://schemas.microsoft.com/office/word/2010/wordml" xmlns:w15="http://schemas.microsoft.com/office/word/2012/wordml" xmlns:w16cid="http://schemas.microsoft.com/office/word/2016/wordml/cid" xmlns:w16se="http://schemas.microsoft.com/office/word/2015/wordml/symex" xmlns:wpg="http://schemas.microsoft.com/office/word/2010/wordprocessingGroup" xmlns:wpi="http://schemas.microsoft.com/office/word/2010/wordprocessingInk" xmlns:wne="http://schemas.microsoft.com/office/word/2006/wordml" xmlns:wps="http://schemas.microsoft.com/office/word/2010/wordprocessingShape" mc:Ignorable="w14 w15 w16se w16cid wp14">
+<w:document xmlns:wpc="http://schemas.microsoft.com/office/word/2010/wordprocessingCanvas" xmlns:cx="http://schemas.microsoft.com/office/drawing/2014/chartex" xmlns:cx1="http://schemas.microsoft.com/office/drawing/2015/9/8/chartex" xmlns:cx2="http://schemas.microsoft.com/office/drawing/2015/10/21/chartex" xmlns:cx3="http://schemas.microsoft.com/office/drawing/2016/5/9/chartex" xmlns:cx4="http://schemas.microsoft.com/office/drawing/2016/5/10/chartex" xmlns:cx5="http://schemas.microsoft.com/office/drawing/2016/5/11/chartex" xmlns:cx6="http://schemas.microsoft.com/office/drawing/2016/5/12/chartex" xmlns:cx7="http://schemas.microsoft.com/office/drawing/2016/5/13/chartex" xmlns:cx8="http://schemas.microsoft.com/office/drawing/2016/5/14/chartex" xmlns:mc="http://schemas.openxmlformats.org/markup-compatibility/2006" xmlns:aink="http://schemas.microsoft.com/office/drawing/2016/ink" xmlns:am3d="http://schemas.microsoft.com/office/drawing/2017/model3d" xmlns:o="urn:schemas-microsoft-com:office:office" xmlns:r="http://schemas.openxmlformats.org/officeDocument/2006/relationships" xmlns:m="http://schemas.openxmlformats.org/officeDocument/2006/math" xmlns:v="urn:schemas-microsoft-com:vml" xmlns:wp14="http://schemas.microsoft.com/office/word/2010/wordprocessingDrawing" xmlns:wp="http://schemas.openxmlformats.org/drawingml/2006/wordprocessingDrawing" xmlns:w10="urn:schemas-microsoft-com:office:word" xmlns:w="http://schemas.openxmlformats.org/wordprocessingml/2006/main" xmlns:w14="http://schemas.microsoft.com/office/word/2010/wordml" xmlns:w15="http://schemas.microsoft.com/office/word/2012/wordml" xmlns:w16cex="http://schemas.microsoft.com/office/word/2018/wordml/cex" xmlns:w16cid="http://schemas.microsoft.com/office/word/2016/wordml/cid" xmlns:w16="http://schemas.microsoft.com/office/word/2018/wordml" xmlns:w16sdtdh="http://schemas.microsoft.com/office/word/2020/wordml/sdtdatahash" xmlns:w16se="http://schemas.microsoft.com/office/word/2015/wordml/symex" xmlns:wpg="http://schemas.microsoft.com/office/word/2010/wordprocessingGroup" xmlns:wpi="http://schemas.microsoft.com/office/word/2010/wordprocessingInk" xmlns:wne="http://schemas.microsoft.com/office/word/2006/wordml" xmlns:wps="http://schemas.microsoft.com/office/word/2010/wordprocessingShape" mc:Ignorable="w14 w15 w16se w16cid w16 w16cex w16sdtdh wp14">
   <w:body>
     <w:p>
       <w:pPr>
@@ -192,529 +192,953 @@
                 <w:lang w:val="es-ES"/>
               </w:rPr>
             </w:pPr>
-          </w:p>
-        </w:tc>
-        <w:tc>
-          <w:tcPr>
-            <w:tcW w:w="2074" w:type="dxa"/>
-          </w:tcPr>
-          <w:p>
-            <w:pPr>
-              <w:rPr>
-                <w:rFonts w:ascii="Arial" w:hAnsi="Arial" w:cs="Arial"/>
-                <w:lang w:val="es-ES"/>
-              </w:rPr>
-            </w:pPr>
-          </w:p>
-        </w:tc>
-        <w:tc>
-          <w:tcPr>
-            <w:tcW w:w="1651" w:type="dxa"/>
-          </w:tcPr>
-          <w:p>
-            <w:pPr>
-              <w:rPr>
-                <w:rFonts w:ascii="Arial" w:hAnsi="Arial" w:cs="Arial"/>
-                <w:lang w:val="es-ES"/>
-              </w:rPr>
-            </w:pPr>
-          </w:p>
-        </w:tc>
-        <w:tc>
-          <w:tcPr>
-            <w:tcW w:w="1731" w:type="dxa"/>
-          </w:tcPr>
-          <w:p>
-            <w:pPr>
-              <w:rPr>
-                <w:rFonts w:ascii="Arial" w:hAnsi="Arial" w:cs="Arial"/>
-                <w:lang w:val="es-ES"/>
-              </w:rPr>
-            </w:pPr>
-          </w:p>
-        </w:tc>
-        <w:tc>
-          <w:tcPr>
-            <w:tcW w:w="3270" w:type="dxa"/>
-          </w:tcPr>
-          <w:p>
-            <w:pPr>
-              <w:rPr>
-                <w:rFonts w:ascii="Arial" w:hAnsi="Arial" w:cs="Arial"/>
-                <w:lang w:val="es-ES"/>
-              </w:rPr>
-            </w:pPr>
-          </w:p>
-        </w:tc>
-      </w:tr>
-      <w:tr>
-        <w:tc>
-          <w:tcPr>
-            <w:tcW w:w="1617" w:type="dxa"/>
-          </w:tcPr>
-          <w:p>
-            <w:pPr>
-              <w:rPr>
-                <w:rFonts w:ascii="Arial" w:hAnsi="Arial" w:cs="Arial"/>
-                <w:lang w:val="es-ES"/>
-              </w:rPr>
-            </w:pPr>
-          </w:p>
-        </w:tc>
-        <w:tc>
-          <w:tcPr>
-            <w:tcW w:w="2074" w:type="dxa"/>
-          </w:tcPr>
-          <w:p>
-            <w:pPr>
-              <w:rPr>
-                <w:rFonts w:ascii="Arial" w:hAnsi="Arial" w:cs="Arial"/>
-                <w:lang w:val="es-ES"/>
-              </w:rPr>
-            </w:pPr>
-          </w:p>
-        </w:tc>
-        <w:tc>
-          <w:tcPr>
-            <w:tcW w:w="1651" w:type="dxa"/>
-          </w:tcPr>
-          <w:p>
-            <w:pPr>
-              <w:rPr>
-                <w:rFonts w:ascii="Arial" w:hAnsi="Arial" w:cs="Arial"/>
-                <w:lang w:val="es-ES"/>
-              </w:rPr>
-            </w:pPr>
-          </w:p>
-        </w:tc>
-        <w:tc>
-          <w:tcPr>
-            <w:tcW w:w="1731" w:type="dxa"/>
-          </w:tcPr>
-          <w:p>
-            <w:pPr>
-              <w:rPr>
-                <w:rFonts w:ascii="Arial" w:hAnsi="Arial" w:cs="Arial"/>
-                <w:lang w:val="es-ES"/>
-              </w:rPr>
-            </w:pPr>
-          </w:p>
-        </w:tc>
-        <w:tc>
-          <w:tcPr>
-            <w:tcW w:w="3270" w:type="dxa"/>
-          </w:tcPr>
-          <w:p>
-            <w:pPr>
-              <w:rPr>
-                <w:rFonts w:ascii="Arial" w:hAnsi="Arial" w:cs="Arial"/>
-                <w:lang w:val="es-ES"/>
-              </w:rPr>
-            </w:pPr>
-          </w:p>
-        </w:tc>
-      </w:tr>
-      <w:tr>
-        <w:tc>
-          <w:tcPr>
-            <w:tcW w:w="1617" w:type="dxa"/>
-          </w:tcPr>
-          <w:p>
-            <w:pPr>
-              <w:rPr>
-                <w:rFonts w:ascii="Arial" w:hAnsi="Arial" w:cs="Arial"/>
-                <w:lang w:val="es-ES"/>
-              </w:rPr>
-            </w:pPr>
-          </w:p>
-        </w:tc>
-        <w:tc>
-          <w:tcPr>
-            <w:tcW w:w="2074" w:type="dxa"/>
-          </w:tcPr>
-          <w:p>
-            <w:pPr>
-              <w:rPr>
-                <w:rFonts w:ascii="Arial" w:hAnsi="Arial" w:cs="Arial"/>
-                <w:lang w:val="es-ES"/>
-              </w:rPr>
-            </w:pPr>
-          </w:p>
-        </w:tc>
-        <w:tc>
-          <w:tcPr>
-            <w:tcW w:w="1651" w:type="dxa"/>
-          </w:tcPr>
-          <w:p>
-            <w:pPr>
-              <w:rPr>
-                <w:rFonts w:ascii="Arial" w:hAnsi="Arial" w:cs="Arial"/>
-                <w:lang w:val="es-ES"/>
-              </w:rPr>
-            </w:pPr>
-          </w:p>
-        </w:tc>
-        <w:tc>
-          <w:tcPr>
-            <w:tcW w:w="1731" w:type="dxa"/>
-          </w:tcPr>
-          <w:p>
-            <w:pPr>
-              <w:rPr>
-                <w:rFonts w:ascii="Arial" w:hAnsi="Arial" w:cs="Arial"/>
-                <w:lang w:val="es-ES"/>
-              </w:rPr>
-            </w:pPr>
-          </w:p>
-        </w:tc>
-        <w:tc>
-          <w:tcPr>
-            <w:tcW w:w="3270" w:type="dxa"/>
-          </w:tcPr>
-          <w:p>
-            <w:pPr>
-              <w:rPr>
-                <w:rFonts w:ascii="Arial" w:hAnsi="Arial" w:cs="Arial"/>
-                <w:lang w:val="es-ES"/>
-              </w:rPr>
-            </w:pPr>
-          </w:p>
-        </w:tc>
-      </w:tr>
-      <w:tr>
-        <w:tc>
-          <w:tcPr>
-            <w:tcW w:w="1617" w:type="dxa"/>
-          </w:tcPr>
-          <w:p>
-            <w:pPr>
-              <w:rPr>
-                <w:rFonts w:ascii="Arial" w:hAnsi="Arial" w:cs="Arial"/>
-                <w:lang w:val="es-ES"/>
-              </w:rPr>
-            </w:pPr>
-          </w:p>
-        </w:tc>
-        <w:tc>
-          <w:tcPr>
-            <w:tcW w:w="2074" w:type="dxa"/>
-          </w:tcPr>
-          <w:p>
-            <w:pPr>
-              <w:rPr>
-                <w:rFonts w:ascii="Arial" w:hAnsi="Arial" w:cs="Arial"/>
-                <w:lang w:val="es-ES"/>
-              </w:rPr>
-            </w:pPr>
-          </w:p>
-        </w:tc>
-        <w:tc>
-          <w:tcPr>
-            <w:tcW w:w="1651" w:type="dxa"/>
-          </w:tcPr>
-          <w:p>
-            <w:pPr>
-              <w:rPr>
-                <w:rFonts w:ascii="Arial" w:hAnsi="Arial" w:cs="Arial"/>
-                <w:lang w:val="es-ES"/>
-              </w:rPr>
-            </w:pPr>
-          </w:p>
-        </w:tc>
-        <w:tc>
-          <w:tcPr>
-            <w:tcW w:w="1731" w:type="dxa"/>
-          </w:tcPr>
-          <w:p>
-            <w:pPr>
-              <w:rPr>
-                <w:rFonts w:ascii="Arial" w:hAnsi="Arial" w:cs="Arial"/>
-                <w:lang w:val="es-ES"/>
-              </w:rPr>
-            </w:pPr>
-          </w:p>
-        </w:tc>
-        <w:tc>
-          <w:tcPr>
-            <w:tcW w:w="3270" w:type="dxa"/>
-          </w:tcPr>
-          <w:p>
-            <w:pPr>
-              <w:rPr>
-                <w:rFonts w:ascii="Arial" w:hAnsi="Arial" w:cs="Arial"/>
-                <w:lang w:val="es-ES"/>
-              </w:rPr>
-            </w:pPr>
-          </w:p>
-        </w:tc>
-      </w:tr>
-      <w:tr>
-        <w:tc>
-          <w:tcPr>
-            <w:tcW w:w="1617" w:type="dxa"/>
-          </w:tcPr>
-          <w:p>
-            <w:pPr>
-              <w:rPr>
-                <w:rFonts w:ascii="Arial" w:hAnsi="Arial" w:cs="Arial"/>
-                <w:lang w:val="es-ES"/>
-              </w:rPr>
-            </w:pPr>
-          </w:p>
-        </w:tc>
-        <w:tc>
-          <w:tcPr>
-            <w:tcW w:w="2074" w:type="dxa"/>
-          </w:tcPr>
-          <w:p>
-            <w:pPr>
-              <w:rPr>
-                <w:rFonts w:ascii="Arial" w:hAnsi="Arial" w:cs="Arial"/>
-                <w:lang w:val="es-ES"/>
-              </w:rPr>
-            </w:pPr>
-          </w:p>
-        </w:tc>
-        <w:tc>
-          <w:tcPr>
-            <w:tcW w:w="1651" w:type="dxa"/>
-          </w:tcPr>
-          <w:p>
-            <w:pPr>
-              <w:rPr>
-                <w:rFonts w:ascii="Arial" w:hAnsi="Arial" w:cs="Arial"/>
-                <w:lang w:val="es-ES"/>
-              </w:rPr>
-            </w:pPr>
-          </w:p>
-        </w:tc>
-        <w:tc>
-          <w:tcPr>
-            <w:tcW w:w="1731" w:type="dxa"/>
-          </w:tcPr>
-          <w:p>
-            <w:pPr>
-              <w:rPr>
-                <w:rFonts w:ascii="Arial" w:hAnsi="Arial" w:cs="Arial"/>
-                <w:lang w:val="es-ES"/>
-              </w:rPr>
-            </w:pPr>
-          </w:p>
-        </w:tc>
-        <w:tc>
-          <w:tcPr>
-            <w:tcW w:w="3270" w:type="dxa"/>
-          </w:tcPr>
-          <w:p>
-            <w:pPr>
-              <w:rPr>
-                <w:rFonts w:ascii="Arial" w:hAnsi="Arial" w:cs="Arial"/>
-                <w:lang w:val="es-ES"/>
-              </w:rPr>
-            </w:pPr>
-          </w:p>
-        </w:tc>
-        <w:bookmarkStart w:id="0" w:name="_GoBack"/>
-        <w:bookmarkEnd w:id="0"/>
-      </w:tr>
-      <w:tr>
-        <w:tc>
-          <w:tcPr>
-            <w:tcW w:w="1617" w:type="dxa"/>
-          </w:tcPr>
-          <w:p>
-            <w:pPr>
-              <w:rPr>
-                <w:rFonts w:ascii="Arial" w:hAnsi="Arial" w:cs="Arial"/>
-                <w:lang w:val="es-ES"/>
-              </w:rPr>
-            </w:pPr>
-          </w:p>
-        </w:tc>
-        <w:tc>
-          <w:tcPr>
-            <w:tcW w:w="2074" w:type="dxa"/>
-          </w:tcPr>
-          <w:p>
-            <w:pPr>
-              <w:rPr>
-                <w:rFonts w:ascii="Arial" w:hAnsi="Arial" w:cs="Arial"/>
-                <w:lang w:val="es-ES"/>
-              </w:rPr>
-            </w:pPr>
-          </w:p>
-        </w:tc>
-        <w:tc>
-          <w:tcPr>
-            <w:tcW w:w="1651" w:type="dxa"/>
-          </w:tcPr>
-          <w:p>
-            <w:pPr>
-              <w:rPr>
-                <w:rFonts w:ascii="Arial" w:hAnsi="Arial" w:cs="Arial"/>
-                <w:lang w:val="es-ES"/>
-              </w:rPr>
-            </w:pPr>
-          </w:p>
-        </w:tc>
-        <w:tc>
-          <w:tcPr>
-            <w:tcW w:w="1731" w:type="dxa"/>
-          </w:tcPr>
-          <w:p>
-            <w:pPr>
-              <w:rPr>
-                <w:rFonts w:ascii="Arial" w:hAnsi="Arial" w:cs="Arial"/>
-                <w:lang w:val="es-ES"/>
-              </w:rPr>
-            </w:pPr>
-          </w:p>
-        </w:tc>
-        <w:tc>
-          <w:tcPr>
-            <w:tcW w:w="3270" w:type="dxa"/>
-          </w:tcPr>
-          <w:p>
-            <w:pPr>
-              <w:rPr>
-                <w:rFonts w:ascii="Arial" w:hAnsi="Arial" w:cs="Arial"/>
-                <w:lang w:val="es-ES"/>
-              </w:rPr>
-            </w:pPr>
-          </w:p>
-        </w:tc>
-      </w:tr>
-      <w:tr>
-        <w:tc>
-          <w:tcPr>
-            <w:tcW w:w="1617" w:type="dxa"/>
-          </w:tcPr>
-          <w:p>
-            <w:pPr>
-              <w:rPr>
-                <w:rFonts w:ascii="Arial" w:hAnsi="Arial" w:cs="Arial"/>
-                <w:lang w:val="es-ES"/>
-              </w:rPr>
-            </w:pPr>
-          </w:p>
-        </w:tc>
-        <w:tc>
-          <w:tcPr>
-            <w:tcW w:w="2074" w:type="dxa"/>
-          </w:tcPr>
-          <w:p>
-            <w:pPr>
-              <w:rPr>
-                <w:rFonts w:ascii="Arial" w:hAnsi="Arial" w:cs="Arial"/>
-                <w:lang w:val="es-ES"/>
-              </w:rPr>
-            </w:pPr>
-          </w:p>
-        </w:tc>
-        <w:tc>
-          <w:tcPr>
-            <w:tcW w:w="1651" w:type="dxa"/>
-          </w:tcPr>
-          <w:p>
-            <w:pPr>
-              <w:rPr>
-                <w:rFonts w:ascii="Arial" w:hAnsi="Arial" w:cs="Arial"/>
-                <w:lang w:val="es-ES"/>
-              </w:rPr>
-            </w:pPr>
-          </w:p>
-        </w:tc>
-        <w:tc>
-          <w:tcPr>
-            <w:tcW w:w="1731" w:type="dxa"/>
-          </w:tcPr>
-          <w:p>
-            <w:pPr>
-              <w:rPr>
-                <w:rFonts w:ascii="Arial" w:hAnsi="Arial" w:cs="Arial"/>
-                <w:lang w:val="es-ES"/>
-              </w:rPr>
-            </w:pPr>
-          </w:p>
-        </w:tc>
-        <w:tc>
-          <w:tcPr>
-            <w:tcW w:w="3270" w:type="dxa"/>
-          </w:tcPr>
-          <w:p>
-            <w:pPr>
-              <w:rPr>
-                <w:rFonts w:ascii="Arial" w:hAnsi="Arial" w:cs="Arial"/>
-                <w:lang w:val="es-ES"/>
-              </w:rPr>
-            </w:pPr>
-          </w:p>
-        </w:tc>
-      </w:tr>
-      <w:tr>
-        <w:tc>
-          <w:tcPr>
-            <w:tcW w:w="1617" w:type="dxa"/>
-          </w:tcPr>
-          <w:p>
-            <w:pPr>
-              <w:rPr>
-                <w:rFonts w:ascii="Arial" w:hAnsi="Arial" w:cs="Arial"/>
-                <w:lang w:val="es-ES"/>
-              </w:rPr>
-            </w:pPr>
-          </w:p>
-        </w:tc>
-        <w:tc>
-          <w:tcPr>
-            <w:tcW w:w="2074" w:type="dxa"/>
-          </w:tcPr>
-          <w:p>
-            <w:pPr>
-              <w:rPr>
-                <w:rFonts w:ascii="Arial" w:hAnsi="Arial" w:cs="Arial"/>
-                <w:lang w:val="es-ES"/>
-              </w:rPr>
-            </w:pPr>
-          </w:p>
-        </w:tc>
-        <w:tc>
-          <w:tcPr>
-            <w:tcW w:w="1651" w:type="dxa"/>
-          </w:tcPr>
-          <w:p>
-            <w:pPr>
-              <w:rPr>
-                <w:rFonts w:ascii="Arial" w:hAnsi="Arial" w:cs="Arial"/>
-                <w:lang w:val="es-ES"/>
-              </w:rPr>
-            </w:pPr>
-          </w:p>
-        </w:tc>
-        <w:tc>
-          <w:tcPr>
-            <w:tcW w:w="1731" w:type="dxa"/>
-          </w:tcPr>
-          <w:p>
-            <w:pPr>
-              <w:rPr>
-                <w:rFonts w:ascii="Arial" w:hAnsi="Arial" w:cs="Arial"/>
-                <w:lang w:val="es-ES"/>
-              </w:rPr>
-            </w:pPr>
-          </w:p>
-        </w:tc>
-        <w:tc>
-          <w:tcPr>
-            <w:tcW w:w="3270" w:type="dxa"/>
-          </w:tcPr>
-          <w:p>
-            <w:pPr>
-              <w:rPr>
-                <w:rFonts w:ascii="Arial" w:hAnsi="Arial" w:cs="Arial"/>
-                <w:lang w:val="es-ES"/>
-              </w:rPr>
-            </w:pPr>
+            <w:r>
+              <w:rPr>
+                <w:rFonts w:ascii="Arial" w:hAnsi="Arial" w:cs="Arial"/>
+                <w:lang w:val="es-ES"/>
+              </w:rPr>
+              <w:t>RF01</w:t>
+            </w:r>
+          </w:p>
+        </w:tc>
+        <w:tc>
+          <w:tcPr>
+            <w:tcW w:w="2074" w:type="dxa"/>
+          </w:tcPr>
+          <w:p>
+            <w:pPr>
+              <w:rPr>
+                <w:rFonts w:ascii="Arial" w:hAnsi="Arial" w:cs="Arial"/>
+                <w:lang w:val="es-ES"/>
+              </w:rPr>
+            </w:pPr>
+            <w:r>
+              <w:rPr>
+                <w:rFonts w:ascii="Arial" w:hAnsi="Arial" w:cs="Arial"/>
+              </w:rPr>
+              <w:t xml:space="preserve">El sistema debe permitir </w:t>
+            </w:r>
+            <w:r>
+              <w:rPr>
+                <w:rStyle w:val="Textoennegrita"/>
+                <w:rFonts w:ascii="Arial" w:hAnsi="Arial" w:cs="Arial"/>
+                <w:b w:val="0"/>
+                <w:bCs w:val="0"/>
+              </w:rPr>
+              <w:t>registrar</w:t>
+            </w:r>
+            <w:r>
+              <w:rPr>
+                <w:rStyle w:val="Textoennegrita"/>
+                <w:rFonts w:ascii="Arial" w:hAnsi="Arial" w:cs="Arial"/>
+              </w:rPr>
+              <w:t xml:space="preserve"> </w:t>
+            </w:r>
+            <w:r>
+              <w:rPr>
+                <w:rStyle w:val="Textoennegrita"/>
+                <w:rFonts w:ascii="Arial" w:hAnsi="Arial" w:cs="Arial"/>
+                <w:b w:val="0"/>
+                <w:bCs w:val="0"/>
+              </w:rPr>
+              <w:t>estudiantes</w:t>
+            </w:r>
+            <w:r>
+              <w:rPr>
+                <w:rFonts w:ascii="Arial" w:hAnsi="Arial" w:cs="Arial"/>
+              </w:rPr>
+              <w:t xml:space="preserve"> con sus datos personales y académicos</w:t>
+            </w:r>
+          </w:p>
+        </w:tc>
+        <w:tc>
+          <w:tcPr>
+            <w:tcW w:w="1651" w:type="dxa"/>
+          </w:tcPr>
+          <w:p>
+            <w:pPr>
+              <w:rPr>
+                <w:rFonts w:ascii="Arial" w:hAnsi="Arial" w:cs="Arial"/>
+                <w:lang w:val="es-ES"/>
+              </w:rPr>
+            </w:pPr>
+            <w:r>
+              <w:rPr>
+                <w:rFonts w:ascii="Arial" w:hAnsi="Arial" w:cs="Arial"/>
+                <w:lang w:val="es-ES"/>
+              </w:rPr>
+              <w:t>Funcional</w:t>
+            </w:r>
+          </w:p>
+        </w:tc>
+        <w:tc>
+          <w:tcPr>
+            <w:tcW w:w="1731" w:type="dxa"/>
+          </w:tcPr>
+          <w:p>
+            <w:pPr>
+              <w:rPr>
+                <w:rFonts w:ascii="Arial" w:hAnsi="Arial" w:cs="Arial"/>
+                <w:lang w:val="es-ES"/>
+              </w:rPr>
+            </w:pPr>
+            <w:r>
+              <w:rPr>
+                <w:rFonts w:ascii="Arial" w:hAnsi="Arial" w:cs="Arial"/>
+                <w:lang w:val="es-ES"/>
+              </w:rPr>
+              <w:t>Alta</w:t>
+            </w:r>
+          </w:p>
+        </w:tc>
+        <w:tc>
+          <w:tcPr>
+            <w:tcW w:w="3270" w:type="dxa"/>
+          </w:tcPr>
+          <w:p>
+            <w:pPr>
+              <w:rPr>
+                <w:rFonts w:ascii="Arial" w:hAnsi="Arial" w:cs="Arial"/>
+                <w:lang w:val="es-ES"/>
+              </w:rPr>
+            </w:pPr>
+            <w:r>
+              <w:rPr>
+                <w:rFonts w:ascii="Arial" w:hAnsi="Arial" w:cs="Arial"/>
+              </w:rPr>
+              <w:t xml:space="preserve">El sistema debe permitir </w:t>
+            </w:r>
+            <w:r>
+              <w:rPr>
+                <w:rStyle w:val="Textoennegrita"/>
+                <w:rFonts w:ascii="Arial" w:hAnsi="Arial" w:cs="Arial"/>
+                <w:b w:val="0"/>
+                <w:bCs w:val="0"/>
+              </w:rPr>
+              <w:t>diferenciar el acceso según el tipo de usuario</w:t>
+            </w:r>
+            <w:r>
+              <w:rPr>
+                <w:rFonts w:ascii="Arial" w:hAnsi="Arial" w:cs="Arial"/>
+              </w:rPr>
+              <w:t>, estudiante o funcionario.</w:t>
+            </w:r>
+          </w:p>
+        </w:tc>
+      </w:tr>
+      <w:tr>
+        <w:tc>
+          <w:tcPr>
+            <w:tcW w:w="1617" w:type="dxa"/>
+          </w:tcPr>
+          <w:p>
+            <w:pPr>
+              <w:rPr>
+                <w:rFonts w:ascii="Arial" w:hAnsi="Arial" w:cs="Arial"/>
+                <w:lang w:val="es-ES"/>
+              </w:rPr>
+            </w:pPr>
+            <w:r>
+              <w:rPr>
+                <w:rFonts w:ascii="Arial" w:hAnsi="Arial" w:cs="Arial"/>
+                <w:lang w:val="es-ES"/>
+              </w:rPr>
+              <w:t>RF02</w:t>
+            </w:r>
+          </w:p>
+        </w:tc>
+        <w:tc>
+          <w:tcPr>
+            <w:tcW w:w="2074" w:type="dxa"/>
+          </w:tcPr>
+          <w:p>
+            <w:pPr>
+              <w:rPr>
+                <w:rFonts w:ascii="Arial" w:hAnsi="Arial" w:cs="Arial"/>
+                <w:b/>
+                <w:bCs/>
+                <w:lang w:val="es-ES"/>
+              </w:rPr>
+            </w:pPr>
+            <w:r>
+              <w:rPr>
+                <w:rFonts w:ascii="Arial" w:hAnsi="Arial" w:cs="Arial"/>
+              </w:rPr>
+              <w:t>El sistema debe permitir a los usuarios</w:t>
+            </w:r>
+            <w:r>
+              <w:rPr>
+                <w:rFonts w:ascii="Arial" w:hAnsi="Arial" w:cs="Arial"/>
+                <w:b/>
+                <w:bCs/>
+              </w:rPr>
+              <w:t xml:space="preserve"> </w:t>
+            </w:r>
+            <w:r>
+              <w:rPr>
+                <w:rStyle w:val="Textoennegrita"/>
+                <w:rFonts w:ascii="Arial" w:hAnsi="Arial" w:cs="Arial"/>
+                <w:b w:val="0"/>
+                <w:bCs w:val="0"/>
+              </w:rPr>
+              <w:t>iniciar sesión mediante usuario y contraseña</w:t>
+            </w:r>
+            <w:r>
+              <w:rPr>
+                <w:rFonts w:ascii="Arial" w:hAnsi="Arial" w:cs="Arial"/>
+                <w:b/>
+                <w:bCs/>
+              </w:rPr>
+              <w:t>.</w:t>
+            </w:r>
+          </w:p>
+        </w:tc>
+        <w:tc>
+          <w:tcPr>
+            <w:tcW w:w="1651" w:type="dxa"/>
+          </w:tcPr>
+          <w:p>
+            <w:pPr>
+              <w:rPr>
+                <w:rFonts w:ascii="Arial" w:hAnsi="Arial" w:cs="Arial"/>
+                <w:lang w:val="es-ES"/>
+              </w:rPr>
+            </w:pPr>
+            <w:r>
+              <w:rPr>
+                <w:rFonts w:ascii="Arial" w:hAnsi="Arial" w:cs="Arial"/>
+                <w:lang w:val="es-ES"/>
+              </w:rPr>
+              <w:t>Funcional</w:t>
+            </w:r>
+          </w:p>
+        </w:tc>
+        <w:tc>
+          <w:tcPr>
+            <w:tcW w:w="1731" w:type="dxa"/>
+          </w:tcPr>
+          <w:p>
+            <w:pPr>
+              <w:rPr>
+                <w:rFonts w:ascii="Arial" w:hAnsi="Arial" w:cs="Arial"/>
+                <w:lang w:val="es-ES"/>
+              </w:rPr>
+            </w:pPr>
+            <w:r>
+              <w:rPr>
+                <w:rFonts w:ascii="Arial" w:hAnsi="Arial" w:cs="Arial"/>
+                <w:lang w:val="es-ES"/>
+              </w:rPr>
+              <w:t>Alta</w:t>
+            </w:r>
+          </w:p>
+        </w:tc>
+        <w:tc>
+          <w:tcPr>
+            <w:tcW w:w="3270" w:type="dxa"/>
+          </w:tcPr>
+          <w:p>
+            <w:pPr>
+              <w:rPr>
+                <w:rFonts w:ascii="Arial" w:hAnsi="Arial" w:cs="Arial"/>
+                <w:lang w:val="es-ES"/>
+              </w:rPr>
+            </w:pPr>
+            <w:r>
+              <w:rPr>
+                <w:rFonts w:ascii="Arial" w:hAnsi="Arial" w:cs="Arial"/>
+              </w:rPr>
+              <w:t>El sistema valida las credenciales y permite el acceso cuando son correctas.</w:t>
+            </w:r>
+          </w:p>
+        </w:tc>
+      </w:tr>
+      <w:tr>
+        <w:tc>
+          <w:tcPr>
+            <w:tcW w:w="1617" w:type="dxa"/>
+          </w:tcPr>
+          <w:p>
+            <w:pPr>
+              <w:rPr>
+                <w:rFonts w:ascii="Arial" w:hAnsi="Arial" w:cs="Arial"/>
+                <w:lang w:val="es-ES"/>
+              </w:rPr>
+            </w:pPr>
+            <w:r>
+              <w:rPr>
+                <w:rFonts w:ascii="Arial" w:hAnsi="Arial" w:cs="Arial"/>
+                <w:lang w:val="es-ES"/>
+              </w:rPr>
+              <w:t>RF03</w:t>
+            </w:r>
+          </w:p>
+        </w:tc>
+        <w:tc>
+          <w:tcPr>
+            <w:tcW w:w="2074" w:type="dxa"/>
+          </w:tcPr>
+          <w:p>
+            <w:pPr>
+              <w:rPr>
+                <w:rFonts w:ascii="Arial" w:hAnsi="Arial" w:cs="Arial"/>
+                <w:lang w:val="es-ES"/>
+              </w:rPr>
+            </w:pPr>
+            <w:r>
+              <w:rPr>
+                <w:rFonts w:ascii="Arial" w:hAnsi="Arial" w:cs="Arial"/>
+              </w:rPr>
+              <w:t xml:space="preserve">El sistema debe permitir </w:t>
+            </w:r>
+            <w:r>
+              <w:rPr>
+                <w:rStyle w:val="Textoennegrita"/>
+                <w:rFonts w:ascii="Arial" w:hAnsi="Arial" w:cs="Arial"/>
+                <w:b w:val="0"/>
+                <w:bCs w:val="0"/>
+              </w:rPr>
+              <w:t>diferenciar el acceso según el tipo de usuario</w:t>
+            </w:r>
+            <w:r>
+              <w:rPr>
+                <w:rFonts w:ascii="Arial" w:hAnsi="Arial" w:cs="Arial"/>
+              </w:rPr>
+              <w:t>, estudiante o funcionario.</w:t>
+            </w:r>
+          </w:p>
+        </w:tc>
+        <w:tc>
+          <w:tcPr>
+            <w:tcW w:w="1651" w:type="dxa"/>
+          </w:tcPr>
+          <w:p>
+            <w:pPr>
+              <w:rPr>
+                <w:rFonts w:ascii="Arial" w:hAnsi="Arial" w:cs="Arial"/>
+                <w:lang w:val="es-ES"/>
+              </w:rPr>
+            </w:pPr>
+            <w:r>
+              <w:rPr>
+                <w:rFonts w:ascii="Arial" w:hAnsi="Arial" w:cs="Arial"/>
+                <w:lang w:val="es-ES"/>
+              </w:rPr>
+              <w:t>Funcional</w:t>
+            </w:r>
+          </w:p>
+        </w:tc>
+        <w:tc>
+          <w:tcPr>
+            <w:tcW w:w="1731" w:type="dxa"/>
+          </w:tcPr>
+          <w:p>
+            <w:pPr>
+              <w:rPr>
+                <w:rFonts w:ascii="Arial" w:hAnsi="Arial" w:cs="Arial"/>
+                <w:lang w:val="es-ES"/>
+              </w:rPr>
+            </w:pPr>
+            <w:r>
+              <w:rPr>
+                <w:rFonts w:ascii="Arial" w:hAnsi="Arial" w:cs="Arial"/>
+                <w:lang w:val="es-ES"/>
+              </w:rPr>
+              <w:t>Alta</w:t>
+            </w:r>
+          </w:p>
+        </w:tc>
+        <w:tc>
+          <w:tcPr>
+            <w:tcW w:w="3270" w:type="dxa"/>
+          </w:tcPr>
+          <w:p>
+            <w:pPr>
+              <w:rPr>
+                <w:rFonts w:ascii="Arial" w:hAnsi="Arial" w:cs="Arial"/>
+                <w:lang w:val="es-ES"/>
+              </w:rPr>
+            </w:pPr>
+            <w:r>
+              <w:rPr>
+                <w:rFonts w:ascii="Arial" w:hAnsi="Arial" w:cs="Arial"/>
+              </w:rPr>
+              <w:t>Cada usuario visualiza únicamente las opciones correspondientes a su rol.</w:t>
+            </w:r>
+          </w:p>
+        </w:tc>
+      </w:tr>
+      <w:tr>
+        <w:tc>
+          <w:tcPr>
+            <w:tcW w:w="1617" w:type="dxa"/>
+          </w:tcPr>
+          <w:p>
+            <w:pPr>
+              <w:rPr>
+                <w:rFonts w:ascii="Arial" w:hAnsi="Arial" w:cs="Arial"/>
+                <w:lang w:val="es-ES"/>
+              </w:rPr>
+            </w:pPr>
+            <w:r>
+              <w:rPr>
+                <w:rFonts w:ascii="Arial" w:hAnsi="Arial" w:cs="Arial"/>
+                <w:lang w:val="es-ES"/>
+              </w:rPr>
+              <w:t>RF04</w:t>
+            </w:r>
+          </w:p>
+        </w:tc>
+        <w:tc>
+          <w:tcPr>
+            <w:tcW w:w="2074" w:type="dxa"/>
+          </w:tcPr>
+          <w:p>
+            <w:pPr>
+              <w:rPr>
+                <w:rFonts w:ascii="Arial" w:hAnsi="Arial" w:cs="Arial"/>
+                <w:lang w:val="es-ES"/>
+              </w:rPr>
+            </w:pPr>
+            <w:r>
+              <w:rPr>
+                <w:rFonts w:ascii="Arial" w:hAnsi="Arial" w:cs="Arial"/>
+              </w:rPr>
+              <w:t xml:space="preserve">El sistema debe permitir a los estudiantes </w:t>
+            </w:r>
+            <w:r>
+              <w:rPr>
+                <w:rStyle w:val="Textoennegrita"/>
+                <w:rFonts w:ascii="Arial" w:hAnsi="Arial" w:cs="Arial"/>
+                <w:b w:val="0"/>
+                <w:bCs w:val="0"/>
+              </w:rPr>
+              <w:t>crear solicitudes académicas</w:t>
+            </w:r>
+            <w:r>
+              <w:rPr>
+                <w:rFonts w:ascii="Arial" w:hAnsi="Arial" w:cs="Arial"/>
+                <w:b/>
+                <w:bCs/>
+              </w:rPr>
+              <w:t>.</w:t>
+            </w:r>
+          </w:p>
+        </w:tc>
+        <w:tc>
+          <w:tcPr>
+            <w:tcW w:w="1651" w:type="dxa"/>
+          </w:tcPr>
+          <w:p>
+            <w:pPr>
+              <w:rPr>
+                <w:rFonts w:ascii="Arial" w:hAnsi="Arial" w:cs="Arial"/>
+                <w:lang w:val="es-ES"/>
+              </w:rPr>
+            </w:pPr>
+            <w:r>
+              <w:rPr>
+                <w:rFonts w:ascii="Arial" w:hAnsi="Arial" w:cs="Arial"/>
+                <w:lang w:val="es-ES"/>
+              </w:rPr>
+              <w:t>Funcional</w:t>
+            </w:r>
+          </w:p>
+        </w:tc>
+        <w:tc>
+          <w:tcPr>
+            <w:tcW w:w="1731" w:type="dxa"/>
+          </w:tcPr>
+          <w:p>
+            <w:pPr>
+              <w:rPr>
+                <w:rFonts w:ascii="Arial" w:hAnsi="Arial" w:cs="Arial"/>
+                <w:lang w:val="es-ES"/>
+              </w:rPr>
+            </w:pPr>
+            <w:r>
+              <w:rPr>
+                <w:rFonts w:ascii="Arial" w:hAnsi="Arial" w:cs="Arial"/>
+                <w:lang w:val="es-ES"/>
+              </w:rPr>
+              <w:t>Alta</w:t>
+            </w:r>
+          </w:p>
+        </w:tc>
+        <w:tc>
+          <w:tcPr>
+            <w:tcW w:w="3270" w:type="dxa"/>
+          </w:tcPr>
+          <w:p>
+            <w:pPr>
+              <w:rPr>
+                <w:rFonts w:ascii="Arial" w:hAnsi="Arial" w:cs="Arial"/>
+                <w:lang w:val="es-ES"/>
+              </w:rPr>
+            </w:pPr>
+            <w:r>
+              <w:rPr>
+                <w:rFonts w:ascii="Arial" w:hAnsi="Arial" w:cs="Arial"/>
+              </w:rPr>
+              <w:t>La solicitud se registra y recibe un número identificador único.</w:t>
+            </w:r>
+          </w:p>
+        </w:tc>
+      </w:tr>
+      <w:tr>
+        <w:tc>
+          <w:tcPr>
+            <w:tcW w:w="1617" w:type="dxa"/>
+          </w:tcPr>
+          <w:p>
+            <w:pPr>
+              <w:rPr>
+                <w:rFonts w:ascii="Arial" w:hAnsi="Arial" w:cs="Arial"/>
+                <w:lang w:val="es-ES"/>
+              </w:rPr>
+            </w:pPr>
+            <w:r>
+              <w:rPr>
+                <w:rFonts w:ascii="Arial" w:hAnsi="Arial" w:cs="Arial"/>
+                <w:lang w:val="es-ES"/>
+              </w:rPr>
+              <w:t>RF05</w:t>
+            </w:r>
+          </w:p>
+        </w:tc>
+        <w:tc>
+          <w:tcPr>
+            <w:tcW w:w="2074" w:type="dxa"/>
+          </w:tcPr>
+          <w:p>
+            <w:pPr>
+              <w:rPr>
+                <w:rFonts w:ascii="Arial" w:hAnsi="Arial" w:cs="Arial"/>
+                <w:lang w:val="es-ES"/>
+              </w:rPr>
+            </w:pPr>
+            <w:r>
+              <w:rPr>
+                <w:rFonts w:ascii="Arial" w:hAnsi="Arial" w:cs="Arial"/>
+              </w:rPr>
+              <w:t xml:space="preserve">El sistema debe permitir seleccionar el </w:t>
+            </w:r>
+            <w:r>
+              <w:rPr>
+                <w:rStyle w:val="Textoennegrita"/>
+                <w:rFonts w:ascii="Arial" w:hAnsi="Arial" w:cs="Arial"/>
+                <w:b w:val="0"/>
+                <w:bCs w:val="0"/>
+              </w:rPr>
+              <w:t>tipo de solicitud académica</w:t>
+            </w:r>
+            <w:r>
+              <w:rPr>
+                <w:rFonts w:ascii="Arial" w:hAnsi="Arial" w:cs="Arial"/>
+              </w:rPr>
+              <w:t xml:space="preserve"> al momento de crearla.</w:t>
+            </w:r>
+          </w:p>
+        </w:tc>
+        <w:tc>
+          <w:tcPr>
+            <w:tcW w:w="1651" w:type="dxa"/>
+          </w:tcPr>
+          <w:p>
+            <w:pPr>
+              <w:rPr>
+                <w:rFonts w:ascii="Arial" w:hAnsi="Arial" w:cs="Arial"/>
+                <w:lang w:val="es-ES"/>
+              </w:rPr>
+            </w:pPr>
+            <w:r>
+              <w:rPr>
+                <w:rFonts w:ascii="Arial" w:hAnsi="Arial" w:cs="Arial"/>
+                <w:lang w:val="es-ES"/>
+              </w:rPr>
+              <w:t>Funcional</w:t>
+            </w:r>
+          </w:p>
+        </w:tc>
+        <w:tc>
+          <w:tcPr>
+            <w:tcW w:w="1731" w:type="dxa"/>
+          </w:tcPr>
+          <w:p>
+            <w:pPr>
+              <w:rPr>
+                <w:rFonts w:ascii="Arial" w:hAnsi="Arial" w:cs="Arial"/>
+                <w:lang w:val="es-ES"/>
+              </w:rPr>
+            </w:pPr>
+            <w:r>
+              <w:rPr>
+                <w:rFonts w:ascii="Arial" w:hAnsi="Arial" w:cs="Arial"/>
+                <w:lang w:val="es-ES"/>
+              </w:rPr>
+              <w:t>A</w:t>
+            </w:r>
+            <w:r>
+              <w:rPr>
+                <w:lang w:val="es-ES"/>
+              </w:rPr>
+              <w:t>lta</w:t>
+            </w:r>
+          </w:p>
+        </w:tc>
+        <w:tc>
+          <w:tcPr>
+            <w:tcW w:w="3270" w:type="dxa"/>
+          </w:tcPr>
+          <w:p>
+            <w:pPr>
+              <w:rPr>
+                <w:rFonts w:ascii="Arial" w:hAnsi="Arial" w:cs="Arial"/>
+                <w:lang w:val="es-ES"/>
+              </w:rPr>
+            </w:pPr>
+            <w:r>
+              <w:rPr>
+                <w:rFonts w:ascii="Arial" w:hAnsi="Arial" w:cs="Arial"/>
+              </w:rPr>
+              <w:t>El estudiante puede seleccionar entre los tipos de solicitudes disponibles, como certificado, revisión de notas, cancelación de asignatura o paz y salvo.</w:t>
+            </w:r>
+          </w:p>
+        </w:tc>
+      </w:tr>
+      <w:tr>
+        <w:tc>
+          <w:tcPr>
+            <w:tcW w:w="1617" w:type="dxa"/>
+          </w:tcPr>
+          <w:p>
+            <w:pPr>
+              <w:rPr>
+                <w:rFonts w:ascii="Arial" w:hAnsi="Arial" w:cs="Arial"/>
+                <w:lang w:val="es-ES"/>
+              </w:rPr>
+            </w:pPr>
+            <w:r>
+              <w:rPr>
+                <w:rFonts w:ascii="Arial" w:hAnsi="Arial" w:cs="Arial"/>
+                <w:lang w:val="es-ES"/>
+              </w:rPr>
+              <w:t>RF06</w:t>
+            </w:r>
+          </w:p>
+        </w:tc>
+        <w:tc>
+          <w:tcPr>
+            <w:tcW w:w="2074" w:type="dxa"/>
+          </w:tcPr>
+          <w:p>
+            <w:pPr>
+              <w:rPr>
+                <w:rFonts w:ascii="Arial" w:hAnsi="Arial" w:cs="Arial"/>
+                <w:lang w:val="es-ES"/>
+              </w:rPr>
+            </w:pPr>
+            <w:r>
+              <w:rPr>
+                <w:rFonts w:ascii="Arial" w:hAnsi="Arial" w:cs="Arial"/>
+              </w:rPr>
+              <w:t xml:space="preserve">El sistema debe permitir </w:t>
+            </w:r>
+            <w:r>
+              <w:rPr>
+                <w:rStyle w:val="Textoennegrita"/>
+                <w:rFonts w:ascii="Arial" w:hAnsi="Arial" w:cs="Arial"/>
+                <w:b w:val="0"/>
+                <w:bCs w:val="0"/>
+              </w:rPr>
+              <w:t>mantener un historial de los cambios realizados sobre una solicitud</w:t>
+            </w:r>
+            <w:r>
+              <w:rPr>
+                <w:rFonts w:ascii="Arial" w:hAnsi="Arial" w:cs="Arial"/>
+                <w:b/>
+                <w:bCs/>
+              </w:rPr>
+              <w:t>.</w:t>
+            </w:r>
+          </w:p>
+        </w:tc>
+        <w:tc>
+          <w:tcPr>
+            <w:tcW w:w="1651" w:type="dxa"/>
+          </w:tcPr>
+          <w:p>
+            <w:pPr>
+              <w:rPr>
+                <w:rFonts w:ascii="Arial" w:hAnsi="Arial" w:cs="Arial"/>
+                <w:lang w:val="es-ES"/>
+              </w:rPr>
+            </w:pPr>
+            <w:r>
+              <w:rPr>
+                <w:rFonts w:ascii="Arial" w:hAnsi="Arial" w:cs="Arial"/>
+                <w:lang w:val="es-ES"/>
+              </w:rPr>
+              <w:t>Funcional</w:t>
+            </w:r>
+          </w:p>
+        </w:tc>
+        <w:tc>
+          <w:tcPr>
+            <w:tcW w:w="1731" w:type="dxa"/>
+          </w:tcPr>
+          <w:p>
+            <w:pPr>
+              <w:rPr>
+                <w:rFonts w:ascii="Arial" w:hAnsi="Arial" w:cs="Arial"/>
+                <w:lang w:val="es-ES"/>
+              </w:rPr>
+            </w:pPr>
+            <w:r>
+              <w:rPr>
+                <w:rFonts w:ascii="Arial" w:hAnsi="Arial" w:cs="Arial"/>
+                <w:lang w:val="es-ES"/>
+              </w:rPr>
+              <w:t>Media</w:t>
+            </w:r>
+          </w:p>
+        </w:tc>
+        <w:tc>
+          <w:tcPr>
+            <w:tcW w:w="3270" w:type="dxa"/>
+          </w:tcPr>
+          <w:p>
+            <w:pPr>
+              <w:rPr>
+                <w:rFonts w:ascii="Arial" w:hAnsi="Arial" w:cs="Arial"/>
+                <w:lang w:val="es-ES"/>
+              </w:rPr>
+            </w:pPr>
+            <w:r>
+              <w:rPr>
+                <w:rFonts w:ascii="Arial" w:hAnsi="Arial" w:cs="Arial"/>
+              </w:rPr>
+              <w:t>El sistema conserva los estados anteriores y permite consultar el historial de la solicitud.</w:t>
+            </w:r>
+          </w:p>
+        </w:tc>
+      </w:tr>
+      <w:tr>
+        <w:tc>
+          <w:tcPr>
+            <w:tcW w:w="1617" w:type="dxa"/>
+          </w:tcPr>
+          <w:p>
+            <w:pPr>
+              <w:rPr>
+                <w:rFonts w:ascii="Arial" w:hAnsi="Arial" w:cs="Arial"/>
+                <w:lang w:val="es-ES"/>
+              </w:rPr>
+            </w:pPr>
+            <w:r>
+              <w:rPr>
+                <w:rFonts w:ascii="Arial" w:hAnsi="Arial" w:cs="Arial"/>
+                <w:lang w:val="es-ES"/>
+              </w:rPr>
+              <w:t>RF07</w:t>
+            </w:r>
+          </w:p>
+        </w:tc>
+        <w:tc>
+          <w:tcPr>
+            <w:tcW w:w="2074" w:type="dxa"/>
+          </w:tcPr>
+          <w:p>
+            <w:pPr>
+              <w:rPr>
+                <w:rFonts w:ascii="Arial" w:hAnsi="Arial" w:cs="Arial"/>
+                <w:lang w:val="es-ES"/>
+              </w:rPr>
+            </w:pPr>
+            <w:r>
+              <w:t xml:space="preserve">El sistema debe </w:t>
+            </w:r>
+            <w:r>
+              <w:t xml:space="preserve">permitir </w:t>
+            </w:r>
+            <w:r>
+              <w:rPr>
+                <w:rStyle w:val="Textoennegrita"/>
+                <w:rFonts w:ascii="Arial" w:hAnsi="Arial" w:cs="Arial"/>
+                <w:b w:val="0"/>
+                <w:bCs w:val="0"/>
+              </w:rPr>
+              <w:t>consultar una solicitud mediante su número identificador</w:t>
+            </w:r>
+            <w:r>
+              <w:rPr>
+                <w:rFonts w:ascii="Arial" w:hAnsi="Arial" w:cs="Arial"/>
+                <w:b/>
+                <w:bCs/>
+              </w:rPr>
+              <w:t>.</w:t>
+            </w:r>
+          </w:p>
+        </w:tc>
+        <w:tc>
+          <w:tcPr>
+            <w:tcW w:w="1651" w:type="dxa"/>
+          </w:tcPr>
+          <w:p>
+            <w:pPr>
+              <w:rPr>
+                <w:rFonts w:ascii="Arial" w:hAnsi="Arial" w:cs="Arial"/>
+                <w:lang w:val="es-ES"/>
+              </w:rPr>
+            </w:pPr>
+            <w:r>
+              <w:rPr>
+                <w:rFonts w:ascii="Arial" w:hAnsi="Arial" w:cs="Arial"/>
+                <w:lang w:val="es-ES"/>
+              </w:rPr>
+              <w:t>Funcional</w:t>
+            </w:r>
+          </w:p>
+        </w:tc>
+        <w:tc>
+          <w:tcPr>
+            <w:tcW w:w="1731" w:type="dxa"/>
+          </w:tcPr>
+          <w:p>
+            <w:pPr>
+              <w:rPr>
+                <w:rFonts w:ascii="Arial" w:hAnsi="Arial" w:cs="Arial"/>
+                <w:lang w:val="es-ES"/>
+              </w:rPr>
+            </w:pPr>
+            <w:r>
+              <w:rPr>
+                <w:rFonts w:ascii="Arial" w:hAnsi="Arial" w:cs="Arial"/>
+                <w:lang w:val="es-ES"/>
+              </w:rPr>
+              <w:t>Media</w:t>
+            </w:r>
+          </w:p>
+        </w:tc>
+        <w:tc>
+          <w:tcPr>
+            <w:tcW w:w="3270" w:type="dxa"/>
+          </w:tcPr>
+          <w:p>
+            <w:pPr>
+              <w:rPr>
+                <w:rFonts w:ascii="Arial" w:hAnsi="Arial" w:cs="Arial"/>
+                <w:lang w:val="es-ES"/>
+              </w:rPr>
+            </w:pPr>
+            <w:r>
+              <w:rPr>
+                <w:rFonts w:ascii="Arial" w:hAnsi="Arial" w:cs="Arial"/>
+              </w:rPr>
+              <w:t>Al ingresar un número válido, el sistema muestra la información correspondiente a la solicitud.</w:t>
+            </w:r>
+          </w:p>
+        </w:tc>
+      </w:tr>
+      <w:tr>
+        <w:tc>
+          <w:tcPr>
+            <w:tcW w:w="1617" w:type="dxa"/>
+          </w:tcPr>
+          <w:p>
+            <w:pPr>
+              <w:rPr>
+                <w:rFonts w:ascii="Arial" w:hAnsi="Arial" w:cs="Arial"/>
+                <w:lang w:val="es-ES"/>
+              </w:rPr>
+            </w:pPr>
+            <w:r>
+              <w:rPr>
+                <w:rFonts w:ascii="Arial" w:hAnsi="Arial" w:cs="Arial"/>
+                <w:lang w:val="es-ES"/>
+              </w:rPr>
+              <w:lastRenderedPageBreak/>
+              <w:t>RF08</w:t>
+            </w:r>
+          </w:p>
+        </w:tc>
+        <w:tc>
+          <w:tcPr>
+            <w:tcW w:w="2074" w:type="dxa"/>
+          </w:tcPr>
+          <w:p>
+            <w:pPr>
+              <w:rPr>
+                <w:rFonts w:ascii="Arial" w:hAnsi="Arial" w:cs="Arial"/>
+                <w:lang w:val="es-ES"/>
+              </w:rPr>
+            </w:pPr>
+            <w:r>
+              <w:rPr>
+                <w:rFonts w:ascii="Arial" w:hAnsi="Arial" w:cs="Arial"/>
+              </w:rPr>
+              <w:t xml:space="preserve">El sistema debe permitir a los funcionarios </w:t>
+            </w:r>
+            <w:r>
+              <w:rPr>
+                <w:rFonts w:ascii="Arial" w:hAnsi="Arial" w:cs="Arial"/>
+                <w:sz w:val="20"/>
+                <w:szCs w:val="20"/>
+              </w:rPr>
+              <w:t>filtrar solicitud por estado</w:t>
+            </w:r>
+          </w:p>
+        </w:tc>
+        <w:tc>
+          <w:tcPr>
+            <w:tcW w:w="1651" w:type="dxa"/>
+          </w:tcPr>
+          <w:p>
+            <w:pPr>
+              <w:rPr>
+                <w:rFonts w:ascii="Arial" w:hAnsi="Arial" w:cs="Arial"/>
+                <w:lang w:val="es-ES"/>
+              </w:rPr>
+            </w:pPr>
+            <w:r>
+              <w:rPr>
+                <w:rFonts w:ascii="Arial" w:hAnsi="Arial" w:cs="Arial"/>
+                <w:lang w:val="es-ES"/>
+              </w:rPr>
+              <w:t>Funcional</w:t>
+            </w:r>
+          </w:p>
+        </w:tc>
+        <w:tc>
+          <w:tcPr>
+            <w:tcW w:w="1731" w:type="dxa"/>
+          </w:tcPr>
+          <w:p>
+            <w:pPr>
+              <w:rPr>
+                <w:rFonts w:ascii="Arial" w:hAnsi="Arial" w:cs="Arial"/>
+                <w:lang w:val="es-ES"/>
+              </w:rPr>
+            </w:pPr>
+          </w:p>
+        </w:tc>
+        <w:tc>
+          <w:tcPr>
+            <w:tcW w:w="3270" w:type="dxa"/>
+          </w:tcPr>
+          <w:p>
+            <w:pPr>
+              <w:rPr>
+                <w:rFonts w:ascii="Arial" w:hAnsi="Arial" w:cs="Arial"/>
+                <w:lang w:val="es-ES"/>
+              </w:rPr>
+            </w:pPr>
+            <w:r>
+              <w:rPr>
+                <w:rFonts w:ascii="Arial" w:hAnsi="Arial" w:cs="Arial"/>
+              </w:rPr>
+              <w:t>El funcionario puede visualizar únicamente las solicitudes que correspondan al estado seleccionado.</w:t>
+            </w:r>
           </w:p>
         </w:tc>
       </w:tr>
@@ -3954,7 +4378,7 @@
 </file>
 
 <file path=word/styles.xml><?xml version="1.0" encoding="utf-8"?>
-<w:styles xmlns:mc="http://schemas.openxmlformats.org/markup-compatibility/2006" xmlns:r="http://schemas.openxmlformats.org/officeDocument/2006/relationships" xmlns:w="http://schemas.openxmlformats.org/wordprocessingml/2006/main" xmlns:w14="http://schemas.microsoft.com/office/word/2010/wordml" xmlns:w15="http://schemas.microsoft.com/office/word/2012/wordml" xmlns:w16cid="http://schemas.microsoft.com/office/word/2016/wordml/cid" xmlns:w16se="http://schemas.microsoft.com/office/word/2015/wordml/symex" mc:Ignorable="w14 w15 w16se w16cid">
+<w:styles xmlns:mc="http://schemas.openxmlformats.org/markup-compatibility/2006" xmlns:r="http://schemas.openxmlformats.org/officeDocument/2006/relationships" xmlns:w="http://schemas.openxmlformats.org/wordprocessingml/2006/main" xmlns:w14="http://schemas.microsoft.com/office/word/2010/wordml" xmlns:w15="http://schemas.microsoft.com/office/word/2012/wordml" xmlns:w16cex="http://schemas.microsoft.com/office/word/2018/wordml/cex" xmlns:w16cid="http://schemas.microsoft.com/office/word/2016/wordml/cid" xmlns:w16="http://schemas.microsoft.com/office/word/2018/wordml" xmlns:w16sdtdh="http://schemas.microsoft.com/office/word/2020/wordml/sdtdatahash" xmlns:w16se="http://schemas.microsoft.com/office/word/2015/wordml/symex" mc:Ignorable="w14 w15 w16se w16cid w16 w16cex w16sdtdh">
   <w:docDefaults>
     <w:rPrDefault>
       <w:rPr>
@@ -4398,6 +4822,17 @@
       </w:tblBorders>
     </w:tblPr>
   </w:style>
+  <w:style w:type="character" w:styleId="Textoennegrita">
+    <w:name w:val="Strong"/>
+    <w:basedOn w:val="Fuentedeprrafopredeter"/>
+    <w:uiPriority w:val="22"/>
+    <w:qFormat/>
+    <w:rsid w:val="00A22FB3"/>
+    <w:rPr>
+      <w:b/>
+      <w:bCs/>
+    </w:rPr>
+  </w:style>
 </w:styles>
 </file>
 

--- a/02-Documentation/02-requirements/requirements.docx
+++ b/02-Documentation/02-requirements/requirements.docx
@@ -57,6 +57,10 @@
         <w:tc>
           <w:tcPr>
             <w:tcW w:w="1617" w:type="dxa"/>
+            <w:tcBorders>
+              <w:bottom w:val="nil"/>
+            </w:tcBorders>
+            <w:shd w:val="clear" w:color="auto" w:fill="8EAADB" w:themeFill="accent1" w:themeFillTint="99"/>
           </w:tcPr>
           <w:p>
             <w:pPr>
@@ -65,6 +69,7 @@
                 <w:rFonts w:ascii="Arial" w:hAnsi="Arial" w:cs="Arial"/>
                 <w:b/>
                 <w:bCs/>
+                <w:color w:val="FFFFFF" w:themeColor="background1"/>
                 <w:lang w:val="es-ES"/>
               </w:rPr>
             </w:pPr>
@@ -73,6 +78,7 @@
                 <w:rFonts w:ascii="Arial" w:hAnsi="Arial" w:cs="Arial"/>
                 <w:b/>
                 <w:bCs/>
+                <w:color w:val="FFFFFF" w:themeColor="background1"/>
                 <w:lang w:val="es-ES"/>
               </w:rPr>
               <w:t>ID</w:t>
@@ -82,6 +88,10 @@
         <w:tc>
           <w:tcPr>
             <w:tcW w:w="2074" w:type="dxa"/>
+            <w:tcBorders>
+              <w:bottom w:val="nil"/>
+            </w:tcBorders>
+            <w:shd w:val="clear" w:color="auto" w:fill="8EAADB" w:themeFill="accent1" w:themeFillTint="99"/>
           </w:tcPr>
           <w:p>
             <w:pPr>
@@ -90,6 +100,7 @@
                 <w:rFonts w:ascii="Arial" w:hAnsi="Arial" w:cs="Arial"/>
                 <w:b/>
                 <w:bCs/>
+                <w:color w:val="FFFFFF" w:themeColor="background1"/>
                 <w:lang w:val="es-ES"/>
               </w:rPr>
             </w:pPr>
@@ -98,6 +109,7 @@
                 <w:rFonts w:ascii="Arial" w:hAnsi="Arial" w:cs="Arial"/>
                 <w:b/>
                 <w:bCs/>
+                <w:color w:val="FFFFFF" w:themeColor="background1"/>
                 <w:lang w:val="es-ES"/>
               </w:rPr>
               <w:t>REQUERIMIENTO</w:t>
@@ -107,6 +119,10 @@
         <w:tc>
           <w:tcPr>
             <w:tcW w:w="1651" w:type="dxa"/>
+            <w:tcBorders>
+              <w:bottom w:val="nil"/>
+            </w:tcBorders>
+            <w:shd w:val="clear" w:color="auto" w:fill="8EAADB" w:themeFill="accent1" w:themeFillTint="99"/>
           </w:tcPr>
           <w:p>
             <w:pPr>
@@ -115,6 +131,7 @@
                 <w:rFonts w:ascii="Arial" w:hAnsi="Arial" w:cs="Arial"/>
                 <w:b/>
                 <w:bCs/>
+                <w:color w:val="FFFFFF" w:themeColor="background1"/>
                 <w:lang w:val="es-ES"/>
               </w:rPr>
             </w:pPr>
@@ -123,6 +140,7 @@
                 <w:rFonts w:ascii="Arial" w:hAnsi="Arial" w:cs="Arial"/>
                 <w:b/>
                 <w:bCs/>
+                <w:color w:val="FFFFFF" w:themeColor="background1"/>
                 <w:lang w:val="es-ES"/>
               </w:rPr>
               <w:t>TIPO</w:t>
@@ -132,6 +150,10 @@
         <w:tc>
           <w:tcPr>
             <w:tcW w:w="1731" w:type="dxa"/>
+            <w:tcBorders>
+              <w:bottom w:val="nil"/>
+            </w:tcBorders>
+            <w:shd w:val="clear" w:color="auto" w:fill="8EAADB" w:themeFill="accent1" w:themeFillTint="99"/>
           </w:tcPr>
           <w:p>
             <w:pPr>
@@ -140,6 +162,7 @@
                 <w:rFonts w:ascii="Arial" w:hAnsi="Arial" w:cs="Arial"/>
                 <w:b/>
                 <w:bCs/>
+                <w:color w:val="FFFFFF" w:themeColor="background1"/>
                 <w:lang w:val="es-ES"/>
               </w:rPr>
             </w:pPr>
@@ -148,6 +171,7 @@
                 <w:rFonts w:ascii="Arial" w:hAnsi="Arial" w:cs="Arial"/>
                 <w:b/>
                 <w:bCs/>
+                <w:color w:val="FFFFFF" w:themeColor="background1"/>
                 <w:lang w:val="es-ES"/>
               </w:rPr>
               <w:t>PRIORIDAD</w:t>
@@ -157,6 +181,10 @@
         <w:tc>
           <w:tcPr>
             <w:tcW w:w="3270" w:type="dxa"/>
+            <w:tcBorders>
+              <w:bottom w:val="nil"/>
+            </w:tcBorders>
+            <w:shd w:val="clear" w:color="auto" w:fill="8EAADB" w:themeFill="accent1" w:themeFillTint="99"/>
           </w:tcPr>
           <w:p>
             <w:pPr>
@@ -165,6 +193,7 @@
                 <w:rFonts w:ascii="Arial" w:hAnsi="Arial" w:cs="Arial"/>
                 <w:b/>
                 <w:bCs/>
+                <w:color w:val="FFFFFF" w:themeColor="background1"/>
                 <w:lang w:val="es-ES"/>
               </w:rPr>
             </w:pPr>
@@ -173,6 +202,7 @@
                 <w:rFonts w:ascii="Arial" w:hAnsi="Arial" w:cs="Arial"/>
                 <w:b/>
                 <w:bCs/>
+                <w:color w:val="FFFFFF" w:themeColor="background1"/>
                 <w:lang w:val="es-ES"/>
               </w:rPr>
               <w:t>CRITERIO DE ACEPTACIÓN</w:t>
@@ -184,6 +214,9 @@
         <w:tc>
           <w:tcPr>
             <w:tcW w:w="1617" w:type="dxa"/>
+            <w:tcBorders>
+              <w:top w:val="nil"/>
+            </w:tcBorders>
           </w:tcPr>
           <w:p>
             <w:pPr>
@@ -214,6 +247,9 @@
         <w:tc>
           <w:tcPr>
             <w:tcW w:w="2074" w:type="dxa"/>
+            <w:tcBorders>
+              <w:top w:val="nil"/>
+            </w:tcBorders>
           </w:tcPr>
           <w:p>
             <w:pPr>
@@ -235,15 +271,20 @@
         <w:tc>
           <w:tcPr>
             <w:tcW w:w="1651" w:type="dxa"/>
-          </w:tcPr>
-          <w:p>
-            <w:pPr>
-              <w:jc w:val="center"/>
-              <w:rPr>
-                <w:rFonts w:ascii="Arial" w:hAnsi="Arial" w:cs="Arial"/>
-                <w:lang w:val="es-ES"/>
-              </w:rPr>
-            </w:pPr>
+            <w:tcBorders>
+              <w:top w:val="nil"/>
+            </w:tcBorders>
+          </w:tcPr>
+          <w:p>
+            <w:pPr>
+              <w:jc w:val="center"/>
+              <w:rPr>
+                <w:rFonts w:ascii="Arial" w:hAnsi="Arial" w:cs="Arial"/>
+                <w:lang w:val="es-ES"/>
+              </w:rPr>
+            </w:pPr>
+            <w:bookmarkStart w:id="0" w:name="_GoBack"/>
+            <w:bookmarkEnd w:id="0"/>
           </w:p>
           <w:p>
             <w:pPr>
@@ -265,6 +306,9 @@
         <w:tc>
           <w:tcPr>
             <w:tcW w:w="1731" w:type="dxa"/>
+            <w:tcBorders>
+              <w:top w:val="nil"/>
+            </w:tcBorders>
           </w:tcPr>
           <w:p>
             <w:pPr>
@@ -295,6 +339,9 @@
         <w:tc>
           <w:tcPr>
             <w:tcW w:w="3270" w:type="dxa"/>
+            <w:tcBorders>
+              <w:top w:val="nil"/>
+            </w:tcBorders>
           </w:tcPr>
           <w:p>
             <w:pPr>
@@ -1154,21 +1201,7 @@
                 <w:rFonts w:ascii="Arial" w:hAnsi="Arial" w:cs="Arial"/>
                 <w:lang w:val="es-ES"/>
               </w:rPr>
-              <w:t xml:space="preserve">El sistema debe permitir al estudiante </w:t>
-            </w:r>
-            <w:r>
-              <w:rPr>
-                <w:rFonts w:ascii="Arial" w:hAnsi="Arial" w:cs="Arial"/>
-                <w:lang w:val="es-ES"/>
-              </w:rPr>
-              <w:t>cancelar</w:t>
-            </w:r>
-            <w:r>
-              <w:rPr>
-                <w:rFonts w:ascii="Arial" w:hAnsi="Arial" w:cs="Arial"/>
-                <w:lang w:val="es-ES"/>
-              </w:rPr>
-              <w:t xml:space="preserve"> sus asignaturas</w:t>
+              <w:t>El sistema debe permitir al estudiante cancelar sus asignaturas</w:t>
             </w:r>
           </w:p>
         </w:tc>
@@ -1343,28 +1376,7 @@
                 <w:rFonts w:ascii="Arial" w:hAnsi="Arial" w:cs="Arial"/>
                 <w:lang w:val="es-ES"/>
               </w:rPr>
-              <w:t xml:space="preserve">El sistema debe permitir al </w:t>
-            </w:r>
-            <w:r>
-              <w:rPr>
-                <w:rFonts w:ascii="Arial" w:hAnsi="Arial" w:cs="Arial"/>
-                <w:lang w:val="es-ES"/>
-              </w:rPr>
-              <w:t>estudiante realizar</w:t>
-            </w:r>
-            <w:r>
-              <w:rPr>
-                <w:rFonts w:ascii="Arial" w:hAnsi="Arial" w:cs="Arial"/>
-                <w:lang w:val="es-ES"/>
-              </w:rPr>
-              <w:t xml:space="preserve"> </w:t>
-            </w:r>
-            <w:r>
-              <w:rPr>
-                <w:rFonts w:ascii="Arial" w:hAnsi="Arial" w:cs="Arial"/>
-                <w:lang w:val="es-ES"/>
-              </w:rPr>
-              <w:t>solicitudes de paz y salvo.</w:t>
+              <w:t>El sistema debe permitir al estudiante realizar solicitudes de paz y salvo.</w:t>
             </w:r>
           </w:p>
         </w:tc>
@@ -1472,14 +1484,7 @@
                 <w:rFonts w:ascii="Arial" w:hAnsi="Arial" w:cs="Arial"/>
                 <w:lang w:val="es-ES"/>
               </w:rPr>
-              <w:t>El estudiante debe tener sesión activa</w:t>
-            </w:r>
-            <w:r>
-              <w:rPr>
-                <w:rFonts w:ascii="Arial" w:hAnsi="Arial" w:cs="Arial"/>
-                <w:lang w:val="es-ES"/>
-              </w:rPr>
-              <w:t xml:space="preserve"> y tener matricula financiera vigente.</w:t>
+              <w:t>El estudiante debe tener sesión activa y tener matricula financiera vigente.</w:t>
             </w:r>
           </w:p>
           <w:p>
@@ -3844,8 +3849,6 @@
               </w:rPr>
               <w:t xml:space="preserve"> u otras herramientas / técnicas avanzadas.</w:t>
             </w:r>
-            <w:bookmarkStart w:id="0" w:name="_GoBack"/>
-            <w:bookmarkEnd w:id="0"/>
           </w:p>
         </w:tc>
       </w:tr>

--- a/02-Documentation/02-requirements/requirements.docx
+++ b/02-Documentation/02-requirements/requirements.docx
@@ -1,6 +1,6 @@
 
 <file path=word/document.xml><?xml version="1.0" encoding="utf-8"?>
-<w:document xmlns:wpc="http://schemas.microsoft.com/office/word/2010/wordprocessingCanvas" xmlns:cx="http://schemas.microsoft.com/office/drawing/2014/chartex" xmlns:cx1="http://schemas.microsoft.com/office/drawing/2015/9/8/chartex" xmlns:cx2="http://schemas.microsoft.com/office/drawing/2015/10/21/chartex" xmlns:cx3="http://schemas.microsoft.com/office/drawing/2016/5/9/chartex" xmlns:cx4="http://schemas.microsoft.com/office/drawing/2016/5/10/chartex" xmlns:cx5="http://schemas.microsoft.com/office/drawing/2016/5/11/chartex" xmlns:cx6="http://schemas.microsoft.com/office/drawing/2016/5/12/chartex" xmlns:cx7="http://schemas.microsoft.com/office/drawing/2016/5/13/chartex" xmlns:cx8="http://schemas.microsoft.com/office/drawing/2016/5/14/chartex" xmlns:mc="http://schemas.openxmlformats.org/markup-compatibility/2006" xmlns:aink="http://schemas.microsoft.com/office/drawing/2016/ink" xmlns:am3d="http://schemas.microsoft.com/office/drawing/2017/model3d" xmlns:o="urn:schemas-microsoft-com:office:office" xmlns:r="http://schemas.openxmlformats.org/officeDocument/2006/relationships" xmlns:m="http://schemas.openxmlformats.org/officeDocument/2006/math" xmlns:v="urn:schemas-microsoft-com:vml" xmlns:wp14="http://schemas.microsoft.com/office/word/2010/wordprocessingDrawing" xmlns:wp="http://schemas.openxmlformats.org/drawingml/2006/wordprocessingDrawing" xmlns:w10="urn:schemas-microsoft-com:office:word" xmlns:w="http://schemas.openxmlformats.org/wordprocessingml/2006/main" xmlns:w14="http://schemas.microsoft.com/office/word/2010/wordml" xmlns:w15="http://schemas.microsoft.com/office/word/2012/wordml" xmlns:w16cex="http://schemas.microsoft.com/office/word/2018/wordml/cex" xmlns:w16cid="http://schemas.microsoft.com/office/word/2016/wordml/cid" xmlns:w16="http://schemas.microsoft.com/office/word/2018/wordml" xmlns:w16sdtdh="http://schemas.microsoft.com/office/word/2020/wordml/sdtdatahash" xmlns:w16se="http://schemas.microsoft.com/office/word/2015/wordml/symex" xmlns:wpg="http://schemas.microsoft.com/office/word/2010/wordprocessingGroup" xmlns:wpi="http://schemas.microsoft.com/office/word/2010/wordprocessingInk" xmlns:wne="http://schemas.microsoft.com/office/word/2006/wordml" xmlns:wps="http://schemas.microsoft.com/office/word/2010/wordprocessingShape" mc:Ignorable="w14 w15 w16se w16cid w16 w16cex w16sdtdh wp14">
+<w:document xmlns:wpc="http://schemas.microsoft.com/office/word/2010/wordprocessingCanvas" xmlns:cx="http://schemas.microsoft.com/office/drawing/2014/chartex" xmlns:cx1="http://schemas.microsoft.com/office/drawing/2015/9/8/chartex" xmlns:cx2="http://schemas.microsoft.com/office/drawing/2015/10/21/chartex" xmlns:cx3="http://schemas.microsoft.com/office/drawing/2016/5/9/chartex" xmlns:cx4="http://schemas.microsoft.com/office/drawing/2016/5/10/chartex" xmlns:cx5="http://schemas.microsoft.com/office/drawing/2016/5/11/chartex" xmlns:cx6="http://schemas.microsoft.com/office/drawing/2016/5/12/chartex" xmlns:cx7="http://schemas.microsoft.com/office/drawing/2016/5/13/chartex" xmlns:cx8="http://schemas.microsoft.com/office/drawing/2016/5/14/chartex" xmlns:mc="http://schemas.openxmlformats.org/markup-compatibility/2006" xmlns:aink="http://schemas.microsoft.com/office/drawing/2016/ink" xmlns:am3d="http://schemas.microsoft.com/office/drawing/2017/model3d" xmlns:o="urn:schemas-microsoft-com:office:office" xmlns:r="http://schemas.openxmlformats.org/officeDocument/2006/relationships" xmlns:m="http://schemas.openxmlformats.org/officeDocument/2006/math" xmlns:v="urn:schemas-microsoft-com:vml" xmlns:wp14="http://schemas.microsoft.com/office/word/2010/wordprocessingDrawing" xmlns:wp="http://schemas.openxmlformats.org/drawingml/2006/wordprocessingDrawing" xmlns:w10="urn:schemas-microsoft-com:office:word" xmlns:w="http://schemas.openxmlformats.org/wordprocessingml/2006/main" xmlns:w14="http://schemas.microsoft.com/office/word/2010/wordml" xmlns:w15="http://schemas.microsoft.com/office/word/2012/wordml" xmlns:w16cid="http://schemas.microsoft.com/office/word/2016/wordml/cid" xmlns:w16se="http://schemas.microsoft.com/office/word/2015/wordml/symex" xmlns:wpg="http://schemas.microsoft.com/office/word/2010/wordprocessingGroup" xmlns:wpi="http://schemas.microsoft.com/office/word/2010/wordprocessingInk" xmlns:wne="http://schemas.microsoft.com/office/word/2006/wordml" xmlns:wps="http://schemas.microsoft.com/office/word/2010/wordprocessingShape" mc:Ignorable="w14 w15 w16se w16cid wp14">
   <w:body>
     <w:p>
       <w:pPr>
@@ -57,6 +57,10 @@
         <w:tc>
           <w:tcPr>
             <w:tcW w:w="1617" w:type="dxa"/>
+            <w:tcBorders>
+              <w:bottom w:val="nil"/>
+            </w:tcBorders>
+            <w:shd w:val="clear" w:color="auto" w:fill="8EAADB" w:themeFill="accent1" w:themeFillTint="99"/>
           </w:tcPr>
           <w:p>
             <w:pPr>
@@ -65,6 +69,7 @@
                 <w:rFonts w:ascii="Arial" w:hAnsi="Arial" w:cs="Arial"/>
                 <w:b/>
                 <w:bCs/>
+                <w:color w:val="FFFFFF" w:themeColor="background1"/>
                 <w:lang w:val="es-ES"/>
               </w:rPr>
             </w:pPr>
@@ -73,6 +78,7 @@
                 <w:rFonts w:ascii="Arial" w:hAnsi="Arial" w:cs="Arial"/>
                 <w:b/>
                 <w:bCs/>
+                <w:color w:val="FFFFFF" w:themeColor="background1"/>
                 <w:lang w:val="es-ES"/>
               </w:rPr>
               <w:t>ID</w:t>
@@ -82,6 +88,10 @@
         <w:tc>
           <w:tcPr>
             <w:tcW w:w="2074" w:type="dxa"/>
+            <w:tcBorders>
+              <w:bottom w:val="nil"/>
+            </w:tcBorders>
+            <w:shd w:val="clear" w:color="auto" w:fill="8EAADB" w:themeFill="accent1" w:themeFillTint="99"/>
           </w:tcPr>
           <w:p>
             <w:pPr>
@@ -90,6 +100,7 @@
                 <w:rFonts w:ascii="Arial" w:hAnsi="Arial" w:cs="Arial"/>
                 <w:b/>
                 <w:bCs/>
+                <w:color w:val="FFFFFF" w:themeColor="background1"/>
                 <w:lang w:val="es-ES"/>
               </w:rPr>
             </w:pPr>
@@ -98,6 +109,7 @@
                 <w:rFonts w:ascii="Arial" w:hAnsi="Arial" w:cs="Arial"/>
                 <w:b/>
                 <w:bCs/>
+                <w:color w:val="FFFFFF" w:themeColor="background1"/>
                 <w:lang w:val="es-ES"/>
               </w:rPr>
               <w:t>REQUERIMIENTO</w:t>
@@ -107,6 +119,10 @@
         <w:tc>
           <w:tcPr>
             <w:tcW w:w="1651" w:type="dxa"/>
+            <w:tcBorders>
+              <w:bottom w:val="nil"/>
+            </w:tcBorders>
+            <w:shd w:val="clear" w:color="auto" w:fill="8EAADB" w:themeFill="accent1" w:themeFillTint="99"/>
           </w:tcPr>
           <w:p>
             <w:pPr>
@@ -115,6 +131,7 @@
                 <w:rFonts w:ascii="Arial" w:hAnsi="Arial" w:cs="Arial"/>
                 <w:b/>
                 <w:bCs/>
+                <w:color w:val="FFFFFF" w:themeColor="background1"/>
                 <w:lang w:val="es-ES"/>
               </w:rPr>
             </w:pPr>
@@ -123,6 +140,7 @@
                 <w:rFonts w:ascii="Arial" w:hAnsi="Arial" w:cs="Arial"/>
                 <w:b/>
                 <w:bCs/>
+                <w:color w:val="FFFFFF" w:themeColor="background1"/>
                 <w:lang w:val="es-ES"/>
               </w:rPr>
               <w:t>TIPO</w:t>
@@ -132,6 +150,10 @@
         <w:tc>
           <w:tcPr>
             <w:tcW w:w="1731" w:type="dxa"/>
+            <w:tcBorders>
+              <w:bottom w:val="nil"/>
+            </w:tcBorders>
+            <w:shd w:val="clear" w:color="auto" w:fill="8EAADB" w:themeFill="accent1" w:themeFillTint="99"/>
           </w:tcPr>
           <w:p>
             <w:pPr>
@@ -140,6 +162,7 @@
                 <w:rFonts w:ascii="Arial" w:hAnsi="Arial" w:cs="Arial"/>
                 <w:b/>
                 <w:bCs/>
+                <w:color w:val="FFFFFF" w:themeColor="background1"/>
                 <w:lang w:val="es-ES"/>
               </w:rPr>
             </w:pPr>
@@ -148,6 +171,7 @@
                 <w:rFonts w:ascii="Arial" w:hAnsi="Arial" w:cs="Arial"/>
                 <w:b/>
                 <w:bCs/>
+                <w:color w:val="FFFFFF" w:themeColor="background1"/>
                 <w:lang w:val="es-ES"/>
               </w:rPr>
               <w:t>PRIORIDAD</w:t>
@@ -157,6 +181,10 @@
         <w:tc>
           <w:tcPr>
             <w:tcW w:w="3270" w:type="dxa"/>
+            <w:tcBorders>
+              <w:bottom w:val="nil"/>
+            </w:tcBorders>
+            <w:shd w:val="clear" w:color="auto" w:fill="8EAADB" w:themeFill="accent1" w:themeFillTint="99"/>
           </w:tcPr>
           <w:p>
             <w:pPr>
@@ -165,6 +193,7 @@
                 <w:rFonts w:ascii="Arial" w:hAnsi="Arial" w:cs="Arial"/>
                 <w:b/>
                 <w:bCs/>
+                <w:color w:val="FFFFFF" w:themeColor="background1"/>
                 <w:lang w:val="es-ES"/>
               </w:rPr>
             </w:pPr>
@@ -173,6 +202,7 @@
                 <w:rFonts w:ascii="Arial" w:hAnsi="Arial" w:cs="Arial"/>
                 <w:b/>
                 <w:bCs/>
+                <w:color w:val="FFFFFF" w:themeColor="background1"/>
                 <w:lang w:val="es-ES"/>
               </w:rPr>
               <w:t>CRITERIO DE ACEPTACIÓN</w:t>
@@ -184,79 +214,81 @@
         <w:tc>
           <w:tcPr>
             <w:tcW w:w="1617" w:type="dxa"/>
-          </w:tcPr>
-          <w:p>
-            <w:pPr>
-              <w:rPr>
-                <w:rFonts w:ascii="Arial" w:hAnsi="Arial" w:cs="Arial"/>
-                <w:lang w:val="es-ES"/>
-              </w:rPr>
-            </w:pPr>
-            <w:r>
-              <w:rPr>
-                <w:rFonts w:ascii="Arial" w:hAnsi="Arial" w:cs="Arial"/>
-                <w:lang w:val="es-ES"/>
-              </w:rPr>
-              <w:t>RF01</w:t>
+            <w:tcBorders>
+              <w:top w:val="nil"/>
+            </w:tcBorders>
+          </w:tcPr>
+          <w:p>
+            <w:pPr>
+              <w:jc w:val="center"/>
+              <w:rPr>
+                <w:rFonts w:ascii="Arial" w:hAnsi="Arial" w:cs="Arial"/>
+                <w:lang w:val="es-ES"/>
+              </w:rPr>
+            </w:pPr>
+          </w:p>
+          <w:p>
+            <w:pPr>
+              <w:jc w:val="center"/>
+              <w:rPr>
+                <w:rFonts w:ascii="Arial" w:hAnsi="Arial" w:cs="Arial"/>
+                <w:lang w:val="es-ES"/>
+              </w:rPr>
+            </w:pPr>
+            <w:r>
+              <w:rPr>
+                <w:rFonts w:ascii="Arial" w:hAnsi="Arial" w:cs="Arial"/>
+                <w:lang w:val="es-ES"/>
+              </w:rPr>
+              <w:t>RF-01</w:t>
             </w:r>
           </w:p>
         </w:tc>
         <w:tc>
           <w:tcPr>
             <w:tcW w:w="2074" w:type="dxa"/>
-          </w:tcPr>
-          <w:p>
-            <w:pPr>
-              <w:rPr>
-                <w:rFonts w:ascii="Arial" w:hAnsi="Arial" w:cs="Arial"/>
-                <w:lang w:val="es-ES"/>
-              </w:rPr>
-            </w:pPr>
-            <w:r>
-              <w:rPr>
-                <w:rFonts w:ascii="Arial" w:hAnsi="Arial" w:cs="Arial"/>
-              </w:rPr>
-              <w:t xml:space="preserve">El sistema debe permitir </w:t>
-            </w:r>
-            <w:r>
-              <w:rPr>
-                <w:rStyle w:val="Textoennegrita"/>
-                <w:rFonts w:ascii="Arial" w:hAnsi="Arial" w:cs="Arial"/>
-                <w:b w:val="0"/>
-                <w:bCs w:val="0"/>
-              </w:rPr>
-              <w:t>registrar</w:t>
-            </w:r>
-            <w:r>
-              <w:rPr>
-                <w:rStyle w:val="Textoennegrita"/>
-                <w:rFonts w:ascii="Arial" w:hAnsi="Arial" w:cs="Arial"/>
-              </w:rPr>
-              <w:t xml:space="preserve"> </w:t>
-            </w:r>
-            <w:r>
-              <w:rPr>
-                <w:rStyle w:val="Textoennegrita"/>
-                <w:rFonts w:ascii="Arial" w:hAnsi="Arial" w:cs="Arial"/>
-                <w:b w:val="0"/>
-                <w:bCs w:val="0"/>
-              </w:rPr>
-              <w:t>estudiantes</w:t>
-            </w:r>
-            <w:r>
-              <w:rPr>
-                <w:rFonts w:ascii="Arial" w:hAnsi="Arial" w:cs="Arial"/>
-              </w:rPr>
-              <w:t xml:space="preserve"> con sus datos personales y académicos</w:t>
+            <w:tcBorders>
+              <w:top w:val="nil"/>
+            </w:tcBorders>
+          </w:tcPr>
+          <w:p>
+            <w:pPr>
+              <w:jc w:val="center"/>
+              <w:rPr>
+                <w:rFonts w:ascii="Arial" w:hAnsi="Arial" w:cs="Arial"/>
+                <w:lang w:val="es-ES"/>
+              </w:rPr>
+            </w:pPr>
+            <w:r>
+              <w:rPr>
+                <w:rFonts w:ascii="Arial" w:hAnsi="Arial" w:cs="Arial"/>
+                <w:lang w:val="es-ES"/>
+              </w:rPr>
+              <w:t>El sistema debe permitir registrar estudiantes.</w:t>
             </w:r>
           </w:p>
         </w:tc>
         <w:tc>
           <w:tcPr>
             <w:tcW w:w="1651" w:type="dxa"/>
-          </w:tcPr>
-          <w:p>
-            <w:pPr>
+            <w:tcBorders>
+              <w:top w:val="nil"/>
+            </w:tcBorders>
+          </w:tcPr>
+          <w:p>
+            <w:pPr>
+              <w:jc w:val="center"/>
+              <w:rPr>
+                <w:rFonts w:ascii="Arial" w:hAnsi="Arial" w:cs="Arial"/>
+                <w:lang w:val="es-ES"/>
+              </w:rPr>
+            </w:pPr>
+            <w:bookmarkStart w:id="0" w:name="_GoBack"/>
+            <w:bookmarkEnd w:id="0"/>
+          </w:p>
+          <w:p>
+            <w:pPr>
+              <w:jc w:val="center"/>
               <w:rPr>
                 <w:rFonts w:ascii="Arial" w:hAnsi="Arial" w:cs="Arial"/>
                 <w:lang w:val="es-ES"/>
@@ -274,9 +306,22 @@
         <w:tc>
           <w:tcPr>
             <w:tcW w:w="1731" w:type="dxa"/>
-          </w:tcPr>
-          <w:p>
-            <w:pPr>
+            <w:tcBorders>
+              <w:top w:val="nil"/>
+            </w:tcBorders>
+          </w:tcPr>
+          <w:p>
+            <w:pPr>
+              <w:jc w:val="center"/>
+              <w:rPr>
+                <w:rFonts w:ascii="Arial" w:hAnsi="Arial" w:cs="Arial"/>
+                <w:lang w:val="es-ES"/>
+              </w:rPr>
+            </w:pPr>
+          </w:p>
+          <w:p>
+            <w:pPr>
+              <w:jc w:val="center"/>
               <w:rPr>
                 <w:rFonts w:ascii="Arial" w:hAnsi="Arial" w:cs="Arial"/>
                 <w:lang w:val="es-ES"/>
@@ -294,34 +339,24 @@
         <w:tc>
           <w:tcPr>
             <w:tcW w:w="3270" w:type="dxa"/>
-          </w:tcPr>
-          <w:p>
-            <w:pPr>
-              <w:rPr>
-                <w:rFonts w:ascii="Arial" w:hAnsi="Arial" w:cs="Arial"/>
-                <w:lang w:val="es-ES"/>
-              </w:rPr>
-            </w:pPr>
-            <w:r>
-              <w:rPr>
-                <w:rFonts w:ascii="Arial" w:hAnsi="Arial" w:cs="Arial"/>
-              </w:rPr>
-              <w:t xml:space="preserve">El sistema debe permitir </w:t>
-            </w:r>
-            <w:r>
-              <w:rPr>
-                <w:rStyle w:val="Textoennegrita"/>
-                <w:rFonts w:ascii="Arial" w:hAnsi="Arial" w:cs="Arial"/>
-                <w:b w:val="0"/>
-                <w:bCs w:val="0"/>
-              </w:rPr>
-              <w:t>diferenciar el acceso según el tipo de usuario</w:t>
-            </w:r>
-            <w:r>
-              <w:rPr>
-                <w:rFonts w:ascii="Arial" w:hAnsi="Arial" w:cs="Arial"/>
-              </w:rPr>
-              <w:t>, estudiante o funcionario.</w:t>
+            <w:tcBorders>
+              <w:top w:val="nil"/>
+            </w:tcBorders>
+          </w:tcPr>
+          <w:p>
+            <w:pPr>
+              <w:jc w:val="center"/>
+              <w:rPr>
+                <w:rFonts w:ascii="Arial" w:hAnsi="Arial" w:cs="Arial"/>
+                <w:lang w:val="es-ES"/>
+              </w:rPr>
+            </w:pPr>
+            <w:r>
+              <w:rPr>
+                <w:rFonts w:ascii="Arial" w:hAnsi="Arial" w:cs="Arial"/>
+                <w:lang w:val="es-ES"/>
+              </w:rPr>
+              <w:t>El estudiante no debe aparecer registrado en el sistema.</w:t>
             </w:r>
           </w:p>
         </w:tc>
@@ -333,17 +368,27 @@
           </w:tcPr>
           <w:p>
             <w:pPr>
-              <w:rPr>
-                <w:rFonts w:ascii="Arial" w:hAnsi="Arial" w:cs="Arial"/>
-                <w:lang w:val="es-ES"/>
-              </w:rPr>
-            </w:pPr>
-            <w:r>
-              <w:rPr>
-                <w:rFonts w:ascii="Arial" w:hAnsi="Arial" w:cs="Arial"/>
-                <w:lang w:val="es-ES"/>
-              </w:rPr>
-              <w:t>RF02</w:t>
+              <w:jc w:val="center"/>
+              <w:rPr>
+                <w:rFonts w:ascii="Arial" w:hAnsi="Arial" w:cs="Arial"/>
+                <w:lang w:val="es-ES"/>
+              </w:rPr>
+            </w:pPr>
+          </w:p>
+          <w:p>
+            <w:pPr>
+              <w:jc w:val="center"/>
+              <w:rPr>
+                <w:rFonts w:ascii="Arial" w:hAnsi="Arial" w:cs="Arial"/>
+                <w:lang w:val="es-ES"/>
+              </w:rPr>
+            </w:pPr>
+            <w:r>
+              <w:rPr>
+                <w:rFonts w:ascii="Arial" w:hAnsi="Arial" w:cs="Arial"/>
+                <w:lang w:val="es-ES"/>
+              </w:rPr>
+              <w:t>RF-02</w:t>
             </w:r>
           </w:p>
         </w:tc>
@@ -353,43 +398,18 @@
           </w:tcPr>
           <w:p>
             <w:pPr>
-              <w:rPr>
-                <w:rFonts w:ascii="Arial" w:hAnsi="Arial" w:cs="Arial"/>
-                <w:b/>
-                <w:bCs/>
-                <w:lang w:val="es-ES"/>
-              </w:rPr>
-            </w:pPr>
-            <w:r>
-              <w:rPr>
-                <w:rFonts w:ascii="Arial" w:hAnsi="Arial" w:cs="Arial"/>
-              </w:rPr>
-              <w:t>El sistema debe permitir a los usuarios</w:t>
-            </w:r>
-            <w:r>
-              <w:rPr>
-                <w:rFonts w:ascii="Arial" w:hAnsi="Arial" w:cs="Arial"/>
-                <w:b/>
-                <w:bCs/>
-              </w:rPr>
-              <w:t xml:space="preserve"> </w:t>
-            </w:r>
-            <w:r>
-              <w:rPr>
-                <w:rStyle w:val="Textoennegrita"/>
-                <w:rFonts w:ascii="Arial" w:hAnsi="Arial" w:cs="Arial"/>
-                <w:b w:val="0"/>
-                <w:bCs w:val="0"/>
-              </w:rPr>
-              <w:t>iniciar sesión mediante usuario y contraseña</w:t>
-            </w:r>
-            <w:r>
-              <w:rPr>
-                <w:rFonts w:ascii="Arial" w:hAnsi="Arial" w:cs="Arial"/>
-                <w:b/>
-                <w:bCs/>
-              </w:rPr>
-              <w:t>.</w:t>
+              <w:jc w:val="center"/>
+              <w:rPr>
+                <w:rFonts w:ascii="Arial" w:hAnsi="Arial" w:cs="Arial"/>
+                <w:lang w:val="es-ES"/>
+              </w:rPr>
+            </w:pPr>
+            <w:r>
+              <w:rPr>
+                <w:rFonts w:ascii="Arial" w:hAnsi="Arial" w:cs="Arial"/>
+                <w:lang w:val="es-ES"/>
+              </w:rPr>
+              <w:t>El sistema debe permitir que el estudiante inicie sesión.</w:t>
             </w:r>
           </w:p>
         </w:tc>
@@ -399,6 +419,16 @@
           </w:tcPr>
           <w:p>
             <w:pPr>
+              <w:jc w:val="center"/>
+              <w:rPr>
+                <w:rFonts w:ascii="Arial" w:hAnsi="Arial" w:cs="Arial"/>
+                <w:lang w:val="es-ES"/>
+              </w:rPr>
+            </w:pPr>
+          </w:p>
+          <w:p>
+            <w:pPr>
+              <w:jc w:val="center"/>
               <w:rPr>
                 <w:rFonts w:ascii="Arial" w:hAnsi="Arial" w:cs="Arial"/>
                 <w:lang w:val="es-ES"/>
@@ -419,6 +449,16 @@
           </w:tcPr>
           <w:p>
             <w:pPr>
+              <w:jc w:val="center"/>
+              <w:rPr>
+                <w:rFonts w:ascii="Arial" w:hAnsi="Arial" w:cs="Arial"/>
+                <w:lang w:val="es-ES"/>
+              </w:rPr>
+            </w:pPr>
+          </w:p>
+          <w:p>
+            <w:pPr>
+              <w:jc w:val="center"/>
               <w:rPr>
                 <w:rFonts w:ascii="Arial" w:hAnsi="Arial" w:cs="Arial"/>
                 <w:lang w:val="es-ES"/>
@@ -439,16 +479,18 @@
           </w:tcPr>
           <w:p>
             <w:pPr>
-              <w:rPr>
-                <w:rFonts w:ascii="Arial" w:hAnsi="Arial" w:cs="Arial"/>
-                <w:lang w:val="es-ES"/>
-              </w:rPr>
-            </w:pPr>
-            <w:r>
-              <w:rPr>
-                <w:rFonts w:ascii="Arial" w:hAnsi="Arial" w:cs="Arial"/>
-              </w:rPr>
-              <w:t>El sistema valida las credenciales y permite el acceso cuando son correctas.</w:t>
+              <w:jc w:val="center"/>
+              <w:rPr>
+                <w:rFonts w:ascii="Arial" w:hAnsi="Arial" w:cs="Arial"/>
+                <w:lang w:val="es-ES"/>
+              </w:rPr>
+            </w:pPr>
+            <w:r>
+              <w:rPr>
+                <w:rFonts w:ascii="Arial" w:hAnsi="Arial" w:cs="Arial"/>
+                <w:lang w:val="es-ES"/>
+              </w:rPr>
+              <w:t>El estudiante debe tener una cuenta, y el sistema debe validar las credenciales.</w:t>
             </w:r>
           </w:p>
         </w:tc>
@@ -460,17 +502,27 @@
           </w:tcPr>
           <w:p>
             <w:pPr>
-              <w:rPr>
-                <w:rFonts w:ascii="Arial" w:hAnsi="Arial" w:cs="Arial"/>
-                <w:lang w:val="es-ES"/>
-              </w:rPr>
-            </w:pPr>
-            <w:r>
-              <w:rPr>
-                <w:rFonts w:ascii="Arial" w:hAnsi="Arial" w:cs="Arial"/>
-                <w:lang w:val="es-ES"/>
-              </w:rPr>
-              <w:t>RF03</w:t>
+              <w:jc w:val="center"/>
+              <w:rPr>
+                <w:rFonts w:ascii="Arial" w:hAnsi="Arial" w:cs="Arial"/>
+                <w:lang w:val="es-ES"/>
+              </w:rPr>
+            </w:pPr>
+          </w:p>
+          <w:p>
+            <w:pPr>
+              <w:jc w:val="center"/>
+              <w:rPr>
+                <w:rFonts w:ascii="Arial" w:hAnsi="Arial" w:cs="Arial"/>
+                <w:lang w:val="es-ES"/>
+              </w:rPr>
+            </w:pPr>
+            <w:r>
+              <w:rPr>
+                <w:rFonts w:ascii="Arial" w:hAnsi="Arial" w:cs="Arial"/>
+                <w:lang w:val="es-ES"/>
+              </w:rPr>
+              <w:t>RF-03</w:t>
             </w:r>
           </w:p>
         </w:tc>
@@ -480,31 +532,18 @@
           </w:tcPr>
           <w:p>
             <w:pPr>
-              <w:rPr>
-                <w:rFonts w:ascii="Arial" w:hAnsi="Arial" w:cs="Arial"/>
-                <w:lang w:val="es-ES"/>
-              </w:rPr>
-            </w:pPr>
-            <w:r>
-              <w:rPr>
-                <w:rFonts w:ascii="Arial" w:hAnsi="Arial" w:cs="Arial"/>
-              </w:rPr>
-              <w:t xml:space="preserve">El sistema debe permitir </w:t>
-            </w:r>
-            <w:r>
-              <w:rPr>
-                <w:rStyle w:val="Textoennegrita"/>
-                <w:rFonts w:ascii="Arial" w:hAnsi="Arial" w:cs="Arial"/>
-                <w:b w:val="0"/>
-                <w:bCs w:val="0"/>
-              </w:rPr>
-              <w:t>diferenciar el acceso según el tipo de usuario</w:t>
-            </w:r>
-            <w:r>
-              <w:rPr>
-                <w:rFonts w:ascii="Arial" w:hAnsi="Arial" w:cs="Arial"/>
-              </w:rPr>
-              <w:t>, estudiante o funcionario.</w:t>
+              <w:jc w:val="center"/>
+              <w:rPr>
+                <w:rFonts w:ascii="Arial" w:hAnsi="Arial" w:cs="Arial"/>
+                <w:lang w:val="es-ES"/>
+              </w:rPr>
+            </w:pPr>
+            <w:r>
+              <w:rPr>
+                <w:rFonts w:ascii="Arial" w:hAnsi="Arial" w:cs="Arial"/>
+                <w:lang w:val="es-ES"/>
+              </w:rPr>
+              <w:t>El sistema debe permitir al usuario recuperar su contraseña.</w:t>
             </w:r>
           </w:p>
         </w:tc>
@@ -519,6 +558,15 @@
                 <w:lang w:val="es-ES"/>
               </w:rPr>
             </w:pPr>
+          </w:p>
+          <w:p>
+            <w:pPr>
+              <w:jc w:val="center"/>
+              <w:rPr>
+                <w:rFonts w:ascii="Arial" w:hAnsi="Arial" w:cs="Arial"/>
+                <w:lang w:val="es-ES"/>
+              </w:rPr>
+            </w:pPr>
             <w:r>
               <w:rPr>
                 <w:rFonts w:ascii="Arial" w:hAnsi="Arial" w:cs="Arial"/>
@@ -534,17 +582,27 @@
           </w:tcPr>
           <w:p>
             <w:pPr>
-              <w:rPr>
-                <w:rFonts w:ascii="Arial" w:hAnsi="Arial" w:cs="Arial"/>
-                <w:lang w:val="es-ES"/>
-              </w:rPr>
-            </w:pPr>
-            <w:r>
-              <w:rPr>
-                <w:rFonts w:ascii="Arial" w:hAnsi="Arial" w:cs="Arial"/>
-                <w:lang w:val="es-ES"/>
-              </w:rPr>
-              <w:t>Alta</w:t>
+              <w:jc w:val="center"/>
+              <w:rPr>
+                <w:rFonts w:ascii="Arial" w:hAnsi="Arial" w:cs="Arial"/>
+                <w:lang w:val="es-ES"/>
+              </w:rPr>
+            </w:pPr>
+          </w:p>
+          <w:p>
+            <w:pPr>
+              <w:jc w:val="center"/>
+              <w:rPr>
+                <w:rFonts w:ascii="Arial" w:hAnsi="Arial" w:cs="Arial"/>
+                <w:lang w:val="es-ES"/>
+              </w:rPr>
+            </w:pPr>
+            <w:r>
+              <w:rPr>
+                <w:rFonts w:ascii="Arial" w:hAnsi="Arial" w:cs="Arial"/>
+                <w:lang w:val="es-ES"/>
+              </w:rPr>
+              <w:t>Media</w:t>
             </w:r>
           </w:p>
         </w:tc>
@@ -554,16 +612,18 @@
           </w:tcPr>
           <w:p>
             <w:pPr>
-              <w:rPr>
-                <w:rFonts w:ascii="Arial" w:hAnsi="Arial" w:cs="Arial"/>
-                <w:lang w:val="es-ES"/>
-              </w:rPr>
-            </w:pPr>
-            <w:r>
-              <w:rPr>
-                <w:rFonts w:ascii="Arial" w:hAnsi="Arial" w:cs="Arial"/>
-              </w:rPr>
-              <w:t>Cada usuario visualiza únicamente las opciones correspondientes a su rol.</w:t>
+              <w:jc w:val="center"/>
+              <w:rPr>
+                <w:rFonts w:ascii="Arial" w:hAnsi="Arial" w:cs="Arial"/>
+                <w:lang w:val="es-ES"/>
+              </w:rPr>
+            </w:pPr>
+            <w:r>
+              <w:rPr>
+                <w:rFonts w:ascii="Arial" w:hAnsi="Arial" w:cs="Arial"/>
+                <w:lang w:val="es-ES"/>
+              </w:rPr>
+              <w:t>El sistema debe verificar que la cuenta del estudiante esté creada.</w:t>
             </w:r>
           </w:p>
         </w:tc>
@@ -575,17 +635,35 @@
           </w:tcPr>
           <w:p>
             <w:pPr>
-              <w:rPr>
-                <w:rFonts w:ascii="Arial" w:hAnsi="Arial" w:cs="Arial"/>
-                <w:lang w:val="es-ES"/>
-              </w:rPr>
-            </w:pPr>
-            <w:r>
-              <w:rPr>
-                <w:rFonts w:ascii="Arial" w:hAnsi="Arial" w:cs="Arial"/>
-                <w:lang w:val="es-ES"/>
-              </w:rPr>
-              <w:t>RF04</w:t>
+              <w:jc w:val="center"/>
+              <w:rPr>
+                <w:rFonts w:ascii="Arial" w:hAnsi="Arial" w:cs="Arial"/>
+                <w:lang w:val="es-ES"/>
+              </w:rPr>
+            </w:pPr>
+          </w:p>
+          <w:p>
+            <w:pPr>
+              <w:rPr>
+                <w:rFonts w:ascii="Arial" w:hAnsi="Arial" w:cs="Arial"/>
+                <w:lang w:val="es-ES"/>
+              </w:rPr>
+            </w:pPr>
+          </w:p>
+          <w:p>
+            <w:pPr>
+              <w:jc w:val="center"/>
+              <w:rPr>
+                <w:rFonts w:ascii="Arial" w:hAnsi="Arial" w:cs="Arial"/>
+                <w:lang w:val="es-ES"/>
+              </w:rPr>
+            </w:pPr>
+            <w:r>
+              <w:rPr>
+                <w:rFonts w:ascii="Arial" w:hAnsi="Arial" w:cs="Arial"/>
+                <w:lang w:val="es-ES"/>
+              </w:rPr>
+              <w:t>RF-04</w:t>
             </w:r>
           </w:p>
         </w:tc>
@@ -595,33 +673,18 @@
           </w:tcPr>
           <w:p>
             <w:pPr>
-              <w:rPr>
-                <w:rFonts w:ascii="Arial" w:hAnsi="Arial" w:cs="Arial"/>
-                <w:lang w:val="es-ES"/>
-              </w:rPr>
-            </w:pPr>
-            <w:r>
-              <w:rPr>
-                <w:rFonts w:ascii="Arial" w:hAnsi="Arial" w:cs="Arial"/>
-              </w:rPr>
-              <w:t xml:space="preserve">El sistema debe permitir a los estudiantes </w:t>
-            </w:r>
-            <w:r>
-              <w:rPr>
-                <w:rStyle w:val="Textoennegrita"/>
-                <w:rFonts w:ascii="Arial" w:hAnsi="Arial" w:cs="Arial"/>
-                <w:b w:val="0"/>
-                <w:bCs w:val="0"/>
-              </w:rPr>
-              <w:t>crear solicitudes académicas</w:t>
-            </w:r>
-            <w:r>
-              <w:rPr>
-                <w:rFonts w:ascii="Arial" w:hAnsi="Arial" w:cs="Arial"/>
-                <w:b/>
-                <w:bCs/>
-              </w:rPr>
-              <w:t>.</w:t>
+              <w:jc w:val="center"/>
+              <w:rPr>
+                <w:rFonts w:ascii="Arial" w:hAnsi="Arial" w:cs="Arial"/>
+                <w:lang w:val="es-ES"/>
+              </w:rPr>
+            </w:pPr>
+            <w:r>
+              <w:rPr>
+                <w:rFonts w:ascii="Arial" w:hAnsi="Arial" w:cs="Arial"/>
+                <w:lang w:val="es-ES"/>
+              </w:rPr>
+              <w:t xml:space="preserve">El sistema debe permitir al estudiante crear solicitudes académicas de revisión de notas. </w:t>
             </w:r>
           </w:p>
         </w:tc>
@@ -631,6 +694,25 @@
           </w:tcPr>
           <w:p>
             <w:pPr>
+              <w:jc w:val="center"/>
+              <w:rPr>
+                <w:rFonts w:ascii="Arial" w:hAnsi="Arial" w:cs="Arial"/>
+                <w:lang w:val="es-ES"/>
+              </w:rPr>
+            </w:pPr>
+          </w:p>
+          <w:p>
+            <w:pPr>
+              <w:jc w:val="center"/>
+              <w:rPr>
+                <w:rFonts w:ascii="Arial" w:hAnsi="Arial" w:cs="Arial"/>
+                <w:lang w:val="es-ES"/>
+              </w:rPr>
+            </w:pPr>
+          </w:p>
+          <w:p>
+            <w:pPr>
+              <w:jc w:val="center"/>
               <w:rPr>
                 <w:rFonts w:ascii="Arial" w:hAnsi="Arial" w:cs="Arial"/>
                 <w:lang w:val="es-ES"/>
@@ -651,6 +733,25 @@
           </w:tcPr>
           <w:p>
             <w:pPr>
+              <w:jc w:val="center"/>
+              <w:rPr>
+                <w:rFonts w:ascii="Arial" w:hAnsi="Arial" w:cs="Arial"/>
+                <w:lang w:val="es-ES"/>
+              </w:rPr>
+            </w:pPr>
+          </w:p>
+          <w:p>
+            <w:pPr>
+              <w:jc w:val="center"/>
+              <w:rPr>
+                <w:rFonts w:ascii="Arial" w:hAnsi="Arial" w:cs="Arial"/>
+                <w:lang w:val="es-ES"/>
+              </w:rPr>
+            </w:pPr>
+          </w:p>
+          <w:p>
+            <w:pPr>
+              <w:jc w:val="center"/>
               <w:rPr>
                 <w:rFonts w:ascii="Arial" w:hAnsi="Arial" w:cs="Arial"/>
                 <w:lang w:val="es-ES"/>
@@ -671,17 +772,44 @@
           </w:tcPr>
           <w:p>
             <w:pPr>
-              <w:rPr>
-                <w:rFonts w:ascii="Arial" w:hAnsi="Arial" w:cs="Arial"/>
-                <w:lang w:val="es-ES"/>
-              </w:rPr>
-            </w:pPr>
-            <w:r>
-              <w:rPr>
-                <w:rFonts w:ascii="Arial" w:hAnsi="Arial" w:cs="Arial"/>
-              </w:rPr>
-              <w:t>La solicitud se registra y recibe un número identificador único.</w:t>
-            </w:r>
+              <w:jc w:val="center"/>
+              <w:rPr>
+                <w:rFonts w:ascii="Arial" w:hAnsi="Arial" w:cs="Arial"/>
+                <w:lang w:val="es-ES"/>
+              </w:rPr>
+            </w:pPr>
+          </w:p>
+          <w:p>
+            <w:pPr>
+              <w:jc w:val="center"/>
+              <w:rPr>
+                <w:rFonts w:ascii="Arial" w:hAnsi="Arial" w:cs="Arial"/>
+                <w:lang w:val="es-ES"/>
+              </w:rPr>
+            </w:pPr>
+            <w:r>
+              <w:rPr>
+                <w:rFonts w:ascii="Arial" w:hAnsi="Arial" w:cs="Arial"/>
+                <w:lang w:val="es-ES"/>
+              </w:rPr>
+              <w:t>El estudiante debe tener sesión activa</w:t>
+            </w:r>
+            <w:r>
+              <w:rPr>
+                <w:rFonts w:ascii="Arial" w:hAnsi="Arial" w:cs="Arial"/>
+                <w:lang w:val="es-ES"/>
+              </w:rPr>
+              <w:t xml:space="preserve"> y debe tener al menos una nota del/los periodo/s transcurrido.</w:t>
+            </w:r>
+          </w:p>
+          <w:p>
+            <w:pPr>
+              <w:jc w:val="center"/>
+              <w:rPr>
+                <w:rFonts w:ascii="Arial" w:hAnsi="Arial" w:cs="Arial"/>
+                <w:lang w:val="es-ES"/>
+              </w:rPr>
+            </w:pPr>
           </w:p>
         </w:tc>
       </w:tr>
@@ -692,17 +820,36 @@
           </w:tcPr>
           <w:p>
             <w:pPr>
-              <w:rPr>
-                <w:rFonts w:ascii="Arial" w:hAnsi="Arial" w:cs="Arial"/>
-                <w:lang w:val="es-ES"/>
-              </w:rPr>
-            </w:pPr>
-            <w:r>
-              <w:rPr>
-                <w:rFonts w:ascii="Arial" w:hAnsi="Arial" w:cs="Arial"/>
-                <w:lang w:val="es-ES"/>
-              </w:rPr>
-              <w:t>RF05</w:t>
+              <w:jc w:val="center"/>
+              <w:rPr>
+                <w:rFonts w:ascii="Arial" w:hAnsi="Arial" w:cs="Arial"/>
+                <w:lang w:val="es-ES"/>
+              </w:rPr>
+            </w:pPr>
+          </w:p>
+          <w:p>
+            <w:pPr>
+              <w:jc w:val="center"/>
+              <w:rPr>
+                <w:rFonts w:ascii="Arial" w:hAnsi="Arial" w:cs="Arial"/>
+                <w:lang w:val="es-ES"/>
+              </w:rPr>
+            </w:pPr>
+          </w:p>
+          <w:p>
+            <w:pPr>
+              <w:jc w:val="center"/>
+              <w:rPr>
+                <w:rFonts w:ascii="Arial" w:hAnsi="Arial" w:cs="Arial"/>
+                <w:lang w:val="es-ES"/>
+              </w:rPr>
+            </w:pPr>
+            <w:r>
+              <w:rPr>
+                <w:rFonts w:ascii="Arial" w:hAnsi="Arial" w:cs="Arial"/>
+                <w:lang w:val="es-ES"/>
+              </w:rPr>
+              <w:t>RF-05</w:t>
             </w:r>
           </w:p>
         </w:tc>
@@ -712,31 +859,18 @@
           </w:tcPr>
           <w:p>
             <w:pPr>
-              <w:rPr>
-                <w:rFonts w:ascii="Arial" w:hAnsi="Arial" w:cs="Arial"/>
-                <w:lang w:val="es-ES"/>
-              </w:rPr>
-            </w:pPr>
-            <w:r>
-              <w:rPr>
-                <w:rFonts w:ascii="Arial" w:hAnsi="Arial" w:cs="Arial"/>
-              </w:rPr>
-              <w:t xml:space="preserve">El sistema debe permitir seleccionar el </w:t>
-            </w:r>
-            <w:r>
-              <w:rPr>
-                <w:rStyle w:val="Textoennegrita"/>
-                <w:rFonts w:ascii="Arial" w:hAnsi="Arial" w:cs="Arial"/>
-                <w:b w:val="0"/>
-                <w:bCs w:val="0"/>
-              </w:rPr>
-              <w:t>tipo de solicitud académica</w:t>
-            </w:r>
-            <w:r>
-              <w:rPr>
-                <w:rFonts w:ascii="Arial" w:hAnsi="Arial" w:cs="Arial"/>
-              </w:rPr>
-              <w:t xml:space="preserve"> al momento de crearla.</w:t>
+              <w:jc w:val="center"/>
+              <w:rPr>
+                <w:rFonts w:ascii="Arial" w:hAnsi="Arial" w:cs="Arial"/>
+                <w:lang w:val="es-ES"/>
+              </w:rPr>
+            </w:pPr>
+            <w:r>
+              <w:rPr>
+                <w:rFonts w:ascii="Arial" w:hAnsi="Arial" w:cs="Arial"/>
+                <w:lang w:val="es-ES"/>
+              </w:rPr>
+              <w:t>El sistema debe permitir al estudiante generar certificados de estudios.</w:t>
             </w:r>
           </w:p>
         </w:tc>
@@ -746,6 +880,25 @@
           </w:tcPr>
           <w:p>
             <w:pPr>
+              <w:jc w:val="center"/>
+              <w:rPr>
+                <w:rFonts w:ascii="Arial" w:hAnsi="Arial" w:cs="Arial"/>
+                <w:lang w:val="es-ES"/>
+              </w:rPr>
+            </w:pPr>
+          </w:p>
+          <w:p>
+            <w:pPr>
+              <w:jc w:val="center"/>
+              <w:rPr>
+                <w:rFonts w:ascii="Arial" w:hAnsi="Arial" w:cs="Arial"/>
+                <w:lang w:val="es-ES"/>
+              </w:rPr>
+            </w:pPr>
+          </w:p>
+          <w:p>
+            <w:pPr>
+              <w:jc w:val="center"/>
               <w:rPr>
                 <w:rFonts w:ascii="Arial" w:hAnsi="Arial" w:cs="Arial"/>
                 <w:lang w:val="es-ES"/>
@@ -766,23 +919,36 @@
           </w:tcPr>
           <w:p>
             <w:pPr>
-              <w:rPr>
-                <w:rFonts w:ascii="Arial" w:hAnsi="Arial" w:cs="Arial"/>
-                <w:lang w:val="es-ES"/>
-              </w:rPr>
-            </w:pPr>
-            <w:r>
-              <w:rPr>
-                <w:rFonts w:ascii="Arial" w:hAnsi="Arial" w:cs="Arial"/>
-                <w:lang w:val="es-ES"/>
-              </w:rPr>
-              <w:t>A</w:t>
-            </w:r>
-            <w:r>
-              <w:rPr>
-                <w:lang w:val="es-ES"/>
-              </w:rPr>
-              <w:t>lta</w:t>
+              <w:jc w:val="center"/>
+              <w:rPr>
+                <w:rFonts w:ascii="Arial" w:hAnsi="Arial" w:cs="Arial"/>
+                <w:lang w:val="es-ES"/>
+              </w:rPr>
+            </w:pPr>
+          </w:p>
+          <w:p>
+            <w:pPr>
+              <w:jc w:val="center"/>
+              <w:rPr>
+                <w:rFonts w:ascii="Arial" w:hAnsi="Arial" w:cs="Arial"/>
+                <w:lang w:val="es-ES"/>
+              </w:rPr>
+            </w:pPr>
+          </w:p>
+          <w:p>
+            <w:pPr>
+              <w:jc w:val="center"/>
+              <w:rPr>
+                <w:rFonts w:ascii="Arial" w:hAnsi="Arial" w:cs="Arial"/>
+                <w:lang w:val="es-ES"/>
+              </w:rPr>
+            </w:pPr>
+            <w:r>
+              <w:rPr>
+                <w:rFonts w:ascii="Arial" w:hAnsi="Arial" w:cs="Arial"/>
+                <w:lang w:val="es-ES"/>
+              </w:rPr>
+              <w:t>Alta</w:t>
             </w:r>
           </w:p>
         </w:tc>
@@ -792,16 +958,27 @@
           </w:tcPr>
           <w:p>
             <w:pPr>
-              <w:rPr>
-                <w:rFonts w:ascii="Arial" w:hAnsi="Arial" w:cs="Arial"/>
-                <w:lang w:val="es-ES"/>
-              </w:rPr>
-            </w:pPr>
-            <w:r>
-              <w:rPr>
-                <w:rFonts w:ascii="Arial" w:hAnsi="Arial" w:cs="Arial"/>
-              </w:rPr>
-              <w:t>El estudiante puede seleccionar entre los tipos de solicitudes disponibles, como certificado, revisión de notas, cancelación de asignatura o paz y salvo.</w:t>
+              <w:jc w:val="center"/>
+              <w:rPr>
+                <w:rFonts w:ascii="Arial" w:hAnsi="Arial" w:cs="Arial"/>
+                <w:lang w:val="es-ES"/>
+              </w:rPr>
+            </w:pPr>
+          </w:p>
+          <w:p>
+            <w:pPr>
+              <w:jc w:val="center"/>
+              <w:rPr>
+                <w:rFonts w:ascii="Arial" w:hAnsi="Arial" w:cs="Arial"/>
+                <w:lang w:val="es-ES"/>
+              </w:rPr>
+            </w:pPr>
+            <w:r>
+              <w:rPr>
+                <w:rFonts w:ascii="Arial" w:hAnsi="Arial" w:cs="Arial"/>
+                <w:lang w:val="es-ES"/>
+              </w:rPr>
+              <w:t>El estudiante debe tener la sesión activa y validar que tenga matricula vigente.</w:t>
             </w:r>
           </w:p>
         </w:tc>
@@ -813,17 +990,36 @@
           </w:tcPr>
           <w:p>
             <w:pPr>
-              <w:rPr>
-                <w:rFonts w:ascii="Arial" w:hAnsi="Arial" w:cs="Arial"/>
-                <w:lang w:val="es-ES"/>
-              </w:rPr>
-            </w:pPr>
-            <w:r>
-              <w:rPr>
-                <w:rFonts w:ascii="Arial" w:hAnsi="Arial" w:cs="Arial"/>
-                <w:lang w:val="es-ES"/>
-              </w:rPr>
-              <w:t>RF06</w:t>
+              <w:jc w:val="center"/>
+              <w:rPr>
+                <w:rFonts w:ascii="Arial" w:hAnsi="Arial" w:cs="Arial"/>
+                <w:lang w:val="es-ES"/>
+              </w:rPr>
+            </w:pPr>
+          </w:p>
+          <w:p>
+            <w:pPr>
+              <w:jc w:val="center"/>
+              <w:rPr>
+                <w:rFonts w:ascii="Arial" w:hAnsi="Arial" w:cs="Arial"/>
+                <w:lang w:val="es-ES"/>
+              </w:rPr>
+            </w:pPr>
+          </w:p>
+          <w:p>
+            <w:pPr>
+              <w:jc w:val="center"/>
+              <w:rPr>
+                <w:rFonts w:ascii="Arial" w:hAnsi="Arial" w:cs="Arial"/>
+                <w:lang w:val="es-ES"/>
+              </w:rPr>
+            </w:pPr>
+            <w:r>
+              <w:rPr>
+                <w:rFonts w:ascii="Arial" w:hAnsi="Arial" w:cs="Arial"/>
+                <w:lang w:val="es-ES"/>
+              </w:rPr>
+              <w:t>RF-06</w:t>
             </w:r>
           </w:p>
         </w:tc>
@@ -833,33 +1029,18 @@
           </w:tcPr>
           <w:p>
             <w:pPr>
-              <w:rPr>
-                <w:rFonts w:ascii="Arial" w:hAnsi="Arial" w:cs="Arial"/>
-                <w:lang w:val="es-ES"/>
-              </w:rPr>
-            </w:pPr>
-            <w:r>
-              <w:rPr>
-                <w:rFonts w:ascii="Arial" w:hAnsi="Arial" w:cs="Arial"/>
-              </w:rPr>
-              <w:t xml:space="preserve">El sistema debe permitir </w:t>
-            </w:r>
-            <w:r>
-              <w:rPr>
-                <w:rStyle w:val="Textoennegrita"/>
-                <w:rFonts w:ascii="Arial" w:hAnsi="Arial" w:cs="Arial"/>
-                <w:b w:val="0"/>
-                <w:bCs w:val="0"/>
-              </w:rPr>
-              <w:t>mantener un historial de los cambios realizados sobre una solicitud</w:t>
-            </w:r>
-            <w:r>
-              <w:rPr>
-                <w:rFonts w:ascii="Arial" w:hAnsi="Arial" w:cs="Arial"/>
-                <w:b/>
-                <w:bCs/>
-              </w:rPr>
-              <w:t>.</w:t>
+              <w:jc w:val="center"/>
+              <w:rPr>
+                <w:rFonts w:ascii="Arial" w:hAnsi="Arial" w:cs="Arial"/>
+                <w:lang w:val="es-ES"/>
+              </w:rPr>
+            </w:pPr>
+            <w:r>
+              <w:rPr>
+                <w:rFonts w:ascii="Arial" w:hAnsi="Arial" w:cs="Arial"/>
+                <w:lang w:val="es-ES"/>
+              </w:rPr>
+              <w:t>El sistema debe permitir al estudiante registrar sus asignaturas.</w:t>
             </w:r>
           </w:p>
         </w:tc>
@@ -869,6 +1050,25 @@
           </w:tcPr>
           <w:p>
             <w:pPr>
+              <w:jc w:val="center"/>
+              <w:rPr>
+                <w:rFonts w:ascii="Arial" w:hAnsi="Arial" w:cs="Arial"/>
+                <w:lang w:val="es-ES"/>
+              </w:rPr>
+            </w:pPr>
+          </w:p>
+          <w:p>
+            <w:pPr>
+              <w:jc w:val="center"/>
+              <w:rPr>
+                <w:rFonts w:ascii="Arial" w:hAnsi="Arial" w:cs="Arial"/>
+                <w:lang w:val="es-ES"/>
+              </w:rPr>
+            </w:pPr>
+          </w:p>
+          <w:p>
+            <w:pPr>
+              <w:jc w:val="center"/>
               <w:rPr>
                 <w:rFonts w:ascii="Arial" w:hAnsi="Arial" w:cs="Arial"/>
                 <w:lang w:val="es-ES"/>
@@ -889,17 +1089,36 @@
           </w:tcPr>
           <w:p>
             <w:pPr>
-              <w:rPr>
-                <w:rFonts w:ascii="Arial" w:hAnsi="Arial" w:cs="Arial"/>
-                <w:lang w:val="es-ES"/>
-              </w:rPr>
-            </w:pPr>
-            <w:r>
-              <w:rPr>
-                <w:rFonts w:ascii="Arial" w:hAnsi="Arial" w:cs="Arial"/>
-                <w:lang w:val="es-ES"/>
-              </w:rPr>
-              <w:t>Media</w:t>
+              <w:jc w:val="center"/>
+              <w:rPr>
+                <w:rFonts w:ascii="Arial" w:hAnsi="Arial" w:cs="Arial"/>
+                <w:lang w:val="es-ES"/>
+              </w:rPr>
+            </w:pPr>
+          </w:p>
+          <w:p>
+            <w:pPr>
+              <w:jc w:val="center"/>
+              <w:rPr>
+                <w:rFonts w:ascii="Arial" w:hAnsi="Arial" w:cs="Arial"/>
+                <w:lang w:val="es-ES"/>
+              </w:rPr>
+            </w:pPr>
+          </w:p>
+          <w:p>
+            <w:pPr>
+              <w:jc w:val="center"/>
+              <w:rPr>
+                <w:rFonts w:ascii="Arial" w:hAnsi="Arial" w:cs="Arial"/>
+                <w:lang w:val="es-ES"/>
+              </w:rPr>
+            </w:pPr>
+            <w:r>
+              <w:rPr>
+                <w:rFonts w:ascii="Arial" w:hAnsi="Arial" w:cs="Arial"/>
+                <w:lang w:val="es-ES"/>
+              </w:rPr>
+              <w:t>Alta</w:t>
             </w:r>
           </w:p>
         </w:tc>
@@ -909,16 +1128,18 @@
           </w:tcPr>
           <w:p>
             <w:pPr>
-              <w:rPr>
-                <w:rFonts w:ascii="Arial" w:hAnsi="Arial" w:cs="Arial"/>
-                <w:lang w:val="es-ES"/>
-              </w:rPr>
-            </w:pPr>
-            <w:r>
-              <w:rPr>
-                <w:rFonts w:ascii="Arial" w:hAnsi="Arial" w:cs="Arial"/>
-              </w:rPr>
-              <w:t>El sistema conserva los estados anteriores y permite consultar el historial de la solicitud.</w:t>
+              <w:jc w:val="center"/>
+              <w:rPr>
+                <w:rFonts w:ascii="Arial" w:hAnsi="Arial" w:cs="Arial"/>
+                <w:lang w:val="es-ES"/>
+              </w:rPr>
+            </w:pPr>
+            <w:r>
+              <w:rPr>
+                <w:rFonts w:ascii="Arial" w:hAnsi="Arial" w:cs="Arial"/>
+                <w:lang w:val="es-ES"/>
+              </w:rPr>
+              <w:t>El estudiante debe tener la sesión activa y validar que tenga matricula financiera vigente.</w:t>
             </w:r>
           </w:p>
         </w:tc>
@@ -930,17 +1151,36 @@
           </w:tcPr>
           <w:p>
             <w:pPr>
-              <w:rPr>
-                <w:rFonts w:ascii="Arial" w:hAnsi="Arial" w:cs="Arial"/>
-                <w:lang w:val="es-ES"/>
-              </w:rPr>
-            </w:pPr>
-            <w:r>
-              <w:rPr>
-                <w:rFonts w:ascii="Arial" w:hAnsi="Arial" w:cs="Arial"/>
-                <w:lang w:val="es-ES"/>
-              </w:rPr>
-              <w:t>RF07</w:t>
+              <w:jc w:val="center"/>
+              <w:rPr>
+                <w:rFonts w:ascii="Arial" w:hAnsi="Arial" w:cs="Arial"/>
+                <w:lang w:val="es-ES"/>
+              </w:rPr>
+            </w:pPr>
+          </w:p>
+          <w:p>
+            <w:pPr>
+              <w:jc w:val="center"/>
+              <w:rPr>
+                <w:rFonts w:ascii="Arial" w:hAnsi="Arial" w:cs="Arial"/>
+                <w:lang w:val="es-ES"/>
+              </w:rPr>
+            </w:pPr>
+          </w:p>
+          <w:p>
+            <w:pPr>
+              <w:jc w:val="center"/>
+              <w:rPr>
+                <w:rFonts w:ascii="Arial" w:hAnsi="Arial" w:cs="Arial"/>
+                <w:lang w:val="es-ES"/>
+              </w:rPr>
+            </w:pPr>
+            <w:r>
+              <w:rPr>
+                <w:rFonts w:ascii="Arial" w:hAnsi="Arial" w:cs="Arial"/>
+                <w:lang w:val="es-ES"/>
+              </w:rPr>
+              <w:t>RF-07</w:t>
             </w:r>
           </w:p>
         </w:tc>
@@ -950,33 +1190,18 @@
           </w:tcPr>
           <w:p>
             <w:pPr>
-              <w:rPr>
-                <w:rFonts w:ascii="Arial" w:hAnsi="Arial" w:cs="Arial"/>
-                <w:lang w:val="es-ES"/>
-              </w:rPr>
-            </w:pPr>
-            <w:r>
-              <w:t xml:space="preserve">El sistema debe </w:t>
-            </w:r>
-            <w:r>
-              <w:t xml:space="preserve">permitir </w:t>
-            </w:r>
-            <w:r>
-              <w:rPr>
-                <w:rStyle w:val="Textoennegrita"/>
-                <w:rFonts w:ascii="Arial" w:hAnsi="Arial" w:cs="Arial"/>
-                <w:b w:val="0"/>
-                <w:bCs w:val="0"/>
-              </w:rPr>
-              <w:t>consultar una solicitud mediante su número identificador</w:t>
-            </w:r>
-            <w:r>
-              <w:rPr>
-                <w:rFonts w:ascii="Arial" w:hAnsi="Arial" w:cs="Arial"/>
-                <w:b/>
-                <w:bCs/>
-              </w:rPr>
-              <w:t>.</w:t>
+              <w:jc w:val="center"/>
+              <w:rPr>
+                <w:rFonts w:ascii="Arial" w:hAnsi="Arial" w:cs="Arial"/>
+                <w:lang w:val="es-ES"/>
+              </w:rPr>
+            </w:pPr>
+            <w:r>
+              <w:rPr>
+                <w:rFonts w:ascii="Arial" w:hAnsi="Arial" w:cs="Arial"/>
+                <w:lang w:val="es-ES"/>
+              </w:rPr>
+              <w:t>El sistema debe permitir al estudiante cancelar sus asignaturas</w:t>
             </w:r>
           </w:p>
         </w:tc>
@@ -986,6 +1211,25 @@
           </w:tcPr>
           <w:p>
             <w:pPr>
+              <w:jc w:val="center"/>
+              <w:rPr>
+                <w:rFonts w:ascii="Arial" w:hAnsi="Arial" w:cs="Arial"/>
+                <w:lang w:val="es-ES"/>
+              </w:rPr>
+            </w:pPr>
+          </w:p>
+          <w:p>
+            <w:pPr>
+              <w:jc w:val="center"/>
+              <w:rPr>
+                <w:rFonts w:ascii="Arial" w:hAnsi="Arial" w:cs="Arial"/>
+                <w:lang w:val="es-ES"/>
+              </w:rPr>
+            </w:pPr>
+          </w:p>
+          <w:p>
+            <w:pPr>
+              <w:jc w:val="center"/>
               <w:rPr>
                 <w:rFonts w:ascii="Arial" w:hAnsi="Arial" w:cs="Arial"/>
                 <w:lang w:val="es-ES"/>
@@ -1006,17 +1250,36 @@
           </w:tcPr>
           <w:p>
             <w:pPr>
-              <w:rPr>
-                <w:rFonts w:ascii="Arial" w:hAnsi="Arial" w:cs="Arial"/>
-                <w:lang w:val="es-ES"/>
-              </w:rPr>
-            </w:pPr>
-            <w:r>
-              <w:rPr>
-                <w:rFonts w:ascii="Arial" w:hAnsi="Arial" w:cs="Arial"/>
-                <w:lang w:val="es-ES"/>
-              </w:rPr>
-              <w:t>Media</w:t>
+              <w:jc w:val="center"/>
+              <w:rPr>
+                <w:rFonts w:ascii="Arial" w:hAnsi="Arial" w:cs="Arial"/>
+                <w:lang w:val="es-ES"/>
+              </w:rPr>
+            </w:pPr>
+          </w:p>
+          <w:p>
+            <w:pPr>
+              <w:jc w:val="center"/>
+              <w:rPr>
+                <w:rFonts w:ascii="Arial" w:hAnsi="Arial" w:cs="Arial"/>
+                <w:lang w:val="es-ES"/>
+              </w:rPr>
+            </w:pPr>
+          </w:p>
+          <w:p>
+            <w:pPr>
+              <w:jc w:val="center"/>
+              <w:rPr>
+                <w:rFonts w:ascii="Arial" w:hAnsi="Arial" w:cs="Arial"/>
+                <w:lang w:val="es-ES"/>
+              </w:rPr>
+            </w:pPr>
+            <w:r>
+              <w:rPr>
+                <w:rFonts w:ascii="Arial" w:hAnsi="Arial" w:cs="Arial"/>
+                <w:lang w:val="es-ES"/>
+              </w:rPr>
+              <w:t>Alta</w:t>
             </w:r>
           </w:p>
         </w:tc>
@@ -1026,16 +1289,32 @@
           </w:tcPr>
           <w:p>
             <w:pPr>
-              <w:rPr>
-                <w:rFonts w:ascii="Arial" w:hAnsi="Arial" w:cs="Arial"/>
-                <w:lang w:val="es-ES"/>
-              </w:rPr>
-            </w:pPr>
-            <w:r>
-              <w:rPr>
-                <w:rFonts w:ascii="Arial" w:hAnsi="Arial" w:cs="Arial"/>
-              </w:rPr>
-              <w:t>Al ingresar un número válido, el sistema muestra la información correspondiente a la solicitud.</w:t>
+              <w:jc w:val="center"/>
+              <w:rPr>
+                <w:rFonts w:ascii="Arial" w:hAnsi="Arial" w:cs="Arial"/>
+                <w:lang w:val="es-ES"/>
+              </w:rPr>
+            </w:pPr>
+            <w:r>
+              <w:rPr>
+                <w:rFonts w:ascii="Arial" w:hAnsi="Arial" w:cs="Arial"/>
+                <w:lang w:val="es-ES"/>
+              </w:rPr>
+              <w:t xml:space="preserve">El estudiante debe tener la sesión activa y que las asignaturas a </w:t>
+            </w:r>
+            <w:r>
+              <w:rPr>
+                <w:rFonts w:ascii="Arial" w:hAnsi="Arial" w:cs="Arial"/>
+                <w:lang w:val="es-ES"/>
+              </w:rPr>
+              <w:t>cancelar</w:t>
+            </w:r>
+            <w:r>
+              <w:rPr>
+                <w:rFonts w:ascii="Arial" w:hAnsi="Arial" w:cs="Arial"/>
+                <w:lang w:val="es-ES"/>
+              </w:rPr>
+              <w:t xml:space="preserve"> estén previamente asignadas.</w:t>
             </w:r>
           </w:p>
         </w:tc>
@@ -1047,18 +1326,36 @@
           </w:tcPr>
           <w:p>
             <w:pPr>
-              <w:rPr>
-                <w:rFonts w:ascii="Arial" w:hAnsi="Arial" w:cs="Arial"/>
-                <w:lang w:val="es-ES"/>
-              </w:rPr>
-            </w:pPr>
-            <w:r>
-              <w:rPr>
-                <w:rFonts w:ascii="Arial" w:hAnsi="Arial" w:cs="Arial"/>
-                <w:lang w:val="es-ES"/>
-              </w:rPr>
-              <w:lastRenderedPageBreak/>
-              <w:t>RF08</w:t>
+              <w:jc w:val="center"/>
+              <w:rPr>
+                <w:rFonts w:ascii="Arial" w:hAnsi="Arial" w:cs="Arial"/>
+                <w:lang w:val="es-ES"/>
+              </w:rPr>
+            </w:pPr>
+          </w:p>
+          <w:p>
+            <w:pPr>
+              <w:jc w:val="center"/>
+              <w:rPr>
+                <w:rFonts w:ascii="Arial" w:hAnsi="Arial" w:cs="Arial"/>
+                <w:lang w:val="es-ES"/>
+              </w:rPr>
+            </w:pPr>
+          </w:p>
+          <w:p>
+            <w:pPr>
+              <w:jc w:val="center"/>
+              <w:rPr>
+                <w:rFonts w:ascii="Arial" w:hAnsi="Arial" w:cs="Arial"/>
+                <w:lang w:val="es-ES"/>
+              </w:rPr>
+            </w:pPr>
+            <w:r>
+              <w:rPr>
+                <w:rFonts w:ascii="Arial" w:hAnsi="Arial" w:cs="Arial"/>
+                <w:lang w:val="es-ES"/>
+              </w:rPr>
+              <w:t>RF-08</w:t>
             </w:r>
           </w:p>
         </w:tc>
@@ -1068,24 +1365,18 @@
           </w:tcPr>
           <w:p>
             <w:pPr>
-              <w:rPr>
-                <w:rFonts w:ascii="Arial" w:hAnsi="Arial" w:cs="Arial"/>
-                <w:lang w:val="es-ES"/>
-              </w:rPr>
-            </w:pPr>
-            <w:r>
-              <w:rPr>
-                <w:rFonts w:ascii="Arial" w:hAnsi="Arial" w:cs="Arial"/>
-              </w:rPr>
-              <w:t xml:space="preserve">El sistema debe permitir a los funcionarios </w:t>
-            </w:r>
-            <w:r>
-              <w:rPr>
-                <w:rFonts w:ascii="Arial" w:hAnsi="Arial" w:cs="Arial"/>
-                <w:sz w:val="20"/>
-                <w:szCs w:val="20"/>
-              </w:rPr>
-              <w:t>filtrar solicitud por estado</w:t>
+              <w:jc w:val="center"/>
+              <w:rPr>
+                <w:rFonts w:ascii="Arial" w:hAnsi="Arial" w:cs="Arial"/>
+                <w:lang w:val="es-ES"/>
+              </w:rPr>
+            </w:pPr>
+            <w:r>
+              <w:rPr>
+                <w:rFonts w:ascii="Arial" w:hAnsi="Arial" w:cs="Arial"/>
+                <w:lang w:val="es-ES"/>
+              </w:rPr>
+              <w:t>El sistema debe permitir al estudiante realizar solicitudes de paz y salvo.</w:t>
             </w:r>
           </w:p>
         </w:tc>
@@ -1095,6 +1386,25 @@
           </w:tcPr>
           <w:p>
             <w:pPr>
+              <w:jc w:val="center"/>
+              <w:rPr>
+                <w:rFonts w:ascii="Arial" w:hAnsi="Arial" w:cs="Arial"/>
+                <w:lang w:val="es-ES"/>
+              </w:rPr>
+            </w:pPr>
+          </w:p>
+          <w:p>
+            <w:pPr>
+              <w:jc w:val="center"/>
+              <w:rPr>
+                <w:rFonts w:ascii="Arial" w:hAnsi="Arial" w:cs="Arial"/>
+                <w:lang w:val="es-ES"/>
+              </w:rPr>
+            </w:pPr>
+          </w:p>
+          <w:p>
+            <w:pPr>
+              <w:jc w:val="center"/>
               <w:rPr>
                 <w:rFonts w:ascii="Arial" w:hAnsi="Arial" w:cs="Arial"/>
                 <w:lang w:val="es-ES"/>
@@ -1115,11 +1425,37 @@
           </w:tcPr>
           <w:p>
             <w:pPr>
-              <w:rPr>
-                <w:rFonts w:ascii="Arial" w:hAnsi="Arial" w:cs="Arial"/>
-                <w:lang w:val="es-ES"/>
-              </w:rPr>
-            </w:pPr>
+              <w:jc w:val="center"/>
+              <w:rPr>
+                <w:rFonts w:ascii="Arial" w:hAnsi="Arial" w:cs="Arial"/>
+                <w:lang w:val="es-ES"/>
+              </w:rPr>
+            </w:pPr>
+          </w:p>
+          <w:p>
+            <w:pPr>
+              <w:jc w:val="center"/>
+              <w:rPr>
+                <w:rFonts w:ascii="Arial" w:hAnsi="Arial" w:cs="Arial"/>
+                <w:lang w:val="es-ES"/>
+              </w:rPr>
+            </w:pPr>
+          </w:p>
+          <w:p>
+            <w:pPr>
+              <w:jc w:val="center"/>
+              <w:rPr>
+                <w:rFonts w:ascii="Arial" w:hAnsi="Arial" w:cs="Arial"/>
+                <w:lang w:val="es-ES"/>
+              </w:rPr>
+            </w:pPr>
+            <w:r>
+              <w:rPr>
+                <w:rFonts w:ascii="Arial" w:hAnsi="Arial" w:cs="Arial"/>
+                <w:lang w:val="es-ES"/>
+              </w:rPr>
+              <w:t>Alta</w:t>
+            </w:r>
           </w:p>
         </w:tc>
         <w:tc>
@@ -1128,17 +1464,37 @@
           </w:tcPr>
           <w:p>
             <w:pPr>
-              <w:rPr>
-                <w:rFonts w:ascii="Arial" w:hAnsi="Arial" w:cs="Arial"/>
-                <w:lang w:val="es-ES"/>
-              </w:rPr>
-            </w:pPr>
-            <w:r>
-              <w:rPr>
-                <w:rFonts w:ascii="Arial" w:hAnsi="Arial" w:cs="Arial"/>
-              </w:rPr>
-              <w:t>El funcionario puede visualizar únicamente las solicitudes que correspondan al estado seleccionado.</w:t>
-            </w:r>
+              <w:jc w:val="center"/>
+              <w:rPr>
+                <w:rFonts w:ascii="Arial" w:hAnsi="Arial" w:cs="Arial"/>
+                <w:lang w:val="es-ES"/>
+              </w:rPr>
+            </w:pPr>
+          </w:p>
+          <w:p>
+            <w:pPr>
+              <w:jc w:val="center"/>
+              <w:rPr>
+                <w:rFonts w:ascii="Arial" w:hAnsi="Arial" w:cs="Arial"/>
+                <w:lang w:val="es-ES"/>
+              </w:rPr>
+            </w:pPr>
+            <w:r>
+              <w:rPr>
+                <w:rFonts w:ascii="Arial" w:hAnsi="Arial" w:cs="Arial"/>
+                <w:lang w:val="es-ES"/>
+              </w:rPr>
+              <w:t>El estudiante debe tener sesión activa y tener matricula financiera vigente.</w:t>
+            </w:r>
+          </w:p>
+          <w:p>
+            <w:pPr>
+              <w:jc w:val="center"/>
+              <w:rPr>
+                <w:rFonts w:ascii="Arial" w:hAnsi="Arial" w:cs="Arial"/>
+                <w:lang w:val="es-ES"/>
+              </w:rPr>
+            </w:pPr>
           </w:p>
         </w:tc>
       </w:tr>
@@ -1149,11 +1505,28 @@
           </w:tcPr>
           <w:p>
             <w:pPr>
-              <w:rPr>
-                <w:rFonts w:ascii="Arial" w:hAnsi="Arial" w:cs="Arial"/>
-                <w:lang w:val="es-ES"/>
-              </w:rPr>
-            </w:pPr>
+              <w:jc w:val="center"/>
+              <w:rPr>
+                <w:rFonts w:ascii="Arial" w:hAnsi="Arial" w:cs="Arial"/>
+                <w:lang w:val="es-ES"/>
+              </w:rPr>
+            </w:pPr>
+          </w:p>
+          <w:p>
+            <w:pPr>
+              <w:jc w:val="center"/>
+              <w:rPr>
+                <w:rFonts w:ascii="Arial" w:hAnsi="Arial" w:cs="Arial"/>
+                <w:lang w:val="es-ES"/>
+              </w:rPr>
+            </w:pPr>
+            <w:r>
+              <w:rPr>
+                <w:rFonts w:ascii="Arial" w:hAnsi="Arial" w:cs="Arial"/>
+                <w:lang w:val="es-ES"/>
+              </w:rPr>
+              <w:t>RF-09</w:t>
+            </w:r>
           </w:p>
         </w:tc>
         <w:tc>
@@ -1162,11 +1535,27 @@
           </w:tcPr>
           <w:p>
             <w:pPr>
-              <w:rPr>
-                <w:rFonts w:ascii="Arial" w:hAnsi="Arial" w:cs="Arial"/>
-                <w:lang w:val="es-ES"/>
-              </w:rPr>
-            </w:pPr>
+              <w:jc w:val="center"/>
+              <w:rPr>
+                <w:rFonts w:ascii="Arial" w:hAnsi="Arial" w:cs="Arial"/>
+                <w:lang w:val="es-ES"/>
+              </w:rPr>
+            </w:pPr>
+            <w:r>
+              <w:rPr>
+                <w:rFonts w:ascii="Arial" w:hAnsi="Arial" w:cs="Arial"/>
+                <w:lang w:val="es-ES"/>
+              </w:rPr>
+              <w:t xml:space="preserve">El sistema debe permitir al estudiante descargar los </w:t>
+            </w:r>
+            <w:r>
+              <w:rPr>
+                <w:rFonts w:ascii="Arial" w:hAnsi="Arial" w:cs="Arial"/>
+                <w:lang w:val="es-ES"/>
+              </w:rPr>
+              <w:lastRenderedPageBreak/>
+              <w:t>certificados generados.</w:t>
+            </w:r>
           </w:p>
         </w:tc>
         <w:tc>
@@ -1175,11 +1564,28 @@
           </w:tcPr>
           <w:p>
             <w:pPr>
-              <w:rPr>
-                <w:rFonts w:ascii="Arial" w:hAnsi="Arial" w:cs="Arial"/>
-                <w:lang w:val="es-ES"/>
-              </w:rPr>
-            </w:pPr>
+              <w:jc w:val="center"/>
+              <w:rPr>
+                <w:rFonts w:ascii="Arial" w:hAnsi="Arial" w:cs="Arial"/>
+                <w:lang w:val="es-ES"/>
+              </w:rPr>
+            </w:pPr>
+          </w:p>
+          <w:p>
+            <w:pPr>
+              <w:jc w:val="center"/>
+              <w:rPr>
+                <w:rFonts w:ascii="Arial" w:hAnsi="Arial" w:cs="Arial"/>
+                <w:lang w:val="es-ES"/>
+              </w:rPr>
+            </w:pPr>
+            <w:r>
+              <w:rPr>
+                <w:rFonts w:ascii="Arial" w:hAnsi="Arial" w:cs="Arial"/>
+                <w:lang w:val="es-ES"/>
+              </w:rPr>
+              <w:t>Funcional</w:t>
+            </w:r>
           </w:p>
         </w:tc>
         <w:tc>
@@ -1188,11 +1594,28 @@
           </w:tcPr>
           <w:p>
             <w:pPr>
-              <w:rPr>
-                <w:rFonts w:ascii="Arial" w:hAnsi="Arial" w:cs="Arial"/>
-                <w:lang w:val="es-ES"/>
-              </w:rPr>
-            </w:pPr>
+              <w:jc w:val="center"/>
+              <w:rPr>
+                <w:rFonts w:ascii="Arial" w:hAnsi="Arial" w:cs="Arial"/>
+                <w:lang w:val="es-ES"/>
+              </w:rPr>
+            </w:pPr>
+          </w:p>
+          <w:p>
+            <w:pPr>
+              <w:jc w:val="center"/>
+              <w:rPr>
+                <w:rFonts w:ascii="Arial" w:hAnsi="Arial" w:cs="Arial"/>
+                <w:lang w:val="es-ES"/>
+              </w:rPr>
+            </w:pPr>
+            <w:r>
+              <w:rPr>
+                <w:rFonts w:ascii="Arial" w:hAnsi="Arial" w:cs="Arial"/>
+                <w:lang w:val="es-ES"/>
+              </w:rPr>
+              <w:t>Alta</w:t>
+            </w:r>
           </w:p>
         </w:tc>
         <w:tc>
@@ -1201,11 +1624,19 @@
           </w:tcPr>
           <w:p>
             <w:pPr>
-              <w:rPr>
-                <w:rFonts w:ascii="Arial" w:hAnsi="Arial" w:cs="Arial"/>
-                <w:lang w:val="es-ES"/>
-              </w:rPr>
-            </w:pPr>
+              <w:jc w:val="center"/>
+              <w:rPr>
+                <w:rFonts w:ascii="Arial" w:hAnsi="Arial" w:cs="Arial"/>
+                <w:lang w:val="es-ES"/>
+              </w:rPr>
+            </w:pPr>
+            <w:r>
+              <w:rPr>
+                <w:rFonts w:ascii="Arial" w:hAnsi="Arial" w:cs="Arial"/>
+                <w:lang w:val="es-ES"/>
+              </w:rPr>
+              <w:t>El estudiante debe tener sesión activa y que el documento ya se halla generado.</w:t>
+            </w:r>
           </w:p>
         </w:tc>
       </w:tr>
@@ -1216,11 +1647,37 @@
           </w:tcPr>
           <w:p>
             <w:pPr>
-              <w:rPr>
-                <w:rFonts w:ascii="Arial" w:hAnsi="Arial" w:cs="Arial"/>
-                <w:lang w:val="es-ES"/>
-              </w:rPr>
-            </w:pPr>
+              <w:jc w:val="center"/>
+              <w:rPr>
+                <w:rFonts w:ascii="Arial" w:hAnsi="Arial" w:cs="Arial"/>
+                <w:lang w:val="es-ES"/>
+              </w:rPr>
+            </w:pPr>
+          </w:p>
+          <w:p>
+            <w:pPr>
+              <w:jc w:val="center"/>
+              <w:rPr>
+                <w:rFonts w:ascii="Arial" w:hAnsi="Arial" w:cs="Arial"/>
+                <w:lang w:val="es-ES"/>
+              </w:rPr>
+            </w:pPr>
+          </w:p>
+          <w:p>
+            <w:pPr>
+              <w:jc w:val="center"/>
+              <w:rPr>
+                <w:rFonts w:ascii="Arial" w:hAnsi="Arial" w:cs="Arial"/>
+                <w:lang w:val="es-ES"/>
+              </w:rPr>
+            </w:pPr>
+            <w:r>
+              <w:rPr>
+                <w:rFonts w:ascii="Arial" w:hAnsi="Arial" w:cs="Arial"/>
+                <w:lang w:val="es-ES"/>
+              </w:rPr>
+              <w:t>RF-10</w:t>
+            </w:r>
           </w:p>
         </w:tc>
         <w:tc>
@@ -1229,11 +1686,28 @@
           </w:tcPr>
           <w:p>
             <w:pPr>
-              <w:rPr>
-                <w:rFonts w:ascii="Arial" w:hAnsi="Arial" w:cs="Arial"/>
-                <w:lang w:val="es-ES"/>
-              </w:rPr>
-            </w:pPr>
+              <w:jc w:val="center"/>
+              <w:rPr>
+                <w:rFonts w:ascii="Arial" w:hAnsi="Arial" w:cs="Arial"/>
+                <w:lang w:val="es-ES"/>
+              </w:rPr>
+            </w:pPr>
+          </w:p>
+          <w:p>
+            <w:pPr>
+              <w:jc w:val="center"/>
+              <w:rPr>
+                <w:rFonts w:ascii="Arial" w:hAnsi="Arial" w:cs="Arial"/>
+                <w:lang w:val="es-ES"/>
+              </w:rPr>
+            </w:pPr>
+            <w:r>
+              <w:rPr>
+                <w:rFonts w:ascii="Arial" w:hAnsi="Arial" w:cs="Arial"/>
+                <w:lang w:val="es-ES"/>
+              </w:rPr>
+              <w:t>El sistema debe permitir que el estudiante cancele solicitudes.</w:t>
+            </w:r>
           </w:p>
         </w:tc>
         <w:tc>
@@ -1242,11 +1716,37 @@
           </w:tcPr>
           <w:p>
             <w:pPr>
-              <w:rPr>
-                <w:rFonts w:ascii="Arial" w:hAnsi="Arial" w:cs="Arial"/>
-                <w:lang w:val="es-ES"/>
-              </w:rPr>
-            </w:pPr>
+              <w:jc w:val="center"/>
+              <w:rPr>
+                <w:rFonts w:ascii="Arial" w:hAnsi="Arial" w:cs="Arial"/>
+                <w:lang w:val="es-ES"/>
+              </w:rPr>
+            </w:pPr>
+          </w:p>
+          <w:p>
+            <w:pPr>
+              <w:jc w:val="center"/>
+              <w:rPr>
+                <w:rFonts w:ascii="Arial" w:hAnsi="Arial" w:cs="Arial"/>
+                <w:lang w:val="es-ES"/>
+              </w:rPr>
+            </w:pPr>
+          </w:p>
+          <w:p>
+            <w:pPr>
+              <w:jc w:val="center"/>
+              <w:rPr>
+                <w:rFonts w:ascii="Arial" w:hAnsi="Arial" w:cs="Arial"/>
+                <w:lang w:val="es-ES"/>
+              </w:rPr>
+            </w:pPr>
+            <w:r>
+              <w:rPr>
+                <w:rFonts w:ascii="Arial" w:hAnsi="Arial" w:cs="Arial"/>
+                <w:lang w:val="es-ES"/>
+              </w:rPr>
+              <w:t>Funcional</w:t>
+            </w:r>
           </w:p>
         </w:tc>
         <w:tc>
@@ -1255,11 +1755,36 @@
           </w:tcPr>
           <w:p>
             <w:pPr>
-              <w:rPr>
-                <w:rFonts w:ascii="Arial" w:hAnsi="Arial" w:cs="Arial"/>
-                <w:lang w:val="es-ES"/>
-              </w:rPr>
-            </w:pPr>
+              <w:jc w:val="center"/>
+              <w:rPr>
+                <w:rFonts w:ascii="Arial" w:hAnsi="Arial" w:cs="Arial"/>
+                <w:lang w:val="es-ES"/>
+              </w:rPr>
+            </w:pPr>
+          </w:p>
+          <w:p>
+            <w:pPr>
+              <w:rPr>
+                <w:rFonts w:ascii="Arial" w:hAnsi="Arial" w:cs="Arial"/>
+                <w:lang w:val="es-ES"/>
+              </w:rPr>
+            </w:pPr>
+          </w:p>
+          <w:p>
+            <w:pPr>
+              <w:jc w:val="center"/>
+              <w:rPr>
+                <w:rFonts w:ascii="Arial" w:hAnsi="Arial" w:cs="Arial"/>
+                <w:lang w:val="es-ES"/>
+              </w:rPr>
+            </w:pPr>
+            <w:r>
+              <w:rPr>
+                <w:rFonts w:ascii="Arial" w:hAnsi="Arial" w:cs="Arial"/>
+                <w:lang w:val="es-ES"/>
+              </w:rPr>
+              <w:t>Alta</w:t>
+            </w:r>
           </w:p>
         </w:tc>
         <w:tc>
@@ -1268,11 +1793,19 @@
           </w:tcPr>
           <w:p>
             <w:pPr>
-              <w:rPr>
-                <w:rFonts w:ascii="Arial" w:hAnsi="Arial" w:cs="Arial"/>
-                <w:lang w:val="es-ES"/>
-              </w:rPr>
-            </w:pPr>
+              <w:jc w:val="center"/>
+              <w:rPr>
+                <w:rFonts w:ascii="Arial" w:hAnsi="Arial" w:cs="Arial"/>
+                <w:lang w:val="es-ES"/>
+              </w:rPr>
+            </w:pPr>
+            <w:r>
+              <w:rPr>
+                <w:rFonts w:ascii="Arial" w:hAnsi="Arial" w:cs="Arial"/>
+                <w:lang w:val="es-ES"/>
+              </w:rPr>
+              <w:t>El estudiante debe tener sesión activa, debe existir la solicitud que quiere cancelar y la solicitud no debe estar ya respondida.</w:t>
+            </w:r>
           </w:p>
         </w:tc>
       </w:tr>
@@ -1283,11 +1816,36 @@
           </w:tcPr>
           <w:p>
             <w:pPr>
-              <w:rPr>
-                <w:rFonts w:ascii="Arial" w:hAnsi="Arial" w:cs="Arial"/>
-                <w:lang w:val="es-ES"/>
-              </w:rPr>
-            </w:pPr>
+              <w:jc w:val="center"/>
+              <w:rPr>
+                <w:rFonts w:ascii="Arial" w:hAnsi="Arial" w:cs="Arial"/>
+                <w:lang w:val="es-ES"/>
+              </w:rPr>
+            </w:pPr>
+          </w:p>
+          <w:p>
+            <w:pPr>
+              <w:rPr>
+                <w:rFonts w:ascii="Arial" w:hAnsi="Arial" w:cs="Arial"/>
+                <w:lang w:val="es-ES"/>
+              </w:rPr>
+            </w:pPr>
+          </w:p>
+          <w:p>
+            <w:pPr>
+              <w:jc w:val="center"/>
+              <w:rPr>
+                <w:rFonts w:ascii="Arial" w:hAnsi="Arial" w:cs="Arial"/>
+                <w:lang w:val="es-ES"/>
+              </w:rPr>
+            </w:pPr>
+            <w:r>
+              <w:rPr>
+                <w:rFonts w:ascii="Arial" w:hAnsi="Arial" w:cs="Arial"/>
+                <w:lang w:val="es-ES"/>
+              </w:rPr>
+              <w:t>RF-11</w:t>
+            </w:r>
           </w:p>
         </w:tc>
         <w:tc>
@@ -1296,11 +1854,19 @@
           </w:tcPr>
           <w:p>
             <w:pPr>
-              <w:rPr>
-                <w:rFonts w:ascii="Arial" w:hAnsi="Arial" w:cs="Arial"/>
-                <w:lang w:val="es-ES"/>
-              </w:rPr>
-            </w:pPr>
+              <w:jc w:val="center"/>
+              <w:rPr>
+                <w:rFonts w:ascii="Arial" w:hAnsi="Arial" w:cs="Arial"/>
+                <w:lang w:val="es-ES"/>
+              </w:rPr>
+            </w:pPr>
+            <w:r>
+              <w:rPr>
+                <w:rFonts w:ascii="Arial" w:hAnsi="Arial" w:cs="Arial"/>
+                <w:lang w:val="es-ES"/>
+              </w:rPr>
+              <w:t>El sistema debe permitir que el estudiante actualicé su información personal.</w:t>
+            </w:r>
           </w:p>
         </w:tc>
         <w:tc>
@@ -1309,6 +1875,50 @@
           </w:tcPr>
           <w:p>
             <w:pPr>
+              <w:jc w:val="center"/>
+              <w:rPr>
+                <w:rFonts w:ascii="Arial" w:hAnsi="Arial" w:cs="Arial"/>
+                <w:lang w:val="es-ES"/>
+              </w:rPr>
+            </w:pPr>
+          </w:p>
+          <w:p>
+            <w:pPr>
+              <w:jc w:val="center"/>
+              <w:rPr>
+                <w:rFonts w:ascii="Arial" w:hAnsi="Arial" w:cs="Arial"/>
+                <w:lang w:val="es-ES"/>
+              </w:rPr>
+            </w:pPr>
+          </w:p>
+          <w:p>
+            <w:pPr>
+              <w:jc w:val="center"/>
+              <w:rPr>
+                <w:rFonts w:ascii="Arial" w:hAnsi="Arial" w:cs="Arial"/>
+                <w:lang w:val="es-ES"/>
+              </w:rPr>
+            </w:pPr>
+            <w:r>
+              <w:rPr>
+                <w:rFonts w:ascii="Arial" w:hAnsi="Arial" w:cs="Arial"/>
+                <w:lang w:val="es-ES"/>
+              </w:rPr>
+              <w:t>Funcional</w:t>
+            </w:r>
+          </w:p>
+          <w:p>
+            <w:pPr>
+              <w:jc w:val="center"/>
+              <w:rPr>
+                <w:rFonts w:ascii="Arial" w:hAnsi="Arial" w:cs="Arial"/>
+                <w:lang w:val="es-ES"/>
+              </w:rPr>
+            </w:pPr>
+          </w:p>
+          <w:p>
+            <w:pPr>
+              <w:jc w:val="center"/>
               <w:rPr>
                 <w:rFonts w:ascii="Arial" w:hAnsi="Arial" w:cs="Arial"/>
                 <w:lang w:val="es-ES"/>
@@ -1322,11 +1932,37 @@
           </w:tcPr>
           <w:p>
             <w:pPr>
-              <w:rPr>
-                <w:rFonts w:ascii="Arial" w:hAnsi="Arial" w:cs="Arial"/>
-                <w:lang w:val="es-ES"/>
-              </w:rPr>
-            </w:pPr>
+              <w:jc w:val="center"/>
+              <w:rPr>
+                <w:rFonts w:ascii="Arial" w:hAnsi="Arial" w:cs="Arial"/>
+                <w:lang w:val="es-ES"/>
+              </w:rPr>
+            </w:pPr>
+          </w:p>
+          <w:p>
+            <w:pPr>
+              <w:jc w:val="center"/>
+              <w:rPr>
+                <w:rFonts w:ascii="Arial" w:hAnsi="Arial" w:cs="Arial"/>
+                <w:lang w:val="es-ES"/>
+              </w:rPr>
+            </w:pPr>
+          </w:p>
+          <w:p>
+            <w:pPr>
+              <w:jc w:val="center"/>
+              <w:rPr>
+                <w:rFonts w:ascii="Arial" w:hAnsi="Arial" w:cs="Arial"/>
+                <w:lang w:val="es-ES"/>
+              </w:rPr>
+            </w:pPr>
+            <w:r>
+              <w:rPr>
+                <w:rFonts w:ascii="Arial" w:hAnsi="Arial" w:cs="Arial"/>
+                <w:lang w:val="es-ES"/>
+              </w:rPr>
+              <w:t>Media</w:t>
+            </w:r>
           </w:p>
         </w:tc>
         <w:tc>
@@ -1335,11 +1971,28 @@
           </w:tcPr>
           <w:p>
             <w:pPr>
-              <w:rPr>
-                <w:rFonts w:ascii="Arial" w:hAnsi="Arial" w:cs="Arial"/>
-                <w:lang w:val="es-ES"/>
-              </w:rPr>
-            </w:pPr>
+              <w:jc w:val="center"/>
+              <w:rPr>
+                <w:rFonts w:ascii="Arial" w:hAnsi="Arial" w:cs="Arial"/>
+                <w:lang w:val="es-ES"/>
+              </w:rPr>
+            </w:pPr>
+          </w:p>
+          <w:p>
+            <w:pPr>
+              <w:jc w:val="center"/>
+              <w:rPr>
+                <w:rFonts w:ascii="Arial" w:hAnsi="Arial" w:cs="Arial"/>
+                <w:lang w:val="es-ES"/>
+              </w:rPr>
+            </w:pPr>
+            <w:r>
+              <w:rPr>
+                <w:rFonts w:ascii="Arial" w:hAnsi="Arial" w:cs="Arial"/>
+                <w:lang w:val="es-ES"/>
+              </w:rPr>
+              <w:t>El estudiante debe tener sesión activa y el sistema debe verificar la información nueva que se modificará la anterior.</w:t>
+            </w:r>
           </w:p>
         </w:tc>
       </w:tr>
@@ -1350,11 +2003,46 @@
           </w:tcPr>
           <w:p>
             <w:pPr>
-              <w:rPr>
-                <w:rFonts w:ascii="Arial" w:hAnsi="Arial" w:cs="Arial"/>
-                <w:lang w:val="es-ES"/>
-              </w:rPr>
-            </w:pPr>
+              <w:jc w:val="center"/>
+              <w:rPr>
+                <w:rFonts w:ascii="Arial" w:hAnsi="Arial" w:cs="Arial"/>
+                <w:lang w:val="es-ES"/>
+              </w:rPr>
+            </w:pPr>
+          </w:p>
+          <w:p>
+            <w:pPr>
+              <w:jc w:val="center"/>
+              <w:rPr>
+                <w:rFonts w:ascii="Arial" w:hAnsi="Arial" w:cs="Arial"/>
+                <w:lang w:val="es-ES"/>
+              </w:rPr>
+            </w:pPr>
+          </w:p>
+          <w:p>
+            <w:pPr>
+              <w:jc w:val="center"/>
+              <w:rPr>
+                <w:rFonts w:ascii="Arial" w:hAnsi="Arial" w:cs="Arial"/>
+                <w:lang w:val="es-ES"/>
+              </w:rPr>
+            </w:pPr>
+          </w:p>
+          <w:p>
+            <w:pPr>
+              <w:jc w:val="center"/>
+              <w:rPr>
+                <w:rFonts w:ascii="Arial" w:hAnsi="Arial" w:cs="Arial"/>
+                <w:lang w:val="es-ES"/>
+              </w:rPr>
+            </w:pPr>
+            <w:r>
+              <w:rPr>
+                <w:rFonts w:ascii="Arial" w:hAnsi="Arial" w:cs="Arial"/>
+                <w:lang w:val="es-ES"/>
+              </w:rPr>
+              <w:t>RF-12</w:t>
+            </w:r>
           </w:p>
         </w:tc>
         <w:tc>
@@ -1363,11 +2051,19 @@
           </w:tcPr>
           <w:p>
             <w:pPr>
-              <w:rPr>
-                <w:rFonts w:ascii="Arial" w:hAnsi="Arial" w:cs="Arial"/>
-                <w:lang w:val="es-ES"/>
-              </w:rPr>
-            </w:pPr>
+              <w:jc w:val="center"/>
+              <w:rPr>
+                <w:rFonts w:ascii="Arial" w:hAnsi="Arial" w:cs="Arial"/>
+                <w:lang w:val="es-ES"/>
+              </w:rPr>
+            </w:pPr>
+            <w:r>
+              <w:rPr>
+                <w:rFonts w:ascii="Arial" w:hAnsi="Arial" w:cs="Arial"/>
+                <w:lang w:val="es-ES"/>
+              </w:rPr>
+              <w:t>El sistema debe permitir que el estudiante acepte términos y condiciones, cookies y derechos del sistema.</w:t>
+            </w:r>
           </w:p>
         </w:tc>
         <w:tc>
@@ -1376,11 +2072,46 @@
           </w:tcPr>
           <w:p>
             <w:pPr>
-              <w:rPr>
-                <w:rFonts w:ascii="Arial" w:hAnsi="Arial" w:cs="Arial"/>
-                <w:lang w:val="es-ES"/>
-              </w:rPr>
-            </w:pPr>
+              <w:jc w:val="center"/>
+              <w:rPr>
+                <w:rFonts w:ascii="Arial" w:hAnsi="Arial" w:cs="Arial"/>
+                <w:lang w:val="es-ES"/>
+              </w:rPr>
+            </w:pPr>
+          </w:p>
+          <w:p>
+            <w:pPr>
+              <w:jc w:val="center"/>
+              <w:rPr>
+                <w:rFonts w:ascii="Arial" w:hAnsi="Arial" w:cs="Arial"/>
+                <w:lang w:val="es-ES"/>
+              </w:rPr>
+            </w:pPr>
+          </w:p>
+          <w:p>
+            <w:pPr>
+              <w:jc w:val="center"/>
+              <w:rPr>
+                <w:rFonts w:ascii="Arial" w:hAnsi="Arial" w:cs="Arial"/>
+                <w:lang w:val="es-ES"/>
+              </w:rPr>
+            </w:pPr>
+          </w:p>
+          <w:p>
+            <w:pPr>
+              <w:jc w:val="center"/>
+              <w:rPr>
+                <w:rFonts w:ascii="Arial" w:hAnsi="Arial" w:cs="Arial"/>
+                <w:lang w:val="es-ES"/>
+              </w:rPr>
+            </w:pPr>
+            <w:r>
+              <w:rPr>
+                <w:rFonts w:ascii="Arial" w:hAnsi="Arial" w:cs="Arial"/>
+                <w:lang w:val="es-ES"/>
+              </w:rPr>
+              <w:t>Funcional</w:t>
+            </w:r>
           </w:p>
         </w:tc>
         <w:tc>
@@ -1389,11 +2120,46 @@
           </w:tcPr>
           <w:p>
             <w:pPr>
-              <w:rPr>
-                <w:rFonts w:ascii="Arial" w:hAnsi="Arial" w:cs="Arial"/>
-                <w:lang w:val="es-ES"/>
-              </w:rPr>
-            </w:pPr>
+              <w:jc w:val="center"/>
+              <w:rPr>
+                <w:rFonts w:ascii="Arial" w:hAnsi="Arial" w:cs="Arial"/>
+                <w:lang w:val="es-ES"/>
+              </w:rPr>
+            </w:pPr>
+          </w:p>
+          <w:p>
+            <w:pPr>
+              <w:jc w:val="center"/>
+              <w:rPr>
+                <w:rFonts w:ascii="Arial" w:hAnsi="Arial" w:cs="Arial"/>
+                <w:lang w:val="es-ES"/>
+              </w:rPr>
+            </w:pPr>
+          </w:p>
+          <w:p>
+            <w:pPr>
+              <w:jc w:val="center"/>
+              <w:rPr>
+                <w:rFonts w:ascii="Arial" w:hAnsi="Arial" w:cs="Arial"/>
+                <w:lang w:val="es-ES"/>
+              </w:rPr>
+            </w:pPr>
+          </w:p>
+          <w:p>
+            <w:pPr>
+              <w:jc w:val="center"/>
+              <w:rPr>
+                <w:rFonts w:ascii="Arial" w:hAnsi="Arial" w:cs="Arial"/>
+                <w:lang w:val="es-ES"/>
+              </w:rPr>
+            </w:pPr>
+            <w:r>
+              <w:rPr>
+                <w:rFonts w:ascii="Arial" w:hAnsi="Arial" w:cs="Arial"/>
+                <w:lang w:val="es-ES"/>
+              </w:rPr>
+              <w:t>Alta</w:t>
+            </w:r>
           </w:p>
         </w:tc>
         <w:tc>
@@ -1402,11 +2168,53 @@
           </w:tcPr>
           <w:p>
             <w:pPr>
-              <w:rPr>
-                <w:rFonts w:ascii="Arial" w:hAnsi="Arial" w:cs="Arial"/>
-                <w:lang w:val="es-ES"/>
-              </w:rPr>
-            </w:pPr>
+              <w:jc w:val="center"/>
+              <w:rPr>
+                <w:rFonts w:ascii="Arial" w:hAnsi="Arial" w:cs="Arial"/>
+                <w:lang w:val="es-ES"/>
+              </w:rPr>
+            </w:pPr>
+          </w:p>
+          <w:p>
+            <w:pPr>
+              <w:jc w:val="center"/>
+              <w:rPr>
+                <w:rFonts w:ascii="Arial" w:hAnsi="Arial" w:cs="Arial"/>
+                <w:lang w:val="es-ES"/>
+              </w:rPr>
+            </w:pPr>
+          </w:p>
+          <w:p>
+            <w:pPr>
+              <w:jc w:val="center"/>
+              <w:rPr>
+                <w:rFonts w:ascii="Arial" w:hAnsi="Arial" w:cs="Arial"/>
+                <w:lang w:val="es-ES"/>
+              </w:rPr>
+            </w:pPr>
+            <w:r>
+              <w:rPr>
+                <w:rFonts w:ascii="Arial" w:hAnsi="Arial" w:cs="Arial"/>
+                <w:lang w:val="es-ES"/>
+              </w:rPr>
+              <w:t xml:space="preserve">El sistema debe mostrar los términos y condiciones, cookies y derechos del sistema con un </w:t>
+            </w:r>
+            <w:proofErr w:type="spellStart"/>
+            <w:r>
+              <w:rPr>
+                <w:rFonts w:ascii="Arial" w:hAnsi="Arial" w:cs="Arial"/>
+                <w:lang w:val="es-ES"/>
+              </w:rPr>
+              <w:t>checkbox</w:t>
+            </w:r>
+            <w:proofErr w:type="spellEnd"/>
+            <w:r>
+              <w:rPr>
+                <w:rFonts w:ascii="Arial" w:hAnsi="Arial" w:cs="Arial"/>
+                <w:lang w:val="es-ES"/>
+              </w:rPr>
+              <w:t>.</w:t>
+            </w:r>
           </w:p>
         </w:tc>
       </w:tr>
@@ -1417,11 +2225,28 @@
           </w:tcPr>
           <w:p>
             <w:pPr>
-              <w:rPr>
-                <w:rFonts w:ascii="Arial" w:hAnsi="Arial" w:cs="Arial"/>
-                <w:lang w:val="es-ES"/>
-              </w:rPr>
-            </w:pPr>
+              <w:jc w:val="center"/>
+              <w:rPr>
+                <w:rFonts w:ascii="Arial" w:hAnsi="Arial" w:cs="Arial"/>
+                <w:lang w:val="es-ES"/>
+              </w:rPr>
+            </w:pPr>
+          </w:p>
+          <w:p>
+            <w:pPr>
+              <w:jc w:val="center"/>
+              <w:rPr>
+                <w:rFonts w:ascii="Arial" w:hAnsi="Arial" w:cs="Arial"/>
+                <w:lang w:val="es-ES"/>
+              </w:rPr>
+            </w:pPr>
+            <w:r>
+              <w:rPr>
+                <w:rFonts w:ascii="Arial" w:hAnsi="Arial" w:cs="Arial"/>
+                <w:lang w:val="es-ES"/>
+              </w:rPr>
+              <w:t>RF-13</w:t>
+            </w:r>
           </w:p>
         </w:tc>
         <w:tc>
@@ -1430,11 +2255,19 @@
           </w:tcPr>
           <w:p>
             <w:pPr>
-              <w:rPr>
-                <w:rFonts w:ascii="Arial" w:hAnsi="Arial" w:cs="Arial"/>
-                <w:lang w:val="es-ES"/>
-              </w:rPr>
-            </w:pPr>
+              <w:jc w:val="center"/>
+              <w:rPr>
+                <w:rFonts w:ascii="Arial" w:hAnsi="Arial" w:cs="Arial"/>
+                <w:lang w:val="es-ES"/>
+              </w:rPr>
+            </w:pPr>
+            <w:r>
+              <w:rPr>
+                <w:rFonts w:ascii="Arial" w:hAnsi="Arial" w:cs="Arial"/>
+                <w:lang w:val="es-ES"/>
+              </w:rPr>
+              <w:t>El sistema debe permitir que el usuario consulte una solicitud.</w:t>
+            </w:r>
           </w:p>
         </w:tc>
         <w:tc>
@@ -1443,11 +2276,28 @@
           </w:tcPr>
           <w:p>
             <w:pPr>
-              <w:rPr>
-                <w:rFonts w:ascii="Arial" w:hAnsi="Arial" w:cs="Arial"/>
-                <w:lang w:val="es-ES"/>
-              </w:rPr>
-            </w:pPr>
+              <w:jc w:val="center"/>
+              <w:rPr>
+                <w:rFonts w:ascii="Arial" w:hAnsi="Arial" w:cs="Arial"/>
+                <w:lang w:val="es-ES"/>
+              </w:rPr>
+            </w:pPr>
+          </w:p>
+          <w:p>
+            <w:pPr>
+              <w:jc w:val="center"/>
+              <w:rPr>
+                <w:rFonts w:ascii="Arial" w:hAnsi="Arial" w:cs="Arial"/>
+                <w:lang w:val="es-ES"/>
+              </w:rPr>
+            </w:pPr>
+            <w:r>
+              <w:rPr>
+                <w:rFonts w:ascii="Arial" w:hAnsi="Arial" w:cs="Arial"/>
+                <w:lang w:val="es-ES"/>
+              </w:rPr>
+              <w:t>Funcional</w:t>
+            </w:r>
           </w:p>
         </w:tc>
         <w:tc>
@@ -1456,11 +2306,28 @@
           </w:tcPr>
           <w:p>
             <w:pPr>
-              <w:rPr>
-                <w:rFonts w:ascii="Arial" w:hAnsi="Arial" w:cs="Arial"/>
-                <w:lang w:val="es-ES"/>
-              </w:rPr>
-            </w:pPr>
+              <w:jc w:val="center"/>
+              <w:rPr>
+                <w:rFonts w:ascii="Arial" w:hAnsi="Arial" w:cs="Arial"/>
+                <w:lang w:val="es-ES"/>
+              </w:rPr>
+            </w:pPr>
+          </w:p>
+          <w:p>
+            <w:pPr>
+              <w:jc w:val="center"/>
+              <w:rPr>
+                <w:rFonts w:ascii="Arial" w:hAnsi="Arial" w:cs="Arial"/>
+                <w:lang w:val="es-ES"/>
+              </w:rPr>
+            </w:pPr>
+            <w:r>
+              <w:rPr>
+                <w:rFonts w:ascii="Arial" w:hAnsi="Arial" w:cs="Arial"/>
+                <w:lang w:val="es-ES"/>
+              </w:rPr>
+              <w:t>Alta</w:t>
+            </w:r>
           </w:p>
         </w:tc>
         <w:tc>
@@ -1469,11 +2336,19 @@
           </w:tcPr>
           <w:p>
             <w:pPr>
-              <w:rPr>
-                <w:rFonts w:ascii="Arial" w:hAnsi="Arial" w:cs="Arial"/>
-                <w:lang w:val="es-ES"/>
-              </w:rPr>
-            </w:pPr>
+              <w:jc w:val="center"/>
+              <w:rPr>
+                <w:rFonts w:ascii="Arial" w:hAnsi="Arial" w:cs="Arial"/>
+                <w:lang w:val="es-ES"/>
+              </w:rPr>
+            </w:pPr>
+            <w:r>
+              <w:rPr>
+                <w:rFonts w:ascii="Arial" w:hAnsi="Arial" w:cs="Arial"/>
+                <w:lang w:val="es-ES"/>
+              </w:rPr>
+              <w:t>El estudiante debe tener sesión activa y debe recibirse el ID de la solicitud.</w:t>
+            </w:r>
           </w:p>
         </w:tc>
       </w:tr>
@@ -1484,11 +2359,46 @@
           </w:tcPr>
           <w:p>
             <w:pPr>
-              <w:rPr>
-                <w:rFonts w:ascii="Arial" w:hAnsi="Arial" w:cs="Arial"/>
-                <w:lang w:val="es-ES"/>
-              </w:rPr>
-            </w:pPr>
+              <w:jc w:val="center"/>
+              <w:rPr>
+                <w:rFonts w:ascii="Arial" w:hAnsi="Arial" w:cs="Arial"/>
+                <w:lang w:val="es-ES"/>
+              </w:rPr>
+            </w:pPr>
+          </w:p>
+          <w:p>
+            <w:pPr>
+              <w:jc w:val="center"/>
+              <w:rPr>
+                <w:rFonts w:ascii="Arial" w:hAnsi="Arial" w:cs="Arial"/>
+                <w:lang w:val="es-ES"/>
+              </w:rPr>
+            </w:pPr>
+          </w:p>
+          <w:p>
+            <w:pPr>
+              <w:jc w:val="center"/>
+              <w:rPr>
+                <w:rFonts w:ascii="Arial" w:hAnsi="Arial" w:cs="Arial"/>
+                <w:lang w:val="es-ES"/>
+              </w:rPr>
+            </w:pPr>
+          </w:p>
+          <w:p>
+            <w:pPr>
+              <w:jc w:val="center"/>
+              <w:rPr>
+                <w:rFonts w:ascii="Arial" w:hAnsi="Arial" w:cs="Arial"/>
+                <w:lang w:val="es-ES"/>
+              </w:rPr>
+            </w:pPr>
+            <w:r>
+              <w:rPr>
+                <w:rFonts w:ascii="Arial" w:hAnsi="Arial" w:cs="Arial"/>
+                <w:lang w:val="es-ES"/>
+              </w:rPr>
+              <w:t>RF-14</w:t>
+            </w:r>
           </w:p>
         </w:tc>
         <w:tc>
@@ -1497,11 +2407,19 @@
           </w:tcPr>
           <w:p>
             <w:pPr>
-              <w:rPr>
-                <w:rFonts w:ascii="Arial" w:hAnsi="Arial" w:cs="Arial"/>
-                <w:lang w:val="es-ES"/>
-              </w:rPr>
-            </w:pPr>
+              <w:jc w:val="center"/>
+              <w:rPr>
+                <w:rFonts w:ascii="Arial" w:hAnsi="Arial" w:cs="Arial"/>
+                <w:lang w:val="es-ES"/>
+              </w:rPr>
+            </w:pPr>
+            <w:r>
+              <w:rPr>
+                <w:rFonts w:ascii="Arial" w:hAnsi="Arial" w:cs="Arial"/>
+                <w:lang w:val="es-ES"/>
+              </w:rPr>
+              <w:t>El sistema debe permitir al estudiante tener un dashboard principal con un resumen de sus movimientos en la cuenta.</w:t>
+            </w:r>
           </w:p>
         </w:tc>
         <w:tc>
@@ -1510,11 +2428,46 @@
           </w:tcPr>
           <w:p>
             <w:pPr>
-              <w:rPr>
-                <w:rFonts w:ascii="Arial" w:hAnsi="Arial" w:cs="Arial"/>
-                <w:lang w:val="es-ES"/>
-              </w:rPr>
-            </w:pPr>
+              <w:jc w:val="center"/>
+              <w:rPr>
+                <w:rFonts w:ascii="Arial" w:hAnsi="Arial" w:cs="Arial"/>
+                <w:lang w:val="es-ES"/>
+              </w:rPr>
+            </w:pPr>
+          </w:p>
+          <w:p>
+            <w:pPr>
+              <w:jc w:val="center"/>
+              <w:rPr>
+                <w:rFonts w:ascii="Arial" w:hAnsi="Arial" w:cs="Arial"/>
+                <w:lang w:val="es-ES"/>
+              </w:rPr>
+            </w:pPr>
+          </w:p>
+          <w:p>
+            <w:pPr>
+              <w:jc w:val="center"/>
+              <w:rPr>
+                <w:rFonts w:ascii="Arial" w:hAnsi="Arial" w:cs="Arial"/>
+                <w:lang w:val="es-ES"/>
+              </w:rPr>
+            </w:pPr>
+          </w:p>
+          <w:p>
+            <w:pPr>
+              <w:jc w:val="center"/>
+              <w:rPr>
+                <w:rFonts w:ascii="Arial" w:hAnsi="Arial" w:cs="Arial"/>
+                <w:lang w:val="es-ES"/>
+              </w:rPr>
+            </w:pPr>
+            <w:r>
+              <w:rPr>
+                <w:rFonts w:ascii="Arial" w:hAnsi="Arial" w:cs="Arial"/>
+                <w:lang w:val="es-ES"/>
+              </w:rPr>
+              <w:t>Funcional</w:t>
+            </w:r>
           </w:p>
         </w:tc>
         <w:tc>
@@ -1523,11 +2476,46 @@
           </w:tcPr>
           <w:p>
             <w:pPr>
-              <w:rPr>
-                <w:rFonts w:ascii="Arial" w:hAnsi="Arial" w:cs="Arial"/>
-                <w:lang w:val="es-ES"/>
-              </w:rPr>
-            </w:pPr>
+              <w:jc w:val="center"/>
+              <w:rPr>
+                <w:rFonts w:ascii="Arial" w:hAnsi="Arial" w:cs="Arial"/>
+                <w:lang w:val="es-ES"/>
+              </w:rPr>
+            </w:pPr>
+          </w:p>
+          <w:p>
+            <w:pPr>
+              <w:jc w:val="center"/>
+              <w:rPr>
+                <w:rFonts w:ascii="Arial" w:hAnsi="Arial" w:cs="Arial"/>
+                <w:lang w:val="es-ES"/>
+              </w:rPr>
+            </w:pPr>
+          </w:p>
+          <w:p>
+            <w:pPr>
+              <w:jc w:val="center"/>
+              <w:rPr>
+                <w:rFonts w:ascii="Arial" w:hAnsi="Arial" w:cs="Arial"/>
+                <w:lang w:val="es-ES"/>
+              </w:rPr>
+            </w:pPr>
+          </w:p>
+          <w:p>
+            <w:pPr>
+              <w:jc w:val="center"/>
+              <w:rPr>
+                <w:rFonts w:ascii="Arial" w:hAnsi="Arial" w:cs="Arial"/>
+                <w:lang w:val="es-ES"/>
+              </w:rPr>
+            </w:pPr>
+            <w:r>
+              <w:rPr>
+                <w:rFonts w:ascii="Arial" w:hAnsi="Arial" w:cs="Arial"/>
+                <w:lang w:val="es-ES"/>
+              </w:rPr>
+              <w:t>Media</w:t>
+            </w:r>
           </w:p>
         </w:tc>
         <w:tc>
@@ -1536,11 +2524,28 @@
           </w:tcPr>
           <w:p>
             <w:pPr>
-              <w:rPr>
-                <w:rFonts w:ascii="Arial" w:hAnsi="Arial" w:cs="Arial"/>
-                <w:lang w:val="es-ES"/>
-              </w:rPr>
-            </w:pPr>
+              <w:jc w:val="center"/>
+              <w:rPr>
+                <w:rFonts w:ascii="Arial" w:hAnsi="Arial" w:cs="Arial"/>
+                <w:lang w:val="es-ES"/>
+              </w:rPr>
+            </w:pPr>
+          </w:p>
+          <w:p>
+            <w:pPr>
+              <w:jc w:val="center"/>
+              <w:rPr>
+                <w:rFonts w:ascii="Arial" w:hAnsi="Arial" w:cs="Arial"/>
+                <w:lang w:val="es-ES"/>
+              </w:rPr>
+            </w:pPr>
+            <w:r>
+              <w:rPr>
+                <w:rFonts w:ascii="Arial" w:hAnsi="Arial" w:cs="Arial"/>
+                <w:lang w:val="es-ES"/>
+              </w:rPr>
+              <w:t>El estudiante debe tener sesión activa, y debe tener al menos un movimiento de cada tipo para que se pueda registrar en el dashboard y no aparezca nulo – vacío.</w:t>
+            </w:r>
           </w:p>
         </w:tc>
       </w:tr>
@@ -1551,6 +2556,41 @@
           </w:tcPr>
           <w:p>
             <w:pPr>
+              <w:jc w:val="center"/>
+              <w:rPr>
+                <w:rFonts w:ascii="Arial" w:hAnsi="Arial" w:cs="Arial"/>
+                <w:lang w:val="es-ES"/>
+              </w:rPr>
+            </w:pPr>
+          </w:p>
+          <w:p>
+            <w:pPr>
+              <w:jc w:val="center"/>
+              <w:rPr>
+                <w:rFonts w:ascii="Arial" w:hAnsi="Arial" w:cs="Arial"/>
+                <w:lang w:val="es-ES"/>
+              </w:rPr>
+            </w:pPr>
+          </w:p>
+          <w:p>
+            <w:pPr>
+              <w:jc w:val="center"/>
+              <w:rPr>
+                <w:rFonts w:ascii="Arial" w:hAnsi="Arial" w:cs="Arial"/>
+                <w:lang w:val="es-ES"/>
+              </w:rPr>
+            </w:pPr>
+            <w:r>
+              <w:rPr>
+                <w:rFonts w:ascii="Arial" w:hAnsi="Arial" w:cs="Arial"/>
+                <w:lang w:val="es-ES"/>
+              </w:rPr>
+              <w:t>RNF-01</w:t>
+            </w:r>
+          </w:p>
+          <w:p>
+            <w:pPr>
+              <w:jc w:val="center"/>
               <w:rPr>
                 <w:rFonts w:ascii="Arial" w:hAnsi="Arial" w:cs="Arial"/>
                 <w:lang w:val="es-ES"/>
@@ -1564,11 +2604,19 @@
           </w:tcPr>
           <w:p>
             <w:pPr>
-              <w:rPr>
-                <w:rFonts w:ascii="Arial" w:hAnsi="Arial" w:cs="Arial"/>
-                <w:lang w:val="es-ES"/>
-              </w:rPr>
-            </w:pPr>
+              <w:jc w:val="center"/>
+              <w:rPr>
+                <w:rFonts w:ascii="Arial" w:hAnsi="Arial" w:cs="Arial"/>
+                <w:lang w:val="es-ES"/>
+              </w:rPr>
+            </w:pPr>
+            <w:r>
+              <w:rPr>
+                <w:rFonts w:ascii="Arial" w:hAnsi="Arial" w:cs="Arial"/>
+                <w:lang w:val="es-ES"/>
+              </w:rPr>
+              <w:t>La base de datos del sistema debe estar preparada para manejar bastante información.</w:t>
+            </w:r>
           </w:p>
         </w:tc>
         <w:tc>
@@ -1577,11 +2625,37 @@
           </w:tcPr>
           <w:p>
             <w:pPr>
-              <w:rPr>
-                <w:rFonts w:ascii="Arial" w:hAnsi="Arial" w:cs="Arial"/>
-                <w:lang w:val="es-ES"/>
-              </w:rPr>
-            </w:pPr>
+              <w:jc w:val="center"/>
+              <w:rPr>
+                <w:rFonts w:ascii="Arial" w:hAnsi="Arial" w:cs="Arial"/>
+                <w:lang w:val="es-ES"/>
+              </w:rPr>
+            </w:pPr>
+          </w:p>
+          <w:p>
+            <w:pPr>
+              <w:jc w:val="center"/>
+              <w:rPr>
+                <w:rFonts w:ascii="Arial" w:hAnsi="Arial" w:cs="Arial"/>
+                <w:lang w:val="es-ES"/>
+              </w:rPr>
+            </w:pPr>
+          </w:p>
+          <w:p>
+            <w:pPr>
+              <w:jc w:val="center"/>
+              <w:rPr>
+                <w:rFonts w:ascii="Arial" w:hAnsi="Arial" w:cs="Arial"/>
+                <w:lang w:val="es-ES"/>
+              </w:rPr>
+            </w:pPr>
+            <w:r>
+              <w:rPr>
+                <w:rFonts w:ascii="Arial" w:hAnsi="Arial" w:cs="Arial"/>
+                <w:lang w:val="es-ES"/>
+              </w:rPr>
+              <w:t>No funcional</w:t>
+            </w:r>
           </w:p>
         </w:tc>
         <w:tc>
@@ -1590,11 +2664,37 @@
           </w:tcPr>
           <w:p>
             <w:pPr>
-              <w:rPr>
-                <w:rFonts w:ascii="Arial" w:hAnsi="Arial" w:cs="Arial"/>
-                <w:lang w:val="es-ES"/>
-              </w:rPr>
-            </w:pPr>
+              <w:jc w:val="center"/>
+              <w:rPr>
+                <w:rFonts w:ascii="Arial" w:hAnsi="Arial" w:cs="Arial"/>
+                <w:lang w:val="es-ES"/>
+              </w:rPr>
+            </w:pPr>
+          </w:p>
+          <w:p>
+            <w:pPr>
+              <w:jc w:val="center"/>
+              <w:rPr>
+                <w:rFonts w:ascii="Arial" w:hAnsi="Arial" w:cs="Arial"/>
+                <w:lang w:val="es-ES"/>
+              </w:rPr>
+            </w:pPr>
+          </w:p>
+          <w:p>
+            <w:pPr>
+              <w:jc w:val="center"/>
+              <w:rPr>
+                <w:rFonts w:ascii="Arial" w:hAnsi="Arial" w:cs="Arial"/>
+                <w:lang w:val="es-ES"/>
+              </w:rPr>
+            </w:pPr>
+            <w:r>
+              <w:rPr>
+                <w:rFonts w:ascii="Arial" w:hAnsi="Arial" w:cs="Arial"/>
+                <w:lang w:val="es-ES"/>
+              </w:rPr>
+              <w:t>Alta</w:t>
+            </w:r>
           </w:p>
         </w:tc>
         <w:tc>
@@ -1603,11 +2703,28 @@
           </w:tcPr>
           <w:p>
             <w:pPr>
-              <w:rPr>
-                <w:rFonts w:ascii="Arial" w:hAnsi="Arial" w:cs="Arial"/>
-                <w:lang w:val="es-ES"/>
-              </w:rPr>
-            </w:pPr>
+              <w:jc w:val="center"/>
+              <w:rPr>
+                <w:rFonts w:ascii="Arial" w:hAnsi="Arial" w:cs="Arial"/>
+                <w:lang w:val="es-ES"/>
+              </w:rPr>
+            </w:pPr>
+          </w:p>
+          <w:p>
+            <w:pPr>
+              <w:jc w:val="center"/>
+              <w:rPr>
+                <w:rFonts w:ascii="Arial" w:hAnsi="Arial" w:cs="Arial"/>
+                <w:lang w:val="es-ES"/>
+              </w:rPr>
+            </w:pPr>
+            <w:r>
+              <w:rPr>
+                <w:rFonts w:ascii="Arial" w:hAnsi="Arial" w:cs="Arial"/>
+                <w:lang w:val="es-ES"/>
+              </w:rPr>
+              <w:t>La base de datos debe estar creada con buenas prácticas de diseño e índices.</w:t>
+            </w:r>
           </w:p>
         </w:tc>
       </w:tr>
@@ -1618,11 +2735,46 @@
           </w:tcPr>
           <w:p>
             <w:pPr>
-              <w:rPr>
-                <w:rFonts w:ascii="Arial" w:hAnsi="Arial" w:cs="Arial"/>
-                <w:lang w:val="es-ES"/>
-              </w:rPr>
-            </w:pPr>
+              <w:jc w:val="center"/>
+              <w:rPr>
+                <w:rFonts w:ascii="Arial" w:hAnsi="Arial" w:cs="Arial"/>
+                <w:lang w:val="es-ES"/>
+              </w:rPr>
+            </w:pPr>
+          </w:p>
+          <w:p>
+            <w:pPr>
+              <w:jc w:val="center"/>
+              <w:rPr>
+                <w:rFonts w:ascii="Arial" w:hAnsi="Arial" w:cs="Arial"/>
+                <w:lang w:val="es-ES"/>
+              </w:rPr>
+            </w:pPr>
+          </w:p>
+          <w:p>
+            <w:pPr>
+              <w:jc w:val="center"/>
+              <w:rPr>
+                <w:rFonts w:ascii="Arial" w:hAnsi="Arial" w:cs="Arial"/>
+                <w:lang w:val="es-ES"/>
+              </w:rPr>
+            </w:pPr>
+          </w:p>
+          <w:p>
+            <w:pPr>
+              <w:jc w:val="center"/>
+              <w:rPr>
+                <w:rFonts w:ascii="Arial" w:hAnsi="Arial" w:cs="Arial"/>
+                <w:lang w:val="es-ES"/>
+              </w:rPr>
+            </w:pPr>
+            <w:r>
+              <w:rPr>
+                <w:rFonts w:ascii="Arial" w:hAnsi="Arial" w:cs="Arial"/>
+                <w:lang w:val="es-ES"/>
+              </w:rPr>
+              <w:t>RNF-02</w:t>
+            </w:r>
           </w:p>
         </w:tc>
         <w:tc>
@@ -1631,11 +2783,19 @@
           </w:tcPr>
           <w:p>
             <w:pPr>
-              <w:rPr>
-                <w:rFonts w:ascii="Arial" w:hAnsi="Arial" w:cs="Arial"/>
-                <w:lang w:val="es-ES"/>
-              </w:rPr>
-            </w:pPr>
+              <w:jc w:val="center"/>
+              <w:rPr>
+                <w:rFonts w:ascii="Arial" w:hAnsi="Arial" w:cs="Arial"/>
+                <w:lang w:val="es-ES"/>
+              </w:rPr>
+            </w:pPr>
+            <w:r>
+              <w:rPr>
+                <w:rFonts w:ascii="Arial" w:hAnsi="Arial" w:cs="Arial"/>
+                <w:lang w:val="es-ES"/>
+              </w:rPr>
+              <w:t>Los certificados deben generarse en formato PDF, diseñada la plantilla por los creadores del proyecto.</w:t>
+            </w:r>
           </w:p>
         </w:tc>
         <w:tc>
@@ -1644,11 +2804,46 @@
           </w:tcPr>
           <w:p>
             <w:pPr>
-              <w:rPr>
-                <w:rFonts w:ascii="Arial" w:hAnsi="Arial" w:cs="Arial"/>
-                <w:lang w:val="es-ES"/>
-              </w:rPr>
-            </w:pPr>
+              <w:jc w:val="center"/>
+              <w:rPr>
+                <w:rFonts w:ascii="Arial" w:hAnsi="Arial" w:cs="Arial"/>
+                <w:lang w:val="es-ES"/>
+              </w:rPr>
+            </w:pPr>
+          </w:p>
+          <w:p>
+            <w:pPr>
+              <w:jc w:val="center"/>
+              <w:rPr>
+                <w:rFonts w:ascii="Arial" w:hAnsi="Arial" w:cs="Arial"/>
+                <w:lang w:val="es-ES"/>
+              </w:rPr>
+            </w:pPr>
+          </w:p>
+          <w:p>
+            <w:pPr>
+              <w:jc w:val="center"/>
+              <w:rPr>
+                <w:rFonts w:ascii="Arial" w:hAnsi="Arial" w:cs="Arial"/>
+                <w:lang w:val="es-ES"/>
+              </w:rPr>
+            </w:pPr>
+          </w:p>
+          <w:p>
+            <w:pPr>
+              <w:jc w:val="center"/>
+              <w:rPr>
+                <w:rFonts w:ascii="Arial" w:hAnsi="Arial" w:cs="Arial"/>
+                <w:lang w:val="es-ES"/>
+              </w:rPr>
+            </w:pPr>
+            <w:r>
+              <w:rPr>
+                <w:rFonts w:ascii="Arial" w:hAnsi="Arial" w:cs="Arial"/>
+                <w:lang w:val="es-ES"/>
+              </w:rPr>
+              <w:t>No funcional</w:t>
+            </w:r>
           </w:p>
         </w:tc>
         <w:tc>
@@ -1657,11 +2852,46 @@
           </w:tcPr>
           <w:p>
             <w:pPr>
-              <w:rPr>
-                <w:rFonts w:ascii="Arial" w:hAnsi="Arial" w:cs="Arial"/>
-                <w:lang w:val="es-ES"/>
-              </w:rPr>
-            </w:pPr>
+              <w:jc w:val="center"/>
+              <w:rPr>
+                <w:rFonts w:ascii="Arial" w:hAnsi="Arial" w:cs="Arial"/>
+                <w:lang w:val="es-ES"/>
+              </w:rPr>
+            </w:pPr>
+          </w:p>
+          <w:p>
+            <w:pPr>
+              <w:jc w:val="center"/>
+              <w:rPr>
+                <w:rFonts w:ascii="Arial" w:hAnsi="Arial" w:cs="Arial"/>
+                <w:lang w:val="es-ES"/>
+              </w:rPr>
+            </w:pPr>
+          </w:p>
+          <w:p>
+            <w:pPr>
+              <w:jc w:val="center"/>
+              <w:rPr>
+                <w:rFonts w:ascii="Arial" w:hAnsi="Arial" w:cs="Arial"/>
+                <w:lang w:val="es-ES"/>
+              </w:rPr>
+            </w:pPr>
+          </w:p>
+          <w:p>
+            <w:pPr>
+              <w:jc w:val="center"/>
+              <w:rPr>
+                <w:rFonts w:ascii="Arial" w:hAnsi="Arial" w:cs="Arial"/>
+                <w:lang w:val="es-ES"/>
+              </w:rPr>
+            </w:pPr>
+            <w:r>
+              <w:rPr>
+                <w:rFonts w:ascii="Arial" w:hAnsi="Arial" w:cs="Arial"/>
+                <w:lang w:val="es-ES"/>
+              </w:rPr>
+              <w:t>Media</w:t>
+            </w:r>
           </w:p>
         </w:tc>
         <w:tc>
@@ -1670,11 +2900,28 @@
           </w:tcPr>
           <w:p>
             <w:pPr>
-              <w:rPr>
-                <w:rFonts w:ascii="Arial" w:hAnsi="Arial" w:cs="Arial"/>
-                <w:lang w:val="es-ES"/>
-              </w:rPr>
-            </w:pPr>
+              <w:jc w:val="center"/>
+              <w:rPr>
+                <w:rFonts w:ascii="Arial" w:hAnsi="Arial" w:cs="Arial"/>
+                <w:lang w:val="es-ES"/>
+              </w:rPr>
+            </w:pPr>
+          </w:p>
+          <w:p>
+            <w:pPr>
+              <w:jc w:val="center"/>
+              <w:rPr>
+                <w:rFonts w:ascii="Arial" w:hAnsi="Arial" w:cs="Arial"/>
+                <w:lang w:val="es-ES"/>
+              </w:rPr>
+            </w:pPr>
+            <w:r>
+              <w:rPr>
+                <w:rFonts w:ascii="Arial" w:hAnsi="Arial" w:cs="Arial"/>
+                <w:lang w:val="es-ES"/>
+              </w:rPr>
+              <w:t>Se debe usar alguna librería o servicio que facilite la generación del PDF, y el PDF ya debe estar diseñado su diseño.</w:t>
+            </w:r>
           </w:p>
         </w:tc>
       </w:tr>
@@ -1685,11 +2932,28 @@
           </w:tcPr>
           <w:p>
             <w:pPr>
-              <w:rPr>
-                <w:rFonts w:ascii="Arial" w:hAnsi="Arial" w:cs="Arial"/>
-                <w:lang w:val="es-ES"/>
-              </w:rPr>
-            </w:pPr>
+              <w:jc w:val="center"/>
+              <w:rPr>
+                <w:rFonts w:ascii="Arial" w:hAnsi="Arial" w:cs="Arial"/>
+                <w:lang w:val="es-ES"/>
+              </w:rPr>
+            </w:pPr>
+          </w:p>
+          <w:p>
+            <w:pPr>
+              <w:jc w:val="center"/>
+              <w:rPr>
+                <w:rFonts w:ascii="Arial" w:hAnsi="Arial" w:cs="Arial"/>
+                <w:lang w:val="es-ES"/>
+              </w:rPr>
+            </w:pPr>
+            <w:r>
+              <w:rPr>
+                <w:rFonts w:ascii="Arial" w:hAnsi="Arial" w:cs="Arial"/>
+                <w:lang w:val="es-ES"/>
+              </w:rPr>
+              <w:t>RNF-03</w:t>
+            </w:r>
           </w:p>
         </w:tc>
         <w:tc>
@@ -1698,11 +2962,35 @@
           </w:tcPr>
           <w:p>
             <w:pPr>
-              <w:rPr>
-                <w:rFonts w:ascii="Arial" w:hAnsi="Arial" w:cs="Arial"/>
-                <w:lang w:val="es-ES"/>
-              </w:rPr>
-            </w:pPr>
+              <w:jc w:val="center"/>
+              <w:rPr>
+                <w:rFonts w:ascii="Arial" w:hAnsi="Arial" w:cs="Arial"/>
+                <w:lang w:val="es-ES"/>
+              </w:rPr>
+            </w:pPr>
+            <w:r>
+              <w:rPr>
+                <w:rFonts w:ascii="Arial" w:hAnsi="Arial" w:cs="Arial"/>
+                <w:lang w:val="es-ES"/>
+              </w:rPr>
+              <w:t xml:space="preserve">El sistema debe ser totalmente </w:t>
+            </w:r>
+            <w:proofErr w:type="spellStart"/>
+            <w:r>
+              <w:rPr>
+                <w:rFonts w:ascii="Arial" w:hAnsi="Arial" w:cs="Arial"/>
+                <w:lang w:val="es-ES"/>
+              </w:rPr>
+              <w:t>responsive</w:t>
+            </w:r>
+            <w:proofErr w:type="spellEnd"/>
+            <w:r>
+              <w:rPr>
+                <w:rFonts w:ascii="Arial" w:hAnsi="Arial" w:cs="Arial"/>
+                <w:lang w:val="es-ES"/>
+              </w:rPr>
+              <w:t>.</w:t>
+            </w:r>
           </w:p>
         </w:tc>
         <w:tc>
@@ -1711,6 +2999,31 @@
           </w:tcPr>
           <w:p>
             <w:pPr>
+              <w:jc w:val="center"/>
+              <w:rPr>
+                <w:rFonts w:ascii="Arial" w:hAnsi="Arial" w:cs="Arial"/>
+                <w:lang w:val="es-ES"/>
+              </w:rPr>
+            </w:pPr>
+          </w:p>
+          <w:p>
+            <w:pPr>
+              <w:jc w:val="center"/>
+              <w:rPr>
+                <w:rFonts w:ascii="Arial" w:hAnsi="Arial" w:cs="Arial"/>
+                <w:lang w:val="es-ES"/>
+              </w:rPr>
+            </w:pPr>
+            <w:r>
+              <w:rPr>
+                <w:rFonts w:ascii="Arial" w:hAnsi="Arial" w:cs="Arial"/>
+                <w:lang w:val="es-ES"/>
+              </w:rPr>
+              <w:t>No funcional</w:t>
+            </w:r>
+          </w:p>
+          <w:p>
+            <w:pPr>
               <w:rPr>
                 <w:rFonts w:ascii="Arial" w:hAnsi="Arial" w:cs="Arial"/>
                 <w:lang w:val="es-ES"/>
@@ -1724,11 +3037,28 @@
           </w:tcPr>
           <w:p>
             <w:pPr>
-              <w:rPr>
-                <w:rFonts w:ascii="Arial" w:hAnsi="Arial" w:cs="Arial"/>
-                <w:lang w:val="es-ES"/>
-              </w:rPr>
-            </w:pPr>
+              <w:jc w:val="center"/>
+              <w:rPr>
+                <w:rFonts w:ascii="Arial" w:hAnsi="Arial" w:cs="Arial"/>
+                <w:lang w:val="es-ES"/>
+              </w:rPr>
+            </w:pPr>
+          </w:p>
+          <w:p>
+            <w:pPr>
+              <w:jc w:val="center"/>
+              <w:rPr>
+                <w:rFonts w:ascii="Arial" w:hAnsi="Arial" w:cs="Arial"/>
+                <w:lang w:val="es-ES"/>
+              </w:rPr>
+            </w:pPr>
+            <w:r>
+              <w:rPr>
+                <w:rFonts w:ascii="Arial" w:hAnsi="Arial" w:cs="Arial"/>
+                <w:lang w:val="es-ES"/>
+              </w:rPr>
+              <w:t>Alta</w:t>
+            </w:r>
           </w:p>
         </w:tc>
         <w:tc>
@@ -1737,11 +3067,67 @@
           </w:tcPr>
           <w:p>
             <w:pPr>
-              <w:rPr>
-                <w:rFonts w:ascii="Arial" w:hAnsi="Arial" w:cs="Arial"/>
-                <w:lang w:val="es-ES"/>
-              </w:rPr>
-            </w:pPr>
+              <w:jc w:val="center"/>
+              <w:rPr>
+                <w:rFonts w:ascii="Arial" w:hAnsi="Arial" w:cs="Arial"/>
+                <w:lang w:val="es-ES"/>
+              </w:rPr>
+            </w:pPr>
+            <w:r>
+              <w:rPr>
+                <w:rFonts w:ascii="Arial" w:hAnsi="Arial" w:cs="Arial"/>
+                <w:lang w:val="es-ES"/>
+              </w:rPr>
+              <w:t xml:space="preserve">Usar </w:t>
+            </w:r>
+            <w:proofErr w:type="spellStart"/>
+            <w:r>
+              <w:rPr>
+                <w:rFonts w:ascii="Arial" w:hAnsi="Arial" w:cs="Arial"/>
+                <w:lang w:val="es-ES"/>
+              </w:rPr>
+              <w:t>JQuerys</w:t>
+            </w:r>
+            <w:proofErr w:type="spellEnd"/>
+            <w:r>
+              <w:rPr>
+                <w:rFonts w:ascii="Arial" w:hAnsi="Arial" w:cs="Arial"/>
+                <w:lang w:val="es-ES"/>
+              </w:rPr>
+              <w:t xml:space="preserve">, </w:t>
+            </w:r>
+            <w:proofErr w:type="spellStart"/>
+            <w:r>
+              <w:rPr>
+                <w:rFonts w:ascii="Arial" w:hAnsi="Arial" w:cs="Arial"/>
+                <w:lang w:val="es-ES"/>
+              </w:rPr>
+              <w:t>grid</w:t>
+            </w:r>
+            <w:proofErr w:type="spellEnd"/>
+            <w:r>
+              <w:rPr>
+                <w:rFonts w:ascii="Arial" w:hAnsi="Arial" w:cs="Arial"/>
+                <w:lang w:val="es-ES"/>
+              </w:rPr>
+              <w:t xml:space="preserve"> o </w:t>
+            </w:r>
+            <w:proofErr w:type="spellStart"/>
+            <w:r>
+              <w:rPr>
+                <w:rFonts w:ascii="Arial" w:hAnsi="Arial" w:cs="Arial"/>
+                <w:lang w:val="es-ES"/>
+              </w:rPr>
+              <w:t>flexbox</w:t>
+            </w:r>
+            <w:proofErr w:type="spellEnd"/>
+            <w:r>
+              <w:rPr>
+                <w:rFonts w:ascii="Arial" w:hAnsi="Arial" w:cs="Arial"/>
+                <w:lang w:val="es-ES"/>
+              </w:rPr>
+              <w:t xml:space="preserve"> en el diseño de la web.</w:t>
+            </w:r>
           </w:p>
         </w:tc>
       </w:tr>
@@ -1752,11 +3138,37 @@
           </w:tcPr>
           <w:p>
             <w:pPr>
-              <w:rPr>
-                <w:rFonts w:ascii="Arial" w:hAnsi="Arial" w:cs="Arial"/>
-                <w:lang w:val="es-ES"/>
-              </w:rPr>
-            </w:pPr>
+              <w:jc w:val="center"/>
+              <w:rPr>
+                <w:rFonts w:ascii="Arial" w:hAnsi="Arial" w:cs="Arial"/>
+                <w:lang w:val="es-ES"/>
+              </w:rPr>
+            </w:pPr>
+          </w:p>
+          <w:p>
+            <w:pPr>
+              <w:jc w:val="center"/>
+              <w:rPr>
+                <w:rFonts w:ascii="Arial" w:hAnsi="Arial" w:cs="Arial"/>
+                <w:lang w:val="es-ES"/>
+              </w:rPr>
+            </w:pPr>
+          </w:p>
+          <w:p>
+            <w:pPr>
+              <w:jc w:val="center"/>
+              <w:rPr>
+                <w:rFonts w:ascii="Arial" w:hAnsi="Arial" w:cs="Arial"/>
+                <w:lang w:val="es-ES"/>
+              </w:rPr>
+            </w:pPr>
+            <w:r>
+              <w:rPr>
+                <w:rFonts w:ascii="Arial" w:hAnsi="Arial" w:cs="Arial"/>
+                <w:lang w:val="es-ES"/>
+              </w:rPr>
+              <w:t>RNF-04</w:t>
+            </w:r>
           </w:p>
         </w:tc>
         <w:tc>
@@ -1765,11 +3177,20 @@
           </w:tcPr>
           <w:p>
             <w:pPr>
-              <w:rPr>
-                <w:rFonts w:ascii="Arial" w:hAnsi="Arial" w:cs="Arial"/>
-                <w:lang w:val="es-ES"/>
-              </w:rPr>
-            </w:pPr>
+              <w:jc w:val="center"/>
+              <w:rPr>
+                <w:rFonts w:ascii="Arial" w:hAnsi="Arial" w:cs="Arial"/>
+                <w:u w:val="single"/>
+                <w:lang w:val="es-ES"/>
+              </w:rPr>
+            </w:pPr>
+            <w:r>
+              <w:rPr>
+                <w:rFonts w:ascii="Arial" w:hAnsi="Arial" w:cs="Arial"/>
+                <w:lang w:val="es-ES"/>
+              </w:rPr>
+              <w:t>El sistema debe responder ante alguna solicitud u operación en un tiempo de 3 segundos.</w:t>
+            </w:r>
           </w:p>
         </w:tc>
         <w:tc>
@@ -1778,11 +3199,37 @@
           </w:tcPr>
           <w:p>
             <w:pPr>
-              <w:rPr>
-                <w:rFonts w:ascii="Arial" w:hAnsi="Arial" w:cs="Arial"/>
-                <w:lang w:val="es-ES"/>
-              </w:rPr>
-            </w:pPr>
+              <w:jc w:val="center"/>
+              <w:rPr>
+                <w:rFonts w:ascii="Arial" w:hAnsi="Arial" w:cs="Arial"/>
+                <w:lang w:val="es-ES"/>
+              </w:rPr>
+            </w:pPr>
+          </w:p>
+          <w:p>
+            <w:pPr>
+              <w:jc w:val="center"/>
+              <w:rPr>
+                <w:rFonts w:ascii="Arial" w:hAnsi="Arial" w:cs="Arial"/>
+                <w:lang w:val="es-ES"/>
+              </w:rPr>
+            </w:pPr>
+          </w:p>
+          <w:p>
+            <w:pPr>
+              <w:jc w:val="center"/>
+              <w:rPr>
+                <w:rFonts w:ascii="Arial" w:hAnsi="Arial" w:cs="Arial"/>
+                <w:lang w:val="es-ES"/>
+              </w:rPr>
+            </w:pPr>
+            <w:r>
+              <w:rPr>
+                <w:rFonts w:ascii="Arial" w:hAnsi="Arial" w:cs="Arial"/>
+                <w:lang w:val="es-ES"/>
+              </w:rPr>
+              <w:t>No funcional</w:t>
+            </w:r>
           </w:p>
         </w:tc>
         <w:tc>
@@ -1791,11 +3238,37 @@
           </w:tcPr>
           <w:p>
             <w:pPr>
-              <w:rPr>
-                <w:rFonts w:ascii="Arial" w:hAnsi="Arial" w:cs="Arial"/>
-                <w:lang w:val="es-ES"/>
-              </w:rPr>
-            </w:pPr>
+              <w:jc w:val="center"/>
+              <w:rPr>
+                <w:rFonts w:ascii="Arial" w:hAnsi="Arial" w:cs="Arial"/>
+                <w:lang w:val="es-ES"/>
+              </w:rPr>
+            </w:pPr>
+          </w:p>
+          <w:p>
+            <w:pPr>
+              <w:jc w:val="center"/>
+              <w:rPr>
+                <w:rFonts w:ascii="Arial" w:hAnsi="Arial" w:cs="Arial"/>
+                <w:lang w:val="es-ES"/>
+              </w:rPr>
+            </w:pPr>
+          </w:p>
+          <w:p>
+            <w:pPr>
+              <w:jc w:val="center"/>
+              <w:rPr>
+                <w:rFonts w:ascii="Arial" w:hAnsi="Arial" w:cs="Arial"/>
+                <w:lang w:val="es-ES"/>
+              </w:rPr>
+            </w:pPr>
+            <w:r>
+              <w:rPr>
+                <w:rFonts w:ascii="Arial" w:hAnsi="Arial" w:cs="Arial"/>
+                <w:lang w:val="es-ES"/>
+              </w:rPr>
+              <w:t>Alta</w:t>
+            </w:r>
           </w:p>
         </w:tc>
         <w:tc>
@@ -1804,11 +3277,28 @@
           </w:tcPr>
           <w:p>
             <w:pPr>
-              <w:rPr>
-                <w:rFonts w:ascii="Arial" w:hAnsi="Arial" w:cs="Arial"/>
-                <w:lang w:val="es-ES"/>
-              </w:rPr>
-            </w:pPr>
+              <w:jc w:val="center"/>
+              <w:rPr>
+                <w:rFonts w:ascii="Arial" w:hAnsi="Arial" w:cs="Arial"/>
+                <w:lang w:val="es-ES"/>
+              </w:rPr>
+            </w:pPr>
+          </w:p>
+          <w:p>
+            <w:pPr>
+              <w:jc w:val="center"/>
+              <w:rPr>
+                <w:rFonts w:ascii="Arial" w:hAnsi="Arial" w:cs="Arial"/>
+                <w:lang w:val="es-ES"/>
+              </w:rPr>
+            </w:pPr>
+            <w:r>
+              <w:rPr>
+                <w:rFonts w:ascii="Arial" w:hAnsi="Arial" w:cs="Arial"/>
+                <w:lang w:val="es-ES"/>
+              </w:rPr>
+              <w:t>La base de datos del sistema debe tener las operaciones correctas y escritas de la mejor manera, usando buenas prácticas.</w:t>
+            </w:r>
           </w:p>
         </w:tc>
       </w:tr>
@@ -1819,11 +3309,28 @@
           </w:tcPr>
           <w:p>
             <w:pPr>
-              <w:rPr>
-                <w:rFonts w:ascii="Arial" w:hAnsi="Arial" w:cs="Arial"/>
-                <w:lang w:val="es-ES"/>
-              </w:rPr>
-            </w:pPr>
+              <w:jc w:val="center"/>
+              <w:rPr>
+                <w:rFonts w:ascii="Arial" w:hAnsi="Arial" w:cs="Arial"/>
+                <w:lang w:val="es-ES"/>
+              </w:rPr>
+            </w:pPr>
+          </w:p>
+          <w:p>
+            <w:pPr>
+              <w:jc w:val="center"/>
+              <w:rPr>
+                <w:rFonts w:ascii="Arial" w:hAnsi="Arial" w:cs="Arial"/>
+                <w:lang w:val="es-ES"/>
+              </w:rPr>
+            </w:pPr>
+            <w:r>
+              <w:rPr>
+                <w:rFonts w:ascii="Arial" w:hAnsi="Arial" w:cs="Arial"/>
+                <w:lang w:val="es-ES"/>
+              </w:rPr>
+              <w:t>RNF-05</w:t>
+            </w:r>
           </w:p>
         </w:tc>
         <w:tc>
@@ -1832,11 +3339,19 @@
           </w:tcPr>
           <w:p>
             <w:pPr>
-              <w:rPr>
-                <w:rFonts w:ascii="Arial" w:hAnsi="Arial" w:cs="Arial"/>
-                <w:lang w:val="es-ES"/>
-              </w:rPr>
-            </w:pPr>
+              <w:jc w:val="center"/>
+              <w:rPr>
+                <w:rFonts w:ascii="Arial" w:hAnsi="Arial" w:cs="Arial"/>
+                <w:lang w:val="es-ES"/>
+              </w:rPr>
+            </w:pPr>
+            <w:r>
+              <w:rPr>
+                <w:rFonts w:ascii="Arial" w:hAnsi="Arial" w:cs="Arial"/>
+                <w:lang w:val="es-ES"/>
+              </w:rPr>
+              <w:t>La interfaz del sistema debe ser amigable y estéticamente bonita.</w:t>
+            </w:r>
           </w:p>
         </w:tc>
         <w:tc>
@@ -1845,11 +3360,37 @@
           </w:tcPr>
           <w:p>
             <w:pPr>
-              <w:rPr>
-                <w:rFonts w:ascii="Arial" w:hAnsi="Arial" w:cs="Arial"/>
-                <w:lang w:val="es-ES"/>
-              </w:rPr>
-            </w:pPr>
+              <w:jc w:val="center"/>
+              <w:rPr>
+                <w:rFonts w:ascii="Arial" w:hAnsi="Arial" w:cs="Arial"/>
+                <w:lang w:val="es-ES"/>
+              </w:rPr>
+            </w:pPr>
+          </w:p>
+          <w:p>
+            <w:pPr>
+              <w:jc w:val="center"/>
+              <w:rPr>
+                <w:rFonts w:ascii="Arial" w:hAnsi="Arial" w:cs="Arial"/>
+                <w:lang w:val="es-ES"/>
+              </w:rPr>
+            </w:pPr>
+          </w:p>
+          <w:p>
+            <w:pPr>
+              <w:jc w:val="center"/>
+              <w:rPr>
+                <w:rFonts w:ascii="Arial" w:hAnsi="Arial" w:cs="Arial"/>
+                <w:lang w:val="es-ES"/>
+              </w:rPr>
+            </w:pPr>
+            <w:r>
+              <w:rPr>
+                <w:rFonts w:ascii="Arial" w:hAnsi="Arial" w:cs="Arial"/>
+                <w:lang w:val="es-ES"/>
+              </w:rPr>
+              <w:t>No funcional</w:t>
+            </w:r>
           </w:p>
         </w:tc>
         <w:tc>
@@ -1858,11 +3399,37 @@
           </w:tcPr>
           <w:p>
             <w:pPr>
-              <w:rPr>
-                <w:rFonts w:ascii="Arial" w:hAnsi="Arial" w:cs="Arial"/>
-                <w:lang w:val="es-ES"/>
-              </w:rPr>
-            </w:pPr>
+              <w:jc w:val="center"/>
+              <w:rPr>
+                <w:rFonts w:ascii="Arial" w:hAnsi="Arial" w:cs="Arial"/>
+                <w:lang w:val="es-ES"/>
+              </w:rPr>
+            </w:pPr>
+          </w:p>
+          <w:p>
+            <w:pPr>
+              <w:jc w:val="center"/>
+              <w:rPr>
+                <w:rFonts w:ascii="Arial" w:hAnsi="Arial" w:cs="Arial"/>
+                <w:lang w:val="es-ES"/>
+              </w:rPr>
+            </w:pPr>
+          </w:p>
+          <w:p>
+            <w:pPr>
+              <w:jc w:val="center"/>
+              <w:rPr>
+                <w:rFonts w:ascii="Arial" w:hAnsi="Arial" w:cs="Arial"/>
+                <w:lang w:val="es-ES"/>
+              </w:rPr>
+            </w:pPr>
+            <w:r>
+              <w:rPr>
+                <w:rFonts w:ascii="Arial" w:hAnsi="Arial" w:cs="Arial"/>
+                <w:lang w:val="es-ES"/>
+              </w:rPr>
+              <w:t>Media</w:t>
+            </w:r>
           </w:p>
         </w:tc>
         <w:tc>
@@ -1871,11 +3438,28 @@
           </w:tcPr>
           <w:p>
             <w:pPr>
-              <w:rPr>
-                <w:rFonts w:ascii="Arial" w:hAnsi="Arial" w:cs="Arial"/>
-                <w:lang w:val="es-ES"/>
-              </w:rPr>
-            </w:pPr>
+              <w:jc w:val="center"/>
+              <w:rPr>
+                <w:rFonts w:ascii="Arial" w:hAnsi="Arial" w:cs="Arial"/>
+                <w:lang w:val="es-ES"/>
+              </w:rPr>
+            </w:pPr>
+          </w:p>
+          <w:p>
+            <w:pPr>
+              <w:jc w:val="center"/>
+              <w:rPr>
+                <w:rFonts w:ascii="Arial" w:hAnsi="Arial" w:cs="Arial"/>
+                <w:lang w:val="es-ES"/>
+              </w:rPr>
+            </w:pPr>
+            <w:r>
+              <w:rPr>
+                <w:rFonts w:ascii="Arial" w:hAnsi="Arial" w:cs="Arial"/>
+                <w:lang w:val="es-ES"/>
+              </w:rPr>
+              <w:t>Respetando los colores del branding establecidos por los creadores del proyecto.</w:t>
+            </w:r>
           </w:p>
         </w:tc>
       </w:tr>
@@ -1886,11 +3470,37 @@
           </w:tcPr>
           <w:p>
             <w:pPr>
-              <w:rPr>
-                <w:rFonts w:ascii="Arial" w:hAnsi="Arial" w:cs="Arial"/>
-                <w:lang w:val="es-ES"/>
-              </w:rPr>
-            </w:pPr>
+              <w:jc w:val="center"/>
+              <w:rPr>
+                <w:rFonts w:ascii="Arial" w:hAnsi="Arial" w:cs="Arial"/>
+                <w:lang w:val="es-ES"/>
+              </w:rPr>
+            </w:pPr>
+          </w:p>
+          <w:p>
+            <w:pPr>
+              <w:jc w:val="center"/>
+              <w:rPr>
+                <w:rFonts w:ascii="Arial" w:hAnsi="Arial" w:cs="Arial"/>
+                <w:lang w:val="es-ES"/>
+              </w:rPr>
+            </w:pPr>
+          </w:p>
+          <w:p>
+            <w:pPr>
+              <w:jc w:val="center"/>
+              <w:rPr>
+                <w:rFonts w:ascii="Arial" w:hAnsi="Arial" w:cs="Arial"/>
+                <w:lang w:val="es-ES"/>
+              </w:rPr>
+            </w:pPr>
+            <w:r>
+              <w:rPr>
+                <w:rFonts w:ascii="Arial" w:hAnsi="Arial" w:cs="Arial"/>
+                <w:lang w:val="es-ES"/>
+              </w:rPr>
+              <w:t>RNF-06</w:t>
+            </w:r>
           </w:p>
         </w:tc>
         <w:tc>
@@ -1899,11 +3509,19 @@
           </w:tcPr>
           <w:p>
             <w:pPr>
-              <w:rPr>
-                <w:rFonts w:ascii="Arial" w:hAnsi="Arial" w:cs="Arial"/>
-                <w:lang w:val="es-ES"/>
-              </w:rPr>
-            </w:pPr>
+              <w:jc w:val="center"/>
+              <w:rPr>
+                <w:rFonts w:ascii="Arial" w:hAnsi="Arial" w:cs="Arial"/>
+                <w:lang w:val="es-ES"/>
+              </w:rPr>
+            </w:pPr>
+            <w:r>
+              <w:rPr>
+                <w:rFonts w:ascii="Arial" w:hAnsi="Arial" w:cs="Arial"/>
+                <w:lang w:val="es-ES"/>
+              </w:rPr>
+              <w:t>Las contraseñas guardadas en la base de datos deben guardarse en formato hash.</w:t>
+            </w:r>
           </w:p>
         </w:tc>
         <w:tc>
@@ -1912,11 +3530,37 @@
           </w:tcPr>
           <w:p>
             <w:pPr>
-              <w:rPr>
-                <w:rFonts w:ascii="Arial" w:hAnsi="Arial" w:cs="Arial"/>
-                <w:lang w:val="es-ES"/>
-              </w:rPr>
-            </w:pPr>
+              <w:jc w:val="center"/>
+              <w:rPr>
+                <w:rFonts w:ascii="Arial" w:hAnsi="Arial" w:cs="Arial"/>
+                <w:lang w:val="es-ES"/>
+              </w:rPr>
+            </w:pPr>
+          </w:p>
+          <w:p>
+            <w:pPr>
+              <w:jc w:val="center"/>
+              <w:rPr>
+                <w:rFonts w:ascii="Arial" w:hAnsi="Arial" w:cs="Arial"/>
+                <w:lang w:val="es-ES"/>
+              </w:rPr>
+            </w:pPr>
+          </w:p>
+          <w:p>
+            <w:pPr>
+              <w:jc w:val="center"/>
+              <w:rPr>
+                <w:rFonts w:ascii="Arial" w:hAnsi="Arial" w:cs="Arial"/>
+                <w:lang w:val="es-ES"/>
+              </w:rPr>
+            </w:pPr>
+            <w:r>
+              <w:rPr>
+                <w:rFonts w:ascii="Arial" w:hAnsi="Arial" w:cs="Arial"/>
+                <w:lang w:val="es-ES"/>
+              </w:rPr>
+              <w:t>No funcional</w:t>
+            </w:r>
           </w:p>
         </w:tc>
         <w:tc>
@@ -1925,11 +3569,37 @@
           </w:tcPr>
           <w:p>
             <w:pPr>
-              <w:rPr>
-                <w:rFonts w:ascii="Arial" w:hAnsi="Arial" w:cs="Arial"/>
-                <w:lang w:val="es-ES"/>
-              </w:rPr>
-            </w:pPr>
+              <w:jc w:val="center"/>
+              <w:rPr>
+                <w:rFonts w:ascii="Arial" w:hAnsi="Arial" w:cs="Arial"/>
+                <w:lang w:val="es-ES"/>
+              </w:rPr>
+            </w:pPr>
+          </w:p>
+          <w:p>
+            <w:pPr>
+              <w:jc w:val="center"/>
+              <w:rPr>
+                <w:rFonts w:ascii="Arial" w:hAnsi="Arial" w:cs="Arial"/>
+                <w:lang w:val="es-ES"/>
+              </w:rPr>
+            </w:pPr>
+          </w:p>
+          <w:p>
+            <w:pPr>
+              <w:jc w:val="center"/>
+              <w:rPr>
+                <w:rFonts w:ascii="Arial" w:hAnsi="Arial" w:cs="Arial"/>
+                <w:lang w:val="es-ES"/>
+              </w:rPr>
+            </w:pPr>
+            <w:r>
+              <w:rPr>
+                <w:rFonts w:ascii="Arial" w:hAnsi="Arial" w:cs="Arial"/>
+                <w:lang w:val="es-ES"/>
+              </w:rPr>
+              <w:t>Baja</w:t>
+            </w:r>
           </w:p>
         </w:tc>
         <w:tc>
@@ -1938,11 +3608,37 @@
           </w:tcPr>
           <w:p>
             <w:pPr>
-              <w:rPr>
-                <w:rFonts w:ascii="Arial" w:hAnsi="Arial" w:cs="Arial"/>
-                <w:lang w:val="es-ES"/>
-              </w:rPr>
-            </w:pPr>
+              <w:jc w:val="center"/>
+              <w:rPr>
+                <w:rFonts w:ascii="Arial" w:hAnsi="Arial" w:cs="Arial"/>
+                <w:lang w:val="es-ES"/>
+              </w:rPr>
+            </w:pPr>
+          </w:p>
+          <w:p>
+            <w:pPr>
+              <w:jc w:val="center"/>
+              <w:rPr>
+                <w:rFonts w:ascii="Arial" w:hAnsi="Arial" w:cs="Arial"/>
+                <w:lang w:val="es-ES"/>
+              </w:rPr>
+            </w:pPr>
+          </w:p>
+          <w:p>
+            <w:pPr>
+              <w:jc w:val="center"/>
+              <w:rPr>
+                <w:rFonts w:ascii="Arial" w:hAnsi="Arial" w:cs="Arial"/>
+                <w:lang w:val="es-ES"/>
+              </w:rPr>
+            </w:pPr>
+            <w:r>
+              <w:rPr>
+                <w:rFonts w:ascii="Arial" w:hAnsi="Arial" w:cs="Arial"/>
+                <w:lang w:val="es-ES"/>
+              </w:rPr>
+              <w:t>Implementar alguna API que facilite este proceso.</w:t>
+            </w:r>
           </w:p>
         </w:tc>
       </w:tr>
@@ -1953,11 +3649,46 @@
           </w:tcPr>
           <w:p>
             <w:pPr>
-              <w:rPr>
-                <w:rFonts w:ascii="Arial" w:hAnsi="Arial" w:cs="Arial"/>
-                <w:lang w:val="es-ES"/>
-              </w:rPr>
-            </w:pPr>
+              <w:jc w:val="center"/>
+              <w:rPr>
+                <w:rFonts w:ascii="Arial" w:hAnsi="Arial" w:cs="Arial"/>
+                <w:lang w:val="es-ES"/>
+              </w:rPr>
+            </w:pPr>
+          </w:p>
+          <w:p>
+            <w:pPr>
+              <w:jc w:val="center"/>
+              <w:rPr>
+                <w:rFonts w:ascii="Arial" w:hAnsi="Arial" w:cs="Arial"/>
+                <w:lang w:val="es-ES"/>
+              </w:rPr>
+            </w:pPr>
+          </w:p>
+          <w:p>
+            <w:pPr>
+              <w:jc w:val="center"/>
+              <w:rPr>
+                <w:rFonts w:ascii="Arial" w:hAnsi="Arial" w:cs="Arial"/>
+                <w:lang w:val="es-ES"/>
+              </w:rPr>
+            </w:pPr>
+          </w:p>
+          <w:p>
+            <w:pPr>
+              <w:jc w:val="center"/>
+              <w:rPr>
+                <w:rFonts w:ascii="Arial" w:hAnsi="Arial" w:cs="Arial"/>
+                <w:lang w:val="es-ES"/>
+              </w:rPr>
+            </w:pPr>
+            <w:r>
+              <w:rPr>
+                <w:rFonts w:ascii="Arial" w:hAnsi="Arial" w:cs="Arial"/>
+                <w:lang w:val="es-ES"/>
+              </w:rPr>
+              <w:t>RNF-07</w:t>
+            </w:r>
           </w:p>
         </w:tc>
         <w:tc>
@@ -1966,11 +3697,19 @@
           </w:tcPr>
           <w:p>
             <w:pPr>
-              <w:rPr>
-                <w:rFonts w:ascii="Arial" w:hAnsi="Arial" w:cs="Arial"/>
-                <w:lang w:val="es-ES"/>
-              </w:rPr>
-            </w:pPr>
+              <w:jc w:val="center"/>
+              <w:rPr>
+                <w:rFonts w:ascii="Arial" w:hAnsi="Arial" w:cs="Arial"/>
+                <w:lang w:val="es-ES"/>
+              </w:rPr>
+            </w:pPr>
+            <w:r>
+              <w:rPr>
+                <w:rFonts w:ascii="Arial" w:hAnsi="Arial" w:cs="Arial"/>
+                <w:lang w:val="es-ES"/>
+              </w:rPr>
+              <w:t>El sistema debe tener implementada herramientas un poco más avanzadas.</w:t>
+            </w:r>
           </w:p>
         </w:tc>
         <w:tc>
@@ -1979,11 +3718,36 @@
           </w:tcPr>
           <w:p>
             <w:pPr>
-              <w:rPr>
-                <w:rFonts w:ascii="Arial" w:hAnsi="Arial" w:cs="Arial"/>
-                <w:lang w:val="es-ES"/>
-              </w:rPr>
-            </w:pPr>
+              <w:jc w:val="center"/>
+              <w:rPr>
+                <w:rFonts w:ascii="Arial" w:hAnsi="Arial" w:cs="Arial"/>
+                <w:lang w:val="es-ES"/>
+              </w:rPr>
+            </w:pPr>
+          </w:p>
+          <w:p>
+            <w:pPr>
+              <w:rPr>
+                <w:rFonts w:ascii="Arial" w:hAnsi="Arial" w:cs="Arial"/>
+                <w:lang w:val="es-ES"/>
+              </w:rPr>
+            </w:pPr>
+          </w:p>
+          <w:p>
+            <w:pPr>
+              <w:jc w:val="center"/>
+              <w:rPr>
+                <w:rFonts w:ascii="Arial" w:hAnsi="Arial" w:cs="Arial"/>
+                <w:lang w:val="es-ES"/>
+              </w:rPr>
+            </w:pPr>
+            <w:r>
+              <w:rPr>
+                <w:rFonts w:ascii="Arial" w:hAnsi="Arial" w:cs="Arial"/>
+                <w:lang w:val="es-ES"/>
+              </w:rPr>
+              <w:t>No funcional</w:t>
+            </w:r>
           </w:p>
         </w:tc>
         <w:tc>
@@ -1992,11 +3756,37 @@
           </w:tcPr>
           <w:p>
             <w:pPr>
-              <w:rPr>
-                <w:rFonts w:ascii="Arial" w:hAnsi="Arial" w:cs="Arial"/>
-                <w:lang w:val="es-ES"/>
-              </w:rPr>
-            </w:pPr>
+              <w:jc w:val="center"/>
+              <w:rPr>
+                <w:rFonts w:ascii="Arial" w:hAnsi="Arial" w:cs="Arial"/>
+                <w:lang w:val="es-ES"/>
+              </w:rPr>
+            </w:pPr>
+          </w:p>
+          <w:p>
+            <w:pPr>
+              <w:jc w:val="center"/>
+              <w:rPr>
+                <w:rFonts w:ascii="Arial" w:hAnsi="Arial" w:cs="Arial"/>
+                <w:lang w:val="es-ES"/>
+              </w:rPr>
+            </w:pPr>
+          </w:p>
+          <w:p>
+            <w:pPr>
+              <w:jc w:val="center"/>
+              <w:rPr>
+                <w:rFonts w:ascii="Arial" w:hAnsi="Arial" w:cs="Arial"/>
+                <w:lang w:val="es-ES"/>
+              </w:rPr>
+            </w:pPr>
+            <w:r>
+              <w:rPr>
+                <w:rFonts w:ascii="Arial" w:hAnsi="Arial" w:cs="Arial"/>
+                <w:lang w:val="es-ES"/>
+              </w:rPr>
+              <w:t>Media</w:t>
+            </w:r>
           </w:p>
         </w:tc>
         <w:tc>
@@ -2005,11 +3795,60 @@
           </w:tcPr>
           <w:p>
             <w:pPr>
-              <w:rPr>
-                <w:rFonts w:ascii="Arial" w:hAnsi="Arial" w:cs="Arial"/>
-                <w:lang w:val="es-ES"/>
-              </w:rPr>
-            </w:pPr>
+              <w:jc w:val="center"/>
+              <w:rPr>
+                <w:rFonts w:ascii="Arial" w:hAnsi="Arial" w:cs="Arial"/>
+                <w:lang w:val="es-ES"/>
+              </w:rPr>
+            </w:pPr>
+          </w:p>
+          <w:p>
+            <w:pPr>
+              <w:jc w:val="center"/>
+              <w:rPr>
+                <w:rFonts w:ascii="Arial" w:hAnsi="Arial" w:cs="Arial"/>
+                <w:lang w:val="es-ES"/>
+              </w:rPr>
+            </w:pPr>
+            <w:r>
+              <w:rPr>
+                <w:rFonts w:ascii="Arial" w:hAnsi="Arial" w:cs="Arial"/>
+                <w:lang w:val="es-ES"/>
+              </w:rPr>
+              <w:t xml:space="preserve">Usar </w:t>
+            </w:r>
+            <w:proofErr w:type="spellStart"/>
+            <w:r>
+              <w:rPr>
+                <w:rFonts w:ascii="Arial" w:hAnsi="Arial" w:cs="Arial"/>
+                <w:lang w:val="es-ES"/>
+              </w:rPr>
+              <w:t>frameworks</w:t>
+            </w:r>
+            <w:proofErr w:type="spellEnd"/>
+            <w:r>
+              <w:rPr>
+                <w:rFonts w:ascii="Arial" w:hAnsi="Arial" w:cs="Arial"/>
+                <w:lang w:val="es-ES"/>
+              </w:rPr>
+              <w:t xml:space="preserve">, librerías, APIS, </w:t>
+            </w:r>
+            <w:proofErr w:type="spellStart"/>
+            <w:r>
+              <w:rPr>
+                <w:rFonts w:ascii="Arial" w:hAnsi="Arial" w:cs="Arial"/>
+                <w:lang w:val="es-ES"/>
+              </w:rPr>
+              <w:t>Saas</w:t>
+            </w:r>
+            <w:proofErr w:type="spellEnd"/>
+            <w:r>
+              <w:rPr>
+                <w:rFonts w:ascii="Arial" w:hAnsi="Arial" w:cs="Arial"/>
+                <w:lang w:val="es-ES"/>
+              </w:rPr>
+              <w:t xml:space="preserve"> u otras herramientas / técnicas avanzadas.</w:t>
+            </w:r>
           </w:p>
         </w:tc>
       </w:tr>
@@ -2020,6 +3859,7 @@
           </w:tcPr>
           <w:p>
             <w:pPr>
+              <w:jc w:val="center"/>
               <w:rPr>
                 <w:rFonts w:ascii="Arial" w:hAnsi="Arial" w:cs="Arial"/>
                 <w:lang w:val="es-ES"/>
@@ -2033,6 +3873,7 @@
           </w:tcPr>
           <w:p>
             <w:pPr>
+              <w:jc w:val="center"/>
               <w:rPr>
                 <w:rFonts w:ascii="Arial" w:hAnsi="Arial" w:cs="Arial"/>
                 <w:lang w:val="es-ES"/>
@@ -2046,6 +3887,7 @@
           </w:tcPr>
           <w:p>
             <w:pPr>
+              <w:jc w:val="center"/>
               <w:rPr>
                 <w:rFonts w:ascii="Arial" w:hAnsi="Arial" w:cs="Arial"/>
                 <w:lang w:val="es-ES"/>
@@ -2059,6 +3901,7 @@
           </w:tcPr>
           <w:p>
             <w:pPr>
+              <w:jc w:val="center"/>
               <w:rPr>
                 <w:rFonts w:ascii="Arial" w:hAnsi="Arial" w:cs="Arial"/>
                 <w:lang w:val="es-ES"/>
@@ -2072,6 +3915,7 @@
           </w:tcPr>
           <w:p>
             <w:pPr>
+              <w:jc w:val="center"/>
               <w:rPr>
                 <w:rFonts w:ascii="Arial" w:hAnsi="Arial" w:cs="Arial"/>
                 <w:lang w:val="es-ES"/>
@@ -2087,6 +3931,7 @@
           </w:tcPr>
           <w:p>
             <w:pPr>
+              <w:jc w:val="center"/>
               <w:rPr>
                 <w:rFonts w:ascii="Arial" w:hAnsi="Arial" w:cs="Arial"/>
                 <w:lang w:val="es-ES"/>
@@ -2100,6 +3945,7 @@
           </w:tcPr>
           <w:p>
             <w:pPr>
+              <w:jc w:val="center"/>
               <w:rPr>
                 <w:rFonts w:ascii="Arial" w:hAnsi="Arial" w:cs="Arial"/>
                 <w:lang w:val="es-ES"/>
@@ -2113,6 +3959,7 @@
           </w:tcPr>
           <w:p>
             <w:pPr>
+              <w:jc w:val="center"/>
               <w:rPr>
                 <w:rFonts w:ascii="Arial" w:hAnsi="Arial" w:cs="Arial"/>
                 <w:lang w:val="es-ES"/>
@@ -2126,6 +3973,7 @@
           </w:tcPr>
           <w:p>
             <w:pPr>
+              <w:jc w:val="center"/>
               <w:rPr>
                 <w:rFonts w:ascii="Arial" w:hAnsi="Arial" w:cs="Arial"/>
                 <w:lang w:val="es-ES"/>
@@ -2139,6 +3987,7 @@
           </w:tcPr>
           <w:p>
             <w:pPr>
+              <w:jc w:val="center"/>
               <w:rPr>
                 <w:rFonts w:ascii="Arial" w:hAnsi="Arial" w:cs="Arial"/>
                 <w:lang w:val="es-ES"/>
@@ -2154,6 +4003,7 @@
           </w:tcPr>
           <w:p>
             <w:pPr>
+              <w:jc w:val="center"/>
               <w:rPr>
                 <w:rFonts w:ascii="Arial" w:hAnsi="Arial" w:cs="Arial"/>
                 <w:lang w:val="es-ES"/>
@@ -2167,6 +4017,7 @@
           </w:tcPr>
           <w:p>
             <w:pPr>
+              <w:jc w:val="center"/>
               <w:rPr>
                 <w:rFonts w:ascii="Arial" w:hAnsi="Arial" w:cs="Arial"/>
                 <w:lang w:val="es-ES"/>
@@ -2180,6 +4031,7 @@
           </w:tcPr>
           <w:p>
             <w:pPr>
+              <w:jc w:val="center"/>
               <w:rPr>
                 <w:rFonts w:ascii="Arial" w:hAnsi="Arial" w:cs="Arial"/>
                 <w:lang w:val="es-ES"/>
@@ -2193,6 +4045,7 @@
           </w:tcPr>
           <w:p>
             <w:pPr>
+              <w:jc w:val="center"/>
               <w:rPr>
                 <w:rFonts w:ascii="Arial" w:hAnsi="Arial" w:cs="Arial"/>
                 <w:lang w:val="es-ES"/>
@@ -2206,6 +4059,7 @@
           </w:tcPr>
           <w:p>
             <w:pPr>
+              <w:jc w:val="center"/>
               <w:rPr>
                 <w:rFonts w:ascii="Arial" w:hAnsi="Arial" w:cs="Arial"/>
                 <w:lang w:val="es-ES"/>
@@ -2221,6 +4075,7 @@
           </w:tcPr>
           <w:p>
             <w:pPr>
+              <w:jc w:val="center"/>
               <w:rPr>
                 <w:rFonts w:ascii="Arial" w:hAnsi="Arial" w:cs="Arial"/>
                 <w:lang w:val="es-ES"/>
@@ -2234,6 +4089,7 @@
           </w:tcPr>
           <w:p>
             <w:pPr>
+              <w:jc w:val="center"/>
               <w:rPr>
                 <w:rFonts w:ascii="Arial" w:hAnsi="Arial" w:cs="Arial"/>
                 <w:lang w:val="es-ES"/>
@@ -2247,6 +4103,7 @@
           </w:tcPr>
           <w:p>
             <w:pPr>
+              <w:jc w:val="center"/>
               <w:rPr>
                 <w:rFonts w:ascii="Arial" w:hAnsi="Arial" w:cs="Arial"/>
                 <w:lang w:val="es-ES"/>
@@ -2260,6 +4117,7 @@
           </w:tcPr>
           <w:p>
             <w:pPr>
+              <w:jc w:val="center"/>
               <w:rPr>
                 <w:rFonts w:ascii="Arial" w:hAnsi="Arial" w:cs="Arial"/>
                 <w:lang w:val="es-ES"/>
@@ -2273,6 +4131,7 @@
           </w:tcPr>
           <w:p>
             <w:pPr>
+              <w:jc w:val="center"/>
               <w:rPr>
                 <w:rFonts w:ascii="Arial" w:hAnsi="Arial" w:cs="Arial"/>
                 <w:lang w:val="es-ES"/>
@@ -2288,6 +4147,7 @@
           </w:tcPr>
           <w:p>
             <w:pPr>
+              <w:jc w:val="center"/>
               <w:rPr>
                 <w:rFonts w:ascii="Arial" w:hAnsi="Arial" w:cs="Arial"/>
                 <w:lang w:val="es-ES"/>
@@ -2301,6 +4161,7 @@
           </w:tcPr>
           <w:p>
             <w:pPr>
+              <w:jc w:val="center"/>
               <w:rPr>
                 <w:rFonts w:ascii="Arial" w:hAnsi="Arial" w:cs="Arial"/>
                 <w:lang w:val="es-ES"/>
@@ -2314,6 +4175,7 @@
           </w:tcPr>
           <w:p>
             <w:pPr>
+              <w:jc w:val="center"/>
               <w:rPr>
                 <w:rFonts w:ascii="Arial" w:hAnsi="Arial" w:cs="Arial"/>
                 <w:lang w:val="es-ES"/>
@@ -2327,6 +4189,7 @@
           </w:tcPr>
           <w:p>
             <w:pPr>
+              <w:jc w:val="center"/>
               <w:rPr>
                 <w:rFonts w:ascii="Arial" w:hAnsi="Arial" w:cs="Arial"/>
                 <w:lang w:val="es-ES"/>
@@ -2340,6 +4203,7 @@
           </w:tcPr>
           <w:p>
             <w:pPr>
+              <w:jc w:val="center"/>
               <w:rPr>
                 <w:rFonts w:ascii="Arial" w:hAnsi="Arial" w:cs="Arial"/>
                 <w:lang w:val="es-ES"/>
@@ -2355,6 +4219,7 @@
           </w:tcPr>
           <w:p>
             <w:pPr>
+              <w:jc w:val="center"/>
               <w:rPr>
                 <w:rFonts w:ascii="Arial" w:hAnsi="Arial" w:cs="Arial"/>
                 <w:lang w:val="es-ES"/>
@@ -2368,6 +4233,7 @@
           </w:tcPr>
           <w:p>
             <w:pPr>
+              <w:jc w:val="center"/>
               <w:rPr>
                 <w:rFonts w:ascii="Arial" w:hAnsi="Arial" w:cs="Arial"/>
                 <w:lang w:val="es-ES"/>
@@ -2381,6 +4247,7 @@
           </w:tcPr>
           <w:p>
             <w:pPr>
+              <w:jc w:val="center"/>
               <w:rPr>
                 <w:rFonts w:ascii="Arial" w:hAnsi="Arial" w:cs="Arial"/>
                 <w:lang w:val="es-ES"/>
@@ -2394,6 +4261,7 @@
           </w:tcPr>
           <w:p>
             <w:pPr>
+              <w:jc w:val="center"/>
               <w:rPr>
                 <w:rFonts w:ascii="Arial" w:hAnsi="Arial" w:cs="Arial"/>
                 <w:lang w:val="es-ES"/>
@@ -2407,6 +4275,7 @@
           </w:tcPr>
           <w:p>
             <w:pPr>
+              <w:jc w:val="center"/>
               <w:rPr>
                 <w:rFonts w:ascii="Arial" w:hAnsi="Arial" w:cs="Arial"/>
                 <w:lang w:val="es-ES"/>
@@ -2422,6 +4291,7 @@
           </w:tcPr>
           <w:p>
             <w:pPr>
+              <w:jc w:val="center"/>
               <w:rPr>
                 <w:rFonts w:ascii="Arial" w:hAnsi="Arial" w:cs="Arial"/>
                 <w:lang w:val="es-ES"/>
@@ -2435,6 +4305,7 @@
           </w:tcPr>
           <w:p>
             <w:pPr>
+              <w:jc w:val="center"/>
               <w:rPr>
                 <w:rFonts w:ascii="Arial" w:hAnsi="Arial" w:cs="Arial"/>
                 <w:lang w:val="es-ES"/>
@@ -2448,6 +4319,7 @@
           </w:tcPr>
           <w:p>
             <w:pPr>
+              <w:jc w:val="center"/>
               <w:rPr>
                 <w:rFonts w:ascii="Arial" w:hAnsi="Arial" w:cs="Arial"/>
                 <w:lang w:val="es-ES"/>
@@ -2461,6 +4333,7 @@
           </w:tcPr>
           <w:p>
             <w:pPr>
+              <w:jc w:val="center"/>
               <w:rPr>
                 <w:rFonts w:ascii="Arial" w:hAnsi="Arial" w:cs="Arial"/>
                 <w:lang w:val="es-ES"/>
@@ -2474,6 +4347,7 @@
           </w:tcPr>
           <w:p>
             <w:pPr>
+              <w:jc w:val="center"/>
               <w:rPr>
                 <w:rFonts w:ascii="Arial" w:hAnsi="Arial" w:cs="Arial"/>
                 <w:lang w:val="es-ES"/>
@@ -2489,6 +4363,7 @@
           </w:tcPr>
           <w:p>
             <w:pPr>
+              <w:jc w:val="center"/>
               <w:rPr>
                 <w:rFonts w:ascii="Arial" w:hAnsi="Arial" w:cs="Arial"/>
                 <w:lang w:val="es-ES"/>
@@ -2502,6 +4377,7 @@
           </w:tcPr>
           <w:p>
             <w:pPr>
+              <w:jc w:val="center"/>
               <w:rPr>
                 <w:rFonts w:ascii="Arial" w:hAnsi="Arial" w:cs="Arial"/>
                 <w:lang w:val="es-ES"/>
@@ -2515,6 +4391,7 @@
           </w:tcPr>
           <w:p>
             <w:pPr>
+              <w:jc w:val="center"/>
               <w:rPr>
                 <w:rFonts w:ascii="Arial" w:hAnsi="Arial" w:cs="Arial"/>
                 <w:lang w:val="es-ES"/>
@@ -2528,6 +4405,7 @@
           </w:tcPr>
           <w:p>
             <w:pPr>
+              <w:jc w:val="center"/>
               <w:rPr>
                 <w:rFonts w:ascii="Arial" w:hAnsi="Arial" w:cs="Arial"/>
                 <w:lang w:val="es-ES"/>
@@ -2541,6 +4419,7 @@
           </w:tcPr>
           <w:p>
             <w:pPr>
+              <w:jc w:val="center"/>
               <w:rPr>
                 <w:rFonts w:ascii="Arial" w:hAnsi="Arial" w:cs="Arial"/>
                 <w:lang w:val="es-ES"/>
@@ -2556,6 +4435,7 @@
           </w:tcPr>
           <w:p>
             <w:pPr>
+              <w:jc w:val="center"/>
               <w:rPr>
                 <w:rFonts w:ascii="Arial" w:hAnsi="Arial" w:cs="Arial"/>
                 <w:lang w:val="es-ES"/>
@@ -2569,6 +4449,7 @@
           </w:tcPr>
           <w:p>
             <w:pPr>
+              <w:jc w:val="center"/>
               <w:rPr>
                 <w:rFonts w:ascii="Arial" w:hAnsi="Arial" w:cs="Arial"/>
                 <w:lang w:val="es-ES"/>
@@ -2582,6 +4463,7 @@
           </w:tcPr>
           <w:p>
             <w:pPr>
+              <w:jc w:val="center"/>
               <w:rPr>
                 <w:rFonts w:ascii="Arial" w:hAnsi="Arial" w:cs="Arial"/>
                 <w:lang w:val="es-ES"/>
@@ -2595,6 +4477,7 @@
           </w:tcPr>
           <w:p>
             <w:pPr>
+              <w:jc w:val="center"/>
               <w:rPr>
                 <w:rFonts w:ascii="Arial" w:hAnsi="Arial" w:cs="Arial"/>
                 <w:lang w:val="es-ES"/>
@@ -2608,6 +4491,7 @@
           </w:tcPr>
           <w:p>
             <w:pPr>
+              <w:jc w:val="center"/>
               <w:rPr>
                 <w:rFonts w:ascii="Arial" w:hAnsi="Arial" w:cs="Arial"/>
                 <w:lang w:val="es-ES"/>
@@ -2623,6 +4507,7 @@
           </w:tcPr>
           <w:p>
             <w:pPr>
+              <w:jc w:val="center"/>
               <w:rPr>
                 <w:rFonts w:ascii="Arial" w:hAnsi="Arial" w:cs="Arial"/>
                 <w:lang w:val="es-ES"/>
@@ -2636,6 +4521,7 @@
           </w:tcPr>
           <w:p>
             <w:pPr>
+              <w:jc w:val="center"/>
               <w:rPr>
                 <w:rFonts w:ascii="Arial" w:hAnsi="Arial" w:cs="Arial"/>
                 <w:lang w:val="es-ES"/>
@@ -2649,6 +4535,7 @@
           </w:tcPr>
           <w:p>
             <w:pPr>
+              <w:jc w:val="center"/>
               <w:rPr>
                 <w:rFonts w:ascii="Arial" w:hAnsi="Arial" w:cs="Arial"/>
                 <w:lang w:val="es-ES"/>
@@ -2662,6 +4549,7 @@
           </w:tcPr>
           <w:p>
             <w:pPr>
+              <w:jc w:val="center"/>
               <w:rPr>
                 <w:rFonts w:ascii="Arial" w:hAnsi="Arial" w:cs="Arial"/>
                 <w:lang w:val="es-ES"/>
@@ -2675,6 +4563,7 @@
           </w:tcPr>
           <w:p>
             <w:pPr>
+              <w:jc w:val="center"/>
               <w:rPr>
                 <w:rFonts w:ascii="Arial" w:hAnsi="Arial" w:cs="Arial"/>
                 <w:lang w:val="es-ES"/>
@@ -2690,6 +4579,7 @@
           </w:tcPr>
           <w:p>
             <w:pPr>
+              <w:jc w:val="center"/>
               <w:rPr>
                 <w:rFonts w:ascii="Arial" w:hAnsi="Arial" w:cs="Arial"/>
                 <w:lang w:val="es-ES"/>
@@ -2703,6 +4593,7 @@
           </w:tcPr>
           <w:p>
             <w:pPr>
+              <w:jc w:val="center"/>
               <w:rPr>
                 <w:rFonts w:ascii="Arial" w:hAnsi="Arial" w:cs="Arial"/>
                 <w:lang w:val="es-ES"/>
@@ -2716,6 +4607,7 @@
           </w:tcPr>
           <w:p>
             <w:pPr>
+              <w:jc w:val="center"/>
               <w:rPr>
                 <w:rFonts w:ascii="Arial" w:hAnsi="Arial" w:cs="Arial"/>
                 <w:lang w:val="es-ES"/>
@@ -2729,6 +4621,7 @@
           </w:tcPr>
           <w:p>
             <w:pPr>
+              <w:jc w:val="center"/>
               <w:rPr>
                 <w:rFonts w:ascii="Arial" w:hAnsi="Arial" w:cs="Arial"/>
                 <w:lang w:val="es-ES"/>
@@ -2742,6 +4635,7 @@
           </w:tcPr>
           <w:p>
             <w:pPr>
+              <w:jc w:val="center"/>
               <w:rPr>
                 <w:rFonts w:ascii="Arial" w:hAnsi="Arial" w:cs="Arial"/>
                 <w:lang w:val="es-ES"/>
@@ -2757,6 +4651,7 @@
           </w:tcPr>
           <w:p>
             <w:pPr>
+              <w:jc w:val="center"/>
               <w:rPr>
                 <w:rFonts w:ascii="Arial" w:hAnsi="Arial" w:cs="Arial"/>
                 <w:lang w:val="es-ES"/>
@@ -2770,6 +4665,7 @@
           </w:tcPr>
           <w:p>
             <w:pPr>
+              <w:jc w:val="center"/>
               <w:rPr>
                 <w:rFonts w:ascii="Arial" w:hAnsi="Arial" w:cs="Arial"/>
                 <w:lang w:val="es-ES"/>
@@ -2783,6 +4679,7 @@
           </w:tcPr>
           <w:p>
             <w:pPr>
+              <w:jc w:val="center"/>
               <w:rPr>
                 <w:rFonts w:ascii="Arial" w:hAnsi="Arial" w:cs="Arial"/>
                 <w:lang w:val="es-ES"/>
@@ -2796,6 +4693,7 @@
           </w:tcPr>
           <w:p>
             <w:pPr>
+              <w:jc w:val="center"/>
               <w:rPr>
                 <w:rFonts w:ascii="Arial" w:hAnsi="Arial" w:cs="Arial"/>
                 <w:lang w:val="es-ES"/>
@@ -2809,6 +4707,7 @@
           </w:tcPr>
           <w:p>
             <w:pPr>
+              <w:jc w:val="center"/>
               <w:rPr>
                 <w:rFonts w:ascii="Arial" w:hAnsi="Arial" w:cs="Arial"/>
                 <w:lang w:val="es-ES"/>
@@ -2824,6 +4723,7 @@
           </w:tcPr>
           <w:p>
             <w:pPr>
+              <w:jc w:val="center"/>
               <w:rPr>
                 <w:rFonts w:ascii="Arial" w:hAnsi="Arial" w:cs="Arial"/>
                 <w:lang w:val="es-ES"/>
@@ -2837,6 +4737,7 @@
           </w:tcPr>
           <w:p>
             <w:pPr>
+              <w:jc w:val="center"/>
               <w:rPr>
                 <w:rFonts w:ascii="Arial" w:hAnsi="Arial" w:cs="Arial"/>
                 <w:lang w:val="es-ES"/>
@@ -2850,6 +4751,7 @@
           </w:tcPr>
           <w:p>
             <w:pPr>
+              <w:jc w:val="center"/>
               <w:rPr>
                 <w:rFonts w:ascii="Arial" w:hAnsi="Arial" w:cs="Arial"/>
                 <w:lang w:val="es-ES"/>
@@ -2863,6 +4765,7 @@
           </w:tcPr>
           <w:p>
             <w:pPr>
+              <w:jc w:val="center"/>
               <w:rPr>
                 <w:rFonts w:ascii="Arial" w:hAnsi="Arial" w:cs="Arial"/>
                 <w:lang w:val="es-ES"/>
@@ -2876,6 +4779,7 @@
           </w:tcPr>
           <w:p>
             <w:pPr>
+              <w:jc w:val="center"/>
               <w:rPr>
                 <w:rFonts w:ascii="Arial" w:hAnsi="Arial" w:cs="Arial"/>
                 <w:lang w:val="es-ES"/>
@@ -2891,6 +4795,7 @@
           </w:tcPr>
           <w:p>
             <w:pPr>
+              <w:jc w:val="center"/>
               <w:rPr>
                 <w:rFonts w:ascii="Arial" w:hAnsi="Arial" w:cs="Arial"/>
                 <w:lang w:val="es-ES"/>
@@ -2904,6 +4809,7 @@
           </w:tcPr>
           <w:p>
             <w:pPr>
+              <w:jc w:val="center"/>
               <w:rPr>
                 <w:rFonts w:ascii="Arial" w:hAnsi="Arial" w:cs="Arial"/>
                 <w:lang w:val="es-ES"/>
@@ -2917,6 +4823,7 @@
           </w:tcPr>
           <w:p>
             <w:pPr>
+              <w:jc w:val="center"/>
               <w:rPr>
                 <w:rFonts w:ascii="Arial" w:hAnsi="Arial" w:cs="Arial"/>
                 <w:lang w:val="es-ES"/>
@@ -2930,6 +4837,7 @@
           </w:tcPr>
           <w:p>
             <w:pPr>
+              <w:jc w:val="center"/>
               <w:rPr>
                 <w:rFonts w:ascii="Arial" w:hAnsi="Arial" w:cs="Arial"/>
                 <w:lang w:val="es-ES"/>
@@ -2943,6 +4851,7 @@
           </w:tcPr>
           <w:p>
             <w:pPr>
+              <w:jc w:val="center"/>
               <w:rPr>
                 <w:rFonts w:ascii="Arial" w:hAnsi="Arial" w:cs="Arial"/>
                 <w:lang w:val="es-ES"/>
@@ -2958,6 +4867,7 @@
           </w:tcPr>
           <w:p>
             <w:pPr>
+              <w:jc w:val="center"/>
               <w:rPr>
                 <w:rFonts w:ascii="Arial" w:hAnsi="Arial" w:cs="Arial"/>
                 <w:lang w:val="es-ES"/>
@@ -2971,6 +4881,7 @@
           </w:tcPr>
           <w:p>
             <w:pPr>
+              <w:jc w:val="center"/>
               <w:rPr>
                 <w:rFonts w:ascii="Arial" w:hAnsi="Arial" w:cs="Arial"/>
                 <w:lang w:val="es-ES"/>
@@ -2984,6 +4895,7 @@
           </w:tcPr>
           <w:p>
             <w:pPr>
+              <w:jc w:val="center"/>
               <w:rPr>
                 <w:rFonts w:ascii="Arial" w:hAnsi="Arial" w:cs="Arial"/>
                 <w:lang w:val="es-ES"/>
@@ -2997,6 +4909,7 @@
           </w:tcPr>
           <w:p>
             <w:pPr>
+              <w:jc w:val="center"/>
               <w:rPr>
                 <w:rFonts w:ascii="Arial" w:hAnsi="Arial" w:cs="Arial"/>
                 <w:lang w:val="es-ES"/>
@@ -3010,6 +4923,7 @@
           </w:tcPr>
           <w:p>
             <w:pPr>
+              <w:jc w:val="center"/>
               <w:rPr>
                 <w:rFonts w:ascii="Arial" w:hAnsi="Arial" w:cs="Arial"/>
                 <w:lang w:val="es-ES"/>
@@ -3025,6 +4939,7 @@
           </w:tcPr>
           <w:p>
             <w:pPr>
+              <w:jc w:val="center"/>
               <w:rPr>
                 <w:rFonts w:ascii="Arial" w:hAnsi="Arial" w:cs="Arial"/>
                 <w:lang w:val="es-ES"/>
@@ -3038,6 +4953,7 @@
           </w:tcPr>
           <w:p>
             <w:pPr>
+              <w:jc w:val="center"/>
               <w:rPr>
                 <w:rFonts w:ascii="Arial" w:hAnsi="Arial" w:cs="Arial"/>
                 <w:lang w:val="es-ES"/>
@@ -3051,6 +4967,7 @@
           </w:tcPr>
           <w:p>
             <w:pPr>
+              <w:jc w:val="center"/>
               <w:rPr>
                 <w:rFonts w:ascii="Arial" w:hAnsi="Arial" w:cs="Arial"/>
                 <w:lang w:val="es-ES"/>
@@ -3064,6 +4981,7 @@
           </w:tcPr>
           <w:p>
             <w:pPr>
+              <w:jc w:val="center"/>
               <w:rPr>
                 <w:rFonts w:ascii="Arial" w:hAnsi="Arial" w:cs="Arial"/>
                 <w:lang w:val="es-ES"/>
@@ -3077,6 +4995,7 @@
           </w:tcPr>
           <w:p>
             <w:pPr>
+              <w:jc w:val="center"/>
               <w:rPr>
                 <w:rFonts w:ascii="Arial" w:hAnsi="Arial" w:cs="Arial"/>
                 <w:lang w:val="es-ES"/>
@@ -3092,6 +5011,7 @@
           </w:tcPr>
           <w:p>
             <w:pPr>
+              <w:jc w:val="center"/>
               <w:rPr>
                 <w:rFonts w:ascii="Arial" w:hAnsi="Arial" w:cs="Arial"/>
                 <w:lang w:val="es-ES"/>
@@ -3105,6 +5025,7 @@
           </w:tcPr>
           <w:p>
             <w:pPr>
+              <w:jc w:val="center"/>
               <w:rPr>
                 <w:rFonts w:ascii="Arial" w:hAnsi="Arial" w:cs="Arial"/>
                 <w:lang w:val="es-ES"/>
@@ -3118,6 +5039,7 @@
           </w:tcPr>
           <w:p>
             <w:pPr>
+              <w:jc w:val="center"/>
               <w:rPr>
                 <w:rFonts w:ascii="Arial" w:hAnsi="Arial" w:cs="Arial"/>
                 <w:lang w:val="es-ES"/>
@@ -3131,6 +5053,7 @@
           </w:tcPr>
           <w:p>
             <w:pPr>
+              <w:jc w:val="center"/>
               <w:rPr>
                 <w:rFonts w:ascii="Arial" w:hAnsi="Arial" w:cs="Arial"/>
                 <w:lang w:val="es-ES"/>
@@ -3144,6 +5067,7 @@
           </w:tcPr>
           <w:p>
             <w:pPr>
+              <w:jc w:val="center"/>
               <w:rPr>
                 <w:rFonts w:ascii="Arial" w:hAnsi="Arial" w:cs="Arial"/>
                 <w:lang w:val="es-ES"/>
@@ -3159,6 +5083,7 @@
           </w:tcPr>
           <w:p>
             <w:pPr>
+              <w:jc w:val="center"/>
               <w:rPr>
                 <w:rFonts w:ascii="Arial" w:hAnsi="Arial" w:cs="Arial"/>
                 <w:lang w:val="es-ES"/>
@@ -3172,6 +5097,7 @@
           </w:tcPr>
           <w:p>
             <w:pPr>
+              <w:jc w:val="center"/>
               <w:rPr>
                 <w:rFonts w:ascii="Arial" w:hAnsi="Arial" w:cs="Arial"/>
                 <w:lang w:val="es-ES"/>
@@ -3185,6 +5111,7 @@
           </w:tcPr>
           <w:p>
             <w:pPr>
+              <w:jc w:val="center"/>
               <w:rPr>
                 <w:rFonts w:ascii="Arial" w:hAnsi="Arial" w:cs="Arial"/>
                 <w:lang w:val="es-ES"/>
@@ -3198,6 +5125,7 @@
           </w:tcPr>
           <w:p>
             <w:pPr>
+              <w:jc w:val="center"/>
               <w:rPr>
                 <w:rFonts w:ascii="Arial" w:hAnsi="Arial" w:cs="Arial"/>
                 <w:lang w:val="es-ES"/>
@@ -3211,6 +5139,7 @@
           </w:tcPr>
           <w:p>
             <w:pPr>
+              <w:jc w:val="center"/>
               <w:rPr>
                 <w:rFonts w:ascii="Arial" w:hAnsi="Arial" w:cs="Arial"/>
                 <w:lang w:val="es-ES"/>
@@ -3226,6 +5155,7 @@
           </w:tcPr>
           <w:p>
             <w:pPr>
+              <w:jc w:val="center"/>
               <w:rPr>
                 <w:rFonts w:ascii="Arial" w:hAnsi="Arial" w:cs="Arial"/>
                 <w:lang w:val="es-ES"/>
@@ -3239,6 +5169,7 @@
           </w:tcPr>
           <w:p>
             <w:pPr>
+              <w:jc w:val="center"/>
               <w:rPr>
                 <w:rFonts w:ascii="Arial" w:hAnsi="Arial" w:cs="Arial"/>
                 <w:lang w:val="es-ES"/>
@@ -3252,6 +5183,7 @@
           </w:tcPr>
           <w:p>
             <w:pPr>
+              <w:jc w:val="center"/>
               <w:rPr>
                 <w:rFonts w:ascii="Arial" w:hAnsi="Arial" w:cs="Arial"/>
                 <w:lang w:val="es-ES"/>
@@ -3265,6 +5197,7 @@
           </w:tcPr>
           <w:p>
             <w:pPr>
+              <w:jc w:val="center"/>
               <w:rPr>
                 <w:rFonts w:ascii="Arial" w:hAnsi="Arial" w:cs="Arial"/>
                 <w:lang w:val="es-ES"/>
@@ -3278,6 +5211,7 @@
           </w:tcPr>
           <w:p>
             <w:pPr>
+              <w:jc w:val="center"/>
               <w:rPr>
                 <w:rFonts w:ascii="Arial" w:hAnsi="Arial" w:cs="Arial"/>
                 <w:lang w:val="es-ES"/>
@@ -3293,6 +5227,7 @@
           </w:tcPr>
           <w:p>
             <w:pPr>
+              <w:jc w:val="center"/>
               <w:rPr>
                 <w:rFonts w:ascii="Arial" w:hAnsi="Arial" w:cs="Arial"/>
                 <w:lang w:val="es-ES"/>
@@ -3306,6 +5241,7 @@
           </w:tcPr>
           <w:p>
             <w:pPr>
+              <w:jc w:val="center"/>
               <w:rPr>
                 <w:rFonts w:ascii="Arial" w:hAnsi="Arial" w:cs="Arial"/>
                 <w:lang w:val="es-ES"/>
@@ -3319,6 +5255,7 @@
           </w:tcPr>
           <w:p>
             <w:pPr>
+              <w:jc w:val="center"/>
               <w:rPr>
                 <w:rFonts w:ascii="Arial" w:hAnsi="Arial" w:cs="Arial"/>
                 <w:lang w:val="es-ES"/>
@@ -3332,6 +5269,7 @@
           </w:tcPr>
           <w:p>
             <w:pPr>
+              <w:jc w:val="center"/>
               <w:rPr>
                 <w:rFonts w:ascii="Arial" w:hAnsi="Arial" w:cs="Arial"/>
                 <w:lang w:val="es-ES"/>
@@ -3345,6 +5283,7 @@
           </w:tcPr>
           <w:p>
             <w:pPr>
+              <w:jc w:val="center"/>
               <w:rPr>
                 <w:rFonts w:ascii="Arial" w:hAnsi="Arial" w:cs="Arial"/>
                 <w:lang w:val="es-ES"/>
@@ -3360,6 +5299,7 @@
           </w:tcPr>
           <w:p>
             <w:pPr>
+              <w:jc w:val="center"/>
               <w:rPr>
                 <w:rFonts w:ascii="Arial" w:hAnsi="Arial" w:cs="Arial"/>
                 <w:lang w:val="es-ES"/>
@@ -3373,6 +5313,7 @@
           </w:tcPr>
           <w:p>
             <w:pPr>
+              <w:jc w:val="center"/>
               <w:rPr>
                 <w:rFonts w:ascii="Arial" w:hAnsi="Arial" w:cs="Arial"/>
                 <w:lang w:val="es-ES"/>
@@ -3386,6 +5327,7 @@
           </w:tcPr>
           <w:p>
             <w:pPr>
+              <w:jc w:val="center"/>
               <w:rPr>
                 <w:rFonts w:ascii="Arial" w:hAnsi="Arial" w:cs="Arial"/>
                 <w:lang w:val="es-ES"/>
@@ -3399,6 +5341,7 @@
           </w:tcPr>
           <w:p>
             <w:pPr>
+              <w:jc w:val="center"/>
               <w:rPr>
                 <w:rFonts w:ascii="Arial" w:hAnsi="Arial" w:cs="Arial"/>
                 <w:lang w:val="es-ES"/>
@@ -3412,6 +5355,7 @@
           </w:tcPr>
           <w:p>
             <w:pPr>
+              <w:jc w:val="center"/>
               <w:rPr>
                 <w:rFonts w:ascii="Arial" w:hAnsi="Arial" w:cs="Arial"/>
                 <w:lang w:val="es-ES"/>
@@ -3427,6 +5371,7 @@
           </w:tcPr>
           <w:p>
             <w:pPr>
+              <w:jc w:val="center"/>
               <w:rPr>
                 <w:rFonts w:ascii="Arial" w:hAnsi="Arial" w:cs="Arial"/>
                 <w:lang w:val="es-ES"/>
@@ -3440,6 +5385,7 @@
           </w:tcPr>
           <w:p>
             <w:pPr>
+              <w:jc w:val="center"/>
               <w:rPr>
                 <w:rFonts w:ascii="Arial" w:hAnsi="Arial" w:cs="Arial"/>
                 <w:lang w:val="es-ES"/>
@@ -3453,6 +5399,7 @@
           </w:tcPr>
           <w:p>
             <w:pPr>
+              <w:jc w:val="center"/>
               <w:rPr>
                 <w:rFonts w:ascii="Arial" w:hAnsi="Arial" w:cs="Arial"/>
                 <w:lang w:val="es-ES"/>
@@ -3466,6 +5413,7 @@
           </w:tcPr>
           <w:p>
             <w:pPr>
+              <w:jc w:val="center"/>
               <w:rPr>
                 <w:rFonts w:ascii="Arial" w:hAnsi="Arial" w:cs="Arial"/>
                 <w:lang w:val="es-ES"/>
@@ -3479,6 +5427,7 @@
           </w:tcPr>
           <w:p>
             <w:pPr>
+              <w:jc w:val="center"/>
               <w:rPr>
                 <w:rFonts w:ascii="Arial" w:hAnsi="Arial" w:cs="Arial"/>
                 <w:lang w:val="es-ES"/>
@@ -3494,6 +5443,7 @@
           </w:tcPr>
           <w:p>
             <w:pPr>
+              <w:jc w:val="center"/>
               <w:rPr>
                 <w:rFonts w:ascii="Arial" w:hAnsi="Arial" w:cs="Arial"/>
                 <w:lang w:val="es-ES"/>
@@ -3507,6 +5457,7 @@
           </w:tcPr>
           <w:p>
             <w:pPr>
+              <w:jc w:val="center"/>
               <w:rPr>
                 <w:rFonts w:ascii="Arial" w:hAnsi="Arial" w:cs="Arial"/>
                 <w:lang w:val="es-ES"/>
@@ -3520,6 +5471,7 @@
           </w:tcPr>
           <w:p>
             <w:pPr>
+              <w:jc w:val="center"/>
               <w:rPr>
                 <w:rFonts w:ascii="Arial" w:hAnsi="Arial" w:cs="Arial"/>
                 <w:lang w:val="es-ES"/>
@@ -3533,6 +5485,7 @@
           </w:tcPr>
           <w:p>
             <w:pPr>
+              <w:jc w:val="center"/>
               <w:rPr>
                 <w:rFonts w:ascii="Arial" w:hAnsi="Arial" w:cs="Arial"/>
                 <w:lang w:val="es-ES"/>
@@ -3546,6 +5499,7 @@
           </w:tcPr>
           <w:p>
             <w:pPr>
+              <w:jc w:val="center"/>
               <w:rPr>
                 <w:rFonts w:ascii="Arial" w:hAnsi="Arial" w:cs="Arial"/>
                 <w:lang w:val="es-ES"/>
@@ -3561,6 +5515,7 @@
           </w:tcPr>
           <w:p>
             <w:pPr>
+              <w:jc w:val="center"/>
               <w:rPr>
                 <w:rFonts w:ascii="Arial" w:hAnsi="Arial" w:cs="Arial"/>
                 <w:lang w:val="es-ES"/>
@@ -3574,6 +5529,7 @@
           </w:tcPr>
           <w:p>
             <w:pPr>
+              <w:jc w:val="center"/>
               <w:rPr>
                 <w:rFonts w:ascii="Arial" w:hAnsi="Arial" w:cs="Arial"/>
                 <w:lang w:val="es-ES"/>
@@ -3587,6 +5543,7 @@
           </w:tcPr>
           <w:p>
             <w:pPr>
+              <w:jc w:val="center"/>
               <w:rPr>
                 <w:rFonts w:ascii="Arial" w:hAnsi="Arial" w:cs="Arial"/>
                 <w:lang w:val="es-ES"/>
@@ -3600,6 +5557,7 @@
           </w:tcPr>
           <w:p>
             <w:pPr>
+              <w:jc w:val="center"/>
               <w:rPr>
                 <w:rFonts w:ascii="Arial" w:hAnsi="Arial" w:cs="Arial"/>
                 <w:lang w:val="es-ES"/>
@@ -3613,6 +5571,7 @@
           </w:tcPr>
           <w:p>
             <w:pPr>
+              <w:jc w:val="center"/>
               <w:rPr>
                 <w:rFonts w:ascii="Arial" w:hAnsi="Arial" w:cs="Arial"/>
                 <w:lang w:val="es-ES"/>
@@ -3628,6 +5587,7 @@
           </w:tcPr>
           <w:p>
             <w:pPr>
+              <w:jc w:val="center"/>
               <w:rPr>
                 <w:rFonts w:ascii="Arial" w:hAnsi="Arial" w:cs="Arial"/>
                 <w:lang w:val="es-ES"/>
@@ -3641,6 +5601,7 @@
           </w:tcPr>
           <w:p>
             <w:pPr>
+              <w:jc w:val="center"/>
               <w:rPr>
                 <w:rFonts w:ascii="Arial" w:hAnsi="Arial" w:cs="Arial"/>
                 <w:lang w:val="es-ES"/>
@@ -3654,6 +5615,7 @@
           </w:tcPr>
           <w:p>
             <w:pPr>
+              <w:jc w:val="center"/>
               <w:rPr>
                 <w:rFonts w:ascii="Arial" w:hAnsi="Arial" w:cs="Arial"/>
                 <w:lang w:val="es-ES"/>
@@ -3667,6 +5629,7 @@
           </w:tcPr>
           <w:p>
             <w:pPr>
+              <w:jc w:val="center"/>
               <w:rPr>
                 <w:rFonts w:ascii="Arial" w:hAnsi="Arial" w:cs="Arial"/>
                 <w:lang w:val="es-ES"/>
@@ -3680,6 +5643,7 @@
           </w:tcPr>
           <w:p>
             <w:pPr>
+              <w:jc w:val="center"/>
               <w:rPr>
                 <w:rFonts w:ascii="Arial" w:hAnsi="Arial" w:cs="Arial"/>
                 <w:lang w:val="es-ES"/>
@@ -3695,6 +5659,7 @@
           </w:tcPr>
           <w:p>
             <w:pPr>
+              <w:jc w:val="center"/>
               <w:rPr>
                 <w:rFonts w:ascii="Arial" w:hAnsi="Arial" w:cs="Arial"/>
                 <w:lang w:val="es-ES"/>
@@ -3708,6 +5673,7 @@
           </w:tcPr>
           <w:p>
             <w:pPr>
+              <w:jc w:val="center"/>
               <w:rPr>
                 <w:rFonts w:ascii="Arial" w:hAnsi="Arial" w:cs="Arial"/>
                 <w:lang w:val="es-ES"/>
@@ -3721,6 +5687,7 @@
           </w:tcPr>
           <w:p>
             <w:pPr>
+              <w:jc w:val="center"/>
               <w:rPr>
                 <w:rFonts w:ascii="Arial" w:hAnsi="Arial" w:cs="Arial"/>
                 <w:lang w:val="es-ES"/>
@@ -3734,6 +5701,7 @@
           </w:tcPr>
           <w:p>
             <w:pPr>
+              <w:jc w:val="center"/>
               <w:rPr>
                 <w:rFonts w:ascii="Arial" w:hAnsi="Arial" w:cs="Arial"/>
                 <w:lang w:val="es-ES"/>
@@ -3747,6 +5715,7 @@
           </w:tcPr>
           <w:p>
             <w:pPr>
+              <w:jc w:val="center"/>
               <w:rPr>
                 <w:rFonts w:ascii="Arial" w:hAnsi="Arial" w:cs="Arial"/>
                 <w:lang w:val="es-ES"/>
@@ -3762,6 +5731,7 @@
           </w:tcPr>
           <w:p>
             <w:pPr>
+              <w:jc w:val="center"/>
               <w:rPr>
                 <w:rFonts w:ascii="Arial" w:hAnsi="Arial" w:cs="Arial"/>
                 <w:lang w:val="es-ES"/>
@@ -3775,6 +5745,7 @@
           </w:tcPr>
           <w:p>
             <w:pPr>
+              <w:jc w:val="center"/>
               <w:rPr>
                 <w:rFonts w:ascii="Arial" w:hAnsi="Arial" w:cs="Arial"/>
                 <w:lang w:val="es-ES"/>
@@ -3788,6 +5759,7 @@
           </w:tcPr>
           <w:p>
             <w:pPr>
+              <w:jc w:val="center"/>
               <w:rPr>
                 <w:rFonts w:ascii="Arial" w:hAnsi="Arial" w:cs="Arial"/>
                 <w:lang w:val="es-ES"/>
@@ -3801,6 +5773,7 @@
           </w:tcPr>
           <w:p>
             <w:pPr>
+              <w:jc w:val="center"/>
               <w:rPr>
                 <w:rFonts w:ascii="Arial" w:hAnsi="Arial" w:cs="Arial"/>
                 <w:lang w:val="es-ES"/>
@@ -3814,6 +5787,7 @@
           </w:tcPr>
           <w:p>
             <w:pPr>
+              <w:jc w:val="center"/>
               <w:rPr>
                 <w:rFonts w:ascii="Arial" w:hAnsi="Arial" w:cs="Arial"/>
                 <w:lang w:val="es-ES"/>
@@ -3829,6 +5803,7 @@
           </w:tcPr>
           <w:p>
             <w:pPr>
+              <w:jc w:val="center"/>
               <w:rPr>
                 <w:rFonts w:ascii="Arial" w:hAnsi="Arial" w:cs="Arial"/>
                 <w:lang w:val="es-ES"/>
@@ -3842,6 +5817,7 @@
           </w:tcPr>
           <w:p>
             <w:pPr>
+              <w:jc w:val="center"/>
               <w:rPr>
                 <w:rFonts w:ascii="Arial" w:hAnsi="Arial" w:cs="Arial"/>
                 <w:lang w:val="es-ES"/>
@@ -3855,6 +5831,7 @@
           </w:tcPr>
           <w:p>
             <w:pPr>
+              <w:jc w:val="center"/>
               <w:rPr>
                 <w:rFonts w:ascii="Arial" w:hAnsi="Arial" w:cs="Arial"/>
                 <w:lang w:val="es-ES"/>
@@ -3868,6 +5845,7 @@
           </w:tcPr>
           <w:p>
             <w:pPr>
+              <w:jc w:val="center"/>
               <w:rPr>
                 <w:rFonts w:ascii="Arial" w:hAnsi="Arial" w:cs="Arial"/>
                 <w:lang w:val="es-ES"/>
@@ -3881,6 +5859,7 @@
           </w:tcPr>
           <w:p>
             <w:pPr>
+              <w:jc w:val="center"/>
               <w:rPr>
                 <w:rFonts w:ascii="Arial" w:hAnsi="Arial" w:cs="Arial"/>
                 <w:lang w:val="es-ES"/>
@@ -3896,6 +5875,7 @@
           </w:tcPr>
           <w:p>
             <w:pPr>
+              <w:jc w:val="center"/>
               <w:rPr>
                 <w:rFonts w:ascii="Arial" w:hAnsi="Arial" w:cs="Arial"/>
                 <w:lang w:val="es-ES"/>
@@ -3909,6 +5889,7 @@
           </w:tcPr>
           <w:p>
             <w:pPr>
+              <w:jc w:val="center"/>
               <w:rPr>
                 <w:rFonts w:ascii="Arial" w:hAnsi="Arial" w:cs="Arial"/>
                 <w:lang w:val="es-ES"/>
@@ -3922,6 +5903,7 @@
           </w:tcPr>
           <w:p>
             <w:pPr>
+              <w:jc w:val="center"/>
               <w:rPr>
                 <w:rFonts w:ascii="Arial" w:hAnsi="Arial" w:cs="Arial"/>
                 <w:lang w:val="es-ES"/>
@@ -3935,6 +5917,7 @@
           </w:tcPr>
           <w:p>
             <w:pPr>
+              <w:jc w:val="center"/>
               <w:rPr>
                 <w:rFonts w:ascii="Arial" w:hAnsi="Arial" w:cs="Arial"/>
                 <w:lang w:val="es-ES"/>
@@ -3948,6 +5931,7 @@
           </w:tcPr>
           <w:p>
             <w:pPr>
+              <w:jc w:val="center"/>
               <w:rPr>
                 <w:rFonts w:ascii="Arial" w:hAnsi="Arial" w:cs="Arial"/>
                 <w:lang w:val="es-ES"/>
@@ -3963,6 +5947,7 @@
           </w:tcPr>
           <w:p>
             <w:pPr>
+              <w:jc w:val="center"/>
               <w:rPr>
                 <w:rFonts w:ascii="Arial" w:hAnsi="Arial" w:cs="Arial"/>
                 <w:lang w:val="es-ES"/>
@@ -3976,6 +5961,7 @@
           </w:tcPr>
           <w:p>
             <w:pPr>
+              <w:jc w:val="center"/>
               <w:rPr>
                 <w:rFonts w:ascii="Arial" w:hAnsi="Arial" w:cs="Arial"/>
                 <w:lang w:val="es-ES"/>
@@ -3989,6 +5975,7 @@
           </w:tcPr>
           <w:p>
             <w:pPr>
+              <w:jc w:val="center"/>
               <w:rPr>
                 <w:rFonts w:ascii="Arial" w:hAnsi="Arial" w:cs="Arial"/>
                 <w:lang w:val="es-ES"/>
@@ -4002,6 +5989,7 @@
           </w:tcPr>
           <w:p>
             <w:pPr>
+              <w:jc w:val="center"/>
               <w:rPr>
                 <w:rFonts w:ascii="Arial" w:hAnsi="Arial" w:cs="Arial"/>
                 <w:lang w:val="es-ES"/>
@@ -4015,6 +6003,7 @@
           </w:tcPr>
           <w:p>
             <w:pPr>
+              <w:jc w:val="center"/>
               <w:rPr>
                 <w:rFonts w:ascii="Arial" w:hAnsi="Arial" w:cs="Arial"/>
                 <w:lang w:val="es-ES"/>
@@ -4030,6 +6019,7 @@
           </w:tcPr>
           <w:p>
             <w:pPr>
+              <w:jc w:val="center"/>
               <w:rPr>
                 <w:rFonts w:ascii="Arial" w:hAnsi="Arial" w:cs="Arial"/>
                 <w:lang w:val="es-ES"/>
@@ -4043,6 +6033,7 @@
           </w:tcPr>
           <w:p>
             <w:pPr>
+              <w:jc w:val="center"/>
               <w:rPr>
                 <w:rFonts w:ascii="Arial" w:hAnsi="Arial" w:cs="Arial"/>
                 <w:lang w:val="es-ES"/>
@@ -4056,6 +6047,7 @@
           </w:tcPr>
           <w:p>
             <w:pPr>
+              <w:jc w:val="center"/>
               <w:rPr>
                 <w:rFonts w:ascii="Arial" w:hAnsi="Arial" w:cs="Arial"/>
                 <w:lang w:val="es-ES"/>
@@ -4069,6 +6061,7 @@
           </w:tcPr>
           <w:p>
             <w:pPr>
+              <w:jc w:val="center"/>
               <w:rPr>
                 <w:rFonts w:ascii="Arial" w:hAnsi="Arial" w:cs="Arial"/>
                 <w:lang w:val="es-ES"/>
@@ -4082,6 +6075,7 @@
           </w:tcPr>
           <w:p>
             <w:pPr>
+              <w:jc w:val="center"/>
               <w:rPr>
                 <w:rFonts w:ascii="Arial" w:hAnsi="Arial" w:cs="Arial"/>
                 <w:lang w:val="es-ES"/>
@@ -4097,6 +6091,7 @@
           </w:tcPr>
           <w:p>
             <w:pPr>
+              <w:jc w:val="center"/>
               <w:rPr>
                 <w:rFonts w:ascii="Arial" w:hAnsi="Arial" w:cs="Arial"/>
                 <w:lang w:val="es-ES"/>
@@ -4110,6 +6105,7 @@
           </w:tcPr>
           <w:p>
             <w:pPr>
+              <w:jc w:val="center"/>
               <w:rPr>
                 <w:rFonts w:ascii="Arial" w:hAnsi="Arial" w:cs="Arial"/>
                 <w:lang w:val="es-ES"/>
@@ -4123,6 +6119,7 @@
           </w:tcPr>
           <w:p>
             <w:pPr>
+              <w:jc w:val="center"/>
               <w:rPr>
                 <w:rFonts w:ascii="Arial" w:hAnsi="Arial" w:cs="Arial"/>
                 <w:lang w:val="es-ES"/>
@@ -4136,6 +6133,7 @@
           </w:tcPr>
           <w:p>
             <w:pPr>
+              <w:jc w:val="center"/>
               <w:rPr>
                 <w:rFonts w:ascii="Arial" w:hAnsi="Arial" w:cs="Arial"/>
                 <w:lang w:val="es-ES"/>
@@ -4149,6 +6147,7 @@
           </w:tcPr>
           <w:p>
             <w:pPr>
+              <w:jc w:val="center"/>
               <w:rPr>
                 <w:rFonts w:ascii="Arial" w:hAnsi="Arial" w:cs="Arial"/>
                 <w:lang w:val="es-ES"/>
@@ -4164,6 +6163,7 @@
           </w:tcPr>
           <w:p>
             <w:pPr>
+              <w:jc w:val="center"/>
               <w:rPr>
                 <w:rFonts w:ascii="Arial" w:hAnsi="Arial" w:cs="Arial"/>
                 <w:lang w:val="es-ES"/>
@@ -4177,6 +6177,7 @@
           </w:tcPr>
           <w:p>
             <w:pPr>
+              <w:jc w:val="center"/>
               <w:rPr>
                 <w:rFonts w:ascii="Arial" w:hAnsi="Arial" w:cs="Arial"/>
                 <w:lang w:val="es-ES"/>
@@ -4190,6 +6191,7 @@
           </w:tcPr>
           <w:p>
             <w:pPr>
+              <w:jc w:val="center"/>
               <w:rPr>
                 <w:rFonts w:ascii="Arial" w:hAnsi="Arial" w:cs="Arial"/>
                 <w:lang w:val="es-ES"/>
@@ -4203,6 +6205,7 @@
           </w:tcPr>
           <w:p>
             <w:pPr>
+              <w:jc w:val="center"/>
               <w:rPr>
                 <w:rFonts w:ascii="Arial" w:hAnsi="Arial" w:cs="Arial"/>
                 <w:lang w:val="es-ES"/>
@@ -4216,6 +6219,7 @@
           </w:tcPr>
           <w:p>
             <w:pPr>
+              <w:jc w:val="center"/>
               <w:rPr>
                 <w:rFonts w:ascii="Arial" w:hAnsi="Arial" w:cs="Arial"/>
                 <w:lang w:val="es-ES"/>
@@ -4231,6 +6235,7 @@
           </w:tcPr>
           <w:p>
             <w:pPr>
+              <w:jc w:val="center"/>
               <w:rPr>
                 <w:rFonts w:ascii="Arial" w:hAnsi="Arial" w:cs="Arial"/>
                 <w:lang w:val="es-ES"/>
@@ -4244,6 +6249,7 @@
           </w:tcPr>
           <w:p>
             <w:pPr>
+              <w:jc w:val="center"/>
               <w:rPr>
                 <w:rFonts w:ascii="Arial" w:hAnsi="Arial" w:cs="Arial"/>
                 <w:lang w:val="es-ES"/>
@@ -4257,6 +6263,7 @@
           </w:tcPr>
           <w:p>
             <w:pPr>
+              <w:jc w:val="center"/>
               <w:rPr>
                 <w:rFonts w:ascii="Arial" w:hAnsi="Arial" w:cs="Arial"/>
                 <w:lang w:val="es-ES"/>
@@ -4270,6 +6277,7 @@
           </w:tcPr>
           <w:p>
             <w:pPr>
+              <w:jc w:val="center"/>
               <w:rPr>
                 <w:rFonts w:ascii="Arial" w:hAnsi="Arial" w:cs="Arial"/>
                 <w:lang w:val="es-ES"/>
@@ -4283,6 +6291,7 @@
           </w:tcPr>
           <w:p>
             <w:pPr>
+              <w:jc w:val="center"/>
               <w:rPr>
                 <w:rFonts w:ascii="Arial" w:hAnsi="Arial" w:cs="Arial"/>
                 <w:lang w:val="es-ES"/>
@@ -4298,6 +6307,7 @@
           </w:tcPr>
           <w:p>
             <w:pPr>
+              <w:jc w:val="center"/>
               <w:rPr>
                 <w:rFonts w:ascii="Arial" w:hAnsi="Arial" w:cs="Arial"/>
                 <w:lang w:val="es-ES"/>
@@ -4311,6 +6321,7 @@
           </w:tcPr>
           <w:p>
             <w:pPr>
+              <w:jc w:val="center"/>
               <w:rPr>
                 <w:rFonts w:ascii="Arial" w:hAnsi="Arial" w:cs="Arial"/>
                 <w:lang w:val="es-ES"/>
@@ -4324,6 +6335,7 @@
           </w:tcPr>
           <w:p>
             <w:pPr>
+              <w:jc w:val="center"/>
               <w:rPr>
                 <w:rFonts w:ascii="Arial" w:hAnsi="Arial" w:cs="Arial"/>
                 <w:lang w:val="es-ES"/>
@@ -4337,6 +6349,7 @@
           </w:tcPr>
           <w:p>
             <w:pPr>
+              <w:jc w:val="center"/>
               <w:rPr>
                 <w:rFonts w:ascii="Arial" w:hAnsi="Arial" w:cs="Arial"/>
                 <w:lang w:val="es-ES"/>
@@ -4350,6 +6363,7 @@
           </w:tcPr>
           <w:p>
             <w:pPr>
+              <w:jc w:val="center"/>
               <w:rPr>
                 <w:rFonts w:ascii="Arial" w:hAnsi="Arial" w:cs="Arial"/>
                 <w:lang w:val="es-ES"/>
@@ -4378,7 +6392,7 @@
 </file>
 
 <file path=word/styles.xml><?xml version="1.0" encoding="utf-8"?>
-<w:styles xmlns:mc="http://schemas.openxmlformats.org/markup-compatibility/2006" xmlns:r="http://schemas.openxmlformats.org/officeDocument/2006/relationships" xmlns:w="http://schemas.openxmlformats.org/wordprocessingml/2006/main" xmlns:w14="http://schemas.microsoft.com/office/word/2010/wordml" xmlns:w15="http://schemas.microsoft.com/office/word/2012/wordml" xmlns:w16cex="http://schemas.microsoft.com/office/word/2018/wordml/cex" xmlns:w16cid="http://schemas.microsoft.com/office/word/2016/wordml/cid" xmlns:w16="http://schemas.microsoft.com/office/word/2018/wordml" xmlns:w16sdtdh="http://schemas.microsoft.com/office/word/2020/wordml/sdtdatahash" xmlns:w16se="http://schemas.microsoft.com/office/word/2015/wordml/symex" mc:Ignorable="w14 w15 w16se w16cid w16 w16cex w16sdtdh">
+<w:styles xmlns:mc="http://schemas.openxmlformats.org/markup-compatibility/2006" xmlns:r="http://schemas.openxmlformats.org/officeDocument/2006/relationships" xmlns:w="http://schemas.openxmlformats.org/wordprocessingml/2006/main" xmlns:w14="http://schemas.microsoft.com/office/word/2010/wordml" xmlns:w15="http://schemas.microsoft.com/office/word/2012/wordml" xmlns:w16cid="http://schemas.microsoft.com/office/word/2016/wordml/cid" xmlns:w16se="http://schemas.microsoft.com/office/word/2015/wordml/symex" mc:Ignorable="w14 w15 w16se w16cid">
   <w:docDefaults>
     <w:rPrDefault>
       <w:rPr>
@@ -4822,17 +6836,6 @@
       </w:tblBorders>
     </w:tblPr>
   </w:style>
-  <w:style w:type="character" w:styleId="Textoennegrita">
-    <w:name w:val="Strong"/>
-    <w:basedOn w:val="Fuentedeprrafopredeter"/>
-    <w:uiPriority w:val="22"/>
-    <w:qFormat/>
-    <w:rsid w:val="00A22FB3"/>
-    <w:rPr>
-      <w:b/>
-      <w:bCs/>
-    </w:rPr>
-  </w:style>
 </w:styles>
 </file>
 

--- a/02-Documentation/02-requirements/requirements.docx
+++ b/02-Documentation/02-requirements/requirements.docx
@@ -9,8 +9,6 @@
           <w:rFonts w:ascii="Arial" w:hAnsi="Arial" w:cs="Arial"/>
           <w:b/>
           <w:bCs/>
-          <w:sz w:val="40"/>
-          <w:szCs w:val="40"/>
           <w:lang w:val="es-ES"/>
         </w:rPr>
       </w:pPr>
@@ -19,8 +17,6 @@
           <w:rFonts w:ascii="Arial" w:hAnsi="Arial" w:cs="Arial"/>
           <w:b/>
           <w:bCs/>
-          <w:sz w:val="40"/>
-          <w:szCs w:val="40"/>
           <w:lang w:val="es-ES"/>
         </w:rPr>
         <w:t>REQUISITOS FUNCIONALES (RF) Y REQUISITOS NO FUNCIONALES (RNF):</w:t>
@@ -31,10 +27,6 @@
         <w:jc w:val="center"/>
         <w:rPr>
           <w:rFonts w:ascii="Arial" w:hAnsi="Arial" w:cs="Arial"/>
-          <w:b/>
-          <w:bCs/>
-          <w:sz w:val="40"/>
-          <w:szCs w:val="40"/>
           <w:lang w:val="es-ES"/>
         </w:rPr>
       </w:pPr>
@@ -67,8 +59,6 @@
               <w:jc w:val="center"/>
               <w:rPr>
                 <w:rFonts w:ascii="Arial" w:hAnsi="Arial" w:cs="Arial"/>
-                <w:b/>
-                <w:bCs/>
                 <w:color w:val="FFFFFF" w:themeColor="background1"/>
                 <w:lang w:val="es-ES"/>
               </w:rPr>
@@ -76,8 +66,6 @@
             <w:r>
               <w:rPr>
                 <w:rFonts w:ascii="Arial" w:hAnsi="Arial" w:cs="Arial"/>
-                <w:b/>
-                <w:bCs/>
                 <w:color w:val="FFFFFF" w:themeColor="background1"/>
                 <w:lang w:val="es-ES"/>
               </w:rPr>
@@ -98,8 +86,6 @@
               <w:jc w:val="center"/>
               <w:rPr>
                 <w:rFonts w:ascii="Arial" w:hAnsi="Arial" w:cs="Arial"/>
-                <w:b/>
-                <w:bCs/>
                 <w:color w:val="FFFFFF" w:themeColor="background1"/>
                 <w:lang w:val="es-ES"/>
               </w:rPr>
@@ -107,8 +93,6 @@
             <w:r>
               <w:rPr>
                 <w:rFonts w:ascii="Arial" w:hAnsi="Arial" w:cs="Arial"/>
-                <w:b/>
-                <w:bCs/>
                 <w:color w:val="FFFFFF" w:themeColor="background1"/>
                 <w:lang w:val="es-ES"/>
               </w:rPr>
@@ -129,8 +113,6 @@
               <w:jc w:val="center"/>
               <w:rPr>
                 <w:rFonts w:ascii="Arial" w:hAnsi="Arial" w:cs="Arial"/>
-                <w:b/>
-                <w:bCs/>
                 <w:color w:val="FFFFFF" w:themeColor="background1"/>
                 <w:lang w:val="es-ES"/>
               </w:rPr>
@@ -138,8 +120,6 @@
             <w:r>
               <w:rPr>
                 <w:rFonts w:ascii="Arial" w:hAnsi="Arial" w:cs="Arial"/>
-                <w:b/>
-                <w:bCs/>
                 <w:color w:val="FFFFFF" w:themeColor="background1"/>
                 <w:lang w:val="es-ES"/>
               </w:rPr>
@@ -160,8 +140,6 @@
               <w:jc w:val="center"/>
               <w:rPr>
                 <w:rFonts w:ascii="Arial" w:hAnsi="Arial" w:cs="Arial"/>
-                <w:b/>
-                <w:bCs/>
                 <w:color w:val="FFFFFF" w:themeColor="background1"/>
                 <w:lang w:val="es-ES"/>
               </w:rPr>
@@ -169,8 +147,6 @@
             <w:r>
               <w:rPr>
                 <w:rFonts w:ascii="Arial" w:hAnsi="Arial" w:cs="Arial"/>
-                <w:b/>
-                <w:bCs/>
                 <w:color w:val="FFFFFF" w:themeColor="background1"/>
                 <w:lang w:val="es-ES"/>
               </w:rPr>
@@ -191,8 +167,6 @@
               <w:jc w:val="center"/>
               <w:rPr>
                 <w:rFonts w:ascii="Arial" w:hAnsi="Arial" w:cs="Arial"/>
-                <w:b/>
-                <w:bCs/>
                 <w:color w:val="FFFFFF" w:themeColor="background1"/>
                 <w:lang w:val="es-ES"/>
               </w:rPr>
@@ -200,8 +174,6 @@
             <w:r>
               <w:rPr>
                 <w:rFonts w:ascii="Arial" w:hAnsi="Arial" w:cs="Arial"/>
-                <w:b/>
-                <w:bCs/>
                 <w:color w:val="FFFFFF" w:themeColor="background1"/>
                 <w:lang w:val="es-ES"/>
               </w:rPr>
@@ -283,8 +255,6 @@
                 <w:lang w:val="es-ES"/>
               </w:rPr>
             </w:pPr>
-            <w:bookmarkStart w:id="0" w:name="_GoBack"/>
-            <w:bookmarkEnd w:id="0"/>
           </w:p>
           <w:p>
             <w:pPr>
@@ -553,6 +523,7 @@
           </w:tcPr>
           <w:p>
             <w:pPr>
+              <w:jc w:val="center"/>
               <w:rPr>
                 <w:rFonts w:ascii="Arial" w:hAnsi="Arial" w:cs="Arial"/>
                 <w:lang w:val="es-ES"/>
@@ -644,6 +615,7 @@
           </w:p>
           <w:p>
             <w:pPr>
+              <w:jc w:val="center"/>
               <w:rPr>
                 <w:rFonts w:ascii="Arial" w:hAnsi="Arial" w:cs="Arial"/>
                 <w:lang w:val="es-ES"/>
@@ -684,7 +656,7 @@
                 <w:rFonts w:ascii="Arial" w:hAnsi="Arial" w:cs="Arial"/>
                 <w:lang w:val="es-ES"/>
               </w:rPr>
-              <w:t xml:space="preserve">El sistema debe permitir al estudiante crear solicitudes académicas de revisión de notas. </w:t>
+              <w:t>El sistema debe permitir al estudiante crear solicitudes académicas de revisión de notas.</w:t>
             </w:r>
           </w:p>
         </w:tc>
@@ -1546,15 +1518,7 @@
                 <w:rFonts w:ascii="Arial" w:hAnsi="Arial" w:cs="Arial"/>
                 <w:lang w:val="es-ES"/>
               </w:rPr>
-              <w:t xml:space="preserve">El sistema debe permitir al estudiante descargar los </w:t>
-            </w:r>
-            <w:r>
-              <w:rPr>
-                <w:rFonts w:ascii="Arial" w:hAnsi="Arial" w:cs="Arial"/>
-                <w:lang w:val="es-ES"/>
-              </w:rPr>
-              <w:lastRenderedPageBreak/>
-              <w:t>certificados generados.</w:t>
+              <w:t>El sistema debe permitir al estudiante descargar los certificados generados.</w:t>
             </w:r>
           </w:p>
         </w:tc>
@@ -1706,7 +1670,15 @@
                 <w:rFonts w:ascii="Arial" w:hAnsi="Arial" w:cs="Arial"/>
                 <w:lang w:val="es-ES"/>
               </w:rPr>
-              <w:t>El sistema debe permitir que el estudiante cancele solicitudes.</w:t>
+              <w:t xml:space="preserve">El sistema debe permitir que el </w:t>
+            </w:r>
+            <w:r>
+              <w:rPr>
+                <w:rFonts w:ascii="Arial" w:hAnsi="Arial" w:cs="Arial"/>
+                <w:lang w:val="es-ES"/>
+              </w:rPr>
+              <w:lastRenderedPageBreak/>
+              <w:t>estudiante cancele solicitudes.</w:t>
             </w:r>
           </w:p>
         </w:tc>
@@ -1764,6 +1736,7 @@
           </w:p>
           <w:p>
             <w:pPr>
+              <w:jc w:val="center"/>
               <w:rPr>
                 <w:rFonts w:ascii="Arial" w:hAnsi="Arial" w:cs="Arial"/>
                 <w:lang w:val="es-ES"/>
@@ -1804,7 +1777,15 @@
                 <w:rFonts w:ascii="Arial" w:hAnsi="Arial" w:cs="Arial"/>
                 <w:lang w:val="es-ES"/>
               </w:rPr>
-              <w:t>El estudiante debe tener sesión activa, debe existir la solicitud que quiere cancelar y la solicitud no debe estar ya respondida.</w:t>
+              <w:t xml:space="preserve">El estudiante debe tener sesión activa, debe existir la solicitud que quiere cancelar y </w:t>
+            </w:r>
+            <w:r>
+              <w:rPr>
+                <w:rFonts w:ascii="Arial" w:hAnsi="Arial" w:cs="Arial"/>
+                <w:lang w:val="es-ES"/>
+              </w:rPr>
+              <w:lastRenderedPageBreak/>
+              <w:t>la solicitud no debe estar ya respondida.</w:t>
             </w:r>
           </w:p>
         </w:tc>
@@ -1825,6 +1806,7 @@
           </w:p>
           <w:p>
             <w:pPr>
+              <w:jc w:val="center"/>
               <w:rPr>
                 <w:rFonts w:ascii="Arial" w:hAnsi="Arial" w:cs="Arial"/>
                 <w:lang w:val="es-ES"/>
@@ -2585,17 +2567,15 @@
                 <w:rFonts w:ascii="Arial" w:hAnsi="Arial" w:cs="Arial"/>
                 <w:lang w:val="es-ES"/>
               </w:rPr>
-              <w:t>RNF-01</w:t>
-            </w:r>
-          </w:p>
-          <w:p>
-            <w:pPr>
-              <w:jc w:val="center"/>
-              <w:rPr>
-                <w:rFonts w:ascii="Arial" w:hAnsi="Arial" w:cs="Arial"/>
-                <w:lang w:val="es-ES"/>
-              </w:rPr>
-            </w:pPr>
+              <w:t>RF-1</w:t>
+            </w:r>
+            <w:r>
+              <w:rPr>
+                <w:rFonts w:ascii="Arial" w:hAnsi="Arial" w:cs="Arial"/>
+                <w:lang w:val="es-ES"/>
+              </w:rPr>
+              <w:t>5</w:t>
+            </w:r>
           </w:p>
         </w:tc>
         <w:tc>
@@ -2613,9 +2593,23 @@
             <w:r>
               <w:rPr>
                 <w:rFonts w:ascii="Arial" w:hAnsi="Arial" w:cs="Arial"/>
-                <w:lang w:val="es-ES"/>
-              </w:rPr>
-              <w:t>La base de datos del sistema debe estar preparada para manejar bastante información.</w:t>
+              </w:rPr>
+              <w:t xml:space="preserve">El sistema debe permitir </w:t>
+            </w:r>
+            <w:r>
+              <w:rPr>
+                <w:rStyle w:val="Textoennegrita"/>
+                <w:rFonts w:ascii="Arial" w:hAnsi="Arial" w:cs="Arial"/>
+                <w:b w:val="0"/>
+                <w:bCs w:val="0"/>
+              </w:rPr>
+              <w:t>registrar estudiantes</w:t>
+            </w:r>
+            <w:r>
+              <w:rPr>
+                <w:rFonts w:ascii="Arial" w:hAnsi="Arial" w:cs="Arial"/>
+              </w:rPr>
+              <w:t xml:space="preserve"> con sus datos personales y académicos</w:t>
             </w:r>
           </w:p>
         </w:tc>
@@ -2654,7 +2648,7 @@
                 <w:rFonts w:ascii="Arial" w:hAnsi="Arial" w:cs="Arial"/>
                 <w:lang w:val="es-ES"/>
               </w:rPr>
-              <w:t>No funcional</w:t>
+              <w:t>Funcional</w:t>
             </w:r>
           </w:p>
         </w:tc>
@@ -2709,21 +2703,26 @@
                 <w:lang w:val="es-ES"/>
               </w:rPr>
             </w:pPr>
-          </w:p>
-          <w:p>
-            <w:pPr>
-              <w:jc w:val="center"/>
-              <w:rPr>
-                <w:rFonts w:ascii="Arial" w:hAnsi="Arial" w:cs="Arial"/>
-                <w:lang w:val="es-ES"/>
-              </w:rPr>
-            </w:pPr>
-            <w:r>
-              <w:rPr>
-                <w:rFonts w:ascii="Arial" w:hAnsi="Arial" w:cs="Arial"/>
-                <w:lang w:val="es-ES"/>
-              </w:rPr>
-              <w:t>La base de datos debe estar creada con buenas prácticas de diseño e índices.</w:t>
+            <w:r>
+              <w:rPr>
+                <w:rFonts w:ascii="Arial" w:hAnsi="Arial" w:cs="Arial"/>
+              </w:rPr>
+              <w:t xml:space="preserve">El sistema debe permitir </w:t>
+            </w:r>
+            <w:r>
+              <w:rPr>
+                <w:rStyle w:val="Textoennegrita"/>
+                <w:rFonts w:ascii="Arial" w:hAnsi="Arial" w:cs="Arial"/>
+                <w:b w:val="0"/>
+                <w:bCs w:val="0"/>
+              </w:rPr>
+              <w:t>diferenciar el acceso según el tipo de usuario</w:t>
+            </w:r>
+            <w:r>
+              <w:rPr>
+                <w:rFonts w:ascii="Arial" w:hAnsi="Arial" w:cs="Arial"/>
+              </w:rPr>
+              <w:t>, estudiante o funcionario.</w:t>
             </w:r>
           </w:p>
         </w:tc>
@@ -2759,21 +2758,19 @@
                 <w:lang w:val="es-ES"/>
               </w:rPr>
             </w:pPr>
-          </w:p>
-          <w:p>
-            <w:pPr>
-              <w:jc w:val="center"/>
-              <w:rPr>
-                <w:rFonts w:ascii="Arial" w:hAnsi="Arial" w:cs="Arial"/>
-                <w:lang w:val="es-ES"/>
-              </w:rPr>
-            </w:pPr>
-            <w:r>
-              <w:rPr>
-                <w:rFonts w:ascii="Arial" w:hAnsi="Arial" w:cs="Arial"/>
-                <w:lang w:val="es-ES"/>
-              </w:rPr>
-              <w:t>RNF-02</w:t>
+            <w:r>
+              <w:rPr>
+                <w:rFonts w:ascii="Arial" w:hAnsi="Arial" w:cs="Arial"/>
+                <w:lang w:val="es-ES"/>
+              </w:rPr>
+              <w:t>RF-1</w:t>
+            </w:r>
+            <w:r>
+              <w:rPr>
+                <w:rFonts w:ascii="Arial" w:hAnsi="Arial" w:cs="Arial"/>
+                <w:lang w:val="es-ES"/>
+              </w:rPr>
+              <w:t>6</w:t>
             </w:r>
           </w:p>
         </w:tc>
@@ -2792,9 +2789,23 @@
             <w:r>
               <w:rPr>
                 <w:rFonts w:ascii="Arial" w:hAnsi="Arial" w:cs="Arial"/>
-                <w:lang w:val="es-ES"/>
-              </w:rPr>
-              <w:t>Los certificados deben generarse en formato PDF, diseñada la plantilla por los creadores del proyecto.</w:t>
+              </w:rPr>
+              <w:t xml:space="preserve">El sistema debe permitir a los usuarios </w:t>
+            </w:r>
+            <w:r>
+              <w:rPr>
+                <w:rStyle w:val="Textoennegrita"/>
+                <w:rFonts w:ascii="Arial" w:hAnsi="Arial" w:cs="Arial"/>
+                <w:b w:val="0"/>
+                <w:bCs w:val="0"/>
+              </w:rPr>
+              <w:t>iniciar sesión mediante usuario y contraseña</w:t>
+            </w:r>
+            <w:r>
+              <w:rPr>
+                <w:rFonts w:ascii="Arial" w:hAnsi="Arial" w:cs="Arial"/>
+              </w:rPr>
+              <w:t>.</w:t>
             </w:r>
           </w:p>
         </w:tc>
@@ -2828,21 +2839,12 @@
                 <w:lang w:val="es-ES"/>
               </w:rPr>
             </w:pPr>
-          </w:p>
-          <w:p>
-            <w:pPr>
-              <w:jc w:val="center"/>
-              <w:rPr>
-                <w:rFonts w:ascii="Arial" w:hAnsi="Arial" w:cs="Arial"/>
-                <w:lang w:val="es-ES"/>
-              </w:rPr>
-            </w:pPr>
-            <w:r>
-              <w:rPr>
-                <w:rFonts w:ascii="Arial" w:hAnsi="Arial" w:cs="Arial"/>
-                <w:lang w:val="es-ES"/>
-              </w:rPr>
-              <w:t>No funcional</w:t>
+            <w:r>
+              <w:rPr>
+                <w:rFonts w:ascii="Arial" w:hAnsi="Arial" w:cs="Arial"/>
+                <w:lang w:val="es-ES"/>
+              </w:rPr>
+              <w:t>Funcional</w:t>
             </w:r>
           </w:p>
         </w:tc>
@@ -2876,21 +2878,12 @@
                 <w:lang w:val="es-ES"/>
               </w:rPr>
             </w:pPr>
-          </w:p>
-          <w:p>
-            <w:pPr>
-              <w:jc w:val="center"/>
-              <w:rPr>
-                <w:rFonts w:ascii="Arial" w:hAnsi="Arial" w:cs="Arial"/>
-                <w:lang w:val="es-ES"/>
-              </w:rPr>
-            </w:pPr>
-            <w:r>
-              <w:rPr>
-                <w:rFonts w:ascii="Arial" w:hAnsi="Arial" w:cs="Arial"/>
-                <w:lang w:val="es-ES"/>
-              </w:rPr>
-              <w:t>Media</w:t>
+            <w:r>
+              <w:rPr>
+                <w:rFonts w:ascii="Arial" w:hAnsi="Arial" w:cs="Arial"/>
+                <w:lang w:val="es-ES"/>
+              </w:rPr>
+              <w:t>Alta</w:t>
             </w:r>
           </w:p>
         </w:tc>
@@ -2918,9 +2911,14 @@
             <w:r>
               <w:rPr>
                 <w:rFonts w:ascii="Arial" w:hAnsi="Arial" w:cs="Arial"/>
-                <w:lang w:val="es-ES"/>
-              </w:rPr>
-              <w:t>Se debe usar alguna librería o servicio que facilite la generación del PDF, y el PDF ya debe estar diseñado su diseño.</w:t>
+              </w:rPr>
+              <w:t>El sistema valida las credenciales y permite el acceso cuando son correctas</w:t>
+            </w:r>
+            <w:r>
+              <w:rPr>
+                <w:rFonts w:ascii="Arial" w:hAnsi="Arial" w:cs="Arial"/>
+              </w:rPr>
+              <w:t>.</w:t>
             </w:r>
           </w:p>
         </w:tc>
@@ -2952,7 +2950,14 @@
                 <w:rFonts w:ascii="Arial" w:hAnsi="Arial" w:cs="Arial"/>
                 <w:lang w:val="es-ES"/>
               </w:rPr>
-              <w:t>RNF-03</w:t>
+              <w:t>RF-1</w:t>
+            </w:r>
+            <w:r>
+              <w:rPr>
+                <w:rFonts w:ascii="Arial" w:hAnsi="Arial" w:cs="Arial"/>
+                <w:lang w:val="es-ES"/>
+              </w:rPr>
+              <w:t>7</w:t>
             </w:r>
           </w:p>
         </w:tc>
@@ -2971,25 +2976,23 @@
             <w:r>
               <w:rPr>
                 <w:rFonts w:ascii="Arial" w:hAnsi="Arial" w:cs="Arial"/>
-                <w:lang w:val="es-ES"/>
-              </w:rPr>
-              <w:t xml:space="preserve">El sistema debe ser totalmente </w:t>
-            </w:r>
-            <w:proofErr w:type="spellStart"/>
-            <w:r>
-              <w:rPr>
-                <w:rFonts w:ascii="Arial" w:hAnsi="Arial" w:cs="Arial"/>
-                <w:lang w:val="es-ES"/>
-              </w:rPr>
-              <w:t>responsive</w:t>
-            </w:r>
-            <w:proofErr w:type="spellEnd"/>
-            <w:r>
-              <w:rPr>
-                <w:rFonts w:ascii="Arial" w:hAnsi="Arial" w:cs="Arial"/>
-                <w:lang w:val="es-ES"/>
-              </w:rPr>
-              <w:t>.</w:t>
+              </w:rPr>
+              <w:t xml:space="preserve">El sistema debe permitir </w:t>
+            </w:r>
+            <w:r>
+              <w:rPr>
+                <w:rStyle w:val="Textoennegrita"/>
+                <w:rFonts w:ascii="Arial" w:hAnsi="Arial" w:cs="Arial"/>
+                <w:b w:val="0"/>
+                <w:bCs w:val="0"/>
+              </w:rPr>
+              <w:t>diferenciar el acceso según el tipo de usuario</w:t>
+            </w:r>
+            <w:r>
+              <w:rPr>
+                <w:rFonts w:ascii="Arial" w:hAnsi="Arial" w:cs="Arial"/>
+              </w:rPr>
+              <w:t>, estudiante o funcionario.</w:t>
             </w:r>
           </w:p>
         </w:tc>
@@ -3014,21 +3017,22 @@
                 <w:lang w:val="es-ES"/>
               </w:rPr>
             </w:pPr>
-            <w:r>
-              <w:rPr>
-                <w:rFonts w:ascii="Arial" w:hAnsi="Arial" w:cs="Arial"/>
-                <w:lang w:val="es-ES"/>
-              </w:rPr>
-              <w:t>No funcional</w:t>
-            </w:r>
-          </w:p>
-          <w:p>
-            <w:pPr>
-              <w:rPr>
-                <w:rFonts w:ascii="Arial" w:hAnsi="Arial" w:cs="Arial"/>
-                <w:lang w:val="es-ES"/>
-              </w:rPr>
-            </w:pPr>
+          </w:p>
+          <w:p>
+            <w:pPr>
+              <w:jc w:val="center"/>
+              <w:rPr>
+                <w:rFonts w:ascii="Arial" w:hAnsi="Arial" w:cs="Arial"/>
+                <w:lang w:val="es-ES"/>
+              </w:rPr>
+            </w:pPr>
+            <w:r>
+              <w:rPr>
+                <w:rFonts w:ascii="Arial" w:hAnsi="Arial" w:cs="Arial"/>
+                <w:lang w:val="es-ES"/>
+              </w:rPr>
+              <w:t>Funcional</w:t>
+            </w:r>
           </w:p>
         </w:tc>
         <w:tc>
@@ -3052,6 +3056,15 @@
                 <w:lang w:val="es-ES"/>
               </w:rPr>
             </w:pPr>
+          </w:p>
+          <w:p>
+            <w:pPr>
+              <w:jc w:val="center"/>
+              <w:rPr>
+                <w:rFonts w:ascii="Arial" w:hAnsi="Arial" w:cs="Arial"/>
+                <w:lang w:val="es-ES"/>
+              </w:rPr>
+            </w:pPr>
             <w:r>
               <w:rPr>
                 <w:rFonts w:ascii="Arial" w:hAnsi="Arial" w:cs="Arial"/>
@@ -3073,60 +3086,20 @@
                 <w:lang w:val="es-ES"/>
               </w:rPr>
             </w:pPr>
-            <w:r>
-              <w:rPr>
-                <w:rFonts w:ascii="Arial" w:hAnsi="Arial" w:cs="Arial"/>
-                <w:lang w:val="es-ES"/>
-              </w:rPr>
-              <w:t xml:space="preserve">Usar </w:t>
-            </w:r>
-            <w:proofErr w:type="spellStart"/>
-            <w:r>
-              <w:rPr>
-                <w:rFonts w:ascii="Arial" w:hAnsi="Arial" w:cs="Arial"/>
-                <w:lang w:val="es-ES"/>
-              </w:rPr>
-              <w:t>JQuerys</w:t>
-            </w:r>
-            <w:proofErr w:type="spellEnd"/>
-            <w:r>
-              <w:rPr>
-                <w:rFonts w:ascii="Arial" w:hAnsi="Arial" w:cs="Arial"/>
-                <w:lang w:val="es-ES"/>
-              </w:rPr>
-              <w:t xml:space="preserve">, </w:t>
-            </w:r>
-            <w:proofErr w:type="spellStart"/>
-            <w:r>
-              <w:rPr>
-                <w:rFonts w:ascii="Arial" w:hAnsi="Arial" w:cs="Arial"/>
-                <w:lang w:val="es-ES"/>
-              </w:rPr>
-              <w:t>grid</w:t>
-            </w:r>
-            <w:proofErr w:type="spellEnd"/>
-            <w:r>
-              <w:rPr>
-                <w:rFonts w:ascii="Arial" w:hAnsi="Arial" w:cs="Arial"/>
-                <w:lang w:val="es-ES"/>
-              </w:rPr>
-              <w:t xml:space="preserve"> o </w:t>
-            </w:r>
-            <w:proofErr w:type="spellStart"/>
-            <w:r>
-              <w:rPr>
-                <w:rFonts w:ascii="Arial" w:hAnsi="Arial" w:cs="Arial"/>
-                <w:lang w:val="es-ES"/>
-              </w:rPr>
-              <w:t>flexbox</w:t>
-            </w:r>
-            <w:proofErr w:type="spellEnd"/>
-            <w:r>
-              <w:rPr>
-                <w:rFonts w:ascii="Arial" w:hAnsi="Arial" w:cs="Arial"/>
-                <w:lang w:val="es-ES"/>
-              </w:rPr>
-              <w:t xml:space="preserve"> en el diseño de la web.</w:t>
+          </w:p>
+          <w:p>
+            <w:pPr>
+              <w:jc w:val="center"/>
+              <w:rPr>
+                <w:rFonts w:ascii="Arial" w:hAnsi="Arial" w:cs="Arial"/>
+                <w:lang w:val="es-ES"/>
+              </w:rPr>
+            </w:pPr>
+            <w:r>
+              <w:rPr>
+                <w:rFonts w:ascii="Arial" w:hAnsi="Arial" w:cs="Arial"/>
+              </w:rPr>
+              <w:t>Cada usuario visualiza únicamente las opciones correspondientes a su rol.</w:t>
             </w:r>
           </w:p>
         </w:tc>
@@ -3167,7 +3140,14 @@
                 <w:rFonts w:ascii="Arial" w:hAnsi="Arial" w:cs="Arial"/>
                 <w:lang w:val="es-ES"/>
               </w:rPr>
-              <w:t>RNF-04</w:t>
+              <w:t>RF-1</w:t>
+            </w:r>
+            <w:r>
+              <w:rPr>
+                <w:rFonts w:ascii="Arial" w:hAnsi="Arial" w:cs="Arial"/>
+                <w:lang w:val="es-ES"/>
+              </w:rPr>
+              <w:t>8</w:t>
             </w:r>
           </w:p>
         </w:tc>
@@ -3180,16 +3160,29 @@
               <w:jc w:val="center"/>
               <w:rPr>
                 <w:rFonts w:ascii="Arial" w:hAnsi="Arial" w:cs="Arial"/>
-                <w:u w:val="single"/>
-                <w:lang w:val="es-ES"/>
-              </w:rPr>
-            </w:pPr>
-            <w:r>
-              <w:rPr>
-                <w:rFonts w:ascii="Arial" w:hAnsi="Arial" w:cs="Arial"/>
-                <w:lang w:val="es-ES"/>
-              </w:rPr>
-              <w:t>El sistema debe responder ante alguna solicitud u operación en un tiempo de 3 segundos.</w:t>
+                <w:lang w:val="es-ES"/>
+              </w:rPr>
+            </w:pPr>
+            <w:r>
+              <w:rPr>
+                <w:rFonts w:ascii="Arial" w:hAnsi="Arial" w:cs="Arial"/>
+              </w:rPr>
+              <w:t xml:space="preserve">El sistema debe permitir a los estudiantes </w:t>
+            </w:r>
+            <w:r>
+              <w:rPr>
+                <w:rStyle w:val="Textoennegrita"/>
+                <w:rFonts w:ascii="Arial" w:hAnsi="Arial" w:cs="Arial"/>
+                <w:b w:val="0"/>
+                <w:bCs w:val="0"/>
+              </w:rPr>
+              <w:t>crear solicitudes académicas</w:t>
+            </w:r>
+            <w:r>
+              <w:rPr>
+                <w:rFonts w:ascii="Arial" w:hAnsi="Arial" w:cs="Arial"/>
+              </w:rPr>
+              <w:t>.</w:t>
             </w:r>
           </w:p>
         </w:tc>
@@ -3228,7 +3221,7 @@
                 <w:rFonts w:ascii="Arial" w:hAnsi="Arial" w:cs="Arial"/>
                 <w:lang w:val="es-ES"/>
               </w:rPr>
-              <w:t>No funcional</w:t>
+              <w:t>Funcional</w:t>
             </w:r>
           </w:p>
         </w:tc>
@@ -3277,27 +3270,25 @@
           </w:tcPr>
           <w:p>
             <w:pPr>
-              <w:jc w:val="center"/>
-              <w:rPr>
-                <w:rFonts w:ascii="Arial" w:hAnsi="Arial" w:cs="Arial"/>
-                <w:lang w:val="es-ES"/>
-              </w:rPr>
-            </w:pPr>
-          </w:p>
-          <w:p>
-            <w:pPr>
-              <w:jc w:val="center"/>
-              <w:rPr>
-                <w:rFonts w:ascii="Arial" w:hAnsi="Arial" w:cs="Arial"/>
-                <w:lang w:val="es-ES"/>
-              </w:rPr>
-            </w:pPr>
-            <w:r>
-              <w:rPr>
-                <w:rFonts w:ascii="Arial" w:hAnsi="Arial" w:cs="Arial"/>
-                <w:lang w:val="es-ES"/>
-              </w:rPr>
-              <w:t>La base de datos del sistema debe tener las operaciones correctas y escritas de la mejor manera, usando buenas prácticas.</w:t>
+              <w:rPr>
+                <w:rFonts w:ascii="Arial" w:hAnsi="Arial" w:cs="Arial"/>
+                <w:lang w:val="es-ES"/>
+              </w:rPr>
+            </w:pPr>
+          </w:p>
+          <w:p>
+            <w:pPr>
+              <w:jc w:val="center"/>
+              <w:rPr>
+                <w:rFonts w:ascii="Arial" w:hAnsi="Arial" w:cs="Arial"/>
+                <w:lang w:val="es-ES"/>
+              </w:rPr>
+            </w:pPr>
+            <w:r>
+              <w:rPr>
+                <w:rFonts w:ascii="Arial" w:hAnsi="Arial" w:cs="Arial"/>
+              </w:rPr>
+              <w:t>La solicitud se registra y recibe un número identificador único.</w:t>
             </w:r>
           </w:p>
         </w:tc>
@@ -3324,12 +3315,21 @@
                 <w:lang w:val="es-ES"/>
               </w:rPr>
             </w:pPr>
-            <w:r>
-              <w:rPr>
-                <w:rFonts w:ascii="Arial" w:hAnsi="Arial" w:cs="Arial"/>
-                <w:lang w:val="es-ES"/>
-              </w:rPr>
-              <w:t>RNF-05</w:t>
+          </w:p>
+          <w:p>
+            <w:pPr>
+              <w:jc w:val="center"/>
+              <w:rPr>
+                <w:rFonts w:ascii="Arial" w:hAnsi="Arial" w:cs="Arial"/>
+                <w:lang w:val="es-ES"/>
+              </w:rPr>
+            </w:pPr>
+            <w:r>
+              <w:rPr>
+                <w:rFonts w:ascii="Arial" w:hAnsi="Arial" w:cs="Arial"/>
+                <w:lang w:val="es-ES"/>
+              </w:rPr>
+              <w:t>RF-19</w:t>
             </w:r>
           </w:p>
         </w:tc>
@@ -3348,9 +3348,23 @@
             <w:r>
               <w:rPr>
                 <w:rFonts w:ascii="Arial" w:hAnsi="Arial" w:cs="Arial"/>
-                <w:lang w:val="es-ES"/>
-              </w:rPr>
-              <w:t>La interfaz del sistema debe ser amigable y estéticamente bonita.</w:t>
+              </w:rPr>
+              <w:t xml:space="preserve">El sistema debe permitir seleccionar el </w:t>
+            </w:r>
+            <w:r>
+              <w:rPr>
+                <w:rStyle w:val="Textoennegrita"/>
+                <w:rFonts w:ascii="Arial" w:hAnsi="Arial" w:cs="Arial"/>
+                <w:b w:val="0"/>
+                <w:bCs w:val="0"/>
+              </w:rPr>
+              <w:t>tipo de solicitud académica</w:t>
+            </w:r>
+            <w:r>
+              <w:rPr>
+                <w:rFonts w:ascii="Arial" w:hAnsi="Arial" w:cs="Arial"/>
+              </w:rPr>
+              <w:t xml:space="preserve"> al momento de crearla.</w:t>
             </w:r>
           </w:p>
         </w:tc>
@@ -3384,12 +3398,21 @@
                 <w:lang w:val="es-ES"/>
               </w:rPr>
             </w:pPr>
-            <w:r>
-              <w:rPr>
-                <w:rFonts w:ascii="Arial" w:hAnsi="Arial" w:cs="Arial"/>
-                <w:lang w:val="es-ES"/>
-              </w:rPr>
-              <w:t>No funcional</w:t>
+          </w:p>
+          <w:p>
+            <w:pPr>
+              <w:jc w:val="center"/>
+              <w:rPr>
+                <w:rFonts w:ascii="Arial" w:hAnsi="Arial" w:cs="Arial"/>
+                <w:lang w:val="es-ES"/>
+              </w:rPr>
+            </w:pPr>
+            <w:r>
+              <w:rPr>
+                <w:rFonts w:ascii="Arial" w:hAnsi="Arial" w:cs="Arial"/>
+                <w:lang w:val="es-ES"/>
+              </w:rPr>
+              <w:t>Funcional</w:t>
             </w:r>
           </w:p>
         </w:tc>
@@ -3423,12 +3446,21 @@
                 <w:lang w:val="es-ES"/>
               </w:rPr>
             </w:pPr>
-            <w:r>
-              <w:rPr>
-                <w:rFonts w:ascii="Arial" w:hAnsi="Arial" w:cs="Arial"/>
-                <w:lang w:val="es-ES"/>
-              </w:rPr>
-              <w:t>Media</w:t>
+          </w:p>
+          <w:p>
+            <w:pPr>
+              <w:jc w:val="center"/>
+              <w:rPr>
+                <w:rFonts w:ascii="Arial" w:hAnsi="Arial" w:cs="Arial"/>
+                <w:lang w:val="es-ES"/>
+              </w:rPr>
+            </w:pPr>
+            <w:r>
+              <w:rPr>
+                <w:rFonts w:ascii="Arial" w:hAnsi="Arial" w:cs="Arial"/>
+                <w:lang w:val="es-ES"/>
+              </w:rPr>
+              <w:t>Alta</w:t>
             </w:r>
           </w:p>
         </w:tc>
@@ -3456,9 +3488,8 @@
             <w:r>
               <w:rPr>
                 <w:rFonts w:ascii="Arial" w:hAnsi="Arial" w:cs="Arial"/>
-                <w:lang w:val="es-ES"/>
-              </w:rPr>
-              <w:t>Respetando los colores del branding establecidos por los creadores del proyecto.</w:t>
+              </w:rPr>
+              <w:t>El estudiante puede seleccionar entre los tipos de solicitudes disponibles, como certificado, revisión de notas, cancelación de asignatura o paz y salvo.</w:t>
             </w:r>
           </w:p>
         </w:tc>
@@ -3499,7 +3530,7 @@
                 <w:rFonts w:ascii="Arial" w:hAnsi="Arial" w:cs="Arial"/>
                 <w:lang w:val="es-ES"/>
               </w:rPr>
-              <w:t>RNF-06</w:t>
+              <w:t>RF-20</w:t>
             </w:r>
           </w:p>
         </w:tc>
@@ -3518,9 +3549,23 @@
             <w:r>
               <w:rPr>
                 <w:rFonts w:ascii="Arial" w:hAnsi="Arial" w:cs="Arial"/>
-                <w:lang w:val="es-ES"/>
-              </w:rPr>
-              <w:t>Las contraseñas guardadas en la base de datos deben guardarse en formato hash.</w:t>
+              </w:rPr>
+              <w:t xml:space="preserve">El sistema debe permitir </w:t>
+            </w:r>
+            <w:r>
+              <w:rPr>
+                <w:rStyle w:val="Textoennegrita"/>
+                <w:rFonts w:ascii="Arial" w:hAnsi="Arial" w:cs="Arial"/>
+                <w:b w:val="0"/>
+                <w:bCs w:val="0"/>
+              </w:rPr>
+              <w:t>mantener un historial de los cambios realizados sobre una solicitud</w:t>
+            </w:r>
+            <w:r>
+              <w:rPr>
+                <w:rFonts w:ascii="Arial" w:hAnsi="Arial" w:cs="Arial"/>
+              </w:rPr>
+              <w:t>.</w:t>
             </w:r>
           </w:p>
         </w:tc>
@@ -3559,7 +3604,7 @@
                 <w:rFonts w:ascii="Arial" w:hAnsi="Arial" w:cs="Arial"/>
                 <w:lang w:val="es-ES"/>
               </w:rPr>
-              <w:t>No funcional</w:t>
+              <w:t>Funcional</w:t>
             </w:r>
           </w:p>
         </w:tc>
@@ -3598,7 +3643,7 @@
                 <w:rFonts w:ascii="Arial" w:hAnsi="Arial" w:cs="Arial"/>
                 <w:lang w:val="es-ES"/>
               </w:rPr>
-              <w:t>Baja</w:t>
+              <w:t>Media</w:t>
             </w:r>
           </w:p>
         </w:tc>
@@ -3623,21 +3668,11 @@
                 <w:lang w:val="es-ES"/>
               </w:rPr>
             </w:pPr>
-          </w:p>
-          <w:p>
-            <w:pPr>
-              <w:jc w:val="center"/>
-              <w:rPr>
-                <w:rFonts w:ascii="Arial" w:hAnsi="Arial" w:cs="Arial"/>
-                <w:lang w:val="es-ES"/>
-              </w:rPr>
-            </w:pPr>
-            <w:r>
-              <w:rPr>
-                <w:rFonts w:ascii="Arial" w:hAnsi="Arial" w:cs="Arial"/>
-                <w:lang w:val="es-ES"/>
-              </w:rPr>
-              <w:t>Implementar alguna API que facilite este proceso.</w:t>
+            <w:r>
+              <w:rPr>
+                <w:rFonts w:ascii="Arial" w:hAnsi="Arial" w:cs="Arial"/>
+              </w:rPr>
+              <w:t>El sistema conserva los estados anteriores y permite consultar el historial de la solicitud.</w:t>
             </w:r>
           </w:p>
         </w:tc>
@@ -3673,21 +3708,12 @@
                 <w:lang w:val="es-ES"/>
               </w:rPr>
             </w:pPr>
-          </w:p>
-          <w:p>
-            <w:pPr>
-              <w:jc w:val="center"/>
-              <w:rPr>
-                <w:rFonts w:ascii="Arial" w:hAnsi="Arial" w:cs="Arial"/>
-                <w:lang w:val="es-ES"/>
-              </w:rPr>
-            </w:pPr>
-            <w:r>
-              <w:rPr>
-                <w:rFonts w:ascii="Arial" w:hAnsi="Arial" w:cs="Arial"/>
-                <w:lang w:val="es-ES"/>
-              </w:rPr>
-              <w:t>RNF-07</w:t>
+            <w:r>
+              <w:rPr>
+                <w:rFonts w:ascii="Arial" w:hAnsi="Arial" w:cs="Arial"/>
+                <w:lang w:val="es-ES"/>
+              </w:rPr>
+              <w:t>RF-21</w:t>
             </w:r>
           </w:p>
         </w:tc>
@@ -3706,9 +3732,23 @@
             <w:r>
               <w:rPr>
                 <w:rFonts w:ascii="Arial" w:hAnsi="Arial" w:cs="Arial"/>
-                <w:lang w:val="es-ES"/>
-              </w:rPr>
-              <w:t>El sistema debe tener implementada herramientas un poco más avanzadas.</w:t>
+              </w:rPr>
+              <w:t xml:space="preserve">El sistema debe permitir </w:t>
+            </w:r>
+            <w:r>
+              <w:rPr>
+                <w:rStyle w:val="Textoennegrita"/>
+                <w:rFonts w:ascii="Arial" w:hAnsi="Arial" w:cs="Arial"/>
+                <w:b w:val="0"/>
+                <w:bCs w:val="0"/>
+              </w:rPr>
+              <w:t>consultar una solicitud mediante su número identificador</w:t>
+            </w:r>
+            <w:r>
+              <w:rPr>
+                <w:rFonts w:ascii="Arial" w:hAnsi="Arial" w:cs="Arial"/>
+              </w:rPr>
+              <w:t>.</w:t>
             </w:r>
           </w:p>
         </w:tc>
@@ -3727,26 +3767,27 @@
           </w:p>
           <w:p>
             <w:pPr>
-              <w:rPr>
-                <w:rFonts w:ascii="Arial" w:hAnsi="Arial" w:cs="Arial"/>
-                <w:lang w:val="es-ES"/>
-              </w:rPr>
-            </w:pPr>
-          </w:p>
-          <w:p>
-            <w:pPr>
-              <w:jc w:val="center"/>
-              <w:rPr>
-                <w:rFonts w:ascii="Arial" w:hAnsi="Arial" w:cs="Arial"/>
-                <w:lang w:val="es-ES"/>
-              </w:rPr>
-            </w:pPr>
-            <w:r>
-              <w:rPr>
-                <w:rFonts w:ascii="Arial" w:hAnsi="Arial" w:cs="Arial"/>
-                <w:lang w:val="es-ES"/>
-              </w:rPr>
-              <w:t>No funcional</w:t>
+              <w:jc w:val="center"/>
+              <w:rPr>
+                <w:rFonts w:ascii="Arial" w:hAnsi="Arial" w:cs="Arial"/>
+                <w:lang w:val="es-ES"/>
+              </w:rPr>
+            </w:pPr>
+          </w:p>
+          <w:p>
+            <w:pPr>
+              <w:jc w:val="center"/>
+              <w:rPr>
+                <w:rFonts w:ascii="Arial" w:hAnsi="Arial" w:cs="Arial"/>
+                <w:lang w:val="es-ES"/>
+              </w:rPr>
+            </w:pPr>
+            <w:r>
+              <w:rPr>
+                <w:rFonts w:ascii="Arial" w:hAnsi="Arial" w:cs="Arial"/>
+                <w:lang w:val="es-ES"/>
+              </w:rPr>
+              <w:t>Funcional</w:t>
             </w:r>
           </w:p>
         </w:tc>
@@ -3798,57 +3839,31 @@
               <w:jc w:val="center"/>
               <w:rPr>
                 <w:rFonts w:ascii="Arial" w:hAnsi="Arial" w:cs="Arial"/>
-                <w:lang w:val="es-ES"/>
-              </w:rPr>
-            </w:pPr>
-          </w:p>
-          <w:p>
-            <w:pPr>
-              <w:jc w:val="center"/>
-              <w:rPr>
-                <w:rFonts w:ascii="Arial" w:hAnsi="Arial" w:cs="Arial"/>
-                <w:lang w:val="es-ES"/>
-              </w:rPr>
-            </w:pPr>
-            <w:r>
-              <w:rPr>
-                <w:rFonts w:ascii="Arial" w:hAnsi="Arial" w:cs="Arial"/>
-                <w:lang w:val="es-ES"/>
-              </w:rPr>
-              <w:t xml:space="preserve">Usar </w:t>
-            </w:r>
-            <w:proofErr w:type="spellStart"/>
-            <w:r>
-              <w:rPr>
-                <w:rFonts w:ascii="Arial" w:hAnsi="Arial" w:cs="Arial"/>
-                <w:lang w:val="es-ES"/>
-              </w:rPr>
-              <w:t>frameworks</w:t>
-            </w:r>
-            <w:proofErr w:type="spellEnd"/>
-            <w:r>
-              <w:rPr>
-                <w:rFonts w:ascii="Arial" w:hAnsi="Arial" w:cs="Arial"/>
-                <w:lang w:val="es-ES"/>
-              </w:rPr>
-              <w:t xml:space="preserve">, librerías, APIS, </w:t>
-            </w:r>
-            <w:proofErr w:type="spellStart"/>
-            <w:r>
-              <w:rPr>
-                <w:rFonts w:ascii="Arial" w:hAnsi="Arial" w:cs="Arial"/>
-                <w:lang w:val="es-ES"/>
-              </w:rPr>
-              <w:t>Saas</w:t>
-            </w:r>
-            <w:proofErr w:type="spellEnd"/>
-            <w:r>
-              <w:rPr>
-                <w:rFonts w:ascii="Arial" w:hAnsi="Arial" w:cs="Arial"/>
-                <w:lang w:val="es-ES"/>
-              </w:rPr>
-              <w:t xml:space="preserve"> u otras herramientas / técnicas avanzadas.</w:t>
-            </w:r>
+              </w:rPr>
+            </w:pPr>
+          </w:p>
+          <w:p>
+            <w:pPr>
+              <w:jc w:val="center"/>
+              <w:rPr>
+                <w:rFonts w:ascii="Arial" w:hAnsi="Arial" w:cs="Arial"/>
+                <w:lang w:val="es-ES"/>
+              </w:rPr>
+            </w:pPr>
+            <w:r>
+              <w:rPr>
+                <w:rFonts w:ascii="Arial" w:hAnsi="Arial" w:cs="Arial"/>
+              </w:rPr>
+              <w:t>Al ingresar un número válido, el sistema muestra la información correspondiente a la solicitud.</w:t>
+            </w:r>
+          </w:p>
+          <w:p>
+            <w:pPr>
+              <w:rPr>
+                <w:rFonts w:ascii="Arial" w:hAnsi="Arial" w:cs="Arial"/>
+                <w:lang w:val="es-ES"/>
+              </w:rPr>
+            </w:pPr>
           </w:p>
         </w:tc>
       </w:tr>
@@ -3866,6 +3881,22 @@
               </w:rPr>
             </w:pPr>
           </w:p>
+          <w:p>
+            <w:pPr>
+              <w:jc w:val="center"/>
+              <w:rPr>
+                <w:rFonts w:ascii="Arial" w:hAnsi="Arial" w:cs="Arial"/>
+                <w:lang w:val="es-ES"/>
+              </w:rPr>
+            </w:pPr>
+            <w:r>
+              <w:rPr>
+                <w:rFonts w:ascii="Arial" w:hAnsi="Arial" w:cs="Arial"/>
+                <w:lang w:val="es-ES"/>
+              </w:rPr>
+              <w:t>RF-22</w:t>
+            </w:r>
+          </w:p>
         </w:tc>
         <w:tc>
           <w:tcPr>
@@ -3879,6 +3910,12 @@
                 <w:lang w:val="es-ES"/>
               </w:rPr>
             </w:pPr>
+            <w:r>
+              <w:rPr>
+                <w:rFonts w:ascii="Arial" w:hAnsi="Arial" w:cs="Arial"/>
+              </w:rPr>
+              <w:t>El sistema debe permitir a los funcionarios filtrar solicitud por estado</w:t>
+            </w:r>
           </w:p>
         </w:tc>
         <w:tc>
@@ -3894,6 +3931,31 @@
               </w:rPr>
             </w:pPr>
           </w:p>
+          <w:p>
+            <w:pPr>
+              <w:jc w:val="center"/>
+              <w:rPr>
+                <w:rFonts w:ascii="Arial" w:hAnsi="Arial" w:cs="Arial"/>
+                <w:lang w:val="es-ES"/>
+              </w:rPr>
+            </w:pPr>
+          </w:p>
+          <w:p>
+            <w:pPr>
+              <w:jc w:val="center"/>
+              <w:rPr>
+                <w:rFonts w:ascii="Arial" w:hAnsi="Arial" w:cs="Arial"/>
+                <w:lang w:val="es-ES"/>
+              </w:rPr>
+            </w:pPr>
+            <w:r>
+              <w:rPr>
+                <w:rFonts w:ascii="Arial" w:hAnsi="Arial" w:cs="Arial"/>
+                <w:lang w:val="es-ES"/>
+              </w:rPr>
+              <w:t>Funcional</w:t>
+            </w:r>
+          </w:p>
         </w:tc>
         <w:tc>
           <w:tcPr>
@@ -3908,6 +3970,31 @@
               </w:rPr>
             </w:pPr>
           </w:p>
+          <w:p>
+            <w:pPr>
+              <w:jc w:val="center"/>
+              <w:rPr>
+                <w:rFonts w:ascii="Arial" w:hAnsi="Arial" w:cs="Arial"/>
+                <w:lang w:val="es-ES"/>
+              </w:rPr>
+            </w:pPr>
+          </w:p>
+          <w:p>
+            <w:pPr>
+              <w:jc w:val="center"/>
+              <w:rPr>
+                <w:rFonts w:ascii="Arial" w:hAnsi="Arial" w:cs="Arial"/>
+                <w:lang w:val="es-ES"/>
+              </w:rPr>
+            </w:pPr>
+            <w:r>
+              <w:rPr>
+                <w:rFonts w:ascii="Arial" w:hAnsi="Arial" w:cs="Arial"/>
+                <w:lang w:val="es-ES"/>
+              </w:rPr>
+              <w:t>Media</w:t>
+            </w:r>
+          </w:p>
         </w:tc>
         <w:tc>
           <w:tcPr>
@@ -3921,6 +4008,12 @@
                 <w:lang w:val="es-ES"/>
               </w:rPr>
             </w:pPr>
+            <w:r>
+              <w:rPr>
+                <w:rFonts w:ascii="Arial" w:hAnsi="Arial" w:cs="Arial"/>
+              </w:rPr>
+              <w:t>El funcionario puede visualizar únicamente las solicitudes que correspondan al estado seleccionado.</w:t>
+            </w:r>
           </w:p>
         </w:tc>
       </w:tr>
@@ -3938,6 +4031,40 @@
               </w:rPr>
             </w:pPr>
           </w:p>
+          <w:p>
+            <w:pPr>
+              <w:jc w:val="center"/>
+              <w:rPr>
+                <w:rFonts w:ascii="Arial" w:hAnsi="Arial" w:cs="Arial"/>
+                <w:lang w:val="es-ES"/>
+              </w:rPr>
+            </w:pPr>
+          </w:p>
+          <w:p>
+            <w:pPr>
+              <w:jc w:val="center"/>
+              <w:rPr>
+                <w:rFonts w:ascii="Arial" w:hAnsi="Arial" w:cs="Arial"/>
+                <w:lang w:val="es-ES"/>
+              </w:rPr>
+            </w:pPr>
+            <w:r>
+              <w:rPr>
+                <w:rFonts w:ascii="Arial" w:hAnsi="Arial" w:cs="Arial"/>
+                <w:lang w:val="es-ES"/>
+              </w:rPr>
+              <w:t>RNF-01</w:t>
+            </w:r>
+          </w:p>
+          <w:p>
+            <w:pPr>
+              <w:jc w:val="center"/>
+              <w:rPr>
+                <w:rFonts w:ascii="Arial" w:hAnsi="Arial" w:cs="Arial"/>
+                <w:lang w:val="es-ES"/>
+              </w:rPr>
+            </w:pPr>
+          </w:p>
         </w:tc>
         <w:tc>
           <w:tcPr>
@@ -3951,6 +4078,13 @@
                 <w:lang w:val="es-ES"/>
               </w:rPr>
             </w:pPr>
+            <w:r>
+              <w:rPr>
+                <w:rFonts w:ascii="Arial" w:hAnsi="Arial" w:cs="Arial"/>
+                <w:lang w:val="es-ES"/>
+              </w:rPr>
+              <w:t>La base de datos del sistema debe estar preparada para manejar bastante información.</w:t>
+            </w:r>
           </w:p>
         </w:tc>
         <w:tc>
@@ -3966,6 +4100,31 @@
               </w:rPr>
             </w:pPr>
           </w:p>
+          <w:p>
+            <w:pPr>
+              <w:jc w:val="center"/>
+              <w:rPr>
+                <w:rFonts w:ascii="Arial" w:hAnsi="Arial" w:cs="Arial"/>
+                <w:lang w:val="es-ES"/>
+              </w:rPr>
+            </w:pPr>
+          </w:p>
+          <w:p>
+            <w:pPr>
+              <w:jc w:val="center"/>
+              <w:rPr>
+                <w:rFonts w:ascii="Arial" w:hAnsi="Arial" w:cs="Arial"/>
+                <w:lang w:val="es-ES"/>
+              </w:rPr>
+            </w:pPr>
+            <w:r>
+              <w:rPr>
+                <w:rFonts w:ascii="Arial" w:hAnsi="Arial" w:cs="Arial"/>
+                <w:lang w:val="es-ES"/>
+              </w:rPr>
+              <w:t>No funcional</w:t>
+            </w:r>
+          </w:p>
         </w:tc>
         <w:tc>
           <w:tcPr>
@@ -3980,6 +4139,31 @@
               </w:rPr>
             </w:pPr>
           </w:p>
+          <w:p>
+            <w:pPr>
+              <w:jc w:val="center"/>
+              <w:rPr>
+                <w:rFonts w:ascii="Arial" w:hAnsi="Arial" w:cs="Arial"/>
+                <w:lang w:val="es-ES"/>
+              </w:rPr>
+            </w:pPr>
+          </w:p>
+          <w:p>
+            <w:pPr>
+              <w:jc w:val="center"/>
+              <w:rPr>
+                <w:rFonts w:ascii="Arial" w:hAnsi="Arial" w:cs="Arial"/>
+                <w:lang w:val="es-ES"/>
+              </w:rPr>
+            </w:pPr>
+            <w:r>
+              <w:rPr>
+                <w:rFonts w:ascii="Arial" w:hAnsi="Arial" w:cs="Arial"/>
+                <w:lang w:val="es-ES"/>
+              </w:rPr>
+              <w:t>Alta</w:t>
+            </w:r>
+          </w:p>
         </w:tc>
         <w:tc>
           <w:tcPr>
@@ -3993,6 +4177,22 @@
                 <w:lang w:val="es-ES"/>
               </w:rPr>
             </w:pPr>
+          </w:p>
+          <w:p>
+            <w:pPr>
+              <w:jc w:val="center"/>
+              <w:rPr>
+                <w:rFonts w:ascii="Arial" w:hAnsi="Arial" w:cs="Arial"/>
+                <w:lang w:val="es-ES"/>
+              </w:rPr>
+            </w:pPr>
+            <w:r>
+              <w:rPr>
+                <w:rFonts w:ascii="Arial" w:hAnsi="Arial" w:cs="Arial"/>
+                <w:lang w:val="es-ES"/>
+              </w:rPr>
+              <w:t>La base de datos debe estar creada con buenas prácticas de diseño e índices.</w:t>
+            </w:r>
           </w:p>
         </w:tc>
       </w:tr>
@@ -4010,6 +4210,40 @@
               </w:rPr>
             </w:pPr>
           </w:p>
+          <w:p>
+            <w:pPr>
+              <w:jc w:val="center"/>
+              <w:rPr>
+                <w:rFonts w:ascii="Arial" w:hAnsi="Arial" w:cs="Arial"/>
+                <w:lang w:val="es-ES"/>
+              </w:rPr>
+            </w:pPr>
+          </w:p>
+          <w:p>
+            <w:pPr>
+              <w:jc w:val="center"/>
+              <w:rPr>
+                <w:rFonts w:ascii="Arial" w:hAnsi="Arial" w:cs="Arial"/>
+                <w:lang w:val="es-ES"/>
+              </w:rPr>
+            </w:pPr>
+          </w:p>
+          <w:p>
+            <w:pPr>
+              <w:jc w:val="center"/>
+              <w:rPr>
+                <w:rFonts w:ascii="Arial" w:hAnsi="Arial" w:cs="Arial"/>
+                <w:lang w:val="es-ES"/>
+              </w:rPr>
+            </w:pPr>
+            <w:r>
+              <w:rPr>
+                <w:rFonts w:ascii="Arial" w:hAnsi="Arial" w:cs="Arial"/>
+                <w:lang w:val="es-ES"/>
+              </w:rPr>
+              <w:t>RNF-02</w:t>
+            </w:r>
+          </w:p>
         </w:tc>
         <w:tc>
           <w:tcPr>
@@ -4023,6 +4257,13 @@
                 <w:lang w:val="es-ES"/>
               </w:rPr>
             </w:pPr>
+            <w:r>
+              <w:rPr>
+                <w:rFonts w:ascii="Arial" w:hAnsi="Arial" w:cs="Arial"/>
+                <w:lang w:val="es-ES"/>
+              </w:rPr>
+              <w:t>Los certificados deben generarse en formato PDF, diseñada la plantilla por los creadores del proyecto.</w:t>
+            </w:r>
           </w:p>
         </w:tc>
         <w:tc>
@@ -4038,6 +4279,40 @@
               </w:rPr>
             </w:pPr>
           </w:p>
+          <w:p>
+            <w:pPr>
+              <w:jc w:val="center"/>
+              <w:rPr>
+                <w:rFonts w:ascii="Arial" w:hAnsi="Arial" w:cs="Arial"/>
+                <w:lang w:val="es-ES"/>
+              </w:rPr>
+            </w:pPr>
+          </w:p>
+          <w:p>
+            <w:pPr>
+              <w:jc w:val="center"/>
+              <w:rPr>
+                <w:rFonts w:ascii="Arial" w:hAnsi="Arial" w:cs="Arial"/>
+                <w:lang w:val="es-ES"/>
+              </w:rPr>
+            </w:pPr>
+          </w:p>
+          <w:p>
+            <w:pPr>
+              <w:jc w:val="center"/>
+              <w:rPr>
+                <w:rFonts w:ascii="Arial" w:hAnsi="Arial" w:cs="Arial"/>
+                <w:lang w:val="es-ES"/>
+              </w:rPr>
+            </w:pPr>
+            <w:r>
+              <w:rPr>
+                <w:rFonts w:ascii="Arial" w:hAnsi="Arial" w:cs="Arial"/>
+                <w:lang w:val="es-ES"/>
+              </w:rPr>
+              <w:t>No funcional</w:t>
+            </w:r>
+          </w:p>
         </w:tc>
         <w:tc>
           <w:tcPr>
@@ -4052,6 +4327,40 @@
               </w:rPr>
             </w:pPr>
           </w:p>
+          <w:p>
+            <w:pPr>
+              <w:jc w:val="center"/>
+              <w:rPr>
+                <w:rFonts w:ascii="Arial" w:hAnsi="Arial" w:cs="Arial"/>
+                <w:lang w:val="es-ES"/>
+              </w:rPr>
+            </w:pPr>
+          </w:p>
+          <w:p>
+            <w:pPr>
+              <w:jc w:val="center"/>
+              <w:rPr>
+                <w:rFonts w:ascii="Arial" w:hAnsi="Arial" w:cs="Arial"/>
+                <w:lang w:val="es-ES"/>
+              </w:rPr>
+            </w:pPr>
+          </w:p>
+          <w:p>
+            <w:pPr>
+              <w:jc w:val="center"/>
+              <w:rPr>
+                <w:rFonts w:ascii="Arial" w:hAnsi="Arial" w:cs="Arial"/>
+                <w:lang w:val="es-ES"/>
+              </w:rPr>
+            </w:pPr>
+            <w:r>
+              <w:rPr>
+                <w:rFonts w:ascii="Arial" w:hAnsi="Arial" w:cs="Arial"/>
+                <w:lang w:val="es-ES"/>
+              </w:rPr>
+              <w:t>Media</w:t>
+            </w:r>
+          </w:p>
         </w:tc>
         <w:tc>
           <w:tcPr>
@@ -4065,6 +4374,22 @@
                 <w:lang w:val="es-ES"/>
               </w:rPr>
             </w:pPr>
+          </w:p>
+          <w:p>
+            <w:pPr>
+              <w:jc w:val="center"/>
+              <w:rPr>
+                <w:rFonts w:ascii="Arial" w:hAnsi="Arial" w:cs="Arial"/>
+                <w:lang w:val="es-ES"/>
+              </w:rPr>
+            </w:pPr>
+            <w:r>
+              <w:rPr>
+                <w:rFonts w:ascii="Arial" w:hAnsi="Arial" w:cs="Arial"/>
+                <w:lang w:val="es-ES"/>
+              </w:rPr>
+              <w:t>Se debe usar alguna librería o servicio que facilite la generación del PDF, y el PDF ya debe estar diseñado su diseño.</w:t>
+            </w:r>
           </w:p>
         </w:tc>
       </w:tr>
@@ -4082,6 +4407,22 @@
               </w:rPr>
             </w:pPr>
           </w:p>
+          <w:p>
+            <w:pPr>
+              <w:jc w:val="center"/>
+              <w:rPr>
+                <w:rFonts w:ascii="Arial" w:hAnsi="Arial" w:cs="Arial"/>
+                <w:lang w:val="es-ES"/>
+              </w:rPr>
+            </w:pPr>
+            <w:r>
+              <w:rPr>
+                <w:rFonts w:ascii="Arial" w:hAnsi="Arial" w:cs="Arial"/>
+                <w:lang w:val="es-ES"/>
+              </w:rPr>
+              <w:t>RNF-03</w:t>
+            </w:r>
+          </w:p>
         </w:tc>
         <w:tc>
           <w:tcPr>
@@ -4095,6 +4436,29 @@
                 <w:lang w:val="es-ES"/>
               </w:rPr>
             </w:pPr>
+            <w:r>
+              <w:rPr>
+                <w:rFonts w:ascii="Arial" w:hAnsi="Arial" w:cs="Arial"/>
+                <w:lang w:val="es-ES"/>
+              </w:rPr>
+              <w:t xml:space="preserve">El sistema debe ser totalmente </w:t>
+            </w:r>
+            <w:proofErr w:type="spellStart"/>
+            <w:r>
+              <w:rPr>
+                <w:rFonts w:ascii="Arial" w:hAnsi="Arial" w:cs="Arial"/>
+                <w:lang w:val="es-ES"/>
+              </w:rPr>
+              <w:t>responsive</w:t>
+            </w:r>
+            <w:proofErr w:type="spellEnd"/>
+            <w:r>
+              <w:rPr>
+                <w:rFonts w:ascii="Arial" w:hAnsi="Arial" w:cs="Arial"/>
+                <w:lang w:val="es-ES"/>
+              </w:rPr>
+              <w:t>.</w:t>
+            </w:r>
           </w:p>
         </w:tc>
         <w:tc>
@@ -4110,6 +4474,31 @@
               </w:rPr>
             </w:pPr>
           </w:p>
+          <w:p>
+            <w:pPr>
+              <w:jc w:val="center"/>
+              <w:rPr>
+                <w:rFonts w:ascii="Arial" w:hAnsi="Arial" w:cs="Arial"/>
+                <w:lang w:val="es-ES"/>
+              </w:rPr>
+            </w:pPr>
+            <w:r>
+              <w:rPr>
+                <w:rFonts w:ascii="Arial" w:hAnsi="Arial" w:cs="Arial"/>
+                <w:lang w:val="es-ES"/>
+              </w:rPr>
+              <w:t>No funcional</w:t>
+            </w:r>
+          </w:p>
+          <w:p>
+            <w:pPr>
+              <w:jc w:val="center"/>
+              <w:rPr>
+                <w:rFonts w:ascii="Arial" w:hAnsi="Arial" w:cs="Arial"/>
+                <w:lang w:val="es-ES"/>
+              </w:rPr>
+            </w:pPr>
+          </w:p>
         </w:tc>
         <w:tc>
           <w:tcPr>
@@ -4124,6 +4513,22 @@
               </w:rPr>
             </w:pPr>
           </w:p>
+          <w:p>
+            <w:pPr>
+              <w:jc w:val="center"/>
+              <w:rPr>
+                <w:rFonts w:ascii="Arial" w:hAnsi="Arial" w:cs="Arial"/>
+                <w:lang w:val="es-ES"/>
+              </w:rPr>
+            </w:pPr>
+            <w:r>
+              <w:rPr>
+                <w:rFonts w:ascii="Arial" w:hAnsi="Arial" w:cs="Arial"/>
+                <w:lang w:val="es-ES"/>
+              </w:rPr>
+              <w:t>Alta</w:t>
+            </w:r>
+          </w:p>
         </w:tc>
         <w:tc>
           <w:tcPr>
@@ -4137,6 +4542,61 @@
                 <w:lang w:val="es-ES"/>
               </w:rPr>
             </w:pPr>
+            <w:r>
+              <w:rPr>
+                <w:rFonts w:ascii="Arial" w:hAnsi="Arial" w:cs="Arial"/>
+                <w:lang w:val="es-ES"/>
+              </w:rPr>
+              <w:t xml:space="preserve">Usar </w:t>
+            </w:r>
+            <w:proofErr w:type="spellStart"/>
+            <w:r>
+              <w:rPr>
+                <w:rFonts w:ascii="Arial" w:hAnsi="Arial" w:cs="Arial"/>
+                <w:lang w:val="es-ES"/>
+              </w:rPr>
+              <w:t>JQuerys</w:t>
+            </w:r>
+            <w:proofErr w:type="spellEnd"/>
+            <w:r>
+              <w:rPr>
+                <w:rFonts w:ascii="Arial" w:hAnsi="Arial" w:cs="Arial"/>
+                <w:lang w:val="es-ES"/>
+              </w:rPr>
+              <w:t xml:space="preserve">, </w:t>
+            </w:r>
+            <w:proofErr w:type="spellStart"/>
+            <w:r>
+              <w:rPr>
+                <w:rFonts w:ascii="Arial" w:hAnsi="Arial" w:cs="Arial"/>
+                <w:lang w:val="es-ES"/>
+              </w:rPr>
+              <w:t>grid</w:t>
+            </w:r>
+            <w:proofErr w:type="spellEnd"/>
+            <w:r>
+              <w:rPr>
+                <w:rFonts w:ascii="Arial" w:hAnsi="Arial" w:cs="Arial"/>
+                <w:lang w:val="es-ES"/>
+              </w:rPr>
+              <w:t xml:space="preserve"> o </w:t>
+            </w:r>
+            <w:proofErr w:type="spellStart"/>
+            <w:r>
+              <w:rPr>
+                <w:rFonts w:ascii="Arial" w:hAnsi="Arial" w:cs="Arial"/>
+                <w:lang w:val="es-ES"/>
+              </w:rPr>
+              <w:t>flexbox</w:t>
+            </w:r>
+            <w:proofErr w:type="spellEnd"/>
+            <w:r>
+              <w:rPr>
+                <w:rFonts w:ascii="Arial" w:hAnsi="Arial" w:cs="Arial"/>
+                <w:lang w:val="es-ES"/>
+              </w:rPr>
+              <w:t xml:space="preserve"> en el diseño de la web.</w:t>
+            </w:r>
           </w:p>
         </w:tc>
       </w:tr>
@@ -4154,6 +4614,31 @@
               </w:rPr>
             </w:pPr>
           </w:p>
+          <w:p>
+            <w:pPr>
+              <w:jc w:val="center"/>
+              <w:rPr>
+                <w:rFonts w:ascii="Arial" w:hAnsi="Arial" w:cs="Arial"/>
+                <w:lang w:val="es-ES"/>
+              </w:rPr>
+            </w:pPr>
+          </w:p>
+          <w:p>
+            <w:pPr>
+              <w:jc w:val="center"/>
+              <w:rPr>
+                <w:rFonts w:ascii="Arial" w:hAnsi="Arial" w:cs="Arial"/>
+                <w:lang w:val="es-ES"/>
+              </w:rPr>
+            </w:pPr>
+            <w:r>
+              <w:rPr>
+                <w:rFonts w:ascii="Arial" w:hAnsi="Arial" w:cs="Arial"/>
+                <w:lang w:val="es-ES"/>
+              </w:rPr>
+              <w:t>RNF-04</w:t>
+            </w:r>
+          </w:p>
         </w:tc>
         <w:tc>
           <w:tcPr>
@@ -4164,9 +4649,17 @@
               <w:jc w:val="center"/>
               <w:rPr>
                 <w:rFonts w:ascii="Arial" w:hAnsi="Arial" w:cs="Arial"/>
-                <w:lang w:val="es-ES"/>
-              </w:rPr>
-            </w:pPr>
+                <w:u w:val="single"/>
+                <w:lang w:val="es-ES"/>
+              </w:rPr>
+            </w:pPr>
+            <w:r>
+              <w:rPr>
+                <w:rFonts w:ascii="Arial" w:hAnsi="Arial" w:cs="Arial"/>
+                <w:lang w:val="es-ES"/>
+              </w:rPr>
+              <w:t>El sistema debe responder ante alguna solicitud u operación en un tiempo de 3 segundos.</w:t>
+            </w:r>
           </w:p>
         </w:tc>
         <w:tc>
@@ -4182,6 +4675,31 @@
               </w:rPr>
             </w:pPr>
           </w:p>
+          <w:p>
+            <w:pPr>
+              <w:jc w:val="center"/>
+              <w:rPr>
+                <w:rFonts w:ascii="Arial" w:hAnsi="Arial" w:cs="Arial"/>
+                <w:lang w:val="es-ES"/>
+              </w:rPr>
+            </w:pPr>
+          </w:p>
+          <w:p>
+            <w:pPr>
+              <w:jc w:val="center"/>
+              <w:rPr>
+                <w:rFonts w:ascii="Arial" w:hAnsi="Arial" w:cs="Arial"/>
+                <w:lang w:val="es-ES"/>
+              </w:rPr>
+            </w:pPr>
+            <w:r>
+              <w:rPr>
+                <w:rFonts w:ascii="Arial" w:hAnsi="Arial" w:cs="Arial"/>
+                <w:lang w:val="es-ES"/>
+              </w:rPr>
+              <w:t>No funcional</w:t>
+            </w:r>
+          </w:p>
         </w:tc>
         <w:tc>
           <w:tcPr>
@@ -4196,6 +4714,31 @@
               </w:rPr>
             </w:pPr>
           </w:p>
+          <w:p>
+            <w:pPr>
+              <w:jc w:val="center"/>
+              <w:rPr>
+                <w:rFonts w:ascii="Arial" w:hAnsi="Arial" w:cs="Arial"/>
+                <w:lang w:val="es-ES"/>
+              </w:rPr>
+            </w:pPr>
+          </w:p>
+          <w:p>
+            <w:pPr>
+              <w:jc w:val="center"/>
+              <w:rPr>
+                <w:rFonts w:ascii="Arial" w:hAnsi="Arial" w:cs="Arial"/>
+                <w:lang w:val="es-ES"/>
+              </w:rPr>
+            </w:pPr>
+            <w:r>
+              <w:rPr>
+                <w:rFonts w:ascii="Arial" w:hAnsi="Arial" w:cs="Arial"/>
+                <w:lang w:val="es-ES"/>
+              </w:rPr>
+              <w:t>Alta</w:t>
+            </w:r>
+          </w:p>
         </w:tc>
         <w:tc>
           <w:tcPr>
@@ -4209,6 +4752,22 @@
                 <w:lang w:val="es-ES"/>
               </w:rPr>
             </w:pPr>
+          </w:p>
+          <w:p>
+            <w:pPr>
+              <w:jc w:val="center"/>
+              <w:rPr>
+                <w:rFonts w:ascii="Arial" w:hAnsi="Arial" w:cs="Arial"/>
+                <w:lang w:val="es-ES"/>
+              </w:rPr>
+            </w:pPr>
+            <w:r>
+              <w:rPr>
+                <w:rFonts w:ascii="Arial" w:hAnsi="Arial" w:cs="Arial"/>
+                <w:lang w:val="es-ES"/>
+              </w:rPr>
+              <w:t>La base de datos del sistema debe tener las operaciones correctas y escritas de la mejor manera, usando buenas prácticas.</w:t>
+            </w:r>
           </w:p>
         </w:tc>
       </w:tr>
@@ -4226,6 +4785,22 @@
               </w:rPr>
             </w:pPr>
           </w:p>
+          <w:p>
+            <w:pPr>
+              <w:jc w:val="center"/>
+              <w:rPr>
+                <w:rFonts w:ascii="Arial" w:hAnsi="Arial" w:cs="Arial"/>
+                <w:lang w:val="es-ES"/>
+              </w:rPr>
+            </w:pPr>
+            <w:r>
+              <w:rPr>
+                <w:rFonts w:ascii="Arial" w:hAnsi="Arial" w:cs="Arial"/>
+                <w:lang w:val="es-ES"/>
+              </w:rPr>
+              <w:t>RNF-05</w:t>
+            </w:r>
+          </w:p>
         </w:tc>
         <w:tc>
           <w:tcPr>
@@ -4239,6 +4814,13 @@
                 <w:lang w:val="es-ES"/>
               </w:rPr>
             </w:pPr>
+            <w:r>
+              <w:rPr>
+                <w:rFonts w:ascii="Arial" w:hAnsi="Arial" w:cs="Arial"/>
+                <w:lang w:val="es-ES"/>
+              </w:rPr>
+              <w:t>La interfaz del sistema debe ser amigable y estéticamente bonita.</w:t>
+            </w:r>
           </w:p>
         </w:tc>
         <w:tc>
@@ -4254,6 +4836,31 @@
               </w:rPr>
             </w:pPr>
           </w:p>
+          <w:p>
+            <w:pPr>
+              <w:jc w:val="center"/>
+              <w:rPr>
+                <w:rFonts w:ascii="Arial" w:hAnsi="Arial" w:cs="Arial"/>
+                <w:lang w:val="es-ES"/>
+              </w:rPr>
+            </w:pPr>
+          </w:p>
+          <w:p>
+            <w:pPr>
+              <w:jc w:val="center"/>
+              <w:rPr>
+                <w:rFonts w:ascii="Arial" w:hAnsi="Arial" w:cs="Arial"/>
+                <w:lang w:val="es-ES"/>
+              </w:rPr>
+            </w:pPr>
+            <w:r>
+              <w:rPr>
+                <w:rFonts w:ascii="Arial" w:hAnsi="Arial" w:cs="Arial"/>
+                <w:lang w:val="es-ES"/>
+              </w:rPr>
+              <w:t>No funcional</w:t>
+            </w:r>
+          </w:p>
         </w:tc>
         <w:tc>
           <w:tcPr>
@@ -4268,6 +4875,31 @@
               </w:rPr>
             </w:pPr>
           </w:p>
+          <w:p>
+            <w:pPr>
+              <w:jc w:val="center"/>
+              <w:rPr>
+                <w:rFonts w:ascii="Arial" w:hAnsi="Arial" w:cs="Arial"/>
+                <w:lang w:val="es-ES"/>
+              </w:rPr>
+            </w:pPr>
+          </w:p>
+          <w:p>
+            <w:pPr>
+              <w:jc w:val="center"/>
+              <w:rPr>
+                <w:rFonts w:ascii="Arial" w:hAnsi="Arial" w:cs="Arial"/>
+                <w:lang w:val="es-ES"/>
+              </w:rPr>
+            </w:pPr>
+            <w:r>
+              <w:rPr>
+                <w:rFonts w:ascii="Arial" w:hAnsi="Arial" w:cs="Arial"/>
+                <w:lang w:val="es-ES"/>
+              </w:rPr>
+              <w:t>Media</w:t>
+            </w:r>
+          </w:p>
         </w:tc>
         <w:tc>
           <w:tcPr>
@@ -4281,6 +4913,22 @@
                 <w:lang w:val="es-ES"/>
               </w:rPr>
             </w:pPr>
+          </w:p>
+          <w:p>
+            <w:pPr>
+              <w:jc w:val="center"/>
+              <w:rPr>
+                <w:rFonts w:ascii="Arial" w:hAnsi="Arial" w:cs="Arial"/>
+                <w:lang w:val="es-ES"/>
+              </w:rPr>
+            </w:pPr>
+            <w:r>
+              <w:rPr>
+                <w:rFonts w:ascii="Arial" w:hAnsi="Arial" w:cs="Arial"/>
+                <w:lang w:val="es-ES"/>
+              </w:rPr>
+              <w:t>Respetando los colores del branding establecidos por los creadores del proyecto.</w:t>
+            </w:r>
           </w:p>
         </w:tc>
       </w:tr>
@@ -4298,6 +4946,31 @@
               </w:rPr>
             </w:pPr>
           </w:p>
+          <w:p>
+            <w:pPr>
+              <w:jc w:val="center"/>
+              <w:rPr>
+                <w:rFonts w:ascii="Arial" w:hAnsi="Arial" w:cs="Arial"/>
+                <w:lang w:val="es-ES"/>
+              </w:rPr>
+            </w:pPr>
+          </w:p>
+          <w:p>
+            <w:pPr>
+              <w:jc w:val="center"/>
+              <w:rPr>
+                <w:rFonts w:ascii="Arial" w:hAnsi="Arial" w:cs="Arial"/>
+                <w:lang w:val="es-ES"/>
+              </w:rPr>
+            </w:pPr>
+            <w:r>
+              <w:rPr>
+                <w:rFonts w:ascii="Arial" w:hAnsi="Arial" w:cs="Arial"/>
+                <w:lang w:val="es-ES"/>
+              </w:rPr>
+              <w:t>RNF-06</w:t>
+            </w:r>
+          </w:p>
         </w:tc>
         <w:tc>
           <w:tcPr>
@@ -4311,6 +4984,13 @@
                 <w:lang w:val="es-ES"/>
               </w:rPr>
             </w:pPr>
+            <w:r>
+              <w:rPr>
+                <w:rFonts w:ascii="Arial" w:hAnsi="Arial" w:cs="Arial"/>
+                <w:lang w:val="es-ES"/>
+              </w:rPr>
+              <w:t>Las contraseñas guardadas en la base de datos deben guardarse en formato hash.</w:t>
+            </w:r>
           </w:p>
         </w:tc>
         <w:tc>
@@ -4326,6 +5006,31 @@
               </w:rPr>
             </w:pPr>
           </w:p>
+          <w:p>
+            <w:pPr>
+              <w:jc w:val="center"/>
+              <w:rPr>
+                <w:rFonts w:ascii="Arial" w:hAnsi="Arial" w:cs="Arial"/>
+                <w:lang w:val="es-ES"/>
+              </w:rPr>
+            </w:pPr>
+          </w:p>
+          <w:p>
+            <w:pPr>
+              <w:jc w:val="center"/>
+              <w:rPr>
+                <w:rFonts w:ascii="Arial" w:hAnsi="Arial" w:cs="Arial"/>
+                <w:lang w:val="es-ES"/>
+              </w:rPr>
+            </w:pPr>
+            <w:r>
+              <w:rPr>
+                <w:rFonts w:ascii="Arial" w:hAnsi="Arial" w:cs="Arial"/>
+                <w:lang w:val="es-ES"/>
+              </w:rPr>
+              <w:t>No funcional</w:t>
+            </w:r>
+          </w:p>
         </w:tc>
         <w:tc>
           <w:tcPr>
@@ -4340,6 +5045,31 @@
               </w:rPr>
             </w:pPr>
           </w:p>
+          <w:p>
+            <w:pPr>
+              <w:jc w:val="center"/>
+              <w:rPr>
+                <w:rFonts w:ascii="Arial" w:hAnsi="Arial" w:cs="Arial"/>
+                <w:lang w:val="es-ES"/>
+              </w:rPr>
+            </w:pPr>
+          </w:p>
+          <w:p>
+            <w:pPr>
+              <w:jc w:val="center"/>
+              <w:rPr>
+                <w:rFonts w:ascii="Arial" w:hAnsi="Arial" w:cs="Arial"/>
+                <w:lang w:val="es-ES"/>
+              </w:rPr>
+            </w:pPr>
+            <w:r>
+              <w:rPr>
+                <w:rFonts w:ascii="Arial" w:hAnsi="Arial" w:cs="Arial"/>
+                <w:lang w:val="es-ES"/>
+              </w:rPr>
+              <w:t>Baja</w:t>
+            </w:r>
+          </w:p>
         </w:tc>
         <w:tc>
           <w:tcPr>
@@ -4353,6 +5083,31 @@
                 <w:lang w:val="es-ES"/>
               </w:rPr>
             </w:pPr>
+          </w:p>
+          <w:p>
+            <w:pPr>
+              <w:jc w:val="center"/>
+              <w:rPr>
+                <w:rFonts w:ascii="Arial" w:hAnsi="Arial" w:cs="Arial"/>
+                <w:lang w:val="es-ES"/>
+              </w:rPr>
+            </w:pPr>
+          </w:p>
+          <w:p>
+            <w:pPr>
+              <w:jc w:val="center"/>
+              <w:rPr>
+                <w:rFonts w:ascii="Arial" w:hAnsi="Arial" w:cs="Arial"/>
+                <w:lang w:val="es-ES"/>
+              </w:rPr>
+            </w:pPr>
+            <w:r>
+              <w:rPr>
+                <w:rFonts w:ascii="Arial" w:hAnsi="Arial" w:cs="Arial"/>
+                <w:lang w:val="es-ES"/>
+              </w:rPr>
+              <w:t>Implementar alguna API que facilite este proceso.</w:t>
+            </w:r>
           </w:p>
         </w:tc>
       </w:tr>
@@ -4370,6 +5125,40 @@
               </w:rPr>
             </w:pPr>
           </w:p>
+          <w:p>
+            <w:pPr>
+              <w:jc w:val="center"/>
+              <w:rPr>
+                <w:rFonts w:ascii="Arial" w:hAnsi="Arial" w:cs="Arial"/>
+                <w:lang w:val="es-ES"/>
+              </w:rPr>
+            </w:pPr>
+          </w:p>
+          <w:p>
+            <w:pPr>
+              <w:jc w:val="center"/>
+              <w:rPr>
+                <w:rFonts w:ascii="Arial" w:hAnsi="Arial" w:cs="Arial"/>
+                <w:lang w:val="es-ES"/>
+              </w:rPr>
+            </w:pPr>
+          </w:p>
+          <w:p>
+            <w:pPr>
+              <w:jc w:val="center"/>
+              <w:rPr>
+                <w:rFonts w:ascii="Arial" w:hAnsi="Arial" w:cs="Arial"/>
+                <w:lang w:val="es-ES"/>
+              </w:rPr>
+            </w:pPr>
+            <w:r>
+              <w:rPr>
+                <w:rFonts w:ascii="Arial" w:hAnsi="Arial" w:cs="Arial"/>
+                <w:lang w:val="es-ES"/>
+              </w:rPr>
+              <w:t>RNF-07</w:t>
+            </w:r>
+          </w:p>
         </w:tc>
         <w:tc>
           <w:tcPr>
@@ -4383,6 +5172,13 @@
                 <w:lang w:val="es-ES"/>
               </w:rPr>
             </w:pPr>
+            <w:r>
+              <w:rPr>
+                <w:rFonts w:ascii="Arial" w:hAnsi="Arial" w:cs="Arial"/>
+                <w:lang w:val="es-ES"/>
+              </w:rPr>
+              <w:t>El sistema debe tener implementada herramientas un poco más avanzadas.</w:t>
+            </w:r>
           </w:p>
         </w:tc>
         <w:tc>
@@ -4398,6 +5194,31 @@
               </w:rPr>
             </w:pPr>
           </w:p>
+          <w:p>
+            <w:pPr>
+              <w:jc w:val="center"/>
+              <w:rPr>
+                <w:rFonts w:ascii="Arial" w:hAnsi="Arial" w:cs="Arial"/>
+                <w:lang w:val="es-ES"/>
+              </w:rPr>
+            </w:pPr>
+          </w:p>
+          <w:p>
+            <w:pPr>
+              <w:jc w:val="center"/>
+              <w:rPr>
+                <w:rFonts w:ascii="Arial" w:hAnsi="Arial" w:cs="Arial"/>
+                <w:lang w:val="es-ES"/>
+              </w:rPr>
+            </w:pPr>
+            <w:r>
+              <w:rPr>
+                <w:rFonts w:ascii="Arial" w:hAnsi="Arial" w:cs="Arial"/>
+                <w:lang w:val="es-ES"/>
+              </w:rPr>
+              <w:t>No funcional</w:t>
+            </w:r>
+          </w:p>
         </w:tc>
         <w:tc>
           <w:tcPr>
@@ -4412,6 +5233,31 @@
               </w:rPr>
             </w:pPr>
           </w:p>
+          <w:p>
+            <w:pPr>
+              <w:jc w:val="center"/>
+              <w:rPr>
+                <w:rFonts w:ascii="Arial" w:hAnsi="Arial" w:cs="Arial"/>
+                <w:lang w:val="es-ES"/>
+              </w:rPr>
+            </w:pPr>
+          </w:p>
+          <w:p>
+            <w:pPr>
+              <w:jc w:val="center"/>
+              <w:rPr>
+                <w:rFonts w:ascii="Arial" w:hAnsi="Arial" w:cs="Arial"/>
+                <w:lang w:val="es-ES"/>
+              </w:rPr>
+            </w:pPr>
+            <w:r>
+              <w:rPr>
+                <w:rFonts w:ascii="Arial" w:hAnsi="Arial" w:cs="Arial"/>
+                <w:lang w:val="es-ES"/>
+              </w:rPr>
+              <w:t>Media</w:t>
+            </w:r>
+          </w:p>
         </w:tc>
         <w:tc>
           <w:tcPr>
@@ -4426,1960 +5272,67 @@
               </w:rPr>
             </w:pPr>
           </w:p>
-        </w:tc>
-      </w:tr>
-      <w:tr>
-        <w:tc>
-          <w:tcPr>
-            <w:tcW w:w="1617" w:type="dxa"/>
-          </w:tcPr>
-          <w:p>
-            <w:pPr>
-              <w:jc w:val="center"/>
-              <w:rPr>
-                <w:rFonts w:ascii="Arial" w:hAnsi="Arial" w:cs="Arial"/>
-                <w:lang w:val="es-ES"/>
-              </w:rPr>
-            </w:pPr>
-          </w:p>
-        </w:tc>
-        <w:tc>
-          <w:tcPr>
-            <w:tcW w:w="2074" w:type="dxa"/>
-          </w:tcPr>
-          <w:p>
-            <w:pPr>
-              <w:jc w:val="center"/>
-              <w:rPr>
-                <w:rFonts w:ascii="Arial" w:hAnsi="Arial" w:cs="Arial"/>
-                <w:lang w:val="es-ES"/>
-              </w:rPr>
-            </w:pPr>
-          </w:p>
-        </w:tc>
-        <w:tc>
-          <w:tcPr>
-            <w:tcW w:w="1651" w:type="dxa"/>
-          </w:tcPr>
-          <w:p>
-            <w:pPr>
-              <w:jc w:val="center"/>
-              <w:rPr>
-                <w:rFonts w:ascii="Arial" w:hAnsi="Arial" w:cs="Arial"/>
-                <w:lang w:val="es-ES"/>
-              </w:rPr>
-            </w:pPr>
-          </w:p>
-        </w:tc>
-        <w:tc>
-          <w:tcPr>
-            <w:tcW w:w="1731" w:type="dxa"/>
-          </w:tcPr>
-          <w:p>
-            <w:pPr>
-              <w:jc w:val="center"/>
-              <w:rPr>
-                <w:rFonts w:ascii="Arial" w:hAnsi="Arial" w:cs="Arial"/>
-                <w:lang w:val="es-ES"/>
-              </w:rPr>
-            </w:pPr>
-          </w:p>
-        </w:tc>
-        <w:tc>
-          <w:tcPr>
-            <w:tcW w:w="3270" w:type="dxa"/>
-          </w:tcPr>
-          <w:p>
-            <w:pPr>
-              <w:jc w:val="center"/>
-              <w:rPr>
-                <w:rFonts w:ascii="Arial" w:hAnsi="Arial" w:cs="Arial"/>
-                <w:lang w:val="es-ES"/>
-              </w:rPr>
-            </w:pPr>
-          </w:p>
-        </w:tc>
-      </w:tr>
-      <w:tr>
-        <w:tc>
-          <w:tcPr>
-            <w:tcW w:w="1617" w:type="dxa"/>
-          </w:tcPr>
-          <w:p>
-            <w:pPr>
-              <w:jc w:val="center"/>
-              <w:rPr>
-                <w:rFonts w:ascii="Arial" w:hAnsi="Arial" w:cs="Arial"/>
-                <w:lang w:val="es-ES"/>
-              </w:rPr>
-            </w:pPr>
-          </w:p>
-        </w:tc>
-        <w:tc>
-          <w:tcPr>
-            <w:tcW w:w="2074" w:type="dxa"/>
-          </w:tcPr>
-          <w:p>
-            <w:pPr>
-              <w:jc w:val="center"/>
-              <w:rPr>
-                <w:rFonts w:ascii="Arial" w:hAnsi="Arial" w:cs="Arial"/>
-                <w:lang w:val="es-ES"/>
-              </w:rPr>
-            </w:pPr>
-          </w:p>
-        </w:tc>
-        <w:tc>
-          <w:tcPr>
-            <w:tcW w:w="1651" w:type="dxa"/>
-          </w:tcPr>
-          <w:p>
-            <w:pPr>
-              <w:jc w:val="center"/>
-              <w:rPr>
-                <w:rFonts w:ascii="Arial" w:hAnsi="Arial" w:cs="Arial"/>
-                <w:lang w:val="es-ES"/>
-              </w:rPr>
-            </w:pPr>
-          </w:p>
-        </w:tc>
-        <w:tc>
-          <w:tcPr>
-            <w:tcW w:w="1731" w:type="dxa"/>
-          </w:tcPr>
-          <w:p>
-            <w:pPr>
-              <w:jc w:val="center"/>
-              <w:rPr>
-                <w:rFonts w:ascii="Arial" w:hAnsi="Arial" w:cs="Arial"/>
-                <w:lang w:val="es-ES"/>
-              </w:rPr>
-            </w:pPr>
-          </w:p>
-        </w:tc>
-        <w:tc>
-          <w:tcPr>
-            <w:tcW w:w="3270" w:type="dxa"/>
-          </w:tcPr>
-          <w:p>
-            <w:pPr>
-              <w:jc w:val="center"/>
-              <w:rPr>
-                <w:rFonts w:ascii="Arial" w:hAnsi="Arial" w:cs="Arial"/>
-                <w:lang w:val="es-ES"/>
-              </w:rPr>
-            </w:pPr>
-          </w:p>
-        </w:tc>
-      </w:tr>
-      <w:tr>
-        <w:tc>
-          <w:tcPr>
-            <w:tcW w:w="1617" w:type="dxa"/>
-          </w:tcPr>
-          <w:p>
-            <w:pPr>
-              <w:jc w:val="center"/>
-              <w:rPr>
-                <w:rFonts w:ascii="Arial" w:hAnsi="Arial" w:cs="Arial"/>
-                <w:lang w:val="es-ES"/>
-              </w:rPr>
-            </w:pPr>
-          </w:p>
-        </w:tc>
-        <w:tc>
-          <w:tcPr>
-            <w:tcW w:w="2074" w:type="dxa"/>
-          </w:tcPr>
-          <w:p>
-            <w:pPr>
-              <w:jc w:val="center"/>
-              <w:rPr>
-                <w:rFonts w:ascii="Arial" w:hAnsi="Arial" w:cs="Arial"/>
-                <w:lang w:val="es-ES"/>
-              </w:rPr>
-            </w:pPr>
-          </w:p>
-        </w:tc>
-        <w:tc>
-          <w:tcPr>
-            <w:tcW w:w="1651" w:type="dxa"/>
-          </w:tcPr>
-          <w:p>
-            <w:pPr>
-              <w:jc w:val="center"/>
-              <w:rPr>
-                <w:rFonts w:ascii="Arial" w:hAnsi="Arial" w:cs="Arial"/>
-                <w:lang w:val="es-ES"/>
-              </w:rPr>
-            </w:pPr>
-          </w:p>
-        </w:tc>
-        <w:tc>
-          <w:tcPr>
-            <w:tcW w:w="1731" w:type="dxa"/>
-          </w:tcPr>
-          <w:p>
-            <w:pPr>
-              <w:jc w:val="center"/>
-              <w:rPr>
-                <w:rFonts w:ascii="Arial" w:hAnsi="Arial" w:cs="Arial"/>
-                <w:lang w:val="es-ES"/>
-              </w:rPr>
-            </w:pPr>
-          </w:p>
-        </w:tc>
-        <w:tc>
-          <w:tcPr>
-            <w:tcW w:w="3270" w:type="dxa"/>
-          </w:tcPr>
-          <w:p>
-            <w:pPr>
-              <w:jc w:val="center"/>
-              <w:rPr>
-                <w:rFonts w:ascii="Arial" w:hAnsi="Arial" w:cs="Arial"/>
-                <w:lang w:val="es-ES"/>
-              </w:rPr>
-            </w:pPr>
-          </w:p>
-        </w:tc>
-      </w:tr>
-      <w:tr>
-        <w:tc>
-          <w:tcPr>
-            <w:tcW w:w="1617" w:type="dxa"/>
-          </w:tcPr>
-          <w:p>
-            <w:pPr>
-              <w:jc w:val="center"/>
-              <w:rPr>
-                <w:rFonts w:ascii="Arial" w:hAnsi="Arial" w:cs="Arial"/>
-                <w:lang w:val="es-ES"/>
-              </w:rPr>
-            </w:pPr>
-          </w:p>
-        </w:tc>
-        <w:tc>
-          <w:tcPr>
-            <w:tcW w:w="2074" w:type="dxa"/>
-          </w:tcPr>
-          <w:p>
-            <w:pPr>
-              <w:jc w:val="center"/>
-              <w:rPr>
-                <w:rFonts w:ascii="Arial" w:hAnsi="Arial" w:cs="Arial"/>
-                <w:lang w:val="es-ES"/>
-              </w:rPr>
-            </w:pPr>
-          </w:p>
-        </w:tc>
-        <w:tc>
-          <w:tcPr>
-            <w:tcW w:w="1651" w:type="dxa"/>
-          </w:tcPr>
-          <w:p>
-            <w:pPr>
-              <w:jc w:val="center"/>
-              <w:rPr>
-                <w:rFonts w:ascii="Arial" w:hAnsi="Arial" w:cs="Arial"/>
-                <w:lang w:val="es-ES"/>
-              </w:rPr>
-            </w:pPr>
-          </w:p>
-        </w:tc>
-        <w:tc>
-          <w:tcPr>
-            <w:tcW w:w="1731" w:type="dxa"/>
-          </w:tcPr>
-          <w:p>
-            <w:pPr>
-              <w:jc w:val="center"/>
-              <w:rPr>
-                <w:rFonts w:ascii="Arial" w:hAnsi="Arial" w:cs="Arial"/>
-                <w:lang w:val="es-ES"/>
-              </w:rPr>
-            </w:pPr>
-          </w:p>
-        </w:tc>
-        <w:tc>
-          <w:tcPr>
-            <w:tcW w:w="3270" w:type="dxa"/>
-          </w:tcPr>
-          <w:p>
-            <w:pPr>
-              <w:jc w:val="center"/>
-              <w:rPr>
-                <w:rFonts w:ascii="Arial" w:hAnsi="Arial" w:cs="Arial"/>
-                <w:lang w:val="es-ES"/>
-              </w:rPr>
-            </w:pPr>
-          </w:p>
-        </w:tc>
-      </w:tr>
-      <w:tr>
-        <w:tc>
-          <w:tcPr>
-            <w:tcW w:w="1617" w:type="dxa"/>
-          </w:tcPr>
-          <w:p>
-            <w:pPr>
-              <w:jc w:val="center"/>
-              <w:rPr>
-                <w:rFonts w:ascii="Arial" w:hAnsi="Arial" w:cs="Arial"/>
-                <w:lang w:val="es-ES"/>
-              </w:rPr>
-            </w:pPr>
-          </w:p>
-        </w:tc>
-        <w:tc>
-          <w:tcPr>
-            <w:tcW w:w="2074" w:type="dxa"/>
-          </w:tcPr>
-          <w:p>
-            <w:pPr>
-              <w:jc w:val="center"/>
-              <w:rPr>
-                <w:rFonts w:ascii="Arial" w:hAnsi="Arial" w:cs="Arial"/>
-                <w:lang w:val="es-ES"/>
-              </w:rPr>
-            </w:pPr>
-          </w:p>
-        </w:tc>
-        <w:tc>
-          <w:tcPr>
-            <w:tcW w:w="1651" w:type="dxa"/>
-          </w:tcPr>
-          <w:p>
-            <w:pPr>
-              <w:jc w:val="center"/>
-              <w:rPr>
-                <w:rFonts w:ascii="Arial" w:hAnsi="Arial" w:cs="Arial"/>
-                <w:lang w:val="es-ES"/>
-              </w:rPr>
-            </w:pPr>
-          </w:p>
-        </w:tc>
-        <w:tc>
-          <w:tcPr>
-            <w:tcW w:w="1731" w:type="dxa"/>
-          </w:tcPr>
-          <w:p>
-            <w:pPr>
-              <w:jc w:val="center"/>
-              <w:rPr>
-                <w:rFonts w:ascii="Arial" w:hAnsi="Arial" w:cs="Arial"/>
-                <w:lang w:val="es-ES"/>
-              </w:rPr>
-            </w:pPr>
-          </w:p>
-        </w:tc>
-        <w:tc>
-          <w:tcPr>
-            <w:tcW w:w="3270" w:type="dxa"/>
-          </w:tcPr>
-          <w:p>
-            <w:pPr>
-              <w:jc w:val="center"/>
-              <w:rPr>
-                <w:rFonts w:ascii="Arial" w:hAnsi="Arial" w:cs="Arial"/>
-                <w:lang w:val="es-ES"/>
-              </w:rPr>
-            </w:pPr>
-          </w:p>
-        </w:tc>
-      </w:tr>
-      <w:tr>
-        <w:tc>
-          <w:tcPr>
-            <w:tcW w:w="1617" w:type="dxa"/>
-          </w:tcPr>
-          <w:p>
-            <w:pPr>
-              <w:jc w:val="center"/>
-              <w:rPr>
-                <w:rFonts w:ascii="Arial" w:hAnsi="Arial" w:cs="Arial"/>
-                <w:lang w:val="es-ES"/>
-              </w:rPr>
-            </w:pPr>
-          </w:p>
-        </w:tc>
-        <w:tc>
-          <w:tcPr>
-            <w:tcW w:w="2074" w:type="dxa"/>
-          </w:tcPr>
-          <w:p>
-            <w:pPr>
-              <w:jc w:val="center"/>
-              <w:rPr>
-                <w:rFonts w:ascii="Arial" w:hAnsi="Arial" w:cs="Arial"/>
-                <w:lang w:val="es-ES"/>
-              </w:rPr>
-            </w:pPr>
-          </w:p>
-        </w:tc>
-        <w:tc>
-          <w:tcPr>
-            <w:tcW w:w="1651" w:type="dxa"/>
-          </w:tcPr>
-          <w:p>
-            <w:pPr>
-              <w:jc w:val="center"/>
-              <w:rPr>
-                <w:rFonts w:ascii="Arial" w:hAnsi="Arial" w:cs="Arial"/>
-                <w:lang w:val="es-ES"/>
-              </w:rPr>
-            </w:pPr>
-          </w:p>
-        </w:tc>
-        <w:tc>
-          <w:tcPr>
-            <w:tcW w:w="1731" w:type="dxa"/>
-          </w:tcPr>
-          <w:p>
-            <w:pPr>
-              <w:jc w:val="center"/>
-              <w:rPr>
-                <w:rFonts w:ascii="Arial" w:hAnsi="Arial" w:cs="Arial"/>
-                <w:lang w:val="es-ES"/>
-              </w:rPr>
-            </w:pPr>
-          </w:p>
-        </w:tc>
-        <w:tc>
-          <w:tcPr>
-            <w:tcW w:w="3270" w:type="dxa"/>
-          </w:tcPr>
-          <w:p>
-            <w:pPr>
-              <w:jc w:val="center"/>
-              <w:rPr>
-                <w:rFonts w:ascii="Arial" w:hAnsi="Arial" w:cs="Arial"/>
-                <w:lang w:val="es-ES"/>
-              </w:rPr>
-            </w:pPr>
-          </w:p>
-        </w:tc>
-      </w:tr>
-      <w:tr>
-        <w:tc>
-          <w:tcPr>
-            <w:tcW w:w="1617" w:type="dxa"/>
-          </w:tcPr>
-          <w:p>
-            <w:pPr>
-              <w:jc w:val="center"/>
-              <w:rPr>
-                <w:rFonts w:ascii="Arial" w:hAnsi="Arial" w:cs="Arial"/>
-                <w:lang w:val="es-ES"/>
-              </w:rPr>
-            </w:pPr>
-          </w:p>
-        </w:tc>
-        <w:tc>
-          <w:tcPr>
-            <w:tcW w:w="2074" w:type="dxa"/>
-          </w:tcPr>
-          <w:p>
-            <w:pPr>
-              <w:jc w:val="center"/>
-              <w:rPr>
-                <w:rFonts w:ascii="Arial" w:hAnsi="Arial" w:cs="Arial"/>
-                <w:lang w:val="es-ES"/>
-              </w:rPr>
-            </w:pPr>
-          </w:p>
-        </w:tc>
-        <w:tc>
-          <w:tcPr>
-            <w:tcW w:w="1651" w:type="dxa"/>
-          </w:tcPr>
-          <w:p>
-            <w:pPr>
-              <w:jc w:val="center"/>
-              <w:rPr>
-                <w:rFonts w:ascii="Arial" w:hAnsi="Arial" w:cs="Arial"/>
-                <w:lang w:val="es-ES"/>
-              </w:rPr>
-            </w:pPr>
-          </w:p>
-        </w:tc>
-        <w:tc>
-          <w:tcPr>
-            <w:tcW w:w="1731" w:type="dxa"/>
-          </w:tcPr>
-          <w:p>
-            <w:pPr>
-              <w:jc w:val="center"/>
-              <w:rPr>
-                <w:rFonts w:ascii="Arial" w:hAnsi="Arial" w:cs="Arial"/>
-                <w:lang w:val="es-ES"/>
-              </w:rPr>
-            </w:pPr>
-          </w:p>
-        </w:tc>
-        <w:tc>
-          <w:tcPr>
-            <w:tcW w:w="3270" w:type="dxa"/>
-          </w:tcPr>
-          <w:p>
-            <w:pPr>
-              <w:jc w:val="center"/>
-              <w:rPr>
-                <w:rFonts w:ascii="Arial" w:hAnsi="Arial" w:cs="Arial"/>
-                <w:lang w:val="es-ES"/>
-              </w:rPr>
-            </w:pPr>
-          </w:p>
-        </w:tc>
-      </w:tr>
-      <w:tr>
-        <w:tc>
-          <w:tcPr>
-            <w:tcW w:w="1617" w:type="dxa"/>
-          </w:tcPr>
-          <w:p>
-            <w:pPr>
-              <w:jc w:val="center"/>
-              <w:rPr>
-                <w:rFonts w:ascii="Arial" w:hAnsi="Arial" w:cs="Arial"/>
-                <w:lang w:val="es-ES"/>
-              </w:rPr>
-            </w:pPr>
-          </w:p>
-        </w:tc>
-        <w:tc>
-          <w:tcPr>
-            <w:tcW w:w="2074" w:type="dxa"/>
-          </w:tcPr>
-          <w:p>
-            <w:pPr>
-              <w:jc w:val="center"/>
-              <w:rPr>
-                <w:rFonts w:ascii="Arial" w:hAnsi="Arial" w:cs="Arial"/>
-                <w:lang w:val="es-ES"/>
-              </w:rPr>
-            </w:pPr>
-          </w:p>
-        </w:tc>
-        <w:tc>
-          <w:tcPr>
-            <w:tcW w:w="1651" w:type="dxa"/>
-          </w:tcPr>
-          <w:p>
-            <w:pPr>
-              <w:jc w:val="center"/>
-              <w:rPr>
-                <w:rFonts w:ascii="Arial" w:hAnsi="Arial" w:cs="Arial"/>
-                <w:lang w:val="es-ES"/>
-              </w:rPr>
-            </w:pPr>
-          </w:p>
-        </w:tc>
-        <w:tc>
-          <w:tcPr>
-            <w:tcW w:w="1731" w:type="dxa"/>
-          </w:tcPr>
-          <w:p>
-            <w:pPr>
-              <w:jc w:val="center"/>
-              <w:rPr>
-                <w:rFonts w:ascii="Arial" w:hAnsi="Arial" w:cs="Arial"/>
-                <w:lang w:val="es-ES"/>
-              </w:rPr>
-            </w:pPr>
-          </w:p>
-        </w:tc>
-        <w:tc>
-          <w:tcPr>
-            <w:tcW w:w="3270" w:type="dxa"/>
-          </w:tcPr>
-          <w:p>
-            <w:pPr>
-              <w:jc w:val="center"/>
-              <w:rPr>
-                <w:rFonts w:ascii="Arial" w:hAnsi="Arial" w:cs="Arial"/>
-                <w:lang w:val="es-ES"/>
-              </w:rPr>
-            </w:pPr>
-          </w:p>
-        </w:tc>
-      </w:tr>
-      <w:tr>
-        <w:tc>
-          <w:tcPr>
-            <w:tcW w:w="1617" w:type="dxa"/>
-          </w:tcPr>
-          <w:p>
-            <w:pPr>
-              <w:jc w:val="center"/>
-              <w:rPr>
-                <w:rFonts w:ascii="Arial" w:hAnsi="Arial" w:cs="Arial"/>
-                <w:lang w:val="es-ES"/>
-              </w:rPr>
-            </w:pPr>
-          </w:p>
-        </w:tc>
-        <w:tc>
-          <w:tcPr>
-            <w:tcW w:w="2074" w:type="dxa"/>
-          </w:tcPr>
-          <w:p>
-            <w:pPr>
-              <w:jc w:val="center"/>
-              <w:rPr>
-                <w:rFonts w:ascii="Arial" w:hAnsi="Arial" w:cs="Arial"/>
-                <w:lang w:val="es-ES"/>
-              </w:rPr>
-            </w:pPr>
-          </w:p>
-        </w:tc>
-        <w:tc>
-          <w:tcPr>
-            <w:tcW w:w="1651" w:type="dxa"/>
-          </w:tcPr>
-          <w:p>
-            <w:pPr>
-              <w:jc w:val="center"/>
-              <w:rPr>
-                <w:rFonts w:ascii="Arial" w:hAnsi="Arial" w:cs="Arial"/>
-                <w:lang w:val="es-ES"/>
-              </w:rPr>
-            </w:pPr>
-          </w:p>
-        </w:tc>
-        <w:tc>
-          <w:tcPr>
-            <w:tcW w:w="1731" w:type="dxa"/>
-          </w:tcPr>
-          <w:p>
-            <w:pPr>
-              <w:jc w:val="center"/>
-              <w:rPr>
-                <w:rFonts w:ascii="Arial" w:hAnsi="Arial" w:cs="Arial"/>
-                <w:lang w:val="es-ES"/>
-              </w:rPr>
-            </w:pPr>
-          </w:p>
-        </w:tc>
-        <w:tc>
-          <w:tcPr>
-            <w:tcW w:w="3270" w:type="dxa"/>
-          </w:tcPr>
-          <w:p>
-            <w:pPr>
-              <w:jc w:val="center"/>
-              <w:rPr>
-                <w:rFonts w:ascii="Arial" w:hAnsi="Arial" w:cs="Arial"/>
-                <w:lang w:val="es-ES"/>
-              </w:rPr>
-            </w:pPr>
-          </w:p>
-        </w:tc>
-      </w:tr>
-      <w:tr>
-        <w:tc>
-          <w:tcPr>
-            <w:tcW w:w="1617" w:type="dxa"/>
-          </w:tcPr>
-          <w:p>
-            <w:pPr>
-              <w:jc w:val="center"/>
-              <w:rPr>
-                <w:rFonts w:ascii="Arial" w:hAnsi="Arial" w:cs="Arial"/>
-                <w:lang w:val="es-ES"/>
-              </w:rPr>
-            </w:pPr>
-          </w:p>
-        </w:tc>
-        <w:tc>
-          <w:tcPr>
-            <w:tcW w:w="2074" w:type="dxa"/>
-          </w:tcPr>
-          <w:p>
-            <w:pPr>
-              <w:jc w:val="center"/>
-              <w:rPr>
-                <w:rFonts w:ascii="Arial" w:hAnsi="Arial" w:cs="Arial"/>
-                <w:lang w:val="es-ES"/>
-              </w:rPr>
-            </w:pPr>
-          </w:p>
-        </w:tc>
-        <w:tc>
-          <w:tcPr>
-            <w:tcW w:w="1651" w:type="dxa"/>
-          </w:tcPr>
-          <w:p>
-            <w:pPr>
-              <w:jc w:val="center"/>
-              <w:rPr>
-                <w:rFonts w:ascii="Arial" w:hAnsi="Arial" w:cs="Arial"/>
-                <w:lang w:val="es-ES"/>
-              </w:rPr>
-            </w:pPr>
-          </w:p>
-        </w:tc>
-        <w:tc>
-          <w:tcPr>
-            <w:tcW w:w="1731" w:type="dxa"/>
-          </w:tcPr>
-          <w:p>
-            <w:pPr>
-              <w:jc w:val="center"/>
-              <w:rPr>
-                <w:rFonts w:ascii="Arial" w:hAnsi="Arial" w:cs="Arial"/>
-                <w:lang w:val="es-ES"/>
-              </w:rPr>
-            </w:pPr>
-          </w:p>
-        </w:tc>
-        <w:tc>
-          <w:tcPr>
-            <w:tcW w:w="3270" w:type="dxa"/>
-          </w:tcPr>
-          <w:p>
-            <w:pPr>
-              <w:jc w:val="center"/>
-              <w:rPr>
-                <w:rFonts w:ascii="Arial" w:hAnsi="Arial" w:cs="Arial"/>
-                <w:lang w:val="es-ES"/>
-              </w:rPr>
-            </w:pPr>
-          </w:p>
-        </w:tc>
-      </w:tr>
-      <w:tr>
-        <w:tc>
-          <w:tcPr>
-            <w:tcW w:w="1617" w:type="dxa"/>
-          </w:tcPr>
-          <w:p>
-            <w:pPr>
-              <w:jc w:val="center"/>
-              <w:rPr>
-                <w:rFonts w:ascii="Arial" w:hAnsi="Arial" w:cs="Arial"/>
-                <w:lang w:val="es-ES"/>
-              </w:rPr>
-            </w:pPr>
-          </w:p>
-        </w:tc>
-        <w:tc>
-          <w:tcPr>
-            <w:tcW w:w="2074" w:type="dxa"/>
-          </w:tcPr>
-          <w:p>
-            <w:pPr>
-              <w:jc w:val="center"/>
-              <w:rPr>
-                <w:rFonts w:ascii="Arial" w:hAnsi="Arial" w:cs="Arial"/>
-                <w:lang w:val="es-ES"/>
-              </w:rPr>
-            </w:pPr>
-          </w:p>
-        </w:tc>
-        <w:tc>
-          <w:tcPr>
-            <w:tcW w:w="1651" w:type="dxa"/>
-          </w:tcPr>
-          <w:p>
-            <w:pPr>
-              <w:jc w:val="center"/>
-              <w:rPr>
-                <w:rFonts w:ascii="Arial" w:hAnsi="Arial" w:cs="Arial"/>
-                <w:lang w:val="es-ES"/>
-              </w:rPr>
-            </w:pPr>
-          </w:p>
-        </w:tc>
-        <w:tc>
-          <w:tcPr>
-            <w:tcW w:w="1731" w:type="dxa"/>
-          </w:tcPr>
-          <w:p>
-            <w:pPr>
-              <w:jc w:val="center"/>
-              <w:rPr>
-                <w:rFonts w:ascii="Arial" w:hAnsi="Arial" w:cs="Arial"/>
-                <w:lang w:val="es-ES"/>
-              </w:rPr>
-            </w:pPr>
-          </w:p>
-        </w:tc>
-        <w:tc>
-          <w:tcPr>
-            <w:tcW w:w="3270" w:type="dxa"/>
-          </w:tcPr>
-          <w:p>
-            <w:pPr>
-              <w:jc w:val="center"/>
-              <w:rPr>
-                <w:rFonts w:ascii="Arial" w:hAnsi="Arial" w:cs="Arial"/>
-                <w:lang w:val="es-ES"/>
-              </w:rPr>
-            </w:pPr>
-          </w:p>
-        </w:tc>
-      </w:tr>
-      <w:tr>
-        <w:tc>
-          <w:tcPr>
-            <w:tcW w:w="1617" w:type="dxa"/>
-          </w:tcPr>
-          <w:p>
-            <w:pPr>
-              <w:jc w:val="center"/>
-              <w:rPr>
-                <w:rFonts w:ascii="Arial" w:hAnsi="Arial" w:cs="Arial"/>
-                <w:lang w:val="es-ES"/>
-              </w:rPr>
-            </w:pPr>
-          </w:p>
-        </w:tc>
-        <w:tc>
-          <w:tcPr>
-            <w:tcW w:w="2074" w:type="dxa"/>
-          </w:tcPr>
-          <w:p>
-            <w:pPr>
-              <w:jc w:val="center"/>
-              <w:rPr>
-                <w:rFonts w:ascii="Arial" w:hAnsi="Arial" w:cs="Arial"/>
-                <w:lang w:val="es-ES"/>
-              </w:rPr>
-            </w:pPr>
-          </w:p>
-        </w:tc>
-        <w:tc>
-          <w:tcPr>
-            <w:tcW w:w="1651" w:type="dxa"/>
-          </w:tcPr>
-          <w:p>
-            <w:pPr>
-              <w:jc w:val="center"/>
-              <w:rPr>
-                <w:rFonts w:ascii="Arial" w:hAnsi="Arial" w:cs="Arial"/>
-                <w:lang w:val="es-ES"/>
-              </w:rPr>
-            </w:pPr>
-          </w:p>
-        </w:tc>
-        <w:tc>
-          <w:tcPr>
-            <w:tcW w:w="1731" w:type="dxa"/>
-          </w:tcPr>
-          <w:p>
-            <w:pPr>
-              <w:jc w:val="center"/>
-              <w:rPr>
-                <w:rFonts w:ascii="Arial" w:hAnsi="Arial" w:cs="Arial"/>
-                <w:lang w:val="es-ES"/>
-              </w:rPr>
-            </w:pPr>
-          </w:p>
-        </w:tc>
-        <w:tc>
-          <w:tcPr>
-            <w:tcW w:w="3270" w:type="dxa"/>
-          </w:tcPr>
-          <w:p>
-            <w:pPr>
-              <w:jc w:val="center"/>
-              <w:rPr>
-                <w:rFonts w:ascii="Arial" w:hAnsi="Arial" w:cs="Arial"/>
-                <w:lang w:val="es-ES"/>
-              </w:rPr>
-            </w:pPr>
-          </w:p>
-        </w:tc>
-      </w:tr>
-      <w:tr>
-        <w:tc>
-          <w:tcPr>
-            <w:tcW w:w="1617" w:type="dxa"/>
-          </w:tcPr>
-          <w:p>
-            <w:pPr>
-              <w:jc w:val="center"/>
-              <w:rPr>
-                <w:rFonts w:ascii="Arial" w:hAnsi="Arial" w:cs="Arial"/>
-                <w:lang w:val="es-ES"/>
-              </w:rPr>
-            </w:pPr>
-          </w:p>
-        </w:tc>
-        <w:tc>
-          <w:tcPr>
-            <w:tcW w:w="2074" w:type="dxa"/>
-          </w:tcPr>
-          <w:p>
-            <w:pPr>
-              <w:jc w:val="center"/>
-              <w:rPr>
-                <w:rFonts w:ascii="Arial" w:hAnsi="Arial" w:cs="Arial"/>
-                <w:lang w:val="es-ES"/>
-              </w:rPr>
-            </w:pPr>
-          </w:p>
-        </w:tc>
-        <w:tc>
-          <w:tcPr>
-            <w:tcW w:w="1651" w:type="dxa"/>
-          </w:tcPr>
-          <w:p>
-            <w:pPr>
-              <w:jc w:val="center"/>
-              <w:rPr>
-                <w:rFonts w:ascii="Arial" w:hAnsi="Arial" w:cs="Arial"/>
-                <w:lang w:val="es-ES"/>
-              </w:rPr>
-            </w:pPr>
-          </w:p>
-        </w:tc>
-        <w:tc>
-          <w:tcPr>
-            <w:tcW w:w="1731" w:type="dxa"/>
-          </w:tcPr>
-          <w:p>
-            <w:pPr>
-              <w:jc w:val="center"/>
-              <w:rPr>
-                <w:rFonts w:ascii="Arial" w:hAnsi="Arial" w:cs="Arial"/>
-                <w:lang w:val="es-ES"/>
-              </w:rPr>
-            </w:pPr>
-          </w:p>
-        </w:tc>
-        <w:tc>
-          <w:tcPr>
-            <w:tcW w:w="3270" w:type="dxa"/>
-          </w:tcPr>
-          <w:p>
-            <w:pPr>
-              <w:jc w:val="center"/>
-              <w:rPr>
-                <w:rFonts w:ascii="Arial" w:hAnsi="Arial" w:cs="Arial"/>
-                <w:lang w:val="es-ES"/>
-              </w:rPr>
-            </w:pPr>
-          </w:p>
-        </w:tc>
-      </w:tr>
-      <w:tr>
-        <w:tc>
-          <w:tcPr>
-            <w:tcW w:w="1617" w:type="dxa"/>
-          </w:tcPr>
-          <w:p>
-            <w:pPr>
-              <w:jc w:val="center"/>
-              <w:rPr>
-                <w:rFonts w:ascii="Arial" w:hAnsi="Arial" w:cs="Arial"/>
-                <w:lang w:val="es-ES"/>
-              </w:rPr>
-            </w:pPr>
-          </w:p>
-        </w:tc>
-        <w:tc>
-          <w:tcPr>
-            <w:tcW w:w="2074" w:type="dxa"/>
-          </w:tcPr>
-          <w:p>
-            <w:pPr>
-              <w:jc w:val="center"/>
-              <w:rPr>
-                <w:rFonts w:ascii="Arial" w:hAnsi="Arial" w:cs="Arial"/>
-                <w:lang w:val="es-ES"/>
-              </w:rPr>
-            </w:pPr>
-          </w:p>
-        </w:tc>
-        <w:tc>
-          <w:tcPr>
-            <w:tcW w:w="1651" w:type="dxa"/>
-          </w:tcPr>
-          <w:p>
-            <w:pPr>
-              <w:jc w:val="center"/>
-              <w:rPr>
-                <w:rFonts w:ascii="Arial" w:hAnsi="Arial" w:cs="Arial"/>
-                <w:lang w:val="es-ES"/>
-              </w:rPr>
-            </w:pPr>
-          </w:p>
-        </w:tc>
-        <w:tc>
-          <w:tcPr>
-            <w:tcW w:w="1731" w:type="dxa"/>
-          </w:tcPr>
-          <w:p>
-            <w:pPr>
-              <w:jc w:val="center"/>
-              <w:rPr>
-                <w:rFonts w:ascii="Arial" w:hAnsi="Arial" w:cs="Arial"/>
-                <w:lang w:val="es-ES"/>
-              </w:rPr>
-            </w:pPr>
-          </w:p>
-        </w:tc>
-        <w:tc>
-          <w:tcPr>
-            <w:tcW w:w="3270" w:type="dxa"/>
-          </w:tcPr>
-          <w:p>
-            <w:pPr>
-              <w:jc w:val="center"/>
-              <w:rPr>
-                <w:rFonts w:ascii="Arial" w:hAnsi="Arial" w:cs="Arial"/>
-                <w:lang w:val="es-ES"/>
-              </w:rPr>
-            </w:pPr>
-          </w:p>
-        </w:tc>
-      </w:tr>
-      <w:tr>
-        <w:tc>
-          <w:tcPr>
-            <w:tcW w:w="1617" w:type="dxa"/>
-          </w:tcPr>
-          <w:p>
-            <w:pPr>
-              <w:jc w:val="center"/>
-              <w:rPr>
-                <w:rFonts w:ascii="Arial" w:hAnsi="Arial" w:cs="Arial"/>
-                <w:lang w:val="es-ES"/>
-              </w:rPr>
-            </w:pPr>
-          </w:p>
-        </w:tc>
-        <w:tc>
-          <w:tcPr>
-            <w:tcW w:w="2074" w:type="dxa"/>
-          </w:tcPr>
-          <w:p>
-            <w:pPr>
-              <w:jc w:val="center"/>
-              <w:rPr>
-                <w:rFonts w:ascii="Arial" w:hAnsi="Arial" w:cs="Arial"/>
-                <w:lang w:val="es-ES"/>
-              </w:rPr>
-            </w:pPr>
-          </w:p>
-        </w:tc>
-        <w:tc>
-          <w:tcPr>
-            <w:tcW w:w="1651" w:type="dxa"/>
-          </w:tcPr>
-          <w:p>
-            <w:pPr>
-              <w:jc w:val="center"/>
-              <w:rPr>
-                <w:rFonts w:ascii="Arial" w:hAnsi="Arial" w:cs="Arial"/>
-                <w:lang w:val="es-ES"/>
-              </w:rPr>
-            </w:pPr>
-          </w:p>
-        </w:tc>
-        <w:tc>
-          <w:tcPr>
-            <w:tcW w:w="1731" w:type="dxa"/>
-          </w:tcPr>
-          <w:p>
-            <w:pPr>
-              <w:jc w:val="center"/>
-              <w:rPr>
-                <w:rFonts w:ascii="Arial" w:hAnsi="Arial" w:cs="Arial"/>
-                <w:lang w:val="es-ES"/>
-              </w:rPr>
-            </w:pPr>
-          </w:p>
-        </w:tc>
-        <w:tc>
-          <w:tcPr>
-            <w:tcW w:w="3270" w:type="dxa"/>
-          </w:tcPr>
-          <w:p>
-            <w:pPr>
-              <w:jc w:val="center"/>
-              <w:rPr>
-                <w:rFonts w:ascii="Arial" w:hAnsi="Arial" w:cs="Arial"/>
-                <w:lang w:val="es-ES"/>
-              </w:rPr>
-            </w:pPr>
-          </w:p>
-        </w:tc>
-      </w:tr>
-      <w:tr>
-        <w:tc>
-          <w:tcPr>
-            <w:tcW w:w="1617" w:type="dxa"/>
-          </w:tcPr>
-          <w:p>
-            <w:pPr>
-              <w:jc w:val="center"/>
-              <w:rPr>
-                <w:rFonts w:ascii="Arial" w:hAnsi="Arial" w:cs="Arial"/>
-                <w:lang w:val="es-ES"/>
-              </w:rPr>
-            </w:pPr>
-          </w:p>
-        </w:tc>
-        <w:tc>
-          <w:tcPr>
-            <w:tcW w:w="2074" w:type="dxa"/>
-          </w:tcPr>
-          <w:p>
-            <w:pPr>
-              <w:jc w:val="center"/>
-              <w:rPr>
-                <w:rFonts w:ascii="Arial" w:hAnsi="Arial" w:cs="Arial"/>
-                <w:lang w:val="es-ES"/>
-              </w:rPr>
-            </w:pPr>
-          </w:p>
-        </w:tc>
-        <w:tc>
-          <w:tcPr>
-            <w:tcW w:w="1651" w:type="dxa"/>
-          </w:tcPr>
-          <w:p>
-            <w:pPr>
-              <w:jc w:val="center"/>
-              <w:rPr>
-                <w:rFonts w:ascii="Arial" w:hAnsi="Arial" w:cs="Arial"/>
-                <w:lang w:val="es-ES"/>
-              </w:rPr>
-            </w:pPr>
-          </w:p>
-        </w:tc>
-        <w:tc>
-          <w:tcPr>
-            <w:tcW w:w="1731" w:type="dxa"/>
-          </w:tcPr>
-          <w:p>
-            <w:pPr>
-              <w:jc w:val="center"/>
-              <w:rPr>
-                <w:rFonts w:ascii="Arial" w:hAnsi="Arial" w:cs="Arial"/>
-                <w:lang w:val="es-ES"/>
-              </w:rPr>
-            </w:pPr>
-          </w:p>
-        </w:tc>
-        <w:tc>
-          <w:tcPr>
-            <w:tcW w:w="3270" w:type="dxa"/>
-          </w:tcPr>
-          <w:p>
-            <w:pPr>
-              <w:jc w:val="center"/>
-              <w:rPr>
-                <w:rFonts w:ascii="Arial" w:hAnsi="Arial" w:cs="Arial"/>
-                <w:lang w:val="es-ES"/>
-              </w:rPr>
-            </w:pPr>
-          </w:p>
-        </w:tc>
-      </w:tr>
-      <w:tr>
-        <w:tc>
-          <w:tcPr>
-            <w:tcW w:w="1617" w:type="dxa"/>
-          </w:tcPr>
-          <w:p>
-            <w:pPr>
-              <w:jc w:val="center"/>
-              <w:rPr>
-                <w:rFonts w:ascii="Arial" w:hAnsi="Arial" w:cs="Arial"/>
-                <w:lang w:val="es-ES"/>
-              </w:rPr>
-            </w:pPr>
-          </w:p>
-        </w:tc>
-        <w:tc>
-          <w:tcPr>
-            <w:tcW w:w="2074" w:type="dxa"/>
-          </w:tcPr>
-          <w:p>
-            <w:pPr>
-              <w:jc w:val="center"/>
-              <w:rPr>
-                <w:rFonts w:ascii="Arial" w:hAnsi="Arial" w:cs="Arial"/>
-                <w:lang w:val="es-ES"/>
-              </w:rPr>
-            </w:pPr>
-          </w:p>
-        </w:tc>
-        <w:tc>
-          <w:tcPr>
-            <w:tcW w:w="1651" w:type="dxa"/>
-          </w:tcPr>
-          <w:p>
-            <w:pPr>
-              <w:jc w:val="center"/>
-              <w:rPr>
-                <w:rFonts w:ascii="Arial" w:hAnsi="Arial" w:cs="Arial"/>
-                <w:lang w:val="es-ES"/>
-              </w:rPr>
-            </w:pPr>
-          </w:p>
-        </w:tc>
-        <w:tc>
-          <w:tcPr>
-            <w:tcW w:w="1731" w:type="dxa"/>
-          </w:tcPr>
-          <w:p>
-            <w:pPr>
-              <w:jc w:val="center"/>
-              <w:rPr>
-                <w:rFonts w:ascii="Arial" w:hAnsi="Arial" w:cs="Arial"/>
-                <w:lang w:val="es-ES"/>
-              </w:rPr>
-            </w:pPr>
-          </w:p>
-        </w:tc>
-        <w:tc>
-          <w:tcPr>
-            <w:tcW w:w="3270" w:type="dxa"/>
-          </w:tcPr>
-          <w:p>
-            <w:pPr>
-              <w:jc w:val="center"/>
-              <w:rPr>
-                <w:rFonts w:ascii="Arial" w:hAnsi="Arial" w:cs="Arial"/>
-                <w:lang w:val="es-ES"/>
-              </w:rPr>
-            </w:pPr>
-          </w:p>
-        </w:tc>
-      </w:tr>
-      <w:tr>
-        <w:tc>
-          <w:tcPr>
-            <w:tcW w:w="1617" w:type="dxa"/>
-          </w:tcPr>
-          <w:p>
-            <w:pPr>
-              <w:jc w:val="center"/>
-              <w:rPr>
-                <w:rFonts w:ascii="Arial" w:hAnsi="Arial" w:cs="Arial"/>
-                <w:lang w:val="es-ES"/>
-              </w:rPr>
-            </w:pPr>
-          </w:p>
-        </w:tc>
-        <w:tc>
-          <w:tcPr>
-            <w:tcW w:w="2074" w:type="dxa"/>
-          </w:tcPr>
-          <w:p>
-            <w:pPr>
-              <w:jc w:val="center"/>
-              <w:rPr>
-                <w:rFonts w:ascii="Arial" w:hAnsi="Arial" w:cs="Arial"/>
-                <w:lang w:val="es-ES"/>
-              </w:rPr>
-            </w:pPr>
-          </w:p>
-        </w:tc>
-        <w:tc>
-          <w:tcPr>
-            <w:tcW w:w="1651" w:type="dxa"/>
-          </w:tcPr>
-          <w:p>
-            <w:pPr>
-              <w:jc w:val="center"/>
-              <w:rPr>
-                <w:rFonts w:ascii="Arial" w:hAnsi="Arial" w:cs="Arial"/>
-                <w:lang w:val="es-ES"/>
-              </w:rPr>
-            </w:pPr>
-          </w:p>
-        </w:tc>
-        <w:tc>
-          <w:tcPr>
-            <w:tcW w:w="1731" w:type="dxa"/>
-          </w:tcPr>
-          <w:p>
-            <w:pPr>
-              <w:jc w:val="center"/>
-              <w:rPr>
-                <w:rFonts w:ascii="Arial" w:hAnsi="Arial" w:cs="Arial"/>
-                <w:lang w:val="es-ES"/>
-              </w:rPr>
-            </w:pPr>
-          </w:p>
-        </w:tc>
-        <w:tc>
-          <w:tcPr>
-            <w:tcW w:w="3270" w:type="dxa"/>
-          </w:tcPr>
-          <w:p>
-            <w:pPr>
-              <w:jc w:val="center"/>
-              <w:rPr>
-                <w:rFonts w:ascii="Arial" w:hAnsi="Arial" w:cs="Arial"/>
-                <w:lang w:val="es-ES"/>
-              </w:rPr>
-            </w:pPr>
-          </w:p>
-        </w:tc>
-      </w:tr>
-      <w:tr>
-        <w:tc>
-          <w:tcPr>
-            <w:tcW w:w="1617" w:type="dxa"/>
-          </w:tcPr>
-          <w:p>
-            <w:pPr>
-              <w:jc w:val="center"/>
-              <w:rPr>
-                <w:rFonts w:ascii="Arial" w:hAnsi="Arial" w:cs="Arial"/>
-                <w:lang w:val="es-ES"/>
-              </w:rPr>
-            </w:pPr>
-          </w:p>
-        </w:tc>
-        <w:tc>
-          <w:tcPr>
-            <w:tcW w:w="2074" w:type="dxa"/>
-          </w:tcPr>
-          <w:p>
-            <w:pPr>
-              <w:jc w:val="center"/>
-              <w:rPr>
-                <w:rFonts w:ascii="Arial" w:hAnsi="Arial" w:cs="Arial"/>
-                <w:lang w:val="es-ES"/>
-              </w:rPr>
-            </w:pPr>
-          </w:p>
-        </w:tc>
-        <w:tc>
-          <w:tcPr>
-            <w:tcW w:w="1651" w:type="dxa"/>
-          </w:tcPr>
-          <w:p>
-            <w:pPr>
-              <w:jc w:val="center"/>
-              <w:rPr>
-                <w:rFonts w:ascii="Arial" w:hAnsi="Arial" w:cs="Arial"/>
-                <w:lang w:val="es-ES"/>
-              </w:rPr>
-            </w:pPr>
-          </w:p>
-        </w:tc>
-        <w:tc>
-          <w:tcPr>
-            <w:tcW w:w="1731" w:type="dxa"/>
-          </w:tcPr>
-          <w:p>
-            <w:pPr>
-              <w:jc w:val="center"/>
-              <w:rPr>
-                <w:rFonts w:ascii="Arial" w:hAnsi="Arial" w:cs="Arial"/>
-                <w:lang w:val="es-ES"/>
-              </w:rPr>
-            </w:pPr>
-          </w:p>
-        </w:tc>
-        <w:tc>
-          <w:tcPr>
-            <w:tcW w:w="3270" w:type="dxa"/>
-          </w:tcPr>
-          <w:p>
-            <w:pPr>
-              <w:jc w:val="center"/>
-              <w:rPr>
-                <w:rFonts w:ascii="Arial" w:hAnsi="Arial" w:cs="Arial"/>
-                <w:lang w:val="es-ES"/>
-              </w:rPr>
-            </w:pPr>
-          </w:p>
-        </w:tc>
-      </w:tr>
-      <w:tr>
-        <w:tc>
-          <w:tcPr>
-            <w:tcW w:w="1617" w:type="dxa"/>
-          </w:tcPr>
-          <w:p>
-            <w:pPr>
-              <w:jc w:val="center"/>
-              <w:rPr>
-                <w:rFonts w:ascii="Arial" w:hAnsi="Arial" w:cs="Arial"/>
-                <w:lang w:val="es-ES"/>
-              </w:rPr>
-            </w:pPr>
-          </w:p>
-        </w:tc>
-        <w:tc>
-          <w:tcPr>
-            <w:tcW w:w="2074" w:type="dxa"/>
-          </w:tcPr>
-          <w:p>
-            <w:pPr>
-              <w:jc w:val="center"/>
-              <w:rPr>
-                <w:rFonts w:ascii="Arial" w:hAnsi="Arial" w:cs="Arial"/>
-                <w:lang w:val="es-ES"/>
-              </w:rPr>
-            </w:pPr>
-          </w:p>
-        </w:tc>
-        <w:tc>
-          <w:tcPr>
-            <w:tcW w:w="1651" w:type="dxa"/>
-          </w:tcPr>
-          <w:p>
-            <w:pPr>
-              <w:jc w:val="center"/>
-              <w:rPr>
-                <w:rFonts w:ascii="Arial" w:hAnsi="Arial" w:cs="Arial"/>
-                <w:lang w:val="es-ES"/>
-              </w:rPr>
-            </w:pPr>
-          </w:p>
-        </w:tc>
-        <w:tc>
-          <w:tcPr>
-            <w:tcW w:w="1731" w:type="dxa"/>
-          </w:tcPr>
-          <w:p>
-            <w:pPr>
-              <w:jc w:val="center"/>
-              <w:rPr>
-                <w:rFonts w:ascii="Arial" w:hAnsi="Arial" w:cs="Arial"/>
-                <w:lang w:val="es-ES"/>
-              </w:rPr>
-            </w:pPr>
-          </w:p>
-        </w:tc>
-        <w:tc>
-          <w:tcPr>
-            <w:tcW w:w="3270" w:type="dxa"/>
-          </w:tcPr>
-          <w:p>
-            <w:pPr>
-              <w:jc w:val="center"/>
-              <w:rPr>
-                <w:rFonts w:ascii="Arial" w:hAnsi="Arial" w:cs="Arial"/>
-                <w:lang w:val="es-ES"/>
-              </w:rPr>
-            </w:pPr>
-          </w:p>
-        </w:tc>
-      </w:tr>
-      <w:tr>
-        <w:tc>
-          <w:tcPr>
-            <w:tcW w:w="1617" w:type="dxa"/>
-          </w:tcPr>
-          <w:p>
-            <w:pPr>
-              <w:jc w:val="center"/>
-              <w:rPr>
-                <w:rFonts w:ascii="Arial" w:hAnsi="Arial" w:cs="Arial"/>
-                <w:lang w:val="es-ES"/>
-              </w:rPr>
-            </w:pPr>
-          </w:p>
-        </w:tc>
-        <w:tc>
-          <w:tcPr>
-            <w:tcW w:w="2074" w:type="dxa"/>
-          </w:tcPr>
-          <w:p>
-            <w:pPr>
-              <w:jc w:val="center"/>
-              <w:rPr>
-                <w:rFonts w:ascii="Arial" w:hAnsi="Arial" w:cs="Arial"/>
-                <w:lang w:val="es-ES"/>
-              </w:rPr>
-            </w:pPr>
-          </w:p>
-        </w:tc>
-        <w:tc>
-          <w:tcPr>
-            <w:tcW w:w="1651" w:type="dxa"/>
-          </w:tcPr>
-          <w:p>
-            <w:pPr>
-              <w:jc w:val="center"/>
-              <w:rPr>
-                <w:rFonts w:ascii="Arial" w:hAnsi="Arial" w:cs="Arial"/>
-                <w:lang w:val="es-ES"/>
-              </w:rPr>
-            </w:pPr>
-          </w:p>
-        </w:tc>
-        <w:tc>
-          <w:tcPr>
-            <w:tcW w:w="1731" w:type="dxa"/>
-          </w:tcPr>
-          <w:p>
-            <w:pPr>
-              <w:jc w:val="center"/>
-              <w:rPr>
-                <w:rFonts w:ascii="Arial" w:hAnsi="Arial" w:cs="Arial"/>
-                <w:lang w:val="es-ES"/>
-              </w:rPr>
-            </w:pPr>
-          </w:p>
-        </w:tc>
-        <w:tc>
-          <w:tcPr>
-            <w:tcW w:w="3270" w:type="dxa"/>
-          </w:tcPr>
-          <w:p>
-            <w:pPr>
-              <w:jc w:val="center"/>
-              <w:rPr>
-                <w:rFonts w:ascii="Arial" w:hAnsi="Arial" w:cs="Arial"/>
-                <w:lang w:val="es-ES"/>
-              </w:rPr>
-            </w:pPr>
-          </w:p>
-        </w:tc>
-      </w:tr>
-      <w:tr>
-        <w:tc>
-          <w:tcPr>
-            <w:tcW w:w="1617" w:type="dxa"/>
-          </w:tcPr>
-          <w:p>
-            <w:pPr>
-              <w:jc w:val="center"/>
-              <w:rPr>
-                <w:rFonts w:ascii="Arial" w:hAnsi="Arial" w:cs="Arial"/>
-                <w:lang w:val="es-ES"/>
-              </w:rPr>
-            </w:pPr>
-          </w:p>
-        </w:tc>
-        <w:tc>
-          <w:tcPr>
-            <w:tcW w:w="2074" w:type="dxa"/>
-          </w:tcPr>
-          <w:p>
-            <w:pPr>
-              <w:jc w:val="center"/>
-              <w:rPr>
-                <w:rFonts w:ascii="Arial" w:hAnsi="Arial" w:cs="Arial"/>
-                <w:lang w:val="es-ES"/>
-              </w:rPr>
-            </w:pPr>
-          </w:p>
-        </w:tc>
-        <w:tc>
-          <w:tcPr>
-            <w:tcW w:w="1651" w:type="dxa"/>
-          </w:tcPr>
-          <w:p>
-            <w:pPr>
-              <w:jc w:val="center"/>
-              <w:rPr>
-                <w:rFonts w:ascii="Arial" w:hAnsi="Arial" w:cs="Arial"/>
-                <w:lang w:val="es-ES"/>
-              </w:rPr>
-            </w:pPr>
-          </w:p>
-        </w:tc>
-        <w:tc>
-          <w:tcPr>
-            <w:tcW w:w="1731" w:type="dxa"/>
-          </w:tcPr>
-          <w:p>
-            <w:pPr>
-              <w:jc w:val="center"/>
-              <w:rPr>
-                <w:rFonts w:ascii="Arial" w:hAnsi="Arial" w:cs="Arial"/>
-                <w:lang w:val="es-ES"/>
-              </w:rPr>
-            </w:pPr>
-          </w:p>
-        </w:tc>
-        <w:tc>
-          <w:tcPr>
-            <w:tcW w:w="3270" w:type="dxa"/>
-          </w:tcPr>
-          <w:p>
-            <w:pPr>
-              <w:jc w:val="center"/>
-              <w:rPr>
-                <w:rFonts w:ascii="Arial" w:hAnsi="Arial" w:cs="Arial"/>
-                <w:lang w:val="es-ES"/>
-              </w:rPr>
-            </w:pPr>
-          </w:p>
-        </w:tc>
-      </w:tr>
-      <w:tr>
-        <w:tc>
-          <w:tcPr>
-            <w:tcW w:w="1617" w:type="dxa"/>
-          </w:tcPr>
-          <w:p>
-            <w:pPr>
-              <w:jc w:val="center"/>
-              <w:rPr>
-                <w:rFonts w:ascii="Arial" w:hAnsi="Arial" w:cs="Arial"/>
-                <w:lang w:val="es-ES"/>
-              </w:rPr>
-            </w:pPr>
-          </w:p>
-        </w:tc>
-        <w:tc>
-          <w:tcPr>
-            <w:tcW w:w="2074" w:type="dxa"/>
-          </w:tcPr>
-          <w:p>
-            <w:pPr>
-              <w:jc w:val="center"/>
-              <w:rPr>
-                <w:rFonts w:ascii="Arial" w:hAnsi="Arial" w:cs="Arial"/>
-                <w:lang w:val="es-ES"/>
-              </w:rPr>
-            </w:pPr>
-          </w:p>
-        </w:tc>
-        <w:tc>
-          <w:tcPr>
-            <w:tcW w:w="1651" w:type="dxa"/>
-          </w:tcPr>
-          <w:p>
-            <w:pPr>
-              <w:jc w:val="center"/>
-              <w:rPr>
-                <w:rFonts w:ascii="Arial" w:hAnsi="Arial" w:cs="Arial"/>
-                <w:lang w:val="es-ES"/>
-              </w:rPr>
-            </w:pPr>
-          </w:p>
-        </w:tc>
-        <w:tc>
-          <w:tcPr>
-            <w:tcW w:w="1731" w:type="dxa"/>
-          </w:tcPr>
-          <w:p>
-            <w:pPr>
-              <w:jc w:val="center"/>
-              <w:rPr>
-                <w:rFonts w:ascii="Arial" w:hAnsi="Arial" w:cs="Arial"/>
-                <w:lang w:val="es-ES"/>
-              </w:rPr>
-            </w:pPr>
-          </w:p>
-        </w:tc>
-        <w:tc>
-          <w:tcPr>
-            <w:tcW w:w="3270" w:type="dxa"/>
-          </w:tcPr>
-          <w:p>
-            <w:pPr>
-              <w:jc w:val="center"/>
-              <w:rPr>
-                <w:rFonts w:ascii="Arial" w:hAnsi="Arial" w:cs="Arial"/>
-                <w:lang w:val="es-ES"/>
-              </w:rPr>
-            </w:pPr>
-          </w:p>
-        </w:tc>
-      </w:tr>
-      <w:tr>
-        <w:tc>
-          <w:tcPr>
-            <w:tcW w:w="1617" w:type="dxa"/>
-          </w:tcPr>
-          <w:p>
-            <w:pPr>
-              <w:jc w:val="center"/>
-              <w:rPr>
-                <w:rFonts w:ascii="Arial" w:hAnsi="Arial" w:cs="Arial"/>
-                <w:lang w:val="es-ES"/>
-              </w:rPr>
-            </w:pPr>
-          </w:p>
-        </w:tc>
-        <w:tc>
-          <w:tcPr>
-            <w:tcW w:w="2074" w:type="dxa"/>
-          </w:tcPr>
-          <w:p>
-            <w:pPr>
-              <w:jc w:val="center"/>
-              <w:rPr>
-                <w:rFonts w:ascii="Arial" w:hAnsi="Arial" w:cs="Arial"/>
-                <w:lang w:val="es-ES"/>
-              </w:rPr>
-            </w:pPr>
-          </w:p>
-        </w:tc>
-        <w:tc>
-          <w:tcPr>
-            <w:tcW w:w="1651" w:type="dxa"/>
-          </w:tcPr>
-          <w:p>
-            <w:pPr>
-              <w:jc w:val="center"/>
-              <w:rPr>
-                <w:rFonts w:ascii="Arial" w:hAnsi="Arial" w:cs="Arial"/>
-                <w:lang w:val="es-ES"/>
-              </w:rPr>
-            </w:pPr>
-          </w:p>
-        </w:tc>
-        <w:tc>
-          <w:tcPr>
-            <w:tcW w:w="1731" w:type="dxa"/>
-          </w:tcPr>
-          <w:p>
-            <w:pPr>
-              <w:jc w:val="center"/>
-              <w:rPr>
-                <w:rFonts w:ascii="Arial" w:hAnsi="Arial" w:cs="Arial"/>
-                <w:lang w:val="es-ES"/>
-              </w:rPr>
-            </w:pPr>
-          </w:p>
-        </w:tc>
-        <w:tc>
-          <w:tcPr>
-            <w:tcW w:w="3270" w:type="dxa"/>
-          </w:tcPr>
-          <w:p>
-            <w:pPr>
-              <w:jc w:val="center"/>
-              <w:rPr>
-                <w:rFonts w:ascii="Arial" w:hAnsi="Arial" w:cs="Arial"/>
-                <w:lang w:val="es-ES"/>
-              </w:rPr>
-            </w:pPr>
-          </w:p>
-        </w:tc>
-      </w:tr>
-      <w:tr>
-        <w:tc>
-          <w:tcPr>
-            <w:tcW w:w="1617" w:type="dxa"/>
-          </w:tcPr>
-          <w:p>
-            <w:pPr>
-              <w:jc w:val="center"/>
-              <w:rPr>
-                <w:rFonts w:ascii="Arial" w:hAnsi="Arial" w:cs="Arial"/>
-                <w:lang w:val="es-ES"/>
-              </w:rPr>
-            </w:pPr>
-          </w:p>
-        </w:tc>
-        <w:tc>
-          <w:tcPr>
-            <w:tcW w:w="2074" w:type="dxa"/>
-          </w:tcPr>
-          <w:p>
-            <w:pPr>
-              <w:jc w:val="center"/>
-              <w:rPr>
-                <w:rFonts w:ascii="Arial" w:hAnsi="Arial" w:cs="Arial"/>
-                <w:lang w:val="es-ES"/>
-              </w:rPr>
-            </w:pPr>
-          </w:p>
-        </w:tc>
-        <w:tc>
-          <w:tcPr>
-            <w:tcW w:w="1651" w:type="dxa"/>
-          </w:tcPr>
-          <w:p>
-            <w:pPr>
-              <w:jc w:val="center"/>
-              <w:rPr>
-                <w:rFonts w:ascii="Arial" w:hAnsi="Arial" w:cs="Arial"/>
-                <w:lang w:val="es-ES"/>
-              </w:rPr>
-            </w:pPr>
-          </w:p>
-        </w:tc>
-        <w:tc>
-          <w:tcPr>
-            <w:tcW w:w="1731" w:type="dxa"/>
-          </w:tcPr>
-          <w:p>
-            <w:pPr>
-              <w:jc w:val="center"/>
-              <w:rPr>
-                <w:rFonts w:ascii="Arial" w:hAnsi="Arial" w:cs="Arial"/>
-                <w:lang w:val="es-ES"/>
-              </w:rPr>
-            </w:pPr>
-          </w:p>
-        </w:tc>
-        <w:tc>
-          <w:tcPr>
-            <w:tcW w:w="3270" w:type="dxa"/>
-          </w:tcPr>
-          <w:p>
-            <w:pPr>
-              <w:jc w:val="center"/>
-              <w:rPr>
-                <w:rFonts w:ascii="Arial" w:hAnsi="Arial" w:cs="Arial"/>
-                <w:lang w:val="es-ES"/>
-              </w:rPr>
-            </w:pPr>
-          </w:p>
-        </w:tc>
-      </w:tr>
-      <w:tr>
-        <w:tc>
-          <w:tcPr>
-            <w:tcW w:w="1617" w:type="dxa"/>
-          </w:tcPr>
-          <w:p>
-            <w:pPr>
-              <w:jc w:val="center"/>
-              <w:rPr>
-                <w:rFonts w:ascii="Arial" w:hAnsi="Arial" w:cs="Arial"/>
-                <w:lang w:val="es-ES"/>
-              </w:rPr>
-            </w:pPr>
-          </w:p>
-        </w:tc>
-        <w:tc>
-          <w:tcPr>
-            <w:tcW w:w="2074" w:type="dxa"/>
-          </w:tcPr>
-          <w:p>
-            <w:pPr>
-              <w:jc w:val="center"/>
-              <w:rPr>
-                <w:rFonts w:ascii="Arial" w:hAnsi="Arial" w:cs="Arial"/>
-                <w:lang w:val="es-ES"/>
-              </w:rPr>
-            </w:pPr>
-          </w:p>
-        </w:tc>
-        <w:tc>
-          <w:tcPr>
-            <w:tcW w:w="1651" w:type="dxa"/>
-          </w:tcPr>
-          <w:p>
-            <w:pPr>
-              <w:jc w:val="center"/>
-              <w:rPr>
-                <w:rFonts w:ascii="Arial" w:hAnsi="Arial" w:cs="Arial"/>
-                <w:lang w:val="es-ES"/>
-              </w:rPr>
-            </w:pPr>
-          </w:p>
-        </w:tc>
-        <w:tc>
-          <w:tcPr>
-            <w:tcW w:w="1731" w:type="dxa"/>
-          </w:tcPr>
-          <w:p>
-            <w:pPr>
-              <w:jc w:val="center"/>
-              <w:rPr>
-                <w:rFonts w:ascii="Arial" w:hAnsi="Arial" w:cs="Arial"/>
-                <w:lang w:val="es-ES"/>
-              </w:rPr>
-            </w:pPr>
-          </w:p>
-        </w:tc>
-        <w:tc>
-          <w:tcPr>
-            <w:tcW w:w="3270" w:type="dxa"/>
-          </w:tcPr>
-          <w:p>
-            <w:pPr>
-              <w:jc w:val="center"/>
-              <w:rPr>
-                <w:rFonts w:ascii="Arial" w:hAnsi="Arial" w:cs="Arial"/>
-                <w:lang w:val="es-ES"/>
-              </w:rPr>
-            </w:pPr>
-          </w:p>
-        </w:tc>
-      </w:tr>
-      <w:tr>
-        <w:tc>
-          <w:tcPr>
-            <w:tcW w:w="1617" w:type="dxa"/>
-          </w:tcPr>
-          <w:p>
-            <w:pPr>
-              <w:jc w:val="center"/>
-              <w:rPr>
-                <w:rFonts w:ascii="Arial" w:hAnsi="Arial" w:cs="Arial"/>
-                <w:lang w:val="es-ES"/>
-              </w:rPr>
-            </w:pPr>
-          </w:p>
-        </w:tc>
-        <w:tc>
-          <w:tcPr>
-            <w:tcW w:w="2074" w:type="dxa"/>
-          </w:tcPr>
-          <w:p>
-            <w:pPr>
-              <w:jc w:val="center"/>
-              <w:rPr>
-                <w:rFonts w:ascii="Arial" w:hAnsi="Arial" w:cs="Arial"/>
-                <w:lang w:val="es-ES"/>
-              </w:rPr>
-            </w:pPr>
-          </w:p>
-        </w:tc>
-        <w:tc>
-          <w:tcPr>
-            <w:tcW w:w="1651" w:type="dxa"/>
-          </w:tcPr>
-          <w:p>
-            <w:pPr>
-              <w:jc w:val="center"/>
-              <w:rPr>
-                <w:rFonts w:ascii="Arial" w:hAnsi="Arial" w:cs="Arial"/>
-                <w:lang w:val="es-ES"/>
-              </w:rPr>
-            </w:pPr>
-          </w:p>
-        </w:tc>
-        <w:tc>
-          <w:tcPr>
-            <w:tcW w:w="1731" w:type="dxa"/>
-          </w:tcPr>
-          <w:p>
-            <w:pPr>
-              <w:jc w:val="center"/>
-              <w:rPr>
-                <w:rFonts w:ascii="Arial" w:hAnsi="Arial" w:cs="Arial"/>
-                <w:lang w:val="es-ES"/>
-              </w:rPr>
-            </w:pPr>
-          </w:p>
-        </w:tc>
-        <w:tc>
-          <w:tcPr>
-            <w:tcW w:w="3270" w:type="dxa"/>
-          </w:tcPr>
-          <w:p>
-            <w:pPr>
-              <w:jc w:val="center"/>
-              <w:rPr>
-                <w:rFonts w:ascii="Arial" w:hAnsi="Arial" w:cs="Arial"/>
-                <w:lang w:val="es-ES"/>
-              </w:rPr>
-            </w:pPr>
+          <w:p>
+            <w:pPr>
+              <w:jc w:val="center"/>
+              <w:rPr>
+                <w:rFonts w:ascii="Arial" w:hAnsi="Arial" w:cs="Arial"/>
+                <w:lang w:val="es-ES"/>
+              </w:rPr>
+            </w:pPr>
+            <w:r>
+              <w:rPr>
+                <w:rFonts w:ascii="Arial" w:hAnsi="Arial" w:cs="Arial"/>
+                <w:lang w:val="es-ES"/>
+              </w:rPr>
+              <w:t xml:space="preserve">Usar </w:t>
+            </w:r>
+            <w:proofErr w:type="spellStart"/>
+            <w:r>
+              <w:rPr>
+                <w:rFonts w:ascii="Arial" w:hAnsi="Arial" w:cs="Arial"/>
+                <w:lang w:val="es-ES"/>
+              </w:rPr>
+              <w:t>frameworks</w:t>
+            </w:r>
+            <w:proofErr w:type="spellEnd"/>
+            <w:r>
+              <w:rPr>
+                <w:rFonts w:ascii="Arial" w:hAnsi="Arial" w:cs="Arial"/>
+                <w:lang w:val="es-ES"/>
+              </w:rPr>
+              <w:t xml:space="preserve">, librerías, APIS, </w:t>
+            </w:r>
+            <w:proofErr w:type="spellStart"/>
+            <w:r>
+              <w:rPr>
+                <w:rFonts w:ascii="Arial" w:hAnsi="Arial" w:cs="Arial"/>
+                <w:lang w:val="es-ES"/>
+              </w:rPr>
+              <w:t>Saas</w:t>
+            </w:r>
+            <w:proofErr w:type="spellEnd"/>
+            <w:r>
+              <w:rPr>
+                <w:rFonts w:ascii="Arial" w:hAnsi="Arial" w:cs="Arial"/>
+                <w:lang w:val="es-ES"/>
+              </w:rPr>
+              <w:t xml:space="preserve"> u otras herramientas / técnicas avanzadas.</w:t>
+            </w:r>
           </w:p>
         </w:tc>
       </w:tr>
     </w:tbl>
     <w:p>
       <w:pPr>
+        <w:jc w:val="center"/>
         <w:rPr>
           <w:rFonts w:ascii="Arial" w:hAnsi="Arial" w:cs="Arial"/>
           <w:lang w:val="es-ES"/>
         </w:rPr>
       </w:pPr>
+      <w:bookmarkStart w:id="0" w:name="_GoBack"/>
+      <w:bookmarkEnd w:id="0"/>
     </w:p>
     <w:sectPr>
       <w:pgSz w:w="12240" w:h="15840"/>
@@ -6836,6 +5789,17 @@
       </w:tblBorders>
     </w:tblPr>
   </w:style>
+  <w:style w:type="character" w:styleId="Textoennegrita">
+    <w:name w:val="Strong"/>
+    <w:basedOn w:val="Fuentedeprrafopredeter"/>
+    <w:uiPriority w:val="22"/>
+    <w:qFormat/>
+    <w:rsid w:val="001D72F2"/>
+    <w:rPr>
+      <w:b/>
+      <w:bCs/>
+    </w:rPr>
+  </w:style>
 </w:styles>
 </file>
 

--- a/02-Documentation/02-requirements/requirements.docx
+++ b/02-Documentation/02-requirements/requirements.docx
@@ -956,10 +956,13 @@
               </w:rPr>
             </w:pPr>
             <w:r>
-              <w:t xml:space="preserve">El sistema debe </w:t>
-            </w:r>
-            <w:r>
-              <w:t xml:space="preserve">permitir </w:t>
+              <w:rPr>
+                <w:rFonts w:ascii="Arial" w:hAnsi="Arial" w:cs="Arial"/>
+              </w:rPr>
+              <w:t>El sistema debe permitir</w:t>
+            </w:r>
+            <w:r>
+              <w:t xml:space="preserve"> </w:t>
             </w:r>
             <w:r>
               <w:rPr>
@@ -1082,10 +1085,22 @@
             <w:r>
               <w:rPr>
                 <w:rFonts w:ascii="Arial" w:hAnsi="Arial" w:cs="Arial"/>
+              </w:rPr>
+              <w:t>filtrar</w:t>
+            </w:r>
+            <w:r>
+              <w:rPr>
+                <w:rFonts w:ascii="Arial" w:hAnsi="Arial" w:cs="Arial"/>
                 <w:sz w:val="20"/>
                 <w:szCs w:val="20"/>
               </w:rPr>
-              <w:t>filtrar solicitud por estado</w:t>
+              <w:t xml:space="preserve"> </w:t>
+            </w:r>
+            <w:r>
+              <w:rPr>
+                <w:rFonts w:ascii="Arial" w:hAnsi="Arial" w:cs="Arial"/>
+              </w:rPr>
+              <w:t>solicitud por estado</w:t>
             </w:r>
           </w:p>
         </w:tc>
